--- a/docs/mCollaborator Extensive Documentation.docx
+++ b/docs/mCollaborator Extensive Documentation.docx
@@ -73,7 +73,26 @@
           <w:szCs w:val="32"/>
         </w:rPr>
         <w:tab/>
-        <w:t>mCollaborator Extensive Documentation</w:t>
+      </w:r>
+      <w:proofErr w:type="spellStart"/>
+      <w:r>
+        <w:rPr>
+          <w:rFonts w:ascii="Wavehaus 128 Bold" w:eastAsia="Wavehaus 128 Bold" w:hAnsi="Wavehaus 128 Bold" w:cs="Wavehaus 128 Bold"/>
+          <w:color w:val="E97132" w:themeColor="accent2"/>
+          <w:sz w:val="32"/>
+          <w:szCs w:val="32"/>
+        </w:rPr>
+        <w:t>mCollaborator</w:t>
+      </w:r>
+      <w:proofErr w:type="spellEnd"/>
+      <w:r>
+        <w:rPr>
+          <w:rFonts w:ascii="Wavehaus 128 Bold" w:eastAsia="Wavehaus 128 Bold" w:hAnsi="Wavehaus 128 Bold" w:cs="Wavehaus 128 Bold"/>
+          <w:color w:val="E97132" w:themeColor="accent2"/>
+          <w:sz w:val="32"/>
+          <w:szCs w:val="32"/>
+        </w:rPr>
+        <w:t xml:space="preserve"> Extensive Documentation</w:t>
       </w:r>
     </w:p>
     <w:p>
@@ -159,6 +178,7 @@
           <w:sz w:val="28"/>
           <w:szCs w:val="28"/>
         </w:rPr>
+        <w:lastRenderedPageBreak/>
         <w:t>Table of Contents</w:t>
       </w:r>
     </w:p>
@@ -170,7 +190,6 @@
           <w:docPartUnique/>
         </w:docPartObj>
       </w:sdtPr>
-      <w:sdtEndPr/>
       <w:sdtContent>
         <w:p>
           <w:pPr>
@@ -5877,6 +5896,7 @@
           <w:rFonts w:eastAsia="Wavehaus 128 Bold" w:cs="Wavehaus 128 Bold"/>
           <w:sz w:val="28"/>
         </w:rPr>
+        <w:lastRenderedPageBreak/>
         <w:t>Overview</w:t>
       </w:r>
       <w:bookmarkEnd w:id="0"/>
@@ -5885,6 +5905,7 @@
       <w:pPr>
         <w:spacing w:line="360" w:lineRule="auto"/>
       </w:pPr>
+      <w:proofErr w:type="spellStart"/>
       <w:r>
         <w:rPr>
           <w:rFonts w:ascii="Wavehaus 128 Bold" w:eastAsia="Wavehaus 128 Bold" w:hAnsi="Wavehaus 128 Bold" w:cs="Wavehaus 128 Bold"/>
@@ -5892,12 +5913,29 @@
         </w:rPr>
         <w:t>mCollaborator</w:t>
       </w:r>
+      <w:proofErr w:type="spellEnd"/>
       <w:r>
         <w:rPr>
           <w:rFonts w:ascii="Wavehaus 42 Light" w:eastAsia="Wavehaus 42 Light" w:hAnsi="Wavehaus 42 Light" w:cs="Wavehaus 42 Light"/>
           <w:sz w:val="24"/>
         </w:rPr>
-        <w:t xml:space="preserve"> is Cyberteq Falcon's engagement collaboration and reporting platform. Analysts record findings and evidence against an engagement while the testing is still running, and the application assembles the client deliverables from that same record: the VAPT report as DOCX and PDF, and the closing-meeting deck as PPTX.</w:t>
+        <w:t xml:space="preserve"> is </w:t>
+      </w:r>
+      <w:proofErr w:type="spellStart"/>
+      <w:r>
+        <w:rPr>
+          <w:rFonts w:ascii="Wavehaus 42 Light" w:eastAsia="Wavehaus 42 Light" w:hAnsi="Wavehaus 42 Light" w:cs="Wavehaus 42 Light"/>
+          <w:sz w:val="24"/>
+        </w:rPr>
+        <w:t>Cyberteq</w:t>
+      </w:r>
+      <w:proofErr w:type="spellEnd"/>
+      <w:r>
+        <w:rPr>
+          <w:rFonts w:ascii="Wavehaus 42 Light" w:eastAsia="Wavehaus 42 Light" w:hAnsi="Wavehaus 42 Light" w:cs="Wavehaus 42 Light"/>
+          <w:sz w:val="24"/>
+        </w:rPr>
+        <w:t xml:space="preserve"> Falcon's engagement collaboration and reporting platform. Analysts record findings and evidence against an engagement while the testing is still running, and the application assembles the client deliverables from that same record: the VAPT report as DOCX and PDF, and the closing-meeting deck as PPTX.</w:t>
       </w:r>
     </w:p>
     <w:p>
@@ -5915,11 +5953,15 @@
     <w:p>
       <w:pPr>
         <w:pStyle w:val="Heading3"/>
+        <w:rPr>
+          <w:color w:val="E97132" w:themeColor="accent2"/>
+        </w:rPr>
       </w:pPr>
       <w:bookmarkStart w:id="1" w:name="_Toc238650974"/>
       <w:r>
         <w:rPr>
           <w:rFonts w:ascii="Wavehaus 128 Bold" w:eastAsia="Wavehaus 128 Bold" w:hAnsi="Wavehaus 128 Bold" w:cs="Wavehaus 128 Bold"/>
+          <w:color w:val="E97132" w:themeColor="accent2"/>
           <w:sz w:val="24"/>
         </w:rPr>
         <w:t>What the application produces</w:t>
@@ -6002,10 +6044,13 @@
           <w:p>
             <w:pPr>
               <w:spacing w:before="20" w:after="20" w:line="252" w:lineRule="auto"/>
-            </w:pPr>
-            <w:r>
-              <w:rPr>
-                <w:rFonts w:ascii="Wavehaus 42 Light" w:eastAsia="Wavehaus 42 Light" w:hAnsi="Wavehaus 42 Light" w:cs="Wavehaus 42 Light"/>
+              <w:rPr>
+                <w:rFonts w:ascii="Wavehaus 128 Bold" w:hAnsi="Wavehaus 128 Bold"/>
+              </w:rPr>
+            </w:pPr>
+            <w:r>
+              <w:rPr>
+                <w:rFonts w:ascii="Wavehaus 128 Bold" w:eastAsia="Wavehaus 42 Light" w:hAnsi="Wavehaus 128 Bold" w:cs="Wavehaus 42 Light"/>
                 <w:sz w:val="20"/>
               </w:rPr>
               <w:t>VAPT report</w:t>
@@ -6042,7 +6087,23 @@
                 <w:rFonts w:ascii="Wavehaus 42 Light" w:eastAsia="Wavehaus 42 Light" w:hAnsi="Wavehaus 42 Light" w:cs="Wavehaus 42 Light"/>
                 <w:sz w:val="20"/>
               </w:rPr>
-              <w:t>The Cyberteq Word template merged with the engagement's details, selected findings and their evidence</w:t>
+              <w:t xml:space="preserve">The </w:t>
+            </w:r>
+            <w:proofErr w:type="spellStart"/>
+            <w:r>
+              <w:rPr>
+                <w:rFonts w:ascii="Wavehaus 42 Light" w:eastAsia="Wavehaus 42 Light" w:hAnsi="Wavehaus 42 Light" w:cs="Wavehaus 42 Light"/>
+                <w:sz w:val="20"/>
+              </w:rPr>
+              <w:t>Cyberteq</w:t>
+            </w:r>
+            <w:proofErr w:type="spellEnd"/>
+            <w:r>
+              <w:rPr>
+                <w:rFonts w:ascii="Wavehaus 42 Light" w:eastAsia="Wavehaus 42 Light" w:hAnsi="Wavehaus 42 Light" w:cs="Wavehaus 42 Light"/>
+                <w:sz w:val="20"/>
+              </w:rPr>
+              <w:t xml:space="preserve"> Word template merged with the engagement's details, selected findings and their evidence</w:t>
             </w:r>
           </w:p>
         </w:tc>
@@ -6055,10 +6116,13 @@
           <w:p>
             <w:pPr>
               <w:spacing w:before="20" w:after="20" w:line="252" w:lineRule="auto"/>
-            </w:pPr>
-            <w:r>
-              <w:rPr>
-                <w:rFonts w:ascii="Wavehaus 42 Light" w:eastAsia="Wavehaus 42 Light" w:hAnsi="Wavehaus 42 Light" w:cs="Wavehaus 42 Light"/>
+              <w:rPr>
+                <w:rFonts w:ascii="Wavehaus 128 Bold" w:hAnsi="Wavehaus 128 Bold"/>
+              </w:rPr>
+            </w:pPr>
+            <w:r>
+              <w:rPr>
+                <w:rFonts w:ascii="Wavehaus 128 Bold" w:eastAsia="Wavehaus 42 Light" w:hAnsi="Wavehaus 128 Bold" w:cs="Wavehaus 42 Light"/>
                 <w:sz w:val="20"/>
               </w:rPr>
               <w:t>Closing-meeting deck</w:t>
@@ -6095,7 +6159,37 @@
                 <w:rFonts w:ascii="Wavehaus 42 Light" w:eastAsia="Wavehaus 42 Light" w:hAnsi="Wavehaus 42 Light" w:cs="Wavehaus 42 Light"/>
                 <w:sz w:val="20"/>
               </w:rPr>
-              <w:t>The Cyberteq PowerPoint template, filled from the same findings and the same evidence files as the report</w:t>
+              <w:t xml:space="preserve">The </w:t>
+            </w:r>
+            <w:proofErr w:type="spellStart"/>
+            <w:r>
+              <w:rPr>
+                <w:rFonts w:ascii="Wavehaus 42 Light" w:eastAsia="Wavehaus 42 Light" w:hAnsi="Wavehaus 42 Light" w:cs="Wavehaus 42 Light"/>
+                <w:sz w:val="20"/>
+              </w:rPr>
+              <w:t>Cyberteq</w:t>
+            </w:r>
+            <w:proofErr w:type="spellEnd"/>
+            <w:r>
+              <w:rPr>
+                <w:rFonts w:ascii="Wavehaus 42 Light" w:eastAsia="Wavehaus 42 Light" w:hAnsi="Wavehaus 42 Light" w:cs="Wavehaus 42 Light"/>
+                <w:sz w:val="20"/>
+              </w:rPr>
+              <w:t xml:space="preserve"> PowerPoint template, filled </w:t>
+            </w:r>
+            <w:r>
+              <w:rPr>
+                <w:rFonts w:ascii="Wavehaus 42 Light" w:eastAsia="Wavehaus 42 Light" w:hAnsi="Wavehaus 42 Light" w:cs="Wavehaus 42 Light"/>
+                <w:sz w:val="20"/>
+              </w:rPr>
+              <w:t>with</w:t>
+            </w:r>
+            <w:r>
+              <w:rPr>
+                <w:rFonts w:ascii="Wavehaus 42 Light" w:eastAsia="Wavehaus 42 Light" w:hAnsi="Wavehaus 42 Light" w:cs="Wavehaus 42 Light"/>
+                <w:sz w:val="20"/>
+              </w:rPr>
+              <w:t xml:space="preserve"> the same findings and the same evidence files as the report</w:t>
             </w:r>
           </w:p>
         </w:tc>
@@ -6108,10 +6202,13 @@
           <w:p>
             <w:pPr>
               <w:spacing w:before="20" w:after="20" w:line="252" w:lineRule="auto"/>
-            </w:pPr>
-            <w:r>
-              <w:rPr>
-                <w:rFonts w:ascii="Wavehaus 42 Light" w:eastAsia="Wavehaus 42 Light" w:hAnsi="Wavehaus 42 Light" w:cs="Wavehaus 42 Light"/>
+              <w:rPr>
+                <w:rFonts w:ascii="Wavehaus 128 Bold" w:hAnsi="Wavehaus 128 Bold"/>
+              </w:rPr>
+            </w:pPr>
+            <w:r>
+              <w:rPr>
+                <w:rFonts w:ascii="Wavehaus 128 Bold" w:eastAsia="Wavehaus 42 Light" w:hAnsi="Wavehaus 128 Bold" w:cs="Wavehaus 42 Light"/>
                 <w:sz w:val="20"/>
               </w:rPr>
               <w:t>Working record</w:t>
@@ -6162,11 +6259,15 @@
     <w:p>
       <w:pPr>
         <w:pStyle w:val="Heading3"/>
+        <w:rPr>
+          <w:color w:val="E97132" w:themeColor="accent2"/>
+        </w:rPr>
       </w:pPr>
       <w:bookmarkStart w:id="2" w:name="_Toc238650975"/>
       <w:r>
         <w:rPr>
           <w:rFonts w:ascii="Wavehaus 128 Bold" w:eastAsia="Wavehaus 128 Bold" w:hAnsi="Wavehaus 128 Bold" w:cs="Wavehaus 128 Bold"/>
+          <w:color w:val="E97132" w:themeColor="accent2"/>
           <w:sz w:val="24"/>
         </w:rPr>
         <w:t>Design principles the code holds to</w:t>
@@ -6194,7 +6295,23 @@
           <w:rFonts w:ascii="Wavehaus 42 Light" w:eastAsia="Wavehaus 42 Light" w:hAnsi="Wavehaus 42 Light" w:cs="Wavehaus 42 Light"/>
           <w:sz w:val="24"/>
         </w:rPr>
-        <w:t xml:space="preserve"> The client receives a document that must look like every other Cyberteq report. Layout, numbering, headers, footers and charts come from the template; the renderer fills them in and is not allowed to reinvent them.</w:t>
+        <w:t xml:space="preserve"> The client receives a document that must look like every other </w:t>
+      </w:r>
+      <w:proofErr w:type="spellStart"/>
+      <w:r>
+        <w:rPr>
+          <w:rFonts w:ascii="Wavehaus 42 Light" w:eastAsia="Wavehaus 42 Light" w:hAnsi="Wavehaus 42 Light" w:cs="Wavehaus 42 Light"/>
+          <w:sz w:val="24"/>
+        </w:rPr>
+        <w:t>Cyberteq</w:t>
+      </w:r>
+      <w:proofErr w:type="spellEnd"/>
+      <w:r>
+        <w:rPr>
+          <w:rFonts w:ascii="Wavehaus 42 Light" w:eastAsia="Wavehaus 42 Light" w:hAnsi="Wavehaus 42 Light" w:cs="Wavehaus 42 Light"/>
+          <w:sz w:val="24"/>
+        </w:rPr>
+        <w:t xml:space="preserve"> report. Layout, numbering, headers, footers and charts come from the template; the renderer fills them in and is not allowed to reinvent them.</w:t>
       </w:r>
     </w:p>
     <w:p>
@@ -6235,6 +6352,7 @@
           <w:rFonts w:ascii="Wavehaus 128 Bold" w:eastAsia="Wavehaus 128 Bold" w:hAnsi="Wavehaus 128 Bold" w:cs="Wavehaus 128 Bold"/>
           <w:sz w:val="24"/>
         </w:rPr>
+        <w:lastRenderedPageBreak/>
         <w:t>One source of truth for proof.</w:t>
       </w:r>
       <w:r>
@@ -6242,7 +6360,39 @@
           <w:rFonts w:ascii="Wavehaus 42 Light" w:eastAsia="Wavehaus 42 Light" w:hAnsi="Wavehaus 42 Light" w:cs="Wavehaus 42 Light"/>
           <w:sz w:val="24"/>
         </w:rPr>
-        <w:t xml:space="preserve"> A finding's screenshot in the report, in the deck and in the evidence vault is the same stored file, resolved once per export.</w:t>
+        <w:t xml:space="preserve"> </w:t>
+      </w:r>
+      <w:proofErr w:type="gramStart"/>
+      <w:r>
+        <w:rPr>
+          <w:rFonts w:ascii="Wavehaus 42 Light" w:eastAsia="Wavehaus 42 Light" w:hAnsi="Wavehaus 42 Light" w:cs="Wavehaus 42 Light"/>
+          <w:sz w:val="24"/>
+        </w:rPr>
+        <w:t>A finding's</w:t>
+      </w:r>
+      <w:proofErr w:type="gramEnd"/>
+      <w:r>
+        <w:rPr>
+          <w:rFonts w:ascii="Wavehaus 42 Light" w:eastAsia="Wavehaus 42 Light" w:hAnsi="Wavehaus 42 Light" w:cs="Wavehaus 42 Light"/>
+          <w:sz w:val="24"/>
+        </w:rPr>
+        <w:t xml:space="preserve"> screenshot in the report, in the deck and in the </w:t>
+      </w:r>
+      <w:proofErr w:type="gramStart"/>
+      <w:r>
+        <w:rPr>
+          <w:rFonts w:ascii="Wavehaus 42 Light" w:eastAsia="Wavehaus 42 Light" w:hAnsi="Wavehaus 42 Light" w:cs="Wavehaus 42 Light"/>
+          <w:sz w:val="24"/>
+        </w:rPr>
+        <w:t>evidence</w:t>
+      </w:r>
+      <w:proofErr w:type="gramEnd"/>
+      <w:r>
+        <w:rPr>
+          <w:rFonts w:ascii="Wavehaus 42 Light" w:eastAsia="Wavehaus 42 Light" w:hAnsi="Wavehaus 42 Light" w:cs="Wavehaus 42 Light"/>
+          <w:sz w:val="24"/>
+        </w:rPr>
+        <w:t xml:space="preserve"> vault is the same stored file, resolved once per export.</w:t>
       </w:r>
     </w:p>
     <w:p>
@@ -6283,24 +6433,60 @@
           <w:rFonts w:ascii="Wavehaus 128 Bold" w:eastAsia="Wavehaus 128 Bold" w:hAnsi="Wavehaus 128 Bold" w:cs="Wavehaus 128 Bold"/>
           <w:sz w:val="24"/>
         </w:rPr>
-        <w:t>The desktop shell does not change the web app.</w:t>
+        <w:t xml:space="preserve">The desktop shell does not change </w:t>
+      </w:r>
+      <w:proofErr w:type="gramStart"/>
+      <w:r>
+        <w:rPr>
+          <w:rFonts w:ascii="Wavehaus 128 Bold" w:eastAsia="Wavehaus 128 Bold" w:hAnsi="Wavehaus 128 Bold" w:cs="Wavehaus 128 Bold"/>
+          <w:sz w:val="24"/>
+        </w:rPr>
+        <w:t>the web</w:t>
+      </w:r>
+      <w:proofErr w:type="gramEnd"/>
+      <w:r>
+        <w:rPr>
+          <w:rFonts w:ascii="Wavehaus 128 Bold" w:eastAsia="Wavehaus 128 Bold" w:hAnsi="Wavehaus 128 Bold" w:cs="Wavehaus 128 Bold"/>
+          <w:sz w:val="24"/>
+        </w:rPr>
+        <w:t xml:space="preserve"> app.</w:t>
       </w:r>
       <w:r>
         <w:rPr>
           <w:rFonts w:ascii="Wavehaus 42 Light" w:eastAsia="Wavehaus 42 Light" w:hAnsi="Wavehaus 42 Light" w:cs="Wavehaus 42 Light"/>
           <w:sz w:val="24"/>
         </w:rPr>
-        <w:t xml:space="preserve"> It runs the same server binary as a child process and proxies to it; the backend is not imported, forked or reshaped to fit it.</w:t>
+        <w:t xml:space="preserve"> It runs the same server binary as a </w:t>
+      </w:r>
+      <w:proofErr w:type="gramStart"/>
+      <w:r>
+        <w:rPr>
+          <w:rFonts w:ascii="Wavehaus 42 Light" w:eastAsia="Wavehaus 42 Light" w:hAnsi="Wavehaus 42 Light" w:cs="Wavehaus 42 Light"/>
+          <w:sz w:val="24"/>
+        </w:rPr>
+        <w:t>child</w:t>
+      </w:r>
+      <w:proofErr w:type="gramEnd"/>
+      <w:r>
+        <w:rPr>
+          <w:rFonts w:ascii="Wavehaus 42 Light" w:eastAsia="Wavehaus 42 Light" w:hAnsi="Wavehaus 42 Light" w:cs="Wavehaus 42 Light"/>
+          <w:sz w:val="24"/>
+        </w:rPr>
+        <w:t xml:space="preserve"> process and proxies to it; the backend is not imported, forked or reshaped to fit it.</w:t>
       </w:r>
     </w:p>
     <w:p>
       <w:pPr>
         <w:pStyle w:val="Heading3"/>
+        <w:rPr>
+          <w:color w:val="E97132" w:themeColor="accent2"/>
+        </w:rPr>
       </w:pPr>
       <w:bookmarkStart w:id="3" w:name="_Toc238650976"/>
       <w:r>
         <w:rPr>
           <w:rFonts w:ascii="Wavehaus 128 Bold" w:eastAsia="Wavehaus 128 Bold" w:hAnsi="Wavehaus 128 Bold" w:cs="Wavehaus 128 Bold"/>
+          <w:color w:val="E97132" w:themeColor="accent2"/>
           <w:sz w:val="24"/>
         </w:rPr>
         <w:t>Who uses it</w:t>
@@ -6383,10 +6569,13 @@
           <w:p>
             <w:pPr>
               <w:spacing w:before="20" w:after="20" w:line="252" w:lineRule="auto"/>
-            </w:pPr>
-            <w:r>
-              <w:rPr>
-                <w:rFonts w:ascii="Consolas" w:eastAsia="Consolas" w:hAnsi="Consolas" w:cs="Consolas"/>
+              <w:rPr>
+                <w:rFonts w:ascii="Wavehaus 128 Bold" w:hAnsi="Wavehaus 128 Bold"/>
+              </w:rPr>
+            </w:pPr>
+            <w:r>
+              <w:rPr>
+                <w:rFonts w:ascii="Wavehaus 128 Bold" w:eastAsia="Consolas" w:hAnsi="Wavehaus 128 Bold" w:cs="Consolas"/>
                 <w:sz w:val="20"/>
               </w:rPr>
               <w:t>admin</w:t>
@@ -6436,10 +6625,13 @@
           <w:p>
             <w:pPr>
               <w:spacing w:before="20" w:after="20" w:line="252" w:lineRule="auto"/>
-            </w:pPr>
-            <w:r>
-              <w:rPr>
-                <w:rFonts w:ascii="Consolas" w:eastAsia="Consolas" w:hAnsi="Consolas" w:cs="Consolas"/>
+              <w:rPr>
+                <w:rFonts w:ascii="Wavehaus 128 Bold" w:hAnsi="Wavehaus 128 Bold"/>
+              </w:rPr>
+            </w:pPr>
+            <w:r>
+              <w:rPr>
+                <w:rFonts w:ascii="Wavehaus 128 Bold" w:eastAsia="Consolas" w:hAnsi="Wavehaus 128 Bold" w:cs="Consolas"/>
                 <w:sz w:val="20"/>
               </w:rPr>
               <w:t>analyst</w:t>
@@ -6489,14 +6681,19 @@
           <w:p>
             <w:pPr>
               <w:spacing w:before="20" w:after="20" w:line="252" w:lineRule="auto"/>
-            </w:pPr>
-            <w:r>
-              <w:rPr>
-                <w:rFonts w:ascii="Consolas" w:eastAsia="Consolas" w:hAnsi="Consolas" w:cs="Consolas"/>
+              <w:rPr>
+                <w:rFonts w:ascii="Wavehaus 128 Bold" w:hAnsi="Wavehaus 128 Bold"/>
+              </w:rPr>
+            </w:pPr>
+            <w:proofErr w:type="spellStart"/>
+            <w:r>
+              <w:rPr>
+                <w:rFonts w:ascii="Wavehaus 128 Bold" w:eastAsia="Consolas" w:hAnsi="Wavehaus 128 Bold" w:cs="Consolas"/>
                 <w:sz w:val="20"/>
               </w:rPr>
               <w:t>project_manager</w:t>
             </w:r>
+            <w:proofErr w:type="spellEnd"/>
           </w:p>
         </w:tc>
         <w:tc>
@@ -6570,6 +6767,7 @@
           <w:rFonts w:eastAsia="Wavehaus 128 Bold" w:cs="Wavehaus 128 Bold"/>
           <w:sz w:val="28"/>
         </w:rPr>
+        <w:lastRenderedPageBreak/>
         <w:t>Architecture</w:t>
       </w:r>
       <w:bookmarkEnd w:id="4"/>
@@ -6589,11 +6787,16 @@
     <w:p>
       <w:pPr>
         <w:pStyle w:val="Heading3"/>
+        <w:rPr>
+          <w:rFonts w:ascii="Wavehaus 128 Bold" w:hAnsi="Wavehaus 128 Bold"/>
+          <w:color w:val="E97132" w:themeColor="accent2"/>
+        </w:rPr>
       </w:pPr>
       <w:bookmarkStart w:id="5" w:name="_Toc238650978"/>
       <w:r>
         <w:rPr>
           <w:rFonts w:ascii="Wavehaus 128 Bold" w:eastAsia="Wavehaus 128 Bold" w:hAnsi="Wavehaus 128 Bold" w:cs="Wavehaus 128 Bold"/>
+          <w:color w:val="E97132" w:themeColor="accent2"/>
           <w:sz w:val="24"/>
         </w:rPr>
         <w:t>Runtime topology</w:t>
@@ -6633,8 +6836,33 @@
           <w:rFonts w:ascii="Consolas" w:eastAsia="Consolas" w:hAnsi="Consolas" w:cs="Consolas"/>
           <w:sz w:val="18"/>
         </w:rPr>
-        <w:t xml:space="preserve">       |  http://&lt;host&gt;:9900               |  wails://wails.localhost</w:t>
-      </w:r>
+        <w:t xml:space="preserve">       </w:t>
+      </w:r>
+      <w:proofErr w:type="gramStart"/>
+      <w:r>
+        <w:rPr>
+          <w:rFonts w:ascii="Consolas" w:eastAsia="Consolas" w:hAnsi="Consolas" w:cs="Consolas"/>
+          <w:sz w:val="18"/>
+        </w:rPr>
+        <w:t>|  http</w:t>
+      </w:r>
+      <w:proofErr w:type="gramEnd"/>
+      <w:r>
+        <w:rPr>
+          <w:rFonts w:ascii="Consolas" w:eastAsia="Consolas" w:hAnsi="Consolas" w:cs="Consolas"/>
+          <w:sz w:val="18"/>
+        </w:rPr>
+        <w:t xml:space="preserve">://&lt;host&gt;:9900               </w:t>
+      </w:r>
+      <w:proofErr w:type="gramStart"/>
+      <w:r>
+        <w:rPr>
+          <w:rFonts w:ascii="Consolas" w:eastAsia="Consolas" w:hAnsi="Consolas" w:cs="Consolas"/>
+          <w:sz w:val="18"/>
+        </w:rPr>
+        <w:t>|  wails://wails.localhost</w:t>
+      </w:r>
+      <w:proofErr w:type="gramEnd"/>
     </w:p>
     <w:p>
       <w:pPr>
@@ -6645,7 +6873,23 @@
           <w:rFonts w:ascii="Consolas" w:eastAsia="Consolas" w:hAnsi="Consolas" w:cs="Consolas"/>
           <w:sz w:val="18"/>
         </w:rPr>
-        <w:t xml:space="preserve">       |                                   |  reverse proxy to 127.0.0.1:&lt;random&gt;</w:t>
+        <w:t xml:space="preserve">       |                                   </w:t>
+      </w:r>
+      <w:proofErr w:type="gramStart"/>
+      <w:r>
+        <w:rPr>
+          <w:rFonts w:ascii="Consolas" w:eastAsia="Consolas" w:hAnsi="Consolas" w:cs="Consolas"/>
+          <w:sz w:val="18"/>
+        </w:rPr>
+        <w:t>|  reverse</w:t>
+      </w:r>
+      <w:proofErr w:type="gramEnd"/>
+      <w:r>
+        <w:rPr>
+          <w:rFonts w:ascii="Consolas" w:eastAsia="Consolas" w:hAnsi="Consolas" w:cs="Consolas"/>
+          <w:sz w:val="18"/>
+        </w:rPr>
+        <w:t xml:space="preserve"> proxy to 127.0.0.1:&lt;random&gt;</w:t>
       </w:r>
     </w:p>
     <w:p>
@@ -6681,7 +6925,23 @@
           <w:rFonts w:ascii="Consolas" w:eastAsia="Consolas" w:hAnsi="Consolas" w:cs="Consolas"/>
           <w:sz w:val="18"/>
         </w:rPr>
-        <w:t xml:space="preserve">                 mCollaborator server (Go, chi)</w:t>
+        <w:t xml:space="preserve">                 </w:t>
+      </w:r>
+      <w:proofErr w:type="spellStart"/>
+      <w:r>
+        <w:rPr>
+          <w:rFonts w:ascii="Consolas" w:eastAsia="Consolas" w:hAnsi="Consolas" w:cs="Consolas"/>
+          <w:sz w:val="18"/>
+        </w:rPr>
+        <w:t>mCollaborator</w:t>
+      </w:r>
+      <w:proofErr w:type="spellEnd"/>
+      <w:r>
+        <w:rPr>
+          <w:rFonts w:ascii="Consolas" w:eastAsia="Consolas" w:hAnsi="Consolas" w:cs="Consolas"/>
+          <w:sz w:val="18"/>
+        </w:rPr>
+        <w:t xml:space="preserve"> server (Go, chi)</w:t>
       </w:r>
     </w:p>
     <w:p>
@@ -6741,8 +7001,42 @@
           <w:rFonts w:ascii="Consolas" w:eastAsia="Consolas" w:hAnsi="Consolas" w:cs="Consolas"/>
           <w:sz w:val="18"/>
         </w:rPr>
-        <w:t xml:space="preserve"> (RWMutex)          renderers              data/uploads/      data/mcollaborator.db</w:t>
-      </w:r>
+        <w:t xml:space="preserve"> (</w:t>
+      </w:r>
+      <w:proofErr w:type="spellStart"/>
+      <w:proofErr w:type="gramStart"/>
+      <w:r>
+        <w:rPr>
+          <w:rFonts w:ascii="Consolas" w:eastAsia="Consolas" w:hAnsi="Consolas" w:cs="Consolas"/>
+          <w:sz w:val="18"/>
+        </w:rPr>
+        <w:t>RWMutex</w:t>
+      </w:r>
+      <w:proofErr w:type="spellEnd"/>
+      <w:r>
+        <w:rPr>
+          <w:rFonts w:ascii="Consolas" w:eastAsia="Consolas" w:hAnsi="Consolas" w:cs="Consolas"/>
+          <w:sz w:val="18"/>
+        </w:rPr>
+        <w:t xml:space="preserve">)   </w:t>
+      </w:r>
+      <w:proofErr w:type="gramEnd"/>
+      <w:r>
+        <w:rPr>
+          <w:rFonts w:ascii="Consolas" w:eastAsia="Consolas" w:hAnsi="Consolas" w:cs="Consolas"/>
+          <w:sz w:val="18"/>
+        </w:rPr>
+        <w:t xml:space="preserve">       renderers              data/uploads/      data/</w:t>
+      </w:r>
+      <w:proofErr w:type="spellStart"/>
+      <w:r>
+        <w:rPr>
+          <w:rFonts w:ascii="Consolas" w:eastAsia="Consolas" w:hAnsi="Consolas" w:cs="Consolas"/>
+          <w:sz w:val="18"/>
+        </w:rPr>
+        <w:t>mcollaborator.db</w:t>
+      </w:r>
+      <w:proofErr w:type="spellEnd"/>
     </w:p>
     <w:p>
       <w:pPr>
@@ -6801,17 +7095,53 @@
           <w:rFonts w:ascii="Consolas" w:eastAsia="Consolas" w:hAnsi="Consolas" w:cs="Consolas"/>
           <w:sz w:val="18"/>
         </w:rPr>
-        <w:t xml:space="preserve">      (DOCX -&gt; PDF)            (optional OneDrive filing)</w:t>
+        <w:t xml:space="preserve">      (DOCX -&gt; </w:t>
+      </w:r>
+      <w:proofErr w:type="gramStart"/>
+      <w:r>
+        <w:rPr>
+          <w:rFonts w:ascii="Consolas" w:eastAsia="Consolas" w:hAnsi="Consolas" w:cs="Consolas"/>
+          <w:sz w:val="18"/>
+        </w:rPr>
+        <w:t xml:space="preserve">PDF)   </w:t>
+      </w:r>
+      <w:proofErr w:type="gramEnd"/>
+      <w:r>
+        <w:rPr>
+          <w:rFonts w:ascii="Consolas" w:eastAsia="Consolas" w:hAnsi="Consolas" w:cs="Consolas"/>
+          <w:sz w:val="18"/>
+        </w:rPr>
+        <w:t xml:space="preserve">      </w:t>
+      </w:r>
+      <w:proofErr w:type="gramStart"/>
+      <w:r>
+        <w:rPr>
+          <w:rFonts w:ascii="Consolas" w:eastAsia="Consolas" w:hAnsi="Consolas" w:cs="Consolas"/>
+          <w:sz w:val="18"/>
+        </w:rPr>
+        <w:t xml:space="preserve">   (</w:t>
+      </w:r>
+      <w:proofErr w:type="gramEnd"/>
+      <w:r>
+        <w:rPr>
+          <w:rFonts w:ascii="Consolas" w:eastAsia="Consolas" w:hAnsi="Consolas" w:cs="Consolas"/>
+          <w:sz w:val="18"/>
+        </w:rPr>
+        <w:t>optional OneDrive filing)</w:t>
       </w:r>
     </w:p>
     <w:p>
       <w:pPr>
         <w:pStyle w:val="Heading3"/>
+        <w:rPr>
+          <w:color w:val="E97132" w:themeColor="accent2"/>
+        </w:rPr>
       </w:pPr>
       <w:bookmarkStart w:id="6" w:name="_Toc238650979"/>
       <w:r>
         <w:rPr>
           <w:rFonts w:ascii="Wavehaus 128 Bold" w:eastAsia="Wavehaus 128 Bold" w:hAnsi="Wavehaus 128 Bold" w:cs="Wavehaus 128 Bold"/>
+          <w:color w:val="E97132" w:themeColor="accent2"/>
           <w:sz w:val="24"/>
         </w:rPr>
         <w:t>Technology stack</w:t>
@@ -6964,10 +7294,13 @@
           <w:p>
             <w:pPr>
               <w:spacing w:before="20" w:after="20" w:line="252" w:lineRule="auto"/>
-            </w:pPr>
-            <w:r>
-              <w:rPr>
-                <w:rFonts w:ascii="Consolas" w:eastAsia="Consolas" w:hAnsi="Consolas" w:cs="Consolas"/>
+              <w:rPr>
+                <w:rFonts w:ascii="Wavehaus 42 Light" w:hAnsi="Wavehaus 42 Light"/>
+              </w:rPr>
+            </w:pPr>
+            <w:r>
+              <w:rPr>
+                <w:rFonts w:ascii="Wavehaus 42 Light" w:eastAsia="Consolas" w:hAnsi="Wavehaus 42 Light" w:cs="Consolas"/>
                 <w:sz w:val="20"/>
               </w:rPr>
               <w:t>github.com/go-chi/chi/v5</w:t>
@@ -7031,30 +7364,63 @@
           <w:p>
             <w:pPr>
               <w:spacing w:before="20" w:after="20" w:line="252" w:lineRule="auto"/>
-            </w:pPr>
-            <w:r>
-              <w:rPr>
-                <w:rFonts w:ascii="Consolas" w:eastAsia="Consolas" w:hAnsi="Consolas" w:cs="Consolas"/>
-                <w:sz w:val="20"/>
-              </w:rPr>
-              <w:t>modernc.org/sqlite</w:t>
-            </w:r>
-          </w:p>
-        </w:tc>
-        <w:tc>
-          <w:tcPr>
-            <w:tcW w:w="3009" w:type="dxa"/>
-          </w:tcPr>
-          <w:p>
-            <w:pPr>
-              <w:spacing w:before="20" w:after="20" w:line="252" w:lineRule="auto"/>
-            </w:pPr>
-            <w:r>
-              <w:rPr>
-                <w:rFonts w:ascii="Wavehaus 42 Light" w:eastAsia="Wavehaus 42 Light" w:hAnsi="Wavehaus 42 Light" w:cs="Wavehaus 42 Light"/>
-                <w:sz w:val="20"/>
-              </w:rPr>
-              <w:t>Pure-Go SQLite: no cgo, so the binary still cross-compiles and ships alone</w:t>
+              <w:rPr>
+                <w:rFonts w:ascii="Wavehaus 42 Light" w:eastAsia="Consolas" w:hAnsi="Wavehaus 42 Light" w:cs="Consolas"/>
+                <w:sz w:val="20"/>
+              </w:rPr>
+            </w:pPr>
+            <w:r>
+              <w:rPr>
+                <w:rFonts w:ascii="Wavehaus 42 Light" w:eastAsia="Consolas" w:hAnsi="Wavehaus 42 Light" w:cs="Consolas"/>
+                <w:sz w:val="20"/>
+              </w:rPr>
+              <w:t>modernc.org/</w:t>
+            </w:r>
+            <w:proofErr w:type="spellStart"/>
+            <w:r>
+              <w:rPr>
+                <w:rFonts w:ascii="Wavehaus 42 Light" w:eastAsia="Consolas" w:hAnsi="Wavehaus 42 Light" w:cs="Consolas"/>
+                <w:sz w:val="20"/>
+              </w:rPr>
+              <w:t>sqlite</w:t>
+            </w:r>
+            <w:proofErr w:type="spellEnd"/>
+          </w:p>
+        </w:tc>
+        <w:tc>
+          <w:tcPr>
+            <w:tcW w:w="3009" w:type="dxa"/>
+          </w:tcPr>
+          <w:p>
+            <w:pPr>
+              <w:spacing w:before="20" w:after="20" w:line="252" w:lineRule="auto"/>
+              <w:rPr>
+                <w:rFonts w:ascii="Wavehaus 42 Light" w:eastAsia="Consolas" w:hAnsi="Wavehaus 42 Light" w:cs="Consolas"/>
+                <w:sz w:val="20"/>
+              </w:rPr>
+            </w:pPr>
+            <w:r>
+              <w:rPr>
+                <w:rFonts w:ascii="Wavehaus 42 Light" w:eastAsia="Consolas" w:hAnsi="Wavehaus 42 Light" w:cs="Consolas"/>
+                <w:sz w:val="20"/>
+              </w:rPr>
+              <w:t xml:space="preserve">Pure-Go SQLite: no </w:t>
+            </w:r>
+            <w:proofErr w:type="spellStart"/>
+            <w:r>
+              <w:rPr>
+                <w:rFonts w:ascii="Wavehaus 42 Light" w:eastAsia="Consolas" w:hAnsi="Wavehaus 42 Light" w:cs="Consolas"/>
+                <w:sz w:val="20"/>
+              </w:rPr>
+              <w:t>cgo</w:t>
+            </w:r>
+            <w:proofErr w:type="spellEnd"/>
+            <w:r>
+              <w:rPr>
+                <w:rFonts w:ascii="Wavehaus 42 Light" w:eastAsia="Consolas" w:hAnsi="Wavehaus 42 Light" w:cs="Consolas"/>
+                <w:sz w:val="20"/>
+              </w:rPr>
+              <w:t>, so the binary still cross-compiles and ships alone</w:t>
             </w:r>
           </w:p>
         </w:tc>
@@ -7084,30 +7450,63 @@
           <w:p>
             <w:pPr>
               <w:spacing w:before="20" w:after="20" w:line="252" w:lineRule="auto"/>
-            </w:pPr>
-            <w:r>
-              <w:rPr>
-                <w:rFonts w:ascii="Consolas" w:eastAsia="Consolas" w:hAnsi="Consolas" w:cs="Consolas"/>
-                <w:sz w:val="20"/>
-              </w:rPr>
-              <w:t>golang.org/x/crypto/bcrypt</w:t>
-            </w:r>
-          </w:p>
-        </w:tc>
-        <w:tc>
-          <w:tcPr>
-            <w:tcW w:w="3009" w:type="dxa"/>
-          </w:tcPr>
-          <w:p>
-            <w:pPr>
-              <w:spacing w:before="20" w:after="20" w:line="252" w:lineRule="auto"/>
-            </w:pPr>
-            <w:r>
-              <w:rPr>
-                <w:rFonts w:ascii="Wavehaus 42 Light" w:eastAsia="Wavehaus 42 Light" w:hAnsi="Wavehaus 42 Light" w:cs="Wavehaus 42 Light"/>
-                <w:sz w:val="20"/>
-              </w:rPr>
-              <w:t>Cost-parameterised hashing; a legacy SHA-256 scheme is still accepted for accounts created before it</w:t>
+              <w:rPr>
+                <w:rFonts w:ascii="Wavehaus 42 Light" w:eastAsia="Consolas" w:hAnsi="Wavehaus 42 Light" w:cs="Consolas"/>
+                <w:sz w:val="20"/>
+              </w:rPr>
+            </w:pPr>
+            <w:r>
+              <w:rPr>
+                <w:rFonts w:ascii="Wavehaus 42 Light" w:eastAsia="Consolas" w:hAnsi="Wavehaus 42 Light" w:cs="Consolas"/>
+                <w:sz w:val="20"/>
+              </w:rPr>
+              <w:t>golang.org/x/crypto/</w:t>
+            </w:r>
+            <w:proofErr w:type="spellStart"/>
+            <w:r>
+              <w:rPr>
+                <w:rFonts w:ascii="Wavehaus 42 Light" w:eastAsia="Consolas" w:hAnsi="Wavehaus 42 Light" w:cs="Consolas"/>
+                <w:sz w:val="20"/>
+              </w:rPr>
+              <w:t>bcrypt</w:t>
+            </w:r>
+            <w:proofErr w:type="spellEnd"/>
+          </w:p>
+        </w:tc>
+        <w:tc>
+          <w:tcPr>
+            <w:tcW w:w="3009" w:type="dxa"/>
+          </w:tcPr>
+          <w:p>
+            <w:pPr>
+              <w:spacing w:before="20" w:after="20" w:line="252" w:lineRule="auto"/>
+              <w:rPr>
+                <w:rFonts w:ascii="Wavehaus 42 Light" w:eastAsia="Consolas" w:hAnsi="Wavehaus 42 Light" w:cs="Consolas"/>
+                <w:sz w:val="20"/>
+              </w:rPr>
+            </w:pPr>
+            <w:r>
+              <w:rPr>
+                <w:rFonts w:ascii="Wavehaus 42 Light" w:eastAsia="Consolas" w:hAnsi="Wavehaus 42 Light" w:cs="Consolas"/>
+                <w:sz w:val="20"/>
+              </w:rPr>
+              <w:t>Cost-</w:t>
+            </w:r>
+            <w:proofErr w:type="spellStart"/>
+            <w:r>
+              <w:rPr>
+                <w:rFonts w:ascii="Wavehaus 42 Light" w:eastAsia="Consolas" w:hAnsi="Wavehaus 42 Light" w:cs="Consolas"/>
+                <w:sz w:val="20"/>
+              </w:rPr>
+              <w:t>parameterised</w:t>
+            </w:r>
+            <w:proofErr w:type="spellEnd"/>
+            <w:r>
+              <w:rPr>
+                <w:rFonts w:ascii="Wavehaus 42 Light" w:eastAsia="Consolas" w:hAnsi="Wavehaus 42 Light" w:cs="Consolas"/>
+                <w:sz w:val="20"/>
+              </w:rPr>
+              <w:t xml:space="preserve"> hashing; a legacy SHA-256 scheme is still accepted for accounts created before it</w:t>
             </w:r>
           </w:p>
         </w:tc>
@@ -7137,55 +7536,108 @@
           <w:p>
             <w:pPr>
               <w:spacing w:before="20" w:after="20" w:line="252" w:lineRule="auto"/>
-            </w:pPr>
-            <w:r>
-              <w:rPr>
-                <w:rFonts w:ascii="Consolas" w:eastAsia="Consolas" w:hAnsi="Consolas" w:cs="Consolas"/>
-                <w:sz w:val="20"/>
-              </w:rPr>
-              <w:t>golang.org/x/image/webp</w:t>
-            </w:r>
-            <w:r>
-              <w:rPr>
-                <w:rFonts w:ascii="Wavehaus 42 Light" w:eastAsia="Wavehaus 42 Light" w:hAnsi="Wavehaus 42 Light" w:cs="Wavehaus 42 Light"/>
+              <w:rPr>
+                <w:rFonts w:ascii="Wavehaus 42 Light" w:eastAsia="Consolas" w:hAnsi="Wavehaus 42 Light" w:cs="Consolas"/>
+                <w:sz w:val="20"/>
+              </w:rPr>
+            </w:pPr>
+            <w:r>
+              <w:rPr>
+                <w:rFonts w:ascii="Wavehaus 42 Light" w:eastAsia="Consolas" w:hAnsi="Wavehaus 42 Light" w:cs="Consolas"/>
+                <w:sz w:val="20"/>
+              </w:rPr>
+              <w:t>golang.org/x/image/</w:t>
+            </w:r>
+            <w:proofErr w:type="spellStart"/>
+            <w:r>
+              <w:rPr>
+                <w:rFonts w:ascii="Wavehaus 42 Light" w:eastAsia="Consolas" w:hAnsi="Wavehaus 42 Light" w:cs="Consolas"/>
+                <w:sz w:val="20"/>
+              </w:rPr>
+              <w:t>webp</w:t>
+            </w:r>
+            <w:proofErr w:type="spellEnd"/>
+            <w:r>
+              <w:rPr>
+                <w:rFonts w:ascii="Wavehaus 42 Light" w:eastAsia="Consolas" w:hAnsi="Wavehaus 42 Light" w:cs="Consolas"/>
                 <w:sz w:val="20"/>
               </w:rPr>
               <w:t xml:space="preserve">, </w:t>
             </w:r>
-            <w:r>
-              <w:rPr>
-                <w:rFonts w:ascii="Consolas" w:eastAsia="Consolas" w:hAnsi="Consolas" w:cs="Consolas"/>
-                <w:sz w:val="20"/>
-              </w:rPr>
-              <w:t>srwiley/oksvg</w:t>
-            </w:r>
-            <w:r>
-              <w:rPr>
-                <w:rFonts w:ascii="Wavehaus 42 Light" w:eastAsia="Wavehaus 42 Light" w:hAnsi="Wavehaus 42 Light" w:cs="Wavehaus 42 Light"/>
+            <w:proofErr w:type="spellStart"/>
+            <w:r>
+              <w:rPr>
+                <w:rFonts w:ascii="Wavehaus 42 Light" w:eastAsia="Consolas" w:hAnsi="Wavehaus 42 Light" w:cs="Consolas"/>
+                <w:sz w:val="20"/>
+              </w:rPr>
+              <w:t>srwiley</w:t>
+            </w:r>
+            <w:proofErr w:type="spellEnd"/>
+            <w:r>
+              <w:rPr>
+                <w:rFonts w:ascii="Wavehaus 42 Light" w:eastAsia="Consolas" w:hAnsi="Wavehaus 42 Light" w:cs="Consolas"/>
+                <w:sz w:val="20"/>
+              </w:rPr>
+              <w:t>/</w:t>
+            </w:r>
+            <w:proofErr w:type="spellStart"/>
+            <w:r>
+              <w:rPr>
+                <w:rFonts w:ascii="Wavehaus 42 Light" w:eastAsia="Consolas" w:hAnsi="Wavehaus 42 Light" w:cs="Consolas"/>
+                <w:sz w:val="20"/>
+              </w:rPr>
+              <w:t>oksvg</w:t>
+            </w:r>
+            <w:proofErr w:type="spellEnd"/>
+            <w:r>
+              <w:rPr>
+                <w:rFonts w:ascii="Wavehaus 42 Light" w:eastAsia="Consolas" w:hAnsi="Wavehaus 42 Light" w:cs="Consolas"/>
                 <w:sz w:val="20"/>
               </w:rPr>
               <w:t xml:space="preserve">, </w:t>
             </w:r>
-            <w:r>
-              <w:rPr>
-                <w:rFonts w:ascii="Consolas" w:eastAsia="Consolas" w:hAnsi="Consolas" w:cs="Consolas"/>
-                <w:sz w:val="20"/>
-              </w:rPr>
-              <w:t>srwiley/rasterx</w:t>
-            </w:r>
-          </w:p>
-        </w:tc>
-        <w:tc>
-          <w:tcPr>
-            <w:tcW w:w="3009" w:type="dxa"/>
-          </w:tcPr>
-          <w:p>
-            <w:pPr>
-              <w:spacing w:before="20" w:after="20" w:line="252" w:lineRule="auto"/>
-            </w:pPr>
-            <w:r>
-              <w:rPr>
-                <w:rFonts w:ascii="Wavehaus 42 Light" w:eastAsia="Wavehaus 42 Light" w:hAnsi="Wavehaus 42 Light" w:cs="Wavehaus 42 Light"/>
+            <w:proofErr w:type="spellStart"/>
+            <w:r>
+              <w:rPr>
+                <w:rFonts w:ascii="Wavehaus 42 Light" w:eastAsia="Consolas" w:hAnsi="Wavehaus 42 Light" w:cs="Consolas"/>
+                <w:sz w:val="20"/>
+              </w:rPr>
+              <w:t>srwiley</w:t>
+            </w:r>
+            <w:proofErr w:type="spellEnd"/>
+            <w:r>
+              <w:rPr>
+                <w:rFonts w:ascii="Wavehaus 42 Light" w:eastAsia="Consolas" w:hAnsi="Wavehaus 42 Light" w:cs="Consolas"/>
+                <w:sz w:val="20"/>
+              </w:rPr>
+              <w:t>/</w:t>
+            </w:r>
+            <w:proofErr w:type="spellStart"/>
+            <w:r>
+              <w:rPr>
+                <w:rFonts w:ascii="Wavehaus 42 Light" w:eastAsia="Consolas" w:hAnsi="Wavehaus 42 Light" w:cs="Consolas"/>
+                <w:sz w:val="20"/>
+              </w:rPr>
+              <w:t>rasterx</w:t>
+            </w:r>
+            <w:proofErr w:type="spellEnd"/>
+          </w:p>
+        </w:tc>
+        <w:tc>
+          <w:tcPr>
+            <w:tcW w:w="3009" w:type="dxa"/>
+          </w:tcPr>
+          <w:p>
+            <w:pPr>
+              <w:spacing w:before="20" w:after="20" w:line="252" w:lineRule="auto"/>
+              <w:rPr>
+                <w:rFonts w:ascii="Wavehaus 42 Light" w:eastAsia="Consolas" w:hAnsi="Wavehaus 42 Light" w:cs="Consolas"/>
+                <w:sz w:val="20"/>
+              </w:rPr>
+            </w:pPr>
+            <w:r>
+              <w:rPr>
+                <w:rFonts w:ascii="Wavehaus 42 Light" w:eastAsia="Consolas" w:hAnsi="Wavehaus 42 Light" w:cs="Consolas"/>
                 <w:sz w:val="20"/>
               </w:rPr>
               <w:t>Client logos arrive as SVG or WEBP as often as PNG</w:t>
@@ -7218,10 +7670,14 @@
           <w:p>
             <w:pPr>
               <w:spacing w:before="20" w:after="20" w:line="252" w:lineRule="auto"/>
-            </w:pPr>
-            <w:r>
-              <w:rPr>
-                <w:rFonts w:ascii="Wavehaus 42 Light" w:eastAsia="Wavehaus 42 Light" w:hAnsi="Wavehaus 42 Light" w:cs="Wavehaus 42 Light"/>
+              <w:rPr>
+                <w:rFonts w:ascii="Wavehaus 42 Light" w:eastAsia="Consolas" w:hAnsi="Wavehaus 42 Light" w:cs="Consolas"/>
+                <w:sz w:val="20"/>
+              </w:rPr>
+            </w:pPr>
+            <w:r>
+              <w:rPr>
+                <w:rFonts w:ascii="Wavehaus 42 Light" w:eastAsia="Consolas" w:hAnsi="Wavehaus 42 Light" w:cs="Consolas"/>
                 <w:sz w:val="20"/>
               </w:rPr>
               <w:t>Hand-written HTML, CSS and JavaScript</w:t>
@@ -7235,35 +7691,45 @@
           <w:p>
             <w:pPr>
               <w:spacing w:before="20" w:after="20" w:line="252" w:lineRule="auto"/>
-            </w:pPr>
-            <w:r>
-              <w:rPr>
-                <w:rFonts w:ascii="Wavehaus 42 Light" w:eastAsia="Wavehaus 42 Light" w:hAnsi="Wavehaus 42 Light" w:cs="Wavehaus 42 Light"/>
+              <w:rPr>
+                <w:rFonts w:ascii="Wavehaus 42 Light" w:eastAsia="Consolas" w:hAnsi="Wavehaus 42 Light" w:cs="Consolas"/>
+                <w:sz w:val="20"/>
+              </w:rPr>
+            </w:pPr>
+            <w:r>
+              <w:rPr>
+                <w:rFonts w:ascii="Wavehaus 42 Light" w:eastAsia="Consolas" w:hAnsi="Wavehaus 42 Light" w:cs="Consolas"/>
                 <w:sz w:val="20"/>
               </w:rPr>
               <w:t xml:space="preserve">No build step, no framework, no </w:t>
             </w:r>
-            <w:r>
-              <w:rPr>
-                <w:rFonts w:ascii="Consolas" w:eastAsia="Consolas" w:hAnsi="Consolas" w:cs="Consolas"/>
+            <w:proofErr w:type="spellStart"/>
+            <w:r>
+              <w:rPr>
+                <w:rFonts w:ascii="Wavehaus 42 Light" w:eastAsia="Consolas" w:hAnsi="Wavehaus 42 Light" w:cs="Consolas"/>
                 <w:sz w:val="20"/>
               </w:rPr>
               <w:t>node_modules</w:t>
             </w:r>
-            <w:r>
-              <w:rPr>
-                <w:rFonts w:ascii="Wavehaus 42 Light" w:eastAsia="Wavehaus 42 Light" w:hAnsi="Wavehaus 42 Light" w:cs="Wavehaus 42 Light"/>
+            <w:proofErr w:type="spellEnd"/>
+            <w:r>
+              <w:rPr>
+                <w:rFonts w:ascii="Wavehaus 42 Light" w:eastAsia="Consolas" w:hAnsi="Wavehaus 42 Light" w:cs="Consolas"/>
                 <w:sz w:val="20"/>
               </w:rPr>
               <w:t xml:space="preserve">; the SPA is embedded with </w:t>
             </w:r>
-            <w:r>
-              <w:rPr>
-                <w:rFonts w:ascii="Consolas" w:eastAsia="Consolas" w:hAnsi="Consolas" w:cs="Consolas"/>
+            <w:proofErr w:type="spellStart"/>
+            <w:proofErr w:type="gramStart"/>
+            <w:r>
+              <w:rPr>
+                <w:rFonts w:ascii="Wavehaus 42 Light" w:eastAsia="Consolas" w:hAnsi="Wavehaus 42 Light" w:cs="Consolas"/>
                 <w:sz w:val="20"/>
               </w:rPr>
               <w:t>go:embed</w:t>
             </w:r>
+            <w:proofErr w:type="spellEnd"/>
+            <w:proofErr w:type="gramEnd"/>
           </w:p>
         </w:tc>
       </w:tr>
@@ -7292,10 +7758,14 @@
           <w:p>
             <w:pPr>
               <w:spacing w:before="20" w:after="20" w:line="252" w:lineRule="auto"/>
-            </w:pPr>
-            <w:r>
-              <w:rPr>
-                <w:rFonts w:ascii="Wavehaus 42 Light" w:eastAsia="Wavehaus 42 Light" w:hAnsi="Wavehaus 42 Light" w:cs="Wavehaus 42 Light"/>
+              <w:rPr>
+                <w:rFonts w:ascii="Wavehaus 42 Light" w:eastAsia="Consolas" w:hAnsi="Wavehaus 42 Light" w:cs="Consolas"/>
+                <w:sz w:val="20"/>
+              </w:rPr>
+            </w:pPr>
+            <w:r>
+              <w:rPr>
+                <w:rFonts w:ascii="Wavehaus 42 Light" w:eastAsia="Consolas" w:hAnsi="Wavehaus 42 Light" w:cs="Consolas"/>
                 <w:sz w:val="20"/>
               </w:rPr>
               <w:t>Wails v2 (WebView2 on Windows)</w:t>
@@ -7309,10 +7779,14 @@
           <w:p>
             <w:pPr>
               <w:spacing w:before="20" w:after="20" w:line="252" w:lineRule="auto"/>
-            </w:pPr>
-            <w:r>
-              <w:rPr>
-                <w:rFonts w:ascii="Wavehaus 42 Light" w:eastAsia="Wavehaus 42 Light" w:hAnsi="Wavehaus 42 Light" w:cs="Wavehaus 42 Light"/>
+              <w:rPr>
+                <w:rFonts w:ascii="Wavehaus 42 Light" w:eastAsia="Consolas" w:hAnsi="Wavehaus 42 Light" w:cs="Consolas"/>
+                <w:sz w:val="20"/>
+              </w:rPr>
+            </w:pPr>
+            <w:r>
+              <w:rPr>
+                <w:rFonts w:ascii="Wavehaus 42 Light" w:eastAsia="Consolas" w:hAnsi="Wavehaus 42 Light" w:cs="Consolas"/>
                 <w:sz w:val="20"/>
               </w:rPr>
               <w:t>A native window around the same server, in its own Go module</w:t>
@@ -7345,10 +7819,14 @@
           <w:p>
             <w:pPr>
               <w:spacing w:before="20" w:after="20" w:line="252" w:lineRule="auto"/>
-            </w:pPr>
-            <w:r>
-              <w:rPr>
-                <w:rFonts w:ascii="Wavehaus 42 Light" w:eastAsia="Wavehaus 42 Light" w:hAnsi="Wavehaus 42 Light" w:cs="Wavehaus 42 Light"/>
+              <w:rPr>
+                <w:rFonts w:ascii="Wavehaus 42 Light" w:eastAsia="Consolas" w:hAnsi="Wavehaus 42 Light" w:cs="Consolas"/>
+                <w:sz w:val="20"/>
+              </w:rPr>
+            </w:pPr>
+            <w:r>
+              <w:rPr>
+                <w:rFonts w:ascii="Wavehaus 42 Light" w:eastAsia="Consolas" w:hAnsi="Wavehaus 42 Light" w:cs="Consolas"/>
                 <w:sz w:val="20"/>
               </w:rPr>
               <w:t>Direct OOXML manipulation</w:t>
@@ -7362,10 +7840,14 @@
           <w:p>
             <w:pPr>
               <w:spacing w:before="20" w:after="20" w:line="252" w:lineRule="auto"/>
-            </w:pPr>
-            <w:r>
-              <w:rPr>
-                <w:rFonts w:ascii="Wavehaus 42 Light" w:eastAsia="Wavehaus 42 Light" w:hAnsi="Wavehaus 42 Light" w:cs="Wavehaus 42 Light"/>
+              <w:rPr>
+                <w:rFonts w:ascii="Wavehaus 42 Light" w:eastAsia="Consolas" w:hAnsi="Wavehaus 42 Light" w:cs="Consolas"/>
+                <w:sz w:val="20"/>
+              </w:rPr>
+            </w:pPr>
+            <w:r>
+              <w:rPr>
+                <w:rFonts w:ascii="Wavehaus 42 Light" w:eastAsia="Consolas" w:hAnsi="Wavehaus 42 Light" w:cs="Consolas"/>
                 <w:sz w:val="20"/>
               </w:rPr>
               <w:t>The DOCX and PPTX packages are rewritten part by part, so the template's own layout survives untouched</w:t>
@@ -7389,6 +7871,7 @@
           <w:rFonts w:ascii="Wavehaus 128 Bold" w:eastAsia="Wavehaus 128 Bold" w:hAnsi="Wavehaus 128 Bold" w:cs="Wavehaus 128 Bold"/>
           <w:sz w:val="24"/>
         </w:rPr>
+        <w:lastRenderedPageBreak/>
         <w:t>Request lifecycle</w:t>
       </w:r>
       <w:bookmarkEnd w:id="7"/>
@@ -7481,31 +7964,45 @@
           <w:p>
             <w:pPr>
               <w:spacing w:before="20" w:after="20" w:line="252" w:lineRule="auto"/>
-            </w:pPr>
-            <w:r>
-              <w:rPr>
-                <w:rFonts w:ascii="Consolas" w:eastAsia="Consolas" w:hAnsi="Consolas" w:cs="Consolas"/>
+              <w:rPr>
+                <w:rFonts w:ascii="Wavehaus 42 Light" w:eastAsia="Wavehaus 42 Light" w:hAnsi="Wavehaus 42 Light" w:cs="Wavehaus 42 Light"/>
+                <w:sz w:val="20"/>
+              </w:rPr>
+            </w:pPr>
+            <w:proofErr w:type="spellStart"/>
+            <w:r>
+              <w:rPr>
+                <w:rFonts w:ascii="Wavehaus 42 Light" w:eastAsia="Wavehaus 42 Light" w:hAnsi="Wavehaus 42 Light" w:cs="Wavehaus 42 Light"/>
                 <w:sz w:val="20"/>
               </w:rPr>
               <w:t>corsMiddleware</w:t>
             </w:r>
-          </w:p>
-        </w:tc>
-        <w:tc>
-          <w:tcPr>
-            <w:tcW w:w="3009" w:type="dxa"/>
-          </w:tcPr>
-          <w:p>
-            <w:pPr>
-              <w:spacing w:before="20" w:after="20" w:line="252" w:lineRule="auto"/>
-            </w:pPr>
-            <w:r>
-              <w:rPr>
-                <w:rFonts w:ascii="Consolas" w:eastAsia="Consolas" w:hAnsi="Consolas" w:cs="Consolas"/>
+            <w:proofErr w:type="spellEnd"/>
+          </w:p>
+        </w:tc>
+        <w:tc>
+          <w:tcPr>
+            <w:tcW w:w="3009" w:type="dxa"/>
+          </w:tcPr>
+          <w:p>
+            <w:pPr>
+              <w:spacing w:before="20" w:after="20" w:line="252" w:lineRule="auto"/>
+              <w:rPr>
+                <w:rFonts w:ascii="Wavehaus 42 Light" w:eastAsia="Wavehaus 42 Light" w:hAnsi="Wavehaus 42 Light" w:cs="Wavehaus 42 Light"/>
+                <w:sz w:val="20"/>
+              </w:rPr>
+            </w:pPr>
+            <w:proofErr w:type="spellStart"/>
+            <w:proofErr w:type="gramStart"/>
+            <w:r>
+              <w:rPr>
+                <w:rFonts w:ascii="Wavehaus 42 Light" w:eastAsia="Wavehaus 42 Light" w:hAnsi="Wavehaus 42 Light" w:cs="Wavehaus 42 Light"/>
                 <w:sz w:val="20"/>
               </w:rPr>
               <w:t>middleware.go</w:t>
             </w:r>
+            <w:proofErr w:type="spellEnd"/>
+            <w:proofErr w:type="gramEnd"/>
           </w:p>
         </w:tc>
         <w:tc>
@@ -7541,31 +8038,45 @@
           <w:p>
             <w:pPr>
               <w:spacing w:before="20" w:after="20" w:line="252" w:lineRule="auto"/>
-            </w:pPr>
-            <w:r>
-              <w:rPr>
-                <w:rFonts w:ascii="Consolas" w:eastAsia="Consolas" w:hAnsi="Consolas" w:cs="Consolas"/>
+              <w:rPr>
+                <w:rFonts w:ascii="Wavehaus 42 Light" w:eastAsia="Wavehaus 42 Light" w:hAnsi="Wavehaus 42 Light" w:cs="Wavehaus 42 Light"/>
+                <w:sz w:val="20"/>
+              </w:rPr>
+            </w:pPr>
+            <w:proofErr w:type="spellStart"/>
+            <w:r>
+              <w:rPr>
+                <w:rFonts w:ascii="Wavehaus 42 Light" w:eastAsia="Wavehaus 42 Light" w:hAnsi="Wavehaus 42 Light" w:cs="Wavehaus 42 Light"/>
                 <w:sz w:val="20"/>
               </w:rPr>
               <w:t>loggingMiddleware</w:t>
             </w:r>
-          </w:p>
-        </w:tc>
-        <w:tc>
-          <w:tcPr>
-            <w:tcW w:w="3009" w:type="dxa"/>
-          </w:tcPr>
-          <w:p>
-            <w:pPr>
-              <w:spacing w:before="20" w:after="20" w:line="252" w:lineRule="auto"/>
-            </w:pPr>
-            <w:r>
-              <w:rPr>
-                <w:rFonts w:ascii="Consolas" w:eastAsia="Consolas" w:hAnsi="Consolas" w:cs="Consolas"/>
+            <w:proofErr w:type="spellEnd"/>
+          </w:p>
+        </w:tc>
+        <w:tc>
+          <w:tcPr>
+            <w:tcW w:w="3009" w:type="dxa"/>
+          </w:tcPr>
+          <w:p>
+            <w:pPr>
+              <w:spacing w:before="20" w:after="20" w:line="252" w:lineRule="auto"/>
+              <w:rPr>
+                <w:rFonts w:ascii="Wavehaus 42 Light" w:eastAsia="Wavehaus 42 Light" w:hAnsi="Wavehaus 42 Light" w:cs="Wavehaus 42 Light"/>
+                <w:sz w:val="20"/>
+              </w:rPr>
+            </w:pPr>
+            <w:proofErr w:type="spellStart"/>
+            <w:proofErr w:type="gramStart"/>
+            <w:r>
+              <w:rPr>
+                <w:rFonts w:ascii="Wavehaus 42 Light" w:eastAsia="Wavehaus 42 Light" w:hAnsi="Wavehaus 42 Light" w:cs="Wavehaus 42 Light"/>
                 <w:sz w:val="20"/>
               </w:rPr>
               <w:t>middleware.go</w:t>
             </w:r>
+            <w:proofErr w:type="spellEnd"/>
+            <w:proofErr w:type="gramEnd"/>
           </w:p>
         </w:tc>
         <w:tc>
@@ -7594,31 +8105,45 @@
           <w:p>
             <w:pPr>
               <w:spacing w:before="20" w:after="20" w:line="252" w:lineRule="auto"/>
-            </w:pPr>
-            <w:r>
-              <w:rPr>
-                <w:rFonts w:ascii="Consolas" w:eastAsia="Consolas" w:hAnsi="Consolas" w:cs="Consolas"/>
+              <w:rPr>
+                <w:rFonts w:ascii="Wavehaus 42 Light" w:eastAsia="Wavehaus 42 Light" w:hAnsi="Wavehaus 42 Light" w:cs="Wavehaus 42 Light"/>
+                <w:sz w:val="20"/>
+              </w:rPr>
+            </w:pPr>
+            <w:proofErr w:type="spellStart"/>
+            <w:r>
+              <w:rPr>
+                <w:rFonts w:ascii="Wavehaus 42 Light" w:eastAsia="Wavehaus 42 Light" w:hAnsi="Wavehaus 42 Light" w:cs="Wavehaus 42 Light"/>
                 <w:sz w:val="20"/>
               </w:rPr>
               <w:t>rateLimitMiddleware</w:t>
             </w:r>
-          </w:p>
-        </w:tc>
-        <w:tc>
-          <w:tcPr>
-            <w:tcW w:w="3009" w:type="dxa"/>
-          </w:tcPr>
-          <w:p>
-            <w:pPr>
-              <w:spacing w:before="20" w:after="20" w:line="252" w:lineRule="auto"/>
-            </w:pPr>
-            <w:r>
-              <w:rPr>
-                <w:rFonts w:ascii="Consolas" w:eastAsia="Consolas" w:hAnsi="Consolas" w:cs="Consolas"/>
+            <w:proofErr w:type="spellEnd"/>
+          </w:p>
+        </w:tc>
+        <w:tc>
+          <w:tcPr>
+            <w:tcW w:w="3009" w:type="dxa"/>
+          </w:tcPr>
+          <w:p>
+            <w:pPr>
+              <w:spacing w:before="20" w:after="20" w:line="252" w:lineRule="auto"/>
+              <w:rPr>
+                <w:rFonts w:ascii="Wavehaus 42 Light" w:eastAsia="Wavehaus 42 Light" w:hAnsi="Wavehaus 42 Light" w:cs="Wavehaus 42 Light"/>
+                <w:sz w:val="20"/>
+              </w:rPr>
+            </w:pPr>
+            <w:proofErr w:type="spellStart"/>
+            <w:proofErr w:type="gramStart"/>
+            <w:r>
+              <w:rPr>
+                <w:rFonts w:ascii="Wavehaus 42 Light" w:eastAsia="Wavehaus 42 Light" w:hAnsi="Wavehaus 42 Light" w:cs="Wavehaus 42 Light"/>
                 <w:sz w:val="20"/>
               </w:rPr>
               <w:t>middleware.go</w:t>
             </w:r>
+            <w:proofErr w:type="spellEnd"/>
+            <w:proofErr w:type="gramEnd"/>
           </w:p>
         </w:tc>
         <w:tc>
@@ -7647,47 +8172,77 @@
           <w:p>
             <w:pPr>
               <w:spacing w:before="20" w:after="20" w:line="252" w:lineRule="auto"/>
-            </w:pPr>
-            <w:r>
-              <w:rPr>
-                <w:rFonts w:ascii="Consolas" w:eastAsia="Consolas" w:hAnsi="Consolas" w:cs="Consolas"/>
+              <w:rPr>
+                <w:rFonts w:ascii="Wavehaus 42 Light" w:eastAsia="Wavehaus 42 Light" w:hAnsi="Wavehaus 42 Light" w:cs="Wavehaus 42 Light"/>
+                <w:sz w:val="20"/>
+              </w:rPr>
+            </w:pPr>
+            <w:proofErr w:type="spellStart"/>
+            <w:r>
+              <w:rPr>
+                <w:rFonts w:ascii="Wavehaus 42 Light" w:eastAsia="Wavehaus 42 Light" w:hAnsi="Wavehaus 42 Light" w:cs="Wavehaus 42 Light"/>
                 <w:sz w:val="20"/>
               </w:rPr>
               <w:t>persistMiddleware</w:t>
             </w:r>
-          </w:p>
-        </w:tc>
-        <w:tc>
-          <w:tcPr>
-            <w:tcW w:w="3009" w:type="dxa"/>
-          </w:tcPr>
-          <w:p>
-            <w:pPr>
-              <w:spacing w:before="20" w:after="20" w:line="252" w:lineRule="auto"/>
-            </w:pPr>
-            <w:r>
-              <w:rPr>
-                <w:rFonts w:ascii="Consolas" w:eastAsia="Consolas" w:hAnsi="Consolas" w:cs="Consolas"/>
+            <w:proofErr w:type="spellEnd"/>
+          </w:p>
+        </w:tc>
+        <w:tc>
+          <w:tcPr>
+            <w:tcW w:w="3009" w:type="dxa"/>
+          </w:tcPr>
+          <w:p>
+            <w:pPr>
+              <w:spacing w:before="20" w:after="20" w:line="252" w:lineRule="auto"/>
+              <w:rPr>
+                <w:rFonts w:ascii="Wavehaus 42 Light" w:eastAsia="Wavehaus 42 Light" w:hAnsi="Wavehaus 42 Light" w:cs="Wavehaus 42 Light"/>
+                <w:sz w:val="20"/>
+              </w:rPr>
+            </w:pPr>
+            <w:proofErr w:type="spellStart"/>
+            <w:proofErr w:type="gramStart"/>
+            <w:r>
+              <w:rPr>
+                <w:rFonts w:ascii="Wavehaus 42 Light" w:eastAsia="Wavehaus 42 Light" w:hAnsi="Wavehaus 42 Light" w:cs="Wavehaus 42 Light"/>
                 <w:sz w:val="20"/>
               </w:rPr>
               <w:t>db.go</w:t>
             </w:r>
-          </w:p>
-        </w:tc>
-        <w:tc>
-          <w:tcPr>
-            <w:tcW w:w="3009" w:type="dxa"/>
-          </w:tcPr>
-          <w:p>
-            <w:pPr>
-              <w:spacing w:before="20" w:after="20" w:line="252" w:lineRule="auto"/>
-            </w:pPr>
-            <w:r>
-              <w:rPr>
-                <w:rFonts w:ascii="Wavehaus 42 Light" w:eastAsia="Wavehaus 42 Light" w:hAnsi="Wavehaus 42 Light" w:cs="Wavehaus 42 Light"/>
-                <w:sz w:val="20"/>
-              </w:rPr>
-              <w:t>After a mutating request completes, writes the whole store snapshot to SQLite</w:t>
+            <w:proofErr w:type="spellEnd"/>
+            <w:proofErr w:type="gramEnd"/>
+          </w:p>
+        </w:tc>
+        <w:tc>
+          <w:tcPr>
+            <w:tcW w:w="3009" w:type="dxa"/>
+          </w:tcPr>
+          <w:p>
+            <w:pPr>
+              <w:spacing w:before="20" w:after="20" w:line="252" w:lineRule="auto"/>
+            </w:pPr>
+            <w:r>
+              <w:rPr>
+                <w:rFonts w:ascii="Wavehaus 42 Light" w:eastAsia="Wavehaus 42 Light" w:hAnsi="Wavehaus 42 Light" w:cs="Wavehaus 42 Light"/>
+                <w:sz w:val="20"/>
+              </w:rPr>
+              <w:t xml:space="preserve">After a mutating request </w:t>
+            </w:r>
+            <w:proofErr w:type="gramStart"/>
+            <w:r>
+              <w:rPr>
+                <w:rFonts w:ascii="Wavehaus 42 Light" w:eastAsia="Wavehaus 42 Light" w:hAnsi="Wavehaus 42 Light" w:cs="Wavehaus 42 Light"/>
+                <w:sz w:val="20"/>
+              </w:rPr>
+              <w:t>completes</w:t>
+            </w:r>
+            <w:proofErr w:type="gramEnd"/>
+            <w:r>
+              <w:rPr>
+                <w:rFonts w:ascii="Wavehaus 42 Light" w:eastAsia="Wavehaus 42 Light" w:hAnsi="Wavehaus 42 Light" w:cs="Wavehaus 42 Light"/>
+                <w:sz w:val="20"/>
+              </w:rPr>
+              <w:t>, writes the whole store snapshot to SQLite</w:t>
             </w:r>
           </w:p>
         </w:tc>
@@ -7700,47 +8255,77 @@
           <w:p>
             <w:pPr>
               <w:spacing w:before="20" w:after="20" w:line="252" w:lineRule="auto"/>
-            </w:pPr>
-            <w:r>
-              <w:rPr>
-                <w:rFonts w:ascii="Consolas" w:eastAsia="Consolas" w:hAnsi="Consolas" w:cs="Consolas"/>
+              <w:rPr>
+                <w:rFonts w:ascii="Wavehaus 42 Light" w:eastAsia="Wavehaus 42 Light" w:hAnsi="Wavehaus 42 Light" w:cs="Wavehaus 42 Light"/>
+                <w:sz w:val="20"/>
+              </w:rPr>
+            </w:pPr>
+            <w:proofErr w:type="spellStart"/>
+            <w:r>
+              <w:rPr>
+                <w:rFonts w:ascii="Wavehaus 42 Light" w:eastAsia="Wavehaus 42 Light" w:hAnsi="Wavehaus 42 Light" w:cs="Wavehaus 42 Light"/>
                 <w:sz w:val="20"/>
               </w:rPr>
               <w:t>authMiddleware</w:t>
             </w:r>
-          </w:p>
-        </w:tc>
-        <w:tc>
-          <w:tcPr>
-            <w:tcW w:w="3009" w:type="dxa"/>
-          </w:tcPr>
-          <w:p>
-            <w:pPr>
-              <w:spacing w:before="20" w:after="20" w:line="252" w:lineRule="auto"/>
-            </w:pPr>
-            <w:r>
-              <w:rPr>
-                <w:rFonts w:ascii="Consolas" w:eastAsia="Consolas" w:hAnsi="Consolas" w:cs="Consolas"/>
+            <w:proofErr w:type="spellEnd"/>
+          </w:p>
+        </w:tc>
+        <w:tc>
+          <w:tcPr>
+            <w:tcW w:w="3009" w:type="dxa"/>
+          </w:tcPr>
+          <w:p>
+            <w:pPr>
+              <w:spacing w:before="20" w:after="20" w:line="252" w:lineRule="auto"/>
+              <w:rPr>
+                <w:rFonts w:ascii="Wavehaus 42 Light" w:eastAsia="Wavehaus 42 Light" w:hAnsi="Wavehaus 42 Light" w:cs="Wavehaus 42 Light"/>
+                <w:sz w:val="20"/>
+              </w:rPr>
+            </w:pPr>
+            <w:proofErr w:type="spellStart"/>
+            <w:proofErr w:type="gramStart"/>
+            <w:r>
+              <w:rPr>
+                <w:rFonts w:ascii="Wavehaus 42 Light" w:eastAsia="Wavehaus 42 Light" w:hAnsi="Wavehaus 42 Light" w:cs="Wavehaus 42 Light"/>
                 <w:sz w:val="20"/>
               </w:rPr>
               <w:t>middleware.go</w:t>
             </w:r>
-          </w:p>
-        </w:tc>
-        <w:tc>
-          <w:tcPr>
-            <w:tcW w:w="3009" w:type="dxa"/>
-          </w:tcPr>
-          <w:p>
-            <w:pPr>
-              <w:spacing w:before="20" w:after="20" w:line="252" w:lineRule="auto"/>
-            </w:pPr>
-            <w:r>
-              <w:rPr>
-                <w:rFonts w:ascii="Wavehaus 42 Light" w:eastAsia="Wavehaus 42 Light" w:hAnsi="Wavehaus 42 Light" w:cs="Wavehaus 42 Light"/>
-                <w:sz w:val="20"/>
-              </w:rPr>
-              <w:t xml:space="preserve">Applied to the protected route group only: resolves the bearer token to a session and puts the </w:t>
+            <w:proofErr w:type="spellEnd"/>
+            <w:proofErr w:type="gramEnd"/>
+          </w:p>
+        </w:tc>
+        <w:tc>
+          <w:tcPr>
+            <w:tcW w:w="3009" w:type="dxa"/>
+          </w:tcPr>
+          <w:p>
+            <w:pPr>
+              <w:spacing w:before="20" w:after="20" w:line="252" w:lineRule="auto"/>
+            </w:pPr>
+            <w:r>
+              <w:rPr>
+                <w:rFonts w:ascii="Wavehaus 42 Light" w:eastAsia="Wavehaus 42 Light" w:hAnsi="Wavehaus 42 Light" w:cs="Wavehaus 42 Light"/>
+                <w:sz w:val="20"/>
+              </w:rPr>
+              <w:t xml:space="preserve">Applied to the protected route group only: resolves the bearer </w:t>
+            </w:r>
+            <w:proofErr w:type="gramStart"/>
+            <w:r>
+              <w:rPr>
+                <w:rFonts w:ascii="Wavehaus 42 Light" w:eastAsia="Wavehaus 42 Light" w:hAnsi="Wavehaus 42 Light" w:cs="Wavehaus 42 Light"/>
+                <w:sz w:val="20"/>
+              </w:rPr>
+              <w:t>token</w:t>
+            </w:r>
+            <w:proofErr w:type="gramEnd"/>
+            <w:r>
+              <w:rPr>
+                <w:rFonts w:ascii="Wavehaus 42 Light" w:eastAsia="Wavehaus 42 Light" w:hAnsi="Wavehaus 42 Light" w:cs="Wavehaus 42 Light"/>
+                <w:sz w:val="20"/>
+              </w:rPr>
+              <w:t xml:space="preserve"> to a session and puts the </w:t>
             </w:r>
             <w:r>
               <w:rPr>
@@ -7767,31 +8352,45 @@
           <w:p>
             <w:pPr>
               <w:spacing w:before="20" w:after="20" w:line="252" w:lineRule="auto"/>
-            </w:pPr>
-            <w:r>
-              <w:rPr>
-                <w:rFonts w:ascii="Consolas" w:eastAsia="Consolas" w:hAnsi="Consolas" w:cs="Consolas"/>
+              <w:rPr>
+                <w:rFonts w:ascii="Wavehaus 42 Light" w:eastAsia="Wavehaus 42 Light" w:hAnsi="Wavehaus 42 Light" w:cs="Wavehaus 42 Light"/>
+                <w:sz w:val="20"/>
+              </w:rPr>
+            </w:pPr>
+            <w:proofErr w:type="spellStart"/>
+            <w:r>
+              <w:rPr>
+                <w:rFonts w:ascii="Wavehaus 42 Light" w:eastAsia="Wavehaus 42 Light" w:hAnsi="Wavehaus 42 Light" w:cs="Wavehaus 42 Light"/>
                 <w:sz w:val="20"/>
               </w:rPr>
               <w:t>requirePermission</w:t>
             </w:r>
-          </w:p>
-        </w:tc>
-        <w:tc>
-          <w:tcPr>
-            <w:tcW w:w="3009" w:type="dxa"/>
-          </w:tcPr>
-          <w:p>
-            <w:pPr>
-              <w:spacing w:before="20" w:after="20" w:line="252" w:lineRule="auto"/>
-            </w:pPr>
-            <w:r>
-              <w:rPr>
-                <w:rFonts w:ascii="Consolas" w:eastAsia="Consolas" w:hAnsi="Consolas" w:cs="Consolas"/>
+            <w:proofErr w:type="spellEnd"/>
+          </w:p>
+        </w:tc>
+        <w:tc>
+          <w:tcPr>
+            <w:tcW w:w="3009" w:type="dxa"/>
+          </w:tcPr>
+          <w:p>
+            <w:pPr>
+              <w:spacing w:before="20" w:after="20" w:line="252" w:lineRule="auto"/>
+              <w:rPr>
+                <w:rFonts w:ascii="Wavehaus 42 Light" w:eastAsia="Wavehaus 42 Light" w:hAnsi="Wavehaus 42 Light" w:cs="Wavehaus 42 Light"/>
+                <w:sz w:val="20"/>
+              </w:rPr>
+            </w:pPr>
+            <w:proofErr w:type="spellStart"/>
+            <w:proofErr w:type="gramStart"/>
+            <w:r>
+              <w:rPr>
+                <w:rFonts w:ascii="Wavehaus 42 Light" w:eastAsia="Wavehaus 42 Light" w:hAnsi="Wavehaus 42 Light" w:cs="Wavehaus 42 Light"/>
                 <w:sz w:val="20"/>
               </w:rPr>
               <w:t>middleware.go</w:t>
             </w:r>
+            <w:proofErr w:type="spellEnd"/>
+            <w:proofErr w:type="gramEnd"/>
           </w:p>
         </w:tc>
         <w:tc>
@@ -7821,11 +8420,15 @@
     <w:p>
       <w:pPr>
         <w:pStyle w:val="Heading3"/>
+        <w:rPr>
+          <w:color w:val="E97132" w:themeColor="accent2"/>
+        </w:rPr>
       </w:pPr>
       <w:bookmarkStart w:id="8" w:name="_Toc238650981"/>
       <w:r>
         <w:rPr>
           <w:rFonts w:ascii="Wavehaus 128 Bold" w:eastAsia="Wavehaus 128 Bold" w:hAnsi="Wavehaus 128 Bold" w:cs="Wavehaus 128 Bold"/>
+          <w:color w:val="E97132" w:themeColor="accent2"/>
           <w:sz w:val="24"/>
         </w:rPr>
         <w:t>Where the boundaries are</w:t>
@@ -7879,13 +8482,15 @@
         </w:rPr>
         <w:t xml:space="preserve"> </w:t>
       </w:r>
-      <w:r>
-        <w:rPr>
-          <w:rFonts w:ascii="Consolas" w:eastAsia="Consolas" w:hAnsi="Consolas" w:cs="Consolas"/>
+      <w:proofErr w:type="spellStart"/>
+      <w:r>
+        <w:rPr>
+          <w:rFonts w:ascii="Wavehaus 128 Bold" w:eastAsia="Consolas" w:hAnsi="Wavehaus 128 Bold" w:cs="Consolas"/>
           <w:sz w:val="20"/>
         </w:rPr>
         <w:t>mergeMCollaboratorDocx</w:t>
       </w:r>
+      <w:proofErr w:type="spellEnd"/>
       <w:r>
         <w:rPr>
           <w:rFonts w:ascii="Wavehaus 42 Light" w:eastAsia="Wavehaus 42 Light" w:hAnsi="Wavehaus 42 Light" w:cs="Wavehaus 42 Light"/>
@@ -7893,13 +8498,15 @@
         </w:rPr>
         <w:t xml:space="preserve"> and </w:t>
       </w:r>
-      <w:r>
-        <w:rPr>
-          <w:rFonts w:ascii="Consolas" w:eastAsia="Consolas" w:hAnsi="Consolas" w:cs="Consolas"/>
+      <w:proofErr w:type="spellStart"/>
+      <w:r>
+        <w:rPr>
+          <w:rFonts w:ascii="Wavehaus 128 Bold" w:eastAsia="Consolas" w:hAnsi="Wavehaus 128 Bold" w:cs="Consolas"/>
           <w:sz w:val="20"/>
         </w:rPr>
         <w:t>buildClosureDeck</w:t>
       </w:r>
+      <w:proofErr w:type="spellEnd"/>
       <w:r>
         <w:rPr>
           <w:rFonts w:ascii="Wavehaus 42 Light" w:eastAsia="Wavehaus 42 Light" w:hAnsi="Wavehaus 42 Light" w:cs="Wavehaus 42 Light"/>
@@ -7907,19 +8514,37 @@
         </w:rPr>
         <w:t xml:space="preserve"> take a </w:t>
       </w:r>
-      <w:r>
-        <w:rPr>
-          <w:rFonts w:ascii="Consolas" w:eastAsia="Consolas" w:hAnsi="Consolas" w:cs="Consolas"/>
+      <w:proofErr w:type="spellStart"/>
+      <w:r>
+        <w:rPr>
+          <w:rFonts w:ascii="Wavehaus 128 Bold" w:eastAsia="Consolas" w:hAnsi="Wavehaus 128 Bold" w:cs="Consolas"/>
           <w:sz w:val="20"/>
         </w:rPr>
         <w:t>ReportConfig</w:t>
       </w:r>
+      <w:proofErr w:type="spellEnd"/>
       <w:r>
         <w:rPr>
           <w:rFonts w:ascii="Wavehaus 42 Light" w:eastAsia="Wavehaus 42 Light" w:hAnsi="Wavehaus 42 Light" w:cs="Wavehaus 42 Light"/>
           <w:sz w:val="24"/>
         </w:rPr>
-        <w:t xml:space="preserve"> and return bytes. They do not read the database, the network or the clock, which is what makes the template test suite possible.</w:t>
+        <w:t xml:space="preserve"> and return bytes. They do not read the database, the network or the clock, which is what makes the template test </w:t>
+      </w:r>
+      <w:proofErr w:type="gramStart"/>
+      <w:r>
+        <w:rPr>
+          <w:rFonts w:ascii="Wavehaus 42 Light" w:eastAsia="Wavehaus 42 Light" w:hAnsi="Wavehaus 42 Light" w:cs="Wavehaus 42 Light"/>
+          <w:sz w:val="24"/>
+        </w:rPr>
+        <w:t>suite</w:t>
+      </w:r>
+      <w:proofErr w:type="gramEnd"/>
+      <w:r>
+        <w:rPr>
+          <w:rFonts w:ascii="Wavehaus 42 Light" w:eastAsia="Wavehaus 42 Light" w:hAnsi="Wavehaus 42 Light" w:cs="Wavehaus 42 Light"/>
+          <w:sz w:val="24"/>
+        </w:rPr>
+        <w:t xml:space="preserve"> possible.</w:t>
       </w:r>
     </w:p>
     <w:p>
@@ -8006,6 +8631,7 @@
           <w:rFonts w:eastAsia="Wavehaus 128 Bold" w:cs="Wavehaus 128 Bold"/>
           <w:sz w:val="28"/>
         </w:rPr>
+        <w:lastRenderedPageBreak/>
         <w:t>Repository Layout</w:t>
       </w:r>
       <w:bookmarkEnd w:id="9"/>
@@ -8019,7 +8645,23 @@
           <w:rFonts w:ascii="Wavehaus 42 Light" w:eastAsia="Wavehaus 42 Light" w:hAnsi="Wavehaus 42 Light" w:cs="Wavehaus 42 Light"/>
           <w:sz w:val="24"/>
         </w:rPr>
-        <w:t xml:space="preserve">The repository root holds three directories. The application folder is still named </w:t>
+        <w:t xml:space="preserve">The </w:t>
+      </w:r>
+      <w:proofErr w:type="gramStart"/>
+      <w:r>
+        <w:rPr>
+          <w:rFonts w:ascii="Wavehaus 42 Light" w:eastAsia="Wavehaus 42 Light" w:hAnsi="Wavehaus 42 Light" w:cs="Wavehaus 42 Light"/>
+          <w:sz w:val="24"/>
+        </w:rPr>
+        <w:t>repository root</w:t>
+      </w:r>
+      <w:proofErr w:type="gramEnd"/>
+      <w:r>
+        <w:rPr>
+          <w:rFonts w:ascii="Wavehaus 42 Light" w:eastAsia="Wavehaus 42 Light" w:hAnsi="Wavehaus 42 Light" w:cs="Wavehaus 42 Light"/>
+          <w:sz w:val="24"/>
+        </w:rPr>
+        <w:t xml:space="preserve"> holds three directories. The application folder is still named </w:t>
       </w:r>
       <w:r>
         <w:rPr>
@@ -8127,6 +8769,8 @@
             <w:pPr>
               <w:spacing w:before="20" w:after="20" w:line="252" w:lineRule="auto"/>
             </w:pPr>
+            <w:proofErr w:type="spellStart"/>
+            <w:proofErr w:type="gramStart"/>
             <w:r>
               <w:rPr>
                 <w:rFonts w:ascii="Consolas" w:eastAsia="Consolas" w:hAnsi="Consolas" w:cs="Consolas"/>
@@ -8134,6 +8778,8 @@
               </w:rPr>
               <w:t>main.go</w:t>
             </w:r>
+            <w:proofErr w:type="spellEnd"/>
+            <w:proofErr w:type="gramEnd"/>
           </w:p>
         </w:tc>
         <w:tc>
@@ -8180,6 +8826,8 @@
             <w:pPr>
               <w:spacing w:before="20" w:after="20" w:line="252" w:lineRule="auto"/>
             </w:pPr>
+            <w:proofErr w:type="spellStart"/>
+            <w:proofErr w:type="gramStart"/>
             <w:r>
               <w:rPr>
                 <w:rFonts w:ascii="Consolas" w:eastAsia="Consolas" w:hAnsi="Consolas" w:cs="Consolas"/>
@@ -8187,6 +8835,8 @@
               </w:rPr>
               <w:t>middleware.go</w:t>
             </w:r>
+            <w:proofErr w:type="spellEnd"/>
+            <w:proofErr w:type="gramEnd"/>
           </w:p>
         </w:tc>
         <w:tc>
@@ -8233,6 +8883,8 @@
             <w:pPr>
               <w:spacing w:before="20" w:after="20" w:line="252" w:lineRule="auto"/>
             </w:pPr>
+            <w:proofErr w:type="spellStart"/>
+            <w:proofErr w:type="gramStart"/>
             <w:r>
               <w:rPr>
                 <w:rFonts w:ascii="Consolas" w:eastAsia="Consolas" w:hAnsi="Consolas" w:cs="Consolas"/>
@@ -8240,6 +8892,8 @@
               </w:rPr>
               <w:t>handlers.go</w:t>
             </w:r>
+            <w:proofErr w:type="spellEnd"/>
+            <w:proofErr w:type="gramEnd"/>
           </w:p>
         </w:tc>
         <w:tc>
@@ -8286,6 +8940,8 @@
             <w:pPr>
               <w:spacing w:before="20" w:after="20" w:line="252" w:lineRule="auto"/>
             </w:pPr>
+            <w:proofErr w:type="spellStart"/>
+            <w:proofErr w:type="gramStart"/>
             <w:r>
               <w:rPr>
                 <w:rFonts w:ascii="Consolas" w:eastAsia="Consolas" w:hAnsi="Consolas" w:cs="Consolas"/>
@@ -8293,6 +8949,8 @@
               </w:rPr>
               <w:t>models.go</w:t>
             </w:r>
+            <w:proofErr w:type="spellEnd"/>
+            <w:proofErr w:type="gramEnd"/>
           </w:p>
         </w:tc>
         <w:tc>
@@ -8339,6 +8997,8 @@
             <w:pPr>
               <w:spacing w:before="20" w:after="20" w:line="252" w:lineRule="auto"/>
             </w:pPr>
+            <w:proofErr w:type="spellStart"/>
+            <w:proofErr w:type="gramStart"/>
             <w:r>
               <w:rPr>
                 <w:rFonts w:ascii="Consolas" w:eastAsia="Consolas" w:hAnsi="Consolas" w:cs="Consolas"/>
@@ -8346,6 +9006,8 @@
               </w:rPr>
               <w:t>store.go</w:t>
             </w:r>
+            <w:proofErr w:type="spellEnd"/>
+            <w:proofErr w:type="gramEnd"/>
           </w:p>
         </w:tc>
         <w:tc>
@@ -8392,6 +9054,8 @@
             <w:pPr>
               <w:spacing w:before="20" w:after="20" w:line="252" w:lineRule="auto"/>
             </w:pPr>
+            <w:proofErr w:type="spellStart"/>
+            <w:proofErr w:type="gramStart"/>
             <w:r>
               <w:rPr>
                 <w:rFonts w:ascii="Consolas" w:eastAsia="Consolas" w:hAnsi="Consolas" w:cs="Consolas"/>
@@ -8399,6 +9063,8 @@
               </w:rPr>
               <w:t>db.go</w:t>
             </w:r>
+            <w:proofErr w:type="spellEnd"/>
+            <w:proofErr w:type="gramEnd"/>
           </w:p>
         </w:tc>
         <w:tc>
@@ -8445,6 +9111,8 @@
             <w:pPr>
               <w:spacing w:before="20" w:after="20" w:line="252" w:lineRule="auto"/>
             </w:pPr>
+            <w:proofErr w:type="spellStart"/>
+            <w:proofErr w:type="gramStart"/>
             <w:r>
               <w:rPr>
                 <w:rFonts w:ascii="Consolas" w:eastAsia="Consolas" w:hAnsi="Consolas" w:cs="Consolas"/>
@@ -8452,6 +9120,8 @@
               </w:rPr>
               <w:t>report.go</w:t>
             </w:r>
+            <w:proofErr w:type="spellEnd"/>
+            <w:proofErr w:type="gramEnd"/>
           </w:p>
         </w:tc>
         <w:tc>
@@ -8479,6 +9149,8 @@
             <w:pPr>
               <w:spacing w:before="20" w:after="20" w:line="252" w:lineRule="auto"/>
             </w:pPr>
+            <w:proofErr w:type="spellStart"/>
+            <w:proofErr w:type="gramStart"/>
             <w:r>
               <w:rPr>
                 <w:rFonts w:ascii="Consolas" w:eastAsia="Consolas" w:hAnsi="Consolas" w:cs="Consolas"/>
@@ -8486,6 +9158,8 @@
               </w:rPr>
               <w:t>ReportConfig</w:t>
             </w:r>
+            <w:proofErr w:type="spellEnd"/>
+            <w:proofErr w:type="gramEnd"/>
             <w:r>
               <w:rPr>
                 <w:rFonts w:ascii="Wavehaus 42 Light" w:eastAsia="Wavehaus 42 Light" w:hAnsi="Wavehaus 42 Light" w:cs="Wavehaus 42 Light"/>
@@ -8505,6 +9179,8 @@
             <w:pPr>
               <w:spacing w:before="20" w:after="20" w:line="252" w:lineRule="auto"/>
             </w:pPr>
+            <w:proofErr w:type="spellStart"/>
+            <w:proofErr w:type="gramStart"/>
             <w:r>
               <w:rPr>
                 <w:rFonts w:ascii="Consolas" w:eastAsia="Consolas" w:hAnsi="Consolas" w:cs="Consolas"/>
@@ -8512,6 +9188,8 @@
               </w:rPr>
               <w:t>docxmcollab.go</w:t>
             </w:r>
+            <w:proofErr w:type="spellEnd"/>
+            <w:proofErr w:type="gramEnd"/>
           </w:p>
         </w:tc>
         <w:tc>
@@ -8558,6 +9236,8 @@
             <w:pPr>
               <w:spacing w:before="20" w:after="20" w:line="252" w:lineRule="auto"/>
             </w:pPr>
+            <w:proofErr w:type="spellStart"/>
+            <w:proofErr w:type="gramStart"/>
             <w:r>
               <w:rPr>
                 <w:rFonts w:ascii="Consolas" w:eastAsia="Consolas" w:hAnsi="Consolas" w:cs="Consolas"/>
@@ -8565,6 +9245,8 @@
               </w:rPr>
               <w:t>docxmcollabpkg.go</w:t>
             </w:r>
+            <w:proofErr w:type="spellEnd"/>
+            <w:proofErr w:type="gramEnd"/>
           </w:p>
         </w:tc>
         <w:tc>
@@ -8611,6 +9293,8 @@
             <w:pPr>
               <w:spacing w:before="20" w:after="20" w:line="252" w:lineRule="auto"/>
             </w:pPr>
+            <w:proofErr w:type="spellStart"/>
+            <w:proofErr w:type="gramStart"/>
             <w:r>
               <w:rPr>
                 <w:rFonts w:ascii="Consolas" w:eastAsia="Consolas" w:hAnsi="Consolas" w:cs="Consolas"/>
@@ -8618,6 +9302,8 @@
               </w:rPr>
               <w:t>docxxml.go</w:t>
             </w:r>
+            <w:proofErr w:type="spellEnd"/>
+            <w:proofErr w:type="gramEnd"/>
           </w:p>
         </w:tc>
         <w:tc>
@@ -8650,8 +9336,17 @@
                 <w:rFonts w:ascii="Wavehaus 42 Light" w:eastAsia="Wavehaus 42 Light" w:hAnsi="Wavehaus 42 Light" w:cs="Wavehaus 42 Light"/>
                 <w:sz w:val="20"/>
               </w:rPr>
-              <w:t>The OOXML helpers every renderer shares</w:t>
-            </w:r>
+              <w:t xml:space="preserve">The OOXML helpers every renderer </w:t>
+            </w:r>
+            <w:proofErr w:type="gramStart"/>
+            <w:r>
+              <w:rPr>
+                <w:rFonts w:ascii="Wavehaus 42 Light" w:eastAsia="Wavehaus 42 Light" w:hAnsi="Wavehaus 42 Light" w:cs="Wavehaus 42 Light"/>
+                <w:sz w:val="20"/>
+              </w:rPr>
+              <w:t>shares</w:t>
+            </w:r>
+            <w:proofErr w:type="gramEnd"/>
           </w:p>
         </w:tc>
       </w:tr>
@@ -8664,6 +9359,8 @@
             <w:pPr>
               <w:spacing w:before="20" w:after="20" w:line="252" w:lineRule="auto"/>
             </w:pPr>
+            <w:proofErr w:type="spellStart"/>
+            <w:proofErr w:type="gramStart"/>
             <w:r>
               <w:rPr>
                 <w:rFonts w:ascii="Consolas" w:eastAsia="Consolas" w:hAnsi="Consolas" w:cs="Consolas"/>
@@ -8671,6 +9368,8 @@
               </w:rPr>
               <w:t>docxtestcases.go</w:t>
             </w:r>
+            <w:proofErr w:type="spellEnd"/>
+            <w:proofErr w:type="gramEnd"/>
           </w:p>
         </w:tc>
         <w:tc>
@@ -8717,6 +9416,8 @@
             <w:pPr>
               <w:spacing w:before="20" w:after="20" w:line="252" w:lineRule="auto"/>
             </w:pPr>
+            <w:proofErr w:type="spellStart"/>
+            <w:proofErr w:type="gramStart"/>
             <w:r>
               <w:rPr>
                 <w:rFonts w:ascii="Consolas" w:eastAsia="Consolas" w:hAnsi="Consolas" w:cs="Consolas"/>
@@ -8724,6 +9425,8 @@
               </w:rPr>
               <w:t>docxfooter.go</w:t>
             </w:r>
+            <w:proofErr w:type="spellEnd"/>
+            <w:proofErr w:type="gramEnd"/>
           </w:p>
         </w:tc>
         <w:tc>
@@ -8770,6 +9473,8 @@
             <w:pPr>
               <w:spacing w:before="20" w:after="20" w:line="252" w:lineRule="auto"/>
             </w:pPr>
+            <w:proofErr w:type="spellStart"/>
+            <w:proofErr w:type="gramStart"/>
             <w:r>
               <w:rPr>
                 <w:rFonts w:ascii="Consolas" w:eastAsia="Consolas" w:hAnsi="Consolas" w:cs="Consolas"/>
@@ -8777,6 +9482,8 @@
               </w:rPr>
               <w:t>docxlogo.go</w:t>
             </w:r>
+            <w:proofErr w:type="spellEnd"/>
+            <w:proofErr w:type="gramEnd"/>
           </w:p>
         </w:tc>
         <w:tc>
@@ -8809,7 +9516,23 @@
                 <w:rFonts w:ascii="Wavehaus 42 Light" w:eastAsia="Wavehaus 42 Light" w:hAnsi="Wavehaus 42 Light" w:cs="Wavehaus 42 Light"/>
                 <w:sz w:val="20"/>
               </w:rPr>
-              <w:t>Logo decoding: SVG rasterising, WEBP, scaling</w:t>
+              <w:t xml:space="preserve">Logo decoding: SVG </w:t>
+            </w:r>
+            <w:proofErr w:type="spellStart"/>
+            <w:r>
+              <w:rPr>
+                <w:rFonts w:ascii="Wavehaus 42 Light" w:eastAsia="Wavehaus 42 Light" w:hAnsi="Wavehaus 42 Light" w:cs="Wavehaus 42 Light"/>
+                <w:sz w:val="20"/>
+              </w:rPr>
+              <w:t>rasterising</w:t>
+            </w:r>
+            <w:proofErr w:type="spellEnd"/>
+            <w:r>
+              <w:rPr>
+                <w:rFonts w:ascii="Wavehaus 42 Light" w:eastAsia="Wavehaus 42 Light" w:hAnsi="Wavehaus 42 Light" w:cs="Wavehaus 42 Light"/>
+                <w:sz w:val="20"/>
+              </w:rPr>
+              <w:t>, WEBP, scaling</w:t>
             </w:r>
           </w:p>
         </w:tc>
@@ -8823,6 +9546,8 @@
             <w:pPr>
               <w:spacing w:before="20" w:after="20" w:line="252" w:lineRule="auto"/>
             </w:pPr>
+            <w:proofErr w:type="spellStart"/>
+            <w:proofErr w:type="gramStart"/>
             <w:r>
               <w:rPr>
                 <w:rFonts w:ascii="Consolas" w:eastAsia="Consolas" w:hAnsi="Consolas" w:cs="Consolas"/>
@@ -8830,6 +9555,8 @@
               </w:rPr>
               <w:t>docxpoc.go</w:t>
             </w:r>
+            <w:proofErr w:type="spellEnd"/>
+            <w:proofErr w:type="gramEnd"/>
           </w:p>
         </w:tc>
         <w:tc>
@@ -8929,6 +9656,8 @@
             <w:pPr>
               <w:spacing w:before="20" w:after="20" w:line="252" w:lineRule="auto"/>
             </w:pPr>
+            <w:proofErr w:type="spellStart"/>
+            <w:proofErr w:type="gramStart"/>
             <w:r>
               <w:rPr>
                 <w:rFonts w:ascii="Consolas" w:eastAsia="Consolas" w:hAnsi="Consolas" w:cs="Consolas"/>
@@ -8936,6 +9665,8 @@
               </w:rPr>
               <w:t>pptxclosure.go</w:t>
             </w:r>
+            <w:proofErr w:type="spellEnd"/>
+            <w:proofErr w:type="gramEnd"/>
           </w:p>
         </w:tc>
         <w:tc>
@@ -8982,6 +9713,8 @@
             <w:pPr>
               <w:spacing w:before="20" w:after="20" w:line="252" w:lineRule="auto"/>
             </w:pPr>
+            <w:proofErr w:type="spellStart"/>
+            <w:proofErr w:type="gramStart"/>
             <w:r>
               <w:rPr>
                 <w:rFonts w:ascii="Consolas" w:eastAsia="Consolas" w:hAnsi="Consolas" w:cs="Consolas"/>
@@ -8989,6 +9722,8 @@
               </w:rPr>
               <w:t>pptxslides.go</w:t>
             </w:r>
+            <w:proofErr w:type="spellEnd"/>
+            <w:proofErr w:type="gramEnd"/>
           </w:p>
         </w:tc>
         <w:tc>
@@ -9035,6 +9770,8 @@
             <w:pPr>
               <w:spacing w:before="20" w:after="20" w:line="252" w:lineRule="auto"/>
             </w:pPr>
+            <w:proofErr w:type="spellStart"/>
+            <w:proofErr w:type="gramStart"/>
             <w:r>
               <w:rPr>
                 <w:rFonts w:ascii="Consolas" w:eastAsia="Consolas" w:hAnsi="Consolas" w:cs="Consolas"/>
@@ -9042,6 +9779,8 @@
               </w:rPr>
               <w:t>pptxsummary.go</w:t>
             </w:r>
+            <w:proofErr w:type="spellEnd"/>
+            <w:proofErr w:type="gramEnd"/>
           </w:p>
         </w:tc>
         <w:tc>
@@ -9088,6 +9827,8 @@
             <w:pPr>
               <w:spacing w:before="20" w:after="20" w:line="252" w:lineRule="auto"/>
             </w:pPr>
+            <w:proofErr w:type="spellStart"/>
+            <w:proofErr w:type="gramStart"/>
             <w:r>
               <w:rPr>
                 <w:rFonts w:ascii="Consolas" w:eastAsia="Consolas" w:hAnsi="Consolas" w:cs="Consolas"/>
@@ -9095,6 +9836,8 @@
               </w:rPr>
               <w:t>pptxcharts.go</w:t>
             </w:r>
+            <w:proofErr w:type="spellEnd"/>
+            <w:proofErr w:type="gramEnd"/>
           </w:p>
         </w:tc>
         <w:tc>
@@ -9141,13 +9884,18 @@
             <w:pPr>
               <w:spacing w:before="20" w:after="20" w:line="252" w:lineRule="auto"/>
             </w:pPr>
+            <w:proofErr w:type="spellStart"/>
+            <w:proofErr w:type="gramStart"/>
             <w:r>
               <w:rPr>
                 <w:rFonts w:ascii="Consolas" w:eastAsia="Consolas" w:hAnsi="Consolas" w:cs="Consolas"/>
                 <w:sz w:val="20"/>
               </w:rPr>
+              <w:lastRenderedPageBreak/>
               <w:t>onedrive.go</w:t>
             </w:r>
+            <w:proofErr w:type="spellEnd"/>
+            <w:proofErr w:type="gramEnd"/>
           </w:p>
         </w:tc>
         <w:tc>
@@ -9301,12 +10049,21 @@
               </w:rPr>
               <w:t xml:space="preserve">, </w:t>
             </w:r>
+            <w:proofErr w:type="spellStart"/>
             <w:r>
               <w:rPr>
                 <w:rFonts w:ascii="Consolas" w:eastAsia="Consolas" w:hAnsi="Consolas" w:cs="Consolas"/>
                 <w:sz w:val="20"/>
               </w:rPr>
-              <w:t>js/api.js</w:t>
+              <w:t>js</w:t>
+            </w:r>
+            <w:proofErr w:type="spellEnd"/>
+            <w:r>
+              <w:rPr>
+                <w:rFonts w:ascii="Consolas" w:eastAsia="Consolas" w:hAnsi="Consolas" w:cs="Consolas"/>
+                <w:sz w:val="20"/>
+              </w:rPr>
+              <w:t>/api.js</w:t>
             </w:r>
             <w:r>
               <w:rPr>
@@ -9315,12 +10072,21 @@
               </w:rPr>
               <w:t xml:space="preserve">, </w:t>
             </w:r>
+            <w:proofErr w:type="spellStart"/>
             <w:r>
               <w:rPr>
                 <w:rFonts w:ascii="Consolas" w:eastAsia="Consolas" w:hAnsi="Consolas" w:cs="Consolas"/>
                 <w:sz w:val="20"/>
               </w:rPr>
-              <w:t>js/state.js</w:t>
+              <w:t>js</w:t>
+            </w:r>
+            <w:proofErr w:type="spellEnd"/>
+            <w:r>
+              <w:rPr>
+                <w:rFonts w:ascii="Consolas" w:eastAsia="Consolas" w:hAnsi="Consolas" w:cs="Consolas"/>
+                <w:sz w:val="20"/>
+              </w:rPr>
+              <w:t>/state.js</w:t>
             </w:r>
             <w:r>
               <w:rPr>
@@ -9329,12 +10095,21 @@
               </w:rPr>
               <w:t xml:space="preserve">, </w:t>
             </w:r>
+            <w:proofErr w:type="spellStart"/>
             <w:r>
               <w:rPr>
                 <w:rFonts w:ascii="Consolas" w:eastAsia="Consolas" w:hAnsi="Consolas" w:cs="Consolas"/>
                 <w:sz w:val="20"/>
               </w:rPr>
-              <w:t>js/pages.js</w:t>
+              <w:t>js</w:t>
+            </w:r>
+            <w:proofErr w:type="spellEnd"/>
+            <w:r>
+              <w:rPr>
+                <w:rFonts w:ascii="Consolas" w:eastAsia="Consolas" w:hAnsi="Consolas" w:cs="Consolas"/>
+                <w:sz w:val="20"/>
+              </w:rPr>
+              <w:t>/pages.js</w:t>
             </w:r>
             <w:r>
               <w:rPr>
@@ -9343,12 +10118,21 @@
               </w:rPr>
               <w:t xml:space="preserve">, </w:t>
             </w:r>
+            <w:proofErr w:type="spellStart"/>
             <w:r>
               <w:rPr>
                 <w:rFonts w:ascii="Consolas" w:eastAsia="Consolas" w:hAnsi="Consolas" w:cs="Consolas"/>
                 <w:sz w:val="20"/>
               </w:rPr>
-              <w:t>css/app.css</w:t>
+              <w:t>css</w:t>
+            </w:r>
+            <w:proofErr w:type="spellEnd"/>
+            <w:r>
+              <w:rPr>
+                <w:rFonts w:ascii="Consolas" w:eastAsia="Consolas" w:hAnsi="Consolas" w:cs="Consolas"/>
+                <w:sz w:val="20"/>
+              </w:rPr>
+              <w:t>/app.css</w:t>
             </w:r>
             <w:r>
               <w:rPr>
@@ -9414,6 +10198,8 @@
               </w:rPr>
               <w:t xml:space="preserve">, both embedded with </w:t>
             </w:r>
+            <w:proofErr w:type="spellStart"/>
+            <w:proofErr w:type="gramStart"/>
             <w:r>
               <w:rPr>
                 <w:rFonts w:ascii="Consolas" w:eastAsia="Consolas" w:hAnsi="Consolas" w:cs="Consolas"/>
@@ -9421,6 +10207,8 @@
               </w:rPr>
               <w:t>go:embed</w:t>
             </w:r>
+            <w:proofErr w:type="spellEnd"/>
+            <w:proofErr w:type="gramEnd"/>
             <w:r>
               <w:rPr>
                 <w:rFonts w:ascii="Wavehaus 42 Light" w:eastAsia="Wavehaus 42 Light" w:hAnsi="Wavehaus 42 Light" w:cs="Wavehaus 42 Light"/>
@@ -9452,7 +10240,23 @@
                 <w:rFonts w:ascii="Consolas" w:eastAsia="Consolas" w:hAnsi="Consolas" w:cs="Consolas"/>
                 <w:sz w:val="20"/>
               </w:rPr>
-              <w:t>backend/tools/mkclosuretemplate/</w:t>
+              <w:t>backend/tools/</w:t>
+            </w:r>
+            <w:proofErr w:type="spellStart"/>
+            <w:r>
+              <w:rPr>
+                <w:rFonts w:ascii="Consolas" w:eastAsia="Consolas" w:hAnsi="Consolas" w:cs="Consolas"/>
+                <w:sz w:val="20"/>
+              </w:rPr>
+              <w:t>mkclosuretemplate</w:t>
+            </w:r>
+            <w:proofErr w:type="spellEnd"/>
+            <w:r>
+              <w:rPr>
+                <w:rFonts w:ascii="Consolas" w:eastAsia="Consolas" w:hAnsi="Consolas" w:cs="Consolas"/>
+                <w:sz w:val="20"/>
+              </w:rPr>
+              <w:t>/</w:t>
             </w:r>
           </w:p>
         </w:tc>
@@ -9507,6 +10311,7 @@
               </w:rPr>
               <w:t xml:space="preserve">Created at run time: </w:t>
             </w:r>
+            <w:proofErr w:type="spellStart"/>
             <w:r>
               <w:rPr>
                 <w:rFonts w:ascii="Consolas" w:eastAsia="Consolas" w:hAnsi="Consolas" w:cs="Consolas"/>
@@ -9514,6 +10319,7 @@
               </w:rPr>
               <w:t>mcollaborator.db</w:t>
             </w:r>
+            <w:proofErr w:type="spellEnd"/>
             <w:r>
               <w:rPr>
                 <w:rFonts w:ascii="Wavehaus 42 Light" w:eastAsia="Wavehaus 42 Light" w:hAnsi="Wavehaus 42 Light" w:cs="Wavehaus 42 Light"/>
@@ -9607,6 +10413,8 @@
               </w:rPr>
               <w:t xml:space="preserve">The Wails shell: </w:t>
             </w:r>
+            <w:proofErr w:type="spellStart"/>
+            <w:proofErr w:type="gramStart"/>
             <w:r>
               <w:rPr>
                 <w:rFonts w:ascii="Consolas" w:eastAsia="Consolas" w:hAnsi="Consolas" w:cs="Consolas"/>
@@ -9614,6 +10422,8 @@
               </w:rPr>
               <w:t>main.go</w:t>
             </w:r>
+            <w:proofErr w:type="spellEnd"/>
+            <w:proofErr w:type="gramEnd"/>
             <w:r>
               <w:rPr>
                 <w:rFonts w:ascii="Wavehaus 42 Light" w:eastAsia="Wavehaus 42 Light" w:hAnsi="Wavehaus 42 Light" w:cs="Wavehaus 42 Light"/>
@@ -9621,6 +10431,8 @@
               </w:rPr>
               <w:t xml:space="preserve">, </w:t>
             </w:r>
+            <w:proofErr w:type="spellStart"/>
+            <w:proofErr w:type="gramStart"/>
             <w:r>
               <w:rPr>
                 <w:rFonts w:ascii="Consolas" w:eastAsia="Consolas" w:hAnsi="Consolas" w:cs="Consolas"/>
@@ -9628,6 +10440,8 @@
               </w:rPr>
               <w:t>server.go</w:t>
             </w:r>
+            <w:proofErr w:type="spellEnd"/>
+            <w:proofErr w:type="gramEnd"/>
             <w:r>
               <w:rPr>
                 <w:rFonts w:ascii="Wavehaus 42 Light" w:eastAsia="Wavehaus 42 Light" w:hAnsi="Wavehaus 42 Light" w:cs="Wavehaus 42 Light"/>
@@ -9635,6 +10449,8 @@
               </w:rPr>
               <w:t xml:space="preserve">, </w:t>
             </w:r>
+            <w:proofErr w:type="spellStart"/>
+            <w:proofErr w:type="gramStart"/>
             <w:r>
               <w:rPr>
                 <w:rFonts w:ascii="Consolas" w:eastAsia="Consolas" w:hAnsi="Consolas" w:cs="Consolas"/>
@@ -9642,6 +10458,8 @@
               </w:rPr>
               <w:t>reports.go</w:t>
             </w:r>
+            <w:proofErr w:type="spellEnd"/>
+            <w:proofErr w:type="gramEnd"/>
             <w:r>
               <w:rPr>
                 <w:rFonts w:ascii="Wavehaus 42 Light" w:eastAsia="Wavehaus 42 Light" w:hAnsi="Wavehaus 42 Light" w:cs="Wavehaus 42 Light"/>
@@ -9663,6 +10481,8 @@
               </w:rPr>
               <w:t xml:space="preserve">, </w:t>
             </w:r>
+            <w:proofErr w:type="spellStart"/>
+            <w:proofErr w:type="gramStart"/>
             <w:r>
               <w:rPr>
                 <w:rFonts w:ascii="Consolas" w:eastAsia="Consolas" w:hAnsi="Consolas" w:cs="Consolas"/>
@@ -9670,6 +10490,8 @@
               </w:rPr>
               <w:t>wails.json</w:t>
             </w:r>
+            <w:proofErr w:type="spellEnd"/>
+            <w:proofErr w:type="gramEnd"/>
             <w:r>
               <w:rPr>
                 <w:rFonts w:ascii="Wavehaus 42 Light" w:eastAsia="Wavehaus 42 Light" w:hAnsi="Wavehaus 42 Light" w:cs="Wavehaus 42 Light"/>
@@ -9677,12 +10499,21 @@
               </w:rPr>
               <w:t xml:space="preserve">, and </w:t>
             </w:r>
+            <w:proofErr w:type="spellStart"/>
             <w:r>
               <w:rPr>
                 <w:rFonts w:ascii="Consolas" w:eastAsia="Consolas" w:hAnsi="Consolas" w:cs="Consolas"/>
                 <w:sz w:val="20"/>
               </w:rPr>
-              <w:t>dist/</w:t>
+              <w:t>dist</w:t>
+            </w:r>
+            <w:proofErr w:type="spellEnd"/>
+            <w:r>
+              <w:rPr>
+                <w:rFonts w:ascii="Consolas" w:eastAsia="Consolas" w:hAnsi="Consolas" w:cs="Consolas"/>
+                <w:sz w:val="20"/>
+              </w:rPr>
+              <w:t>/</w:t>
             </w:r>
             <w:r>
               <w:rPr>
@@ -9754,6 +10585,7 @@
           <w:rFonts w:eastAsia="Wavehaus 128 Bold" w:cs="Wavehaus 128 Bold"/>
           <w:sz w:val="28"/>
         </w:rPr>
+        <w:lastRenderedPageBreak/>
         <w:t>Installation and Configuration</w:t>
       </w:r>
       <w:bookmarkEnd w:id="12"/>
@@ -9888,7 +10720,23 @@
                 <w:rFonts w:ascii="Wavehaus 42 Light" w:eastAsia="Wavehaus 42 Light" w:hAnsi="Wavehaus 42 Light" w:cs="Wavehaus 42 Light"/>
                 <w:sz w:val="20"/>
               </w:rPr>
-              <w:t>No cgo toolchain required</w:t>
+              <w:t xml:space="preserve">No </w:t>
+            </w:r>
+            <w:proofErr w:type="spellStart"/>
+            <w:r>
+              <w:rPr>
+                <w:rFonts w:ascii="Wavehaus 42 Light" w:eastAsia="Wavehaus 42 Light" w:hAnsi="Wavehaus 42 Light" w:cs="Wavehaus 42 Light"/>
+                <w:sz w:val="20"/>
+              </w:rPr>
+              <w:t>cgo</w:t>
+            </w:r>
+            <w:proofErr w:type="spellEnd"/>
+            <w:r>
+              <w:rPr>
+                <w:rFonts w:ascii="Wavehaus 42 Light" w:eastAsia="Wavehaus 42 Light" w:hAnsi="Wavehaus 42 Light" w:cs="Wavehaus 42 Light"/>
+                <w:sz w:val="20"/>
+              </w:rPr>
+              <w:t xml:space="preserve"> toolchain required</w:t>
             </w:r>
           </w:p>
         </w:tc>
@@ -9989,6 +10837,7 @@
             <w:pPr>
               <w:spacing w:before="20" w:after="20" w:line="252" w:lineRule="auto"/>
             </w:pPr>
+            <w:proofErr w:type="spellStart"/>
             <w:r>
               <w:rPr>
                 <w:rFonts w:ascii="Consolas" w:eastAsia="Consolas" w:hAnsi="Consolas" w:cs="Consolas"/>
@@ -9996,6 +10845,7 @@
               </w:rPr>
               <w:t>soffice</w:t>
             </w:r>
+            <w:proofErr w:type="spellEnd"/>
             <w:r>
               <w:rPr>
                 <w:rFonts w:ascii="Wavehaus 42 Light" w:eastAsia="Wavehaus 42 Light" w:hAnsi="Wavehaus 42 Light" w:cs="Wavehaus 42 Light"/>
@@ -10068,8 +10918,49 @@
                 <w:rFonts w:ascii="Consolas" w:eastAsia="Consolas" w:hAnsi="Consolas" w:cs="Consolas"/>
                 <w:sz w:val="20"/>
               </w:rPr>
-              <w:t>go install github.com/wailsapp/wails/v2/cmd/wails@latest</w:t>
-            </w:r>
+              <w:t>go install github.com/</w:t>
+            </w:r>
+            <w:proofErr w:type="spellStart"/>
+            <w:r>
+              <w:rPr>
+                <w:rFonts w:ascii="Consolas" w:eastAsia="Consolas" w:hAnsi="Consolas" w:cs="Consolas"/>
+                <w:sz w:val="20"/>
+              </w:rPr>
+              <w:t>wailsapp</w:t>
+            </w:r>
+            <w:proofErr w:type="spellEnd"/>
+            <w:r>
+              <w:rPr>
+                <w:rFonts w:ascii="Consolas" w:eastAsia="Consolas" w:hAnsi="Consolas" w:cs="Consolas"/>
+                <w:sz w:val="20"/>
+              </w:rPr>
+              <w:t>/wails/v2/</w:t>
+            </w:r>
+            <w:proofErr w:type="spellStart"/>
+            <w:r>
+              <w:rPr>
+                <w:rFonts w:ascii="Consolas" w:eastAsia="Consolas" w:hAnsi="Consolas" w:cs="Consolas"/>
+                <w:sz w:val="20"/>
+              </w:rPr>
+              <w:t>cmd</w:t>
+            </w:r>
+            <w:proofErr w:type="spellEnd"/>
+            <w:r>
+              <w:rPr>
+                <w:rFonts w:ascii="Consolas" w:eastAsia="Consolas" w:hAnsi="Consolas" w:cs="Consolas"/>
+                <w:sz w:val="20"/>
+              </w:rPr>
+              <w:t>/</w:t>
+            </w:r>
+            <w:proofErr w:type="spellStart"/>
+            <w:r>
+              <w:rPr>
+                <w:rFonts w:ascii="Consolas" w:eastAsia="Consolas" w:hAnsi="Consolas" w:cs="Consolas"/>
+                <w:sz w:val="20"/>
+              </w:rPr>
+              <w:t>wails@latest</w:t>
+            </w:r>
+            <w:proofErr w:type="spellEnd"/>
           </w:p>
         </w:tc>
       </w:tr>
@@ -10248,8 +11139,17 @@
           <w:rFonts w:ascii="Consolas" w:eastAsia="Consolas" w:hAnsi="Consolas" w:cs="Consolas"/>
           <w:sz w:val="18"/>
         </w:rPr>
-        <w:t>go build -o mCollaborator.exe .</w:t>
-      </w:r>
+        <w:t xml:space="preserve">go build -o </w:t>
+      </w:r>
+      <w:proofErr w:type="gramStart"/>
+      <w:r>
+        <w:rPr>
+          <w:rFonts w:ascii="Consolas" w:eastAsia="Consolas" w:hAnsi="Consolas" w:cs="Consolas"/>
+          <w:sz w:val="18"/>
+        </w:rPr>
+        <w:t>mCollaborator.exe .</w:t>
+      </w:r>
+      <w:proofErr w:type="gramEnd"/>
     </w:p>
     <w:p>
       <w:pPr>
@@ -10260,7 +11160,32 @@
           <w:rFonts w:ascii="Consolas" w:eastAsia="Consolas" w:hAnsi="Consolas" w:cs="Consolas"/>
           <w:sz w:val="18"/>
         </w:rPr>
-        <w:t>go test ./...</w:t>
+        <w:t xml:space="preserve">go </w:t>
+      </w:r>
+      <w:proofErr w:type="spellStart"/>
+      <w:proofErr w:type="gramStart"/>
+      <w:r>
+        <w:rPr>
+          <w:rFonts w:ascii="Consolas" w:eastAsia="Consolas" w:hAnsi="Consolas" w:cs="Consolas"/>
+          <w:sz w:val="18"/>
+        </w:rPr>
+        <w:t>test</w:t>
+      </w:r>
+      <w:proofErr w:type="spellEnd"/>
+      <w:r>
+        <w:rPr>
+          <w:rFonts w:ascii="Consolas" w:eastAsia="Consolas" w:hAnsi="Consolas" w:cs="Consolas"/>
+          <w:sz w:val="18"/>
+        </w:rPr>
+        <w:t xml:space="preserve"> .</w:t>
+      </w:r>
+      <w:proofErr w:type="gramEnd"/>
+      <w:r>
+        <w:rPr>
+          <w:rFonts w:ascii="Consolas" w:eastAsia="Consolas" w:hAnsi="Consolas" w:cs="Consolas"/>
+          <w:sz w:val="18"/>
+        </w:rPr>
+        <w:t>/...</w:t>
       </w:r>
     </w:p>
     <w:p>
@@ -10284,7 +11209,23 @@
           <w:rFonts w:ascii="Consolas" w:eastAsia="Consolas" w:hAnsi="Consolas" w:cs="Consolas"/>
           <w:sz w:val="18"/>
         </w:rPr>
-        <w:t># run (PORT defaults to 9900)</w:t>
+        <w:t xml:space="preserve"># </w:t>
+      </w:r>
+      <w:proofErr w:type="gramStart"/>
+      <w:r>
+        <w:rPr>
+          <w:rFonts w:ascii="Consolas" w:eastAsia="Consolas" w:hAnsi="Consolas" w:cs="Consolas"/>
+          <w:sz w:val="18"/>
+        </w:rPr>
+        <w:t>run</w:t>
+      </w:r>
+      <w:proofErr w:type="gramEnd"/>
+      <w:r>
+        <w:rPr>
+          <w:rFonts w:ascii="Consolas" w:eastAsia="Consolas" w:hAnsi="Consolas" w:cs="Consolas"/>
+          <w:sz w:val="18"/>
+        </w:rPr>
+        <w:t xml:space="preserve"> (PORT defaults to 9900)</w:t>
       </w:r>
     </w:p>
     <w:p>
@@ -10529,8 +11470,17 @@
                 <w:rFonts w:ascii="Consolas" w:eastAsia="Consolas" w:hAnsi="Consolas" w:cs="Consolas"/>
                 <w:sz w:val="20"/>
               </w:rPr>
-              <w:t>data/mcollaborator.db</w:t>
-            </w:r>
+              <w:t>data/</w:t>
+            </w:r>
+            <w:proofErr w:type="spellStart"/>
+            <w:r>
+              <w:rPr>
+                <w:rFonts w:ascii="Consolas" w:eastAsia="Consolas" w:hAnsi="Consolas" w:cs="Consolas"/>
+                <w:sz w:val="20"/>
+              </w:rPr>
+              <w:t>mcollaborator.db</w:t>
+            </w:r>
+            <w:proofErr w:type="spellEnd"/>
           </w:p>
         </w:tc>
         <w:tc>
@@ -10594,12 +11544,21 @@
             <w:pPr>
               <w:spacing w:before="20" w:after="20" w:line="252" w:lineRule="auto"/>
             </w:pPr>
-            <w:r>
-              <w:rPr>
-                <w:rFonts w:ascii="Wavehaus 42 Light" w:eastAsia="Wavehaus 42 Light" w:hAnsi="Wavehaus 42 Light" w:cs="Wavehaus 42 Light"/>
-                <w:sz w:val="20"/>
-              </w:rPr>
-              <w:t>Honoured when the newer variable is unset, so a deployment predating the rename keeps its database instead of silently opening an empty one</w:t>
+            <w:proofErr w:type="spellStart"/>
+            <w:r>
+              <w:rPr>
+                <w:rFonts w:ascii="Wavehaus 42 Light" w:eastAsia="Wavehaus 42 Light" w:hAnsi="Wavehaus 42 Light" w:cs="Wavehaus 42 Light"/>
+                <w:sz w:val="20"/>
+              </w:rPr>
+              <w:t>Honoured</w:t>
+            </w:r>
+            <w:proofErr w:type="spellEnd"/>
+            <w:r>
+              <w:rPr>
+                <w:rFonts w:ascii="Wavehaus 42 Light" w:eastAsia="Wavehaus 42 Light" w:hAnsi="Wavehaus 42 Light" w:cs="Wavehaus 42 Light"/>
+                <w:sz w:val="20"/>
+              </w:rPr>
+              <w:t xml:space="preserve"> when the newer variable is unset, so a deployment predating the rename keeps its database instead of silently opening an empty one</w:t>
             </w:r>
           </w:p>
         </w:tc>
@@ -10724,6 +11683,7 @@
                 <w:rFonts w:ascii="Consolas" w:eastAsia="Consolas" w:hAnsi="Consolas" w:cs="Consolas"/>
                 <w:sz w:val="20"/>
               </w:rPr>
+              <w:lastRenderedPageBreak/>
               <w:t>OD_CLIENT_SECRET</w:t>
             </w:r>
           </w:p>
@@ -10893,20 +11853,40 @@
         </w:rPr>
         <w:t xml:space="preserve">The front end has one tunable of its own: setting </w:t>
       </w:r>
+      <w:proofErr w:type="spellStart"/>
+      <w:proofErr w:type="gramStart"/>
       <w:r>
         <w:rPr>
           <w:rFonts w:ascii="Consolas" w:eastAsia="Consolas" w:hAnsi="Consolas" w:cs="Consolas"/>
           <w:sz w:val="20"/>
         </w:rPr>
-        <w:t>window.FINDINGS_REFRESH_MS</w:t>
-      </w:r>
+        <w:t>window.FINDINGS</w:t>
+      </w:r>
+      <w:proofErr w:type="gramEnd"/>
+      <w:r>
+        <w:rPr>
+          <w:rFonts w:ascii="Consolas" w:eastAsia="Consolas" w:hAnsi="Consolas" w:cs="Consolas"/>
+          <w:sz w:val="20"/>
+        </w:rPr>
+        <w:t>_REFRESH_MS</w:t>
+      </w:r>
+      <w:proofErr w:type="spellEnd"/>
       <w:r>
         <w:rPr>
           <w:rFonts w:ascii="Wavehaus 42 Light" w:eastAsia="Wavehaus 42 Light" w:hAnsi="Wavehaus 42 Light" w:cs="Wavehaus 42 Light"/>
           <w:sz w:val="24"/>
         </w:rPr>
-        <w:t xml:space="preserve"> before the application loads changes how often an open engagement polls for other analysts' changes. The default is 15,000 ms.</w:t>
-      </w:r>
+        <w:t xml:space="preserve"> before the application loads changes how often an open engagement polls for other analysts' changes. The default is 15,000 </w:t>
+      </w:r>
+      <w:proofErr w:type="spellStart"/>
+      <w:r>
+        <w:rPr>
+          <w:rFonts w:ascii="Wavehaus 42 Light" w:eastAsia="Wavehaus 42 Light" w:hAnsi="Wavehaus 42 Light" w:cs="Wavehaus 42 Light"/>
+          <w:sz w:val="24"/>
+        </w:rPr>
+        <w:t>ms.</w:t>
+      </w:r>
+      <w:proofErr w:type="spellEnd"/>
     </w:p>
     <w:p>
       <w:pPr>
@@ -11004,8 +11984,17 @@
                 <w:rFonts w:ascii="Consolas" w:eastAsia="Consolas" w:hAnsi="Consolas" w:cs="Consolas"/>
                 <w:sz w:val="20"/>
               </w:rPr>
-              <w:t>data/mcollaborator.db</w:t>
-            </w:r>
+              <w:t>data/</w:t>
+            </w:r>
+            <w:proofErr w:type="spellStart"/>
+            <w:r>
+              <w:rPr>
+                <w:rFonts w:ascii="Consolas" w:eastAsia="Consolas" w:hAnsi="Consolas" w:cs="Consolas"/>
+                <w:sz w:val="20"/>
+              </w:rPr>
+              <w:t>mcollaborator.db</w:t>
+            </w:r>
+            <w:proofErr w:type="spellEnd"/>
           </w:p>
         </w:tc>
         <w:tc>
@@ -11081,7 +12070,23 @@
                 <w:rFonts w:ascii="Consolas" w:eastAsia="Consolas" w:hAnsi="Consolas" w:cs="Consolas"/>
                 <w:sz w:val="20"/>
               </w:rPr>
-              <w:t>&lt;uuid&gt;_&lt;original name&gt;</w:t>
+              <w:t>&lt;</w:t>
+            </w:r>
+            <w:proofErr w:type="spellStart"/>
+            <w:r>
+              <w:rPr>
+                <w:rFonts w:ascii="Consolas" w:eastAsia="Consolas" w:hAnsi="Consolas" w:cs="Consolas"/>
+                <w:sz w:val="20"/>
+              </w:rPr>
+              <w:t>uuid</w:t>
+            </w:r>
+            <w:proofErr w:type="spellEnd"/>
+            <w:r>
+              <w:rPr>
+                <w:rFonts w:ascii="Consolas" w:eastAsia="Consolas" w:hAnsi="Consolas" w:cs="Consolas"/>
+                <w:sz w:val="20"/>
+              </w:rPr>
+              <w:t>&gt;_&lt;original name&gt;</w:t>
             </w:r>
           </w:p>
         </w:tc>
@@ -11170,7 +12175,23 @@
                 <w:rFonts w:ascii="Consolas" w:eastAsia="Consolas" w:hAnsi="Consolas" w:cs="Consolas"/>
                 <w:sz w:val="20"/>
               </w:rPr>
-              <w:t>%APPDATA%\\mCollaborator\\</w:t>
+              <w:t>%APPDATA%\\</w:t>
+            </w:r>
+            <w:proofErr w:type="spellStart"/>
+            <w:r>
+              <w:rPr>
+                <w:rFonts w:ascii="Consolas" w:eastAsia="Consolas" w:hAnsi="Consolas" w:cs="Consolas"/>
+                <w:sz w:val="20"/>
+              </w:rPr>
+              <w:t>mCollaborator</w:t>
+            </w:r>
+            <w:proofErr w:type="spellEnd"/>
+            <w:r>
+              <w:rPr>
+                <w:rFonts w:ascii="Consolas" w:eastAsia="Consolas" w:hAnsi="Consolas" w:cs="Consolas"/>
+                <w:sz w:val="20"/>
+              </w:rPr>
+              <w:t>\\</w:t>
             </w:r>
           </w:p>
         </w:tc>
@@ -11220,12 +12241,21 @@
         <w:pStyle w:val="Heading3"/>
       </w:pPr>
       <w:bookmarkStart w:id="17" w:name="_Toc238650990"/>
+      <w:proofErr w:type="gramStart"/>
       <w:r>
         <w:rPr>
           <w:rFonts w:ascii="Wavehaus 128 Bold" w:eastAsia="Wavehaus 128 Bold" w:hAnsi="Wavehaus 128 Bold" w:cs="Wavehaus 128 Bold"/>
           <w:sz w:val="24"/>
         </w:rPr>
-        <w:t>Deploying for a team on the office LAN</w:t>
+        <w:t>Deploying for</w:t>
+      </w:r>
+      <w:proofErr w:type="gramEnd"/>
+      <w:r>
+        <w:rPr>
+          <w:rFonts w:ascii="Wavehaus 128 Bold" w:eastAsia="Wavehaus 128 Bold" w:hAnsi="Wavehaus 128 Bold" w:cs="Wavehaus 128 Bold"/>
+          <w:sz w:val="24"/>
+        </w:rPr>
+        <w:t xml:space="preserve"> a team on the office LAN</w:t>
       </w:r>
       <w:bookmarkEnd w:id="17"/>
     </w:p>
@@ -11347,6 +12377,7 @@
         <w:spacing w:line="360" w:lineRule="auto"/>
       </w:pPr>
       <w:r>
+        <w:lastRenderedPageBreak/>
         <w:br w:type="page"/>
       </w:r>
     </w:p>
@@ -11360,6 +12391,7 @@
           <w:rFonts w:eastAsia="Wavehaus 128 Bold" w:cs="Wavehaus 128 Bold"/>
           <w:sz w:val="28"/>
         </w:rPr>
+        <w:lastRenderedPageBreak/>
         <w:t>Security Model</w:t>
       </w:r>
       <w:bookmarkEnd w:id="18"/>
@@ -11392,7 +12424,23 @@
           <w:rFonts w:ascii="Consolas" w:eastAsia="Consolas" w:hAnsi="Consolas" w:cs="Consolas"/>
           <w:sz w:val="20"/>
         </w:rPr>
-        <w:t>POST /api/v1/auth/login</w:t>
+        <w:t>POST /</w:t>
+      </w:r>
+      <w:proofErr w:type="spellStart"/>
+      <w:r>
+        <w:rPr>
+          <w:rFonts w:ascii="Consolas" w:eastAsia="Consolas" w:hAnsi="Consolas" w:cs="Consolas"/>
+          <w:sz w:val="20"/>
+        </w:rPr>
+        <w:t>api</w:t>
+      </w:r>
+      <w:proofErr w:type="spellEnd"/>
+      <w:r>
+        <w:rPr>
+          <w:rFonts w:ascii="Consolas" w:eastAsia="Consolas" w:hAnsi="Consolas" w:cs="Consolas"/>
+          <w:sz w:val="20"/>
+        </w:rPr>
+        <w:t>/v1/auth/login</w:t>
       </w:r>
       <w:r>
         <w:rPr>
@@ -11446,6 +12494,7 @@
         </w:rPr>
         <w:t xml:space="preserve">Passwords are stored as </w:t>
       </w:r>
+      <w:proofErr w:type="spellStart"/>
       <w:r>
         <w:rPr>
           <w:rFonts w:ascii="Wavehaus 128 Bold" w:eastAsia="Wavehaus 128 Bold" w:hAnsi="Wavehaus 128 Bold" w:cs="Wavehaus 128 Bold"/>
@@ -11453,12 +12502,45 @@
         </w:rPr>
         <w:t>bcrypt</w:t>
       </w:r>
+      <w:proofErr w:type="spellEnd"/>
       <w:r>
         <w:rPr>
           <w:rFonts w:ascii="Wavehaus 42 Light" w:eastAsia="Wavehaus 42 Light" w:hAnsi="Wavehaus 42 Light" w:cs="Wavehaus 42 Light"/>
           <w:sz w:val="24"/>
         </w:rPr>
-        <w:t xml:space="preserve"> hashes at the library's default cost. A legacy SHA-256 scheme is still accepted on comparison so accounts created before bcrypt can still sign in; its salt prefix is a stored credential parameter and is deliberately not renamed.</w:t>
+        <w:t xml:space="preserve"> hashes at the library's default cost. A legacy SHA-256 scheme is still accepted </w:t>
+      </w:r>
+      <w:proofErr w:type="gramStart"/>
+      <w:r>
+        <w:rPr>
+          <w:rFonts w:ascii="Wavehaus 42 Light" w:eastAsia="Wavehaus 42 Light" w:hAnsi="Wavehaus 42 Light" w:cs="Wavehaus 42 Light"/>
+          <w:sz w:val="24"/>
+        </w:rPr>
+        <w:t>on</w:t>
+      </w:r>
+      <w:proofErr w:type="gramEnd"/>
+      <w:r>
+        <w:rPr>
+          <w:rFonts w:ascii="Wavehaus 42 Light" w:eastAsia="Wavehaus 42 Light" w:hAnsi="Wavehaus 42 Light" w:cs="Wavehaus 42 Light"/>
+          <w:sz w:val="24"/>
+        </w:rPr>
+        <w:t xml:space="preserve"> comparison so accounts created before </w:t>
+      </w:r>
+      <w:proofErr w:type="spellStart"/>
+      <w:r>
+        <w:rPr>
+          <w:rFonts w:ascii="Wavehaus 42 Light" w:eastAsia="Wavehaus 42 Light" w:hAnsi="Wavehaus 42 Light" w:cs="Wavehaus 42 Light"/>
+          <w:sz w:val="24"/>
+        </w:rPr>
+        <w:t>bcrypt</w:t>
+      </w:r>
+      <w:proofErr w:type="spellEnd"/>
+      <w:r>
+        <w:rPr>
+          <w:rFonts w:ascii="Wavehaus 42 Light" w:eastAsia="Wavehaus 42 Light" w:hAnsi="Wavehaus 42 Light" w:cs="Wavehaus 42 Light"/>
+          <w:sz w:val="24"/>
+        </w:rPr>
+        <w:t xml:space="preserve"> can still sign in; its salt prefix is a stored credential parameter and is deliberately not renamed.</w:t>
       </w:r>
     </w:p>
     <w:p>
@@ -11491,13 +12573,24 @@
         </w:rPr>
         <w:t xml:space="preserve">. Accounts carry a 90-day </w:t>
       </w:r>
+      <w:proofErr w:type="spellStart"/>
       <w:r>
         <w:rPr>
           <w:rFonts w:ascii="Consolas" w:eastAsia="Consolas" w:hAnsi="Consolas" w:cs="Consolas"/>
           <w:sz w:val="20"/>
         </w:rPr>
-        <w:t>password_expiry</w:t>
-      </w:r>
+        <w:t>password_</w:t>
+      </w:r>
+      <w:proofErr w:type="gramStart"/>
+      <w:r>
+        <w:rPr>
+          <w:rFonts w:ascii="Consolas" w:eastAsia="Consolas" w:hAnsi="Consolas" w:cs="Consolas"/>
+          <w:sz w:val="20"/>
+        </w:rPr>
+        <w:t>expiry</w:t>
+      </w:r>
+      <w:proofErr w:type="spellEnd"/>
+      <w:proofErr w:type="gramEnd"/>
       <w:r>
         <w:rPr>
           <w:rFonts w:ascii="Wavehaus 42 Light" w:eastAsia="Wavehaus 42 Light" w:hAnsi="Wavehaus 42 Light" w:cs="Wavehaus 42 Light"/>
@@ -11505,6 +12598,7 @@
         </w:rPr>
         <w:t xml:space="preserve"> and every non-admin account is created with </w:t>
       </w:r>
+      <w:proofErr w:type="spellStart"/>
       <w:r>
         <w:rPr>
           <w:rFonts w:ascii="Consolas" w:eastAsia="Consolas" w:hAnsi="Consolas" w:cs="Consolas"/>
@@ -11512,6 +12606,7 @@
         </w:rPr>
         <w:t>must_change_password</w:t>
       </w:r>
+      <w:proofErr w:type="spellEnd"/>
       <w:r>
         <w:rPr>
           <w:rFonts w:ascii="Wavehaus 42 Light" w:eastAsia="Wavehaus 42 Light" w:hAnsi="Wavehaus 42 Light" w:cs="Wavehaus 42 Light"/>
@@ -11534,7 +12629,23 @@
           <w:rFonts w:ascii="Consolas" w:eastAsia="Consolas" w:hAnsi="Consolas" w:cs="Consolas"/>
           <w:sz w:val="20"/>
         </w:rPr>
-        <w:t>POST /api/v1/users/me/password</w:t>
+        <w:t>POST /</w:t>
+      </w:r>
+      <w:proofErr w:type="spellStart"/>
+      <w:r>
+        <w:rPr>
+          <w:rFonts w:ascii="Consolas" w:eastAsia="Consolas" w:hAnsi="Consolas" w:cs="Consolas"/>
+          <w:sz w:val="20"/>
+        </w:rPr>
+        <w:t>api</w:t>
+      </w:r>
+      <w:proofErr w:type="spellEnd"/>
+      <w:r>
+        <w:rPr>
+          <w:rFonts w:ascii="Consolas" w:eastAsia="Consolas" w:hAnsi="Consolas" w:cs="Consolas"/>
+          <w:sz w:val="20"/>
+        </w:rPr>
+        <w:t>/v1/users/me/password</w:t>
       </w:r>
       <w:r>
         <w:rPr>
@@ -11666,6 +12777,7 @@
               <w:spacing w:before="20" w:after="20" w:line="252" w:lineRule="auto"/>
               <w:jc w:val="center"/>
             </w:pPr>
+            <w:proofErr w:type="spellStart"/>
             <w:r>
               <w:rPr>
                 <w:rFonts w:ascii="Wavehaus 128 Bold" w:eastAsia="Wavehaus 128 Bold" w:hAnsi="Wavehaus 128 Bold" w:cs="Wavehaus 128 Bold"/>
@@ -11673,6 +12785,7 @@
               </w:rPr>
               <w:t>project_manager</w:t>
             </w:r>
+            <w:proofErr w:type="spellEnd"/>
           </w:p>
         </w:tc>
       </w:tr>
@@ -11685,6 +12798,8 @@
             <w:pPr>
               <w:spacing w:before="20" w:after="20" w:line="252" w:lineRule="auto"/>
             </w:pPr>
+            <w:proofErr w:type="spellStart"/>
+            <w:proofErr w:type="gramStart"/>
             <w:r>
               <w:rPr>
                 <w:rFonts w:ascii="Consolas" w:eastAsia="Consolas" w:hAnsi="Consolas" w:cs="Consolas"/>
@@ -11692,6 +12807,8 @@
               </w:rPr>
               <w:t>engagements:write</w:t>
             </w:r>
+            <w:proofErr w:type="spellEnd"/>
+            <w:proofErr w:type="gramEnd"/>
           </w:p>
         </w:tc>
         <w:tc>
@@ -11772,6 +12889,8 @@
             <w:pPr>
               <w:spacing w:before="20" w:after="20" w:line="252" w:lineRule="auto"/>
             </w:pPr>
+            <w:proofErr w:type="spellStart"/>
+            <w:proofErr w:type="gramStart"/>
             <w:r>
               <w:rPr>
                 <w:rFonts w:ascii="Consolas" w:eastAsia="Consolas" w:hAnsi="Consolas" w:cs="Consolas"/>
@@ -11779,6 +12898,8 @@
               </w:rPr>
               <w:t>finding:write</w:t>
             </w:r>
+            <w:proofErr w:type="spellEnd"/>
+            <w:proofErr w:type="gramEnd"/>
           </w:p>
         </w:tc>
         <w:tc>
@@ -11859,6 +12980,8 @@
             <w:pPr>
               <w:spacing w:before="20" w:after="20" w:line="252" w:lineRule="auto"/>
             </w:pPr>
+            <w:proofErr w:type="spellStart"/>
+            <w:proofErr w:type="gramStart"/>
             <w:r>
               <w:rPr>
                 <w:rFonts w:ascii="Consolas" w:eastAsia="Consolas" w:hAnsi="Consolas" w:cs="Consolas"/>
@@ -11866,6 +12989,8 @@
               </w:rPr>
               <w:t>vault:read</w:t>
             </w:r>
+            <w:proofErr w:type="spellEnd"/>
+            <w:proofErr w:type="gramEnd"/>
           </w:p>
         </w:tc>
         <w:tc>
@@ -11946,6 +13071,8 @@
             <w:pPr>
               <w:spacing w:before="20" w:after="20" w:line="252" w:lineRule="auto"/>
             </w:pPr>
+            <w:proofErr w:type="spellStart"/>
+            <w:proofErr w:type="gramStart"/>
             <w:r>
               <w:rPr>
                 <w:rFonts w:ascii="Consolas" w:eastAsia="Consolas" w:hAnsi="Consolas" w:cs="Consolas"/>
@@ -11953,6 +13080,8 @@
               </w:rPr>
               <w:t>vault:write</w:t>
             </w:r>
+            <w:proofErr w:type="spellEnd"/>
+            <w:proofErr w:type="gramEnd"/>
           </w:p>
         </w:tc>
         <w:tc>
@@ -12033,6 +13162,8 @@
             <w:pPr>
               <w:spacing w:before="20" w:after="20" w:line="252" w:lineRule="auto"/>
             </w:pPr>
+            <w:proofErr w:type="spellStart"/>
+            <w:proofErr w:type="gramStart"/>
             <w:r>
               <w:rPr>
                 <w:rFonts w:ascii="Consolas" w:eastAsia="Consolas" w:hAnsi="Consolas" w:cs="Consolas"/>
@@ -12040,6 +13171,8 @@
               </w:rPr>
               <w:t>report:export</w:t>
             </w:r>
+            <w:proofErr w:type="spellEnd"/>
+            <w:proofErr w:type="gramEnd"/>
           </w:p>
         </w:tc>
         <w:tc>
@@ -12120,6 +13253,8 @@
             <w:pPr>
               <w:spacing w:before="20" w:after="20" w:line="252" w:lineRule="auto"/>
             </w:pPr>
+            <w:proofErr w:type="spellStart"/>
+            <w:proofErr w:type="gramStart"/>
             <w:r>
               <w:rPr>
                 <w:rFonts w:ascii="Consolas" w:eastAsia="Consolas" w:hAnsi="Consolas" w:cs="Consolas"/>
@@ -12127,6 +13262,8 @@
               </w:rPr>
               <w:t>admin:users</w:t>
             </w:r>
+            <w:proofErr w:type="spellEnd"/>
+            <w:proofErr w:type="gramEnd"/>
           </w:p>
         </w:tc>
         <w:tc>
@@ -12207,13 +13344,18 @@
             <w:pPr>
               <w:spacing w:before="20" w:after="20" w:line="252" w:lineRule="auto"/>
             </w:pPr>
+            <w:proofErr w:type="spellStart"/>
+            <w:proofErr w:type="gramStart"/>
             <w:r>
               <w:rPr>
                 <w:rFonts w:ascii="Consolas" w:eastAsia="Consolas" w:hAnsi="Consolas" w:cs="Consolas"/>
                 <w:sz w:val="20"/>
               </w:rPr>
+              <w:lastRenderedPageBreak/>
               <w:t>admin:findings</w:t>
             </w:r>
+            <w:proofErr w:type="spellEnd"/>
+            <w:proofErr w:type="gramEnd"/>
           </w:p>
         </w:tc>
         <w:tc>
@@ -12328,6 +13470,8 @@
         </w:rPr>
         <w:t xml:space="preserve"> - append-only records of </w:t>
       </w:r>
+      <w:proofErr w:type="spellStart"/>
+      <w:proofErr w:type="gramStart"/>
       <w:r>
         <w:rPr>
           <w:rFonts w:ascii="Consolas" w:eastAsia="Consolas" w:hAnsi="Consolas" w:cs="Consolas"/>
@@ -12335,6 +13479,8 @@
         </w:rPr>
         <w:t>report.export</w:t>
       </w:r>
+      <w:proofErr w:type="spellEnd"/>
+      <w:proofErr w:type="gramEnd"/>
       <w:r>
         <w:rPr>
           <w:rFonts w:ascii="Wavehaus 42 Light" w:eastAsia="Wavehaus 42 Light" w:hAnsi="Wavehaus 42 Light" w:cs="Wavehaus 42 Light"/>
@@ -12342,6 +13488,8 @@
         </w:rPr>
         <w:t xml:space="preserve">, </w:t>
       </w:r>
+      <w:proofErr w:type="spellStart"/>
+      <w:proofErr w:type="gramStart"/>
       <w:r>
         <w:rPr>
           <w:rFonts w:ascii="Consolas" w:eastAsia="Consolas" w:hAnsi="Consolas" w:cs="Consolas"/>
@@ -12349,6 +13497,8 @@
         </w:rPr>
         <w:t>evidence.upload</w:t>
       </w:r>
+      <w:proofErr w:type="spellEnd"/>
+      <w:proofErr w:type="gramEnd"/>
       <w:r>
         <w:rPr>
           <w:rFonts w:ascii="Wavehaus 42 Light" w:eastAsia="Wavehaus 42 Light" w:hAnsi="Wavehaus 42 Light" w:cs="Wavehaus 42 Light"/>
@@ -12356,13 +13506,24 @@
         </w:rPr>
         <w:t xml:space="preserve">, </w:t>
       </w:r>
+      <w:proofErr w:type="spellStart"/>
+      <w:proofErr w:type="gramStart"/>
       <w:r>
         <w:rPr>
           <w:rFonts w:ascii="Consolas" w:eastAsia="Consolas" w:hAnsi="Consolas" w:cs="Consolas"/>
           <w:sz w:val="20"/>
         </w:rPr>
-        <w:t>user.password_change</w:t>
-      </w:r>
+        <w:t>user.password</w:t>
+      </w:r>
+      <w:proofErr w:type="gramEnd"/>
+      <w:r>
+        <w:rPr>
+          <w:rFonts w:ascii="Consolas" w:eastAsia="Consolas" w:hAnsi="Consolas" w:cs="Consolas"/>
+          <w:sz w:val="20"/>
+        </w:rPr>
+        <w:t>_change</w:t>
+      </w:r>
+      <w:proofErr w:type="spellEnd"/>
       <w:r>
         <w:rPr>
           <w:rFonts w:ascii="Wavehaus 42 Light" w:eastAsia="Wavehaus 42 Light" w:hAnsi="Wavehaus 42 Light" w:cs="Wavehaus 42 Light"/>
@@ -12478,7 +13639,23 @@
           <w:rFonts w:ascii="Wavehaus 42 Light" w:eastAsia="Wavehaus 42 Light" w:hAnsi="Wavehaus 42 Light" w:cs="Wavehaus 42 Light"/>
           <w:sz w:val="24"/>
         </w:rPr>
-        <w:t>Report and evidence downloads reduce the requested name to a single path leaf before opening anything, so a name can never steer the read out of the reports directory.</w:t>
+        <w:t xml:space="preserve">Report and evidence downloads reduce the requested name to a single path leaf before opening anything, so a name can never steer the read out of the </w:t>
+      </w:r>
+      <w:proofErr w:type="gramStart"/>
+      <w:r>
+        <w:rPr>
+          <w:rFonts w:ascii="Wavehaus 42 Light" w:eastAsia="Wavehaus 42 Light" w:hAnsi="Wavehaus 42 Light" w:cs="Wavehaus 42 Light"/>
+          <w:sz w:val="24"/>
+        </w:rPr>
+        <w:t>reports</w:t>
+      </w:r>
+      <w:proofErr w:type="gramEnd"/>
+      <w:r>
+        <w:rPr>
+          <w:rFonts w:ascii="Wavehaus 42 Light" w:eastAsia="Wavehaus 42 Light" w:hAnsi="Wavehaus 42 Light" w:cs="Wavehaus 42 Light"/>
+          <w:sz w:val="24"/>
+        </w:rPr>
+        <w:t xml:space="preserve"> directory.</w:t>
       </w:r>
     </w:p>
     <w:p>
@@ -12632,7 +13809,23 @@
                 <w:rFonts w:ascii="Consolas" w:eastAsia="Consolas" w:hAnsi="Consolas" w:cs="Consolas"/>
                 <w:sz w:val="20"/>
               </w:rPr>
-              <w:t>GET /reports/download/{type}/{name}</w:t>
+              <w:t>GET /reports/</w:t>
+            </w:r>
+            <w:proofErr w:type="gramStart"/>
+            <w:r>
+              <w:rPr>
+                <w:rFonts w:ascii="Consolas" w:eastAsia="Consolas" w:hAnsi="Consolas" w:cs="Consolas"/>
+                <w:sz w:val="20"/>
+              </w:rPr>
+              <w:t>download/{type}/{</w:t>
+            </w:r>
+            <w:proofErr w:type="gramEnd"/>
+            <w:r>
+              <w:rPr>
+                <w:rFonts w:ascii="Consolas" w:eastAsia="Consolas" w:hAnsi="Consolas" w:cs="Consolas"/>
+                <w:sz w:val="20"/>
+              </w:rPr>
+              <w:t>name}</w:t>
             </w:r>
             <w:r>
               <w:rPr>
@@ -12701,6 +13894,7 @@
                 <w:rFonts w:ascii="Wavehaus 42 Light" w:eastAsia="Wavehaus 42 Light" w:hAnsi="Wavehaus 42 Light" w:cs="Wavehaus 42 Light"/>
                 <w:sz w:val="20"/>
               </w:rPr>
+              <w:lastRenderedPageBreak/>
               <w:t>No rate limiting</w:t>
             </w:r>
           </w:p>
@@ -12749,6 +13943,7 @@
             <w:pPr>
               <w:spacing w:before="20" w:after="20" w:line="252" w:lineRule="auto"/>
             </w:pPr>
+            <w:proofErr w:type="spellStart"/>
             <w:r>
               <w:rPr>
                 <w:rFonts w:ascii="Consolas" w:eastAsia="Consolas" w:hAnsi="Consolas" w:cs="Consolas"/>
@@ -12756,6 +13951,7 @@
               </w:rPr>
               <w:t>UpdateFindingWithVersion</w:t>
             </w:r>
+            <w:proofErr w:type="spellEnd"/>
             <w:r>
               <w:rPr>
                 <w:rFonts w:ascii="Wavehaus 42 Light" w:eastAsia="Wavehaus 42 Light" w:hAnsi="Wavehaus 42 Light" w:cs="Wavehaus 42 Light"/>
@@ -12826,6 +14022,7 @@
           <w:rFonts w:eastAsia="Wavehaus 128 Bold" w:cs="Wavehaus 128 Bold"/>
           <w:sz w:val="28"/>
         </w:rPr>
+        <w:lastRenderedPageBreak/>
         <w:t>Data Model</w:t>
       </w:r>
       <w:bookmarkEnd w:id="24"/>
@@ -12841,6 +14038,8 @@
         </w:rPr>
         <w:t xml:space="preserve">All types are defined in </w:t>
       </w:r>
+      <w:proofErr w:type="spellStart"/>
+      <w:proofErr w:type="gramStart"/>
       <w:r>
         <w:rPr>
           <w:rFonts w:ascii="Consolas" w:eastAsia="Consolas" w:hAnsi="Consolas" w:cs="Consolas"/>
@@ -12848,12 +14047,30 @@
         </w:rPr>
         <w:t>models.go</w:t>
       </w:r>
+      <w:proofErr w:type="spellEnd"/>
+      <w:proofErr w:type="gramEnd"/>
       <w:r>
         <w:rPr>
           <w:rFonts w:ascii="Wavehaus 42 Light" w:eastAsia="Wavehaus 42 Light" w:hAnsi="Wavehaus 42 Light" w:cs="Wavehaus 42 Light"/>
           <w:sz w:val="24"/>
         </w:rPr>
-        <w:t xml:space="preserve"> and serialised as JSON on the wire and into the snapshot.</w:t>
+        <w:t xml:space="preserve"> and </w:t>
+      </w:r>
+      <w:proofErr w:type="spellStart"/>
+      <w:r>
+        <w:rPr>
+          <w:rFonts w:ascii="Wavehaus 42 Light" w:eastAsia="Wavehaus 42 Light" w:hAnsi="Wavehaus 42 Light" w:cs="Wavehaus 42 Light"/>
+          <w:sz w:val="24"/>
+        </w:rPr>
+        <w:t>serialised</w:t>
+      </w:r>
+      <w:proofErr w:type="spellEnd"/>
+      <w:r>
+        <w:rPr>
+          <w:rFonts w:ascii="Wavehaus 42 Light" w:eastAsia="Wavehaus 42 Light" w:hAnsi="Wavehaus 42 Light" w:cs="Wavehaus 42 Light"/>
+          <w:sz w:val="24"/>
+        </w:rPr>
+        <w:t xml:space="preserve"> as JSON on the wire and into the snapshot.</w:t>
       </w:r>
     </w:p>
     <w:p>
@@ -12986,7 +14203,23 @@
                 <w:rFonts w:ascii="Wavehaus 42 Light" w:eastAsia="Wavehaus 42 Light" w:hAnsi="Wavehaus 42 Light" w:cs="Wavehaus 42 Light"/>
                 <w:sz w:val="20"/>
               </w:rPr>
-              <w:t xml:space="preserve">One organisation, </w:t>
+              <w:t xml:space="preserve">One </w:t>
+            </w:r>
+            <w:proofErr w:type="spellStart"/>
+            <w:r>
+              <w:rPr>
+                <w:rFonts w:ascii="Wavehaus 42 Light" w:eastAsia="Wavehaus 42 Light" w:hAnsi="Wavehaus 42 Light" w:cs="Wavehaus 42 Light"/>
+                <w:sz w:val="20"/>
+              </w:rPr>
+              <w:t>organisation</w:t>
+            </w:r>
+            <w:proofErr w:type="spellEnd"/>
+            <w:r>
+              <w:rPr>
+                <w:rFonts w:ascii="Wavehaus 42 Light" w:eastAsia="Wavehaus 42 Light" w:hAnsi="Wavehaus 42 Light" w:cs="Wavehaus 42 Light"/>
+                <w:sz w:val="20"/>
+              </w:rPr>
+              <w:t xml:space="preserve">, </w:t>
             </w:r>
             <w:r>
               <w:rPr>
@@ -13036,18 +14269,44 @@
                 <w:rFonts w:ascii="Wavehaus 42 Light" w:eastAsia="Wavehaus 42 Light" w:hAnsi="Wavehaus 42 Light" w:cs="Wavehaus 42 Light"/>
                 <w:sz w:val="20"/>
               </w:rPr>
-              <w:t>id, email, name, role, permissions, password_expiry, must_change_password</w:t>
-            </w:r>
-          </w:p>
-        </w:tc>
-        <w:tc>
-          <w:tcPr>
-            <w:tcW w:w="3009" w:type="dxa"/>
-          </w:tcPr>
-          <w:p>
-            <w:pPr>
-              <w:spacing w:before="20" w:after="20" w:line="252" w:lineRule="auto"/>
-            </w:pPr>
+              <w:t xml:space="preserve">id, email, name, role, permissions, </w:t>
+            </w:r>
+            <w:proofErr w:type="spellStart"/>
+            <w:r>
+              <w:rPr>
+                <w:rFonts w:ascii="Wavehaus 42 Light" w:eastAsia="Wavehaus 42 Light" w:hAnsi="Wavehaus 42 Light" w:cs="Wavehaus 42 Light"/>
+                <w:sz w:val="20"/>
+              </w:rPr>
+              <w:t>password_expiry</w:t>
+            </w:r>
+            <w:proofErr w:type="spellEnd"/>
+            <w:r>
+              <w:rPr>
+                <w:rFonts w:ascii="Wavehaus 42 Light" w:eastAsia="Wavehaus 42 Light" w:hAnsi="Wavehaus 42 Light" w:cs="Wavehaus 42 Light"/>
+                <w:sz w:val="20"/>
+              </w:rPr>
+              <w:t xml:space="preserve">, </w:t>
+            </w:r>
+            <w:proofErr w:type="spellStart"/>
+            <w:r>
+              <w:rPr>
+                <w:rFonts w:ascii="Wavehaus 42 Light" w:eastAsia="Wavehaus 42 Light" w:hAnsi="Wavehaus 42 Light" w:cs="Wavehaus 42 Light"/>
+                <w:sz w:val="20"/>
+              </w:rPr>
+              <w:t>must_change_password</w:t>
+            </w:r>
+            <w:proofErr w:type="spellEnd"/>
+          </w:p>
+        </w:tc>
+        <w:tc>
+          <w:tcPr>
+            <w:tcW w:w="3009" w:type="dxa"/>
+          </w:tcPr>
+          <w:p>
+            <w:pPr>
+              <w:spacing w:before="20" w:after="20" w:line="252" w:lineRule="auto"/>
+            </w:pPr>
+            <w:proofErr w:type="spellStart"/>
             <w:r>
               <w:rPr>
                 <w:rFonts w:ascii="Consolas" w:eastAsia="Consolas" w:hAnsi="Consolas" w:cs="Consolas"/>
@@ -13055,12 +14314,29 @@
               </w:rPr>
               <w:t>PasswordHash</w:t>
             </w:r>
-            <w:r>
-              <w:rPr>
-                <w:rFonts w:ascii="Wavehaus 42 Light" w:eastAsia="Wavehaus 42 Light" w:hAnsi="Wavehaus 42 Light" w:cs="Wavehaus 42 Light"/>
-                <w:sz w:val="20"/>
-              </w:rPr>
-              <w:t xml:space="preserve"> is never serialised to the API</w:t>
+            <w:proofErr w:type="spellEnd"/>
+            <w:r>
+              <w:rPr>
+                <w:rFonts w:ascii="Wavehaus 42 Light" w:eastAsia="Wavehaus 42 Light" w:hAnsi="Wavehaus 42 Light" w:cs="Wavehaus 42 Light"/>
+                <w:sz w:val="20"/>
+              </w:rPr>
+              <w:t xml:space="preserve"> is never </w:t>
+            </w:r>
+            <w:proofErr w:type="spellStart"/>
+            <w:r>
+              <w:rPr>
+                <w:rFonts w:ascii="Wavehaus 42 Light" w:eastAsia="Wavehaus 42 Light" w:hAnsi="Wavehaus 42 Light" w:cs="Wavehaus 42 Light"/>
+                <w:sz w:val="20"/>
+              </w:rPr>
+              <w:t>serialised</w:t>
+            </w:r>
+            <w:proofErr w:type="spellEnd"/>
+            <w:r>
+              <w:rPr>
+                <w:rFonts w:ascii="Wavehaus 42 Light" w:eastAsia="Wavehaus 42 Light" w:hAnsi="Wavehaus 42 Light" w:cs="Wavehaus 42 Light"/>
+                <w:sz w:val="20"/>
+              </w:rPr>
+              <w:t xml:space="preserve"> to the API</w:t>
             </w:r>
           </w:p>
         </w:tc>
@@ -13096,8 +14372,33 @@
                 <w:rFonts w:ascii="Wavehaus 42 Light" w:eastAsia="Wavehaus 42 Light" w:hAnsi="Wavehaus 42 Light" w:cs="Wavehaus 42 Light"/>
                 <w:sz w:val="20"/>
               </w:rPr>
-              <w:t>token, user_id, expires_at</w:t>
-            </w:r>
+              <w:t xml:space="preserve">token, </w:t>
+            </w:r>
+            <w:proofErr w:type="spellStart"/>
+            <w:r>
+              <w:rPr>
+                <w:rFonts w:ascii="Wavehaus 42 Light" w:eastAsia="Wavehaus 42 Light" w:hAnsi="Wavehaus 42 Light" w:cs="Wavehaus 42 Light"/>
+                <w:sz w:val="20"/>
+              </w:rPr>
+              <w:t>user_id</w:t>
+            </w:r>
+            <w:proofErr w:type="spellEnd"/>
+            <w:r>
+              <w:rPr>
+                <w:rFonts w:ascii="Wavehaus 42 Light" w:eastAsia="Wavehaus 42 Light" w:hAnsi="Wavehaus 42 Light" w:cs="Wavehaus 42 Light"/>
+                <w:sz w:val="20"/>
+              </w:rPr>
+              <w:t xml:space="preserve">, </w:t>
+            </w:r>
+            <w:proofErr w:type="spellStart"/>
+            <w:r>
+              <w:rPr>
+                <w:rFonts w:ascii="Wavehaus 42 Light" w:eastAsia="Wavehaus 42 Light" w:hAnsi="Wavehaus 42 Light" w:cs="Wavehaus 42 Light"/>
+                <w:sz w:val="20"/>
+              </w:rPr>
+              <w:t>expires_at</w:t>
+            </w:r>
+            <w:proofErr w:type="spellEnd"/>
           </w:p>
         </w:tc>
         <w:tc>
@@ -13149,24 +14450,56 @@
                 <w:rFonts w:ascii="Wavehaus 42 Light" w:eastAsia="Wavehaus 42 Light" w:hAnsi="Wavehaus 42 Light" w:cs="Wavehaus 42 Light"/>
                 <w:sz w:val="20"/>
               </w:rPr>
-              <w:t>id, name, client_name, status, methodology, scope, timeline, team</w:t>
-            </w:r>
-          </w:p>
-        </w:tc>
-        <w:tc>
-          <w:tcPr>
-            <w:tcW w:w="3009" w:type="dxa"/>
-          </w:tcPr>
-          <w:p>
-            <w:pPr>
-              <w:spacing w:before="20" w:after="20" w:line="252" w:lineRule="auto"/>
-            </w:pPr>
-            <w:r>
-              <w:rPr>
-                <w:rFonts w:ascii="Wavehaus 42 Light" w:eastAsia="Wavehaus 42 Light" w:hAnsi="Wavehaus 42 Light" w:cs="Wavehaus 42 Light"/>
-                <w:sz w:val="20"/>
-              </w:rPr>
-              <w:t>Status runs planning, in_progress, review, then closed or completed</w:t>
+              <w:t xml:space="preserve">id, name, </w:t>
+            </w:r>
+            <w:proofErr w:type="spellStart"/>
+            <w:r>
+              <w:rPr>
+                <w:rFonts w:ascii="Wavehaus 42 Light" w:eastAsia="Wavehaus 42 Light" w:hAnsi="Wavehaus 42 Light" w:cs="Wavehaus 42 Light"/>
+                <w:sz w:val="20"/>
+              </w:rPr>
+              <w:t>client_name</w:t>
+            </w:r>
+            <w:proofErr w:type="spellEnd"/>
+            <w:r>
+              <w:rPr>
+                <w:rFonts w:ascii="Wavehaus 42 Light" w:eastAsia="Wavehaus 42 Light" w:hAnsi="Wavehaus 42 Light" w:cs="Wavehaus 42 Light"/>
+                <w:sz w:val="20"/>
+              </w:rPr>
+              <w:t>, status, methodology, scope, timeline, team</w:t>
+            </w:r>
+          </w:p>
+        </w:tc>
+        <w:tc>
+          <w:tcPr>
+            <w:tcW w:w="3009" w:type="dxa"/>
+          </w:tcPr>
+          <w:p>
+            <w:pPr>
+              <w:spacing w:before="20" w:after="20" w:line="252" w:lineRule="auto"/>
+            </w:pPr>
+            <w:r>
+              <w:rPr>
+                <w:rFonts w:ascii="Wavehaus 42 Light" w:eastAsia="Wavehaus 42 Light" w:hAnsi="Wavehaus 42 Light" w:cs="Wavehaus 42 Light"/>
+                <w:sz w:val="20"/>
+              </w:rPr>
+              <w:t xml:space="preserve">Status runs planning, </w:t>
+            </w:r>
+            <w:proofErr w:type="spellStart"/>
+            <w:r>
+              <w:rPr>
+                <w:rFonts w:ascii="Wavehaus 42 Light" w:eastAsia="Wavehaus 42 Light" w:hAnsi="Wavehaus 42 Light" w:cs="Wavehaus 42 Light"/>
+                <w:sz w:val="20"/>
+              </w:rPr>
+              <w:t>in_progress</w:t>
+            </w:r>
+            <w:proofErr w:type="spellEnd"/>
+            <w:r>
+              <w:rPr>
+                <w:rFonts w:ascii="Wavehaus 42 Light" w:eastAsia="Wavehaus 42 Light" w:hAnsi="Wavehaus 42 Light" w:cs="Wavehaus 42 Light"/>
+                <w:sz w:val="20"/>
+              </w:rPr>
+              <w:t>, review, then closed or completed</w:t>
             </w:r>
           </w:p>
         </w:tc>
@@ -13202,7 +14535,23 @@
                 <w:rFonts w:ascii="Wavehaus 42 Light" w:eastAsia="Wavehaus 42 Light" w:hAnsi="Wavehaus 42 Light" w:cs="Wavehaus 42 Light"/>
                 <w:sz w:val="20"/>
               </w:rPr>
-              <w:t>id, engagement_id, target, type</w:t>
+              <w:t xml:space="preserve">id, </w:t>
+            </w:r>
+            <w:proofErr w:type="spellStart"/>
+            <w:r>
+              <w:rPr>
+                <w:rFonts w:ascii="Wavehaus 42 Light" w:eastAsia="Wavehaus 42 Light" w:hAnsi="Wavehaus 42 Light" w:cs="Wavehaus 42 Light"/>
+                <w:sz w:val="20"/>
+              </w:rPr>
+              <w:t>engagement_id</w:t>
+            </w:r>
+            <w:proofErr w:type="spellEnd"/>
+            <w:r>
+              <w:rPr>
+                <w:rFonts w:ascii="Wavehaus 42 Light" w:eastAsia="Wavehaus 42 Light" w:hAnsi="Wavehaus 42 Light" w:cs="Wavehaus 42 Light"/>
+                <w:sz w:val="20"/>
+              </w:rPr>
+              <w:t>, target, type</w:t>
             </w:r>
           </w:p>
         </w:tc>
@@ -13308,7 +14657,87 @@
                 <w:rFonts w:ascii="Wavehaus 42 Light" w:eastAsia="Wavehaus 42 Light" w:hAnsi="Wavehaus 42 Light" w:cs="Wavehaus 42 Light"/>
                 <w:sz w:val="20"/>
               </w:rPr>
-              <w:t>id, engagement_id, finding_id, filename, storage_key, mime_type, size_bytes, hash_sha256</w:t>
+              <w:t xml:space="preserve">id, </w:t>
+            </w:r>
+            <w:proofErr w:type="spellStart"/>
+            <w:r>
+              <w:rPr>
+                <w:rFonts w:ascii="Wavehaus 42 Light" w:eastAsia="Wavehaus 42 Light" w:hAnsi="Wavehaus 42 Light" w:cs="Wavehaus 42 Light"/>
+                <w:sz w:val="20"/>
+              </w:rPr>
+              <w:t>engagement_id</w:t>
+            </w:r>
+            <w:proofErr w:type="spellEnd"/>
+            <w:r>
+              <w:rPr>
+                <w:rFonts w:ascii="Wavehaus 42 Light" w:eastAsia="Wavehaus 42 Light" w:hAnsi="Wavehaus 42 Light" w:cs="Wavehaus 42 Light"/>
+                <w:sz w:val="20"/>
+              </w:rPr>
+              <w:t xml:space="preserve">, </w:t>
+            </w:r>
+            <w:proofErr w:type="spellStart"/>
+            <w:r>
+              <w:rPr>
+                <w:rFonts w:ascii="Wavehaus 42 Light" w:eastAsia="Wavehaus 42 Light" w:hAnsi="Wavehaus 42 Light" w:cs="Wavehaus 42 Light"/>
+                <w:sz w:val="20"/>
+              </w:rPr>
+              <w:t>finding_id</w:t>
+            </w:r>
+            <w:proofErr w:type="spellEnd"/>
+            <w:r>
+              <w:rPr>
+                <w:rFonts w:ascii="Wavehaus 42 Light" w:eastAsia="Wavehaus 42 Light" w:hAnsi="Wavehaus 42 Light" w:cs="Wavehaus 42 Light"/>
+                <w:sz w:val="20"/>
+              </w:rPr>
+              <w:t xml:space="preserve">, filename, </w:t>
+            </w:r>
+            <w:proofErr w:type="spellStart"/>
+            <w:r>
+              <w:rPr>
+                <w:rFonts w:ascii="Wavehaus 42 Light" w:eastAsia="Wavehaus 42 Light" w:hAnsi="Wavehaus 42 Light" w:cs="Wavehaus 42 Light"/>
+                <w:sz w:val="20"/>
+              </w:rPr>
+              <w:t>storage_key</w:t>
+            </w:r>
+            <w:proofErr w:type="spellEnd"/>
+            <w:r>
+              <w:rPr>
+                <w:rFonts w:ascii="Wavehaus 42 Light" w:eastAsia="Wavehaus 42 Light" w:hAnsi="Wavehaus 42 Light" w:cs="Wavehaus 42 Light"/>
+                <w:sz w:val="20"/>
+              </w:rPr>
+              <w:t xml:space="preserve">, </w:t>
+            </w:r>
+            <w:proofErr w:type="spellStart"/>
+            <w:r>
+              <w:rPr>
+                <w:rFonts w:ascii="Wavehaus 42 Light" w:eastAsia="Wavehaus 42 Light" w:hAnsi="Wavehaus 42 Light" w:cs="Wavehaus 42 Light"/>
+                <w:sz w:val="20"/>
+              </w:rPr>
+              <w:t>mime_type</w:t>
+            </w:r>
+            <w:proofErr w:type="spellEnd"/>
+            <w:r>
+              <w:rPr>
+                <w:rFonts w:ascii="Wavehaus 42 Light" w:eastAsia="Wavehaus 42 Light" w:hAnsi="Wavehaus 42 Light" w:cs="Wavehaus 42 Light"/>
+                <w:sz w:val="20"/>
+              </w:rPr>
+              <w:t xml:space="preserve">, </w:t>
+            </w:r>
+            <w:proofErr w:type="spellStart"/>
+            <w:r>
+              <w:rPr>
+                <w:rFonts w:ascii="Wavehaus 42 Light" w:eastAsia="Wavehaus 42 Light" w:hAnsi="Wavehaus 42 Light" w:cs="Wavehaus 42 Light"/>
+                <w:sz w:val="20"/>
+              </w:rPr>
+              <w:t>size_bytes</w:t>
+            </w:r>
+            <w:proofErr w:type="spellEnd"/>
+            <w:r>
+              <w:rPr>
+                <w:rFonts w:ascii="Wavehaus 42 Light" w:eastAsia="Wavehaus 42 Light" w:hAnsi="Wavehaus 42 Light" w:cs="Wavehaus 42 Light"/>
+                <w:sz w:val="20"/>
+              </w:rPr>
+              <w:t>, hash_sha256</w:t>
             </w:r>
           </w:p>
         </w:tc>
@@ -13361,7 +14790,39 @@
                 <w:rFonts w:ascii="Wavehaus 42 Light" w:eastAsia="Wavehaus 42 Light" w:hAnsi="Wavehaus 42 Light" w:cs="Wavehaus 42 Light"/>
                 <w:sz w:val="20"/>
               </w:rPr>
-              <w:t>id, finding_id, user_id, body</w:t>
+              <w:t xml:space="preserve">id, </w:t>
+            </w:r>
+            <w:proofErr w:type="spellStart"/>
+            <w:r>
+              <w:rPr>
+                <w:rFonts w:ascii="Wavehaus 42 Light" w:eastAsia="Wavehaus 42 Light" w:hAnsi="Wavehaus 42 Light" w:cs="Wavehaus 42 Light"/>
+                <w:sz w:val="20"/>
+              </w:rPr>
+              <w:t>finding_id</w:t>
+            </w:r>
+            <w:proofErr w:type="spellEnd"/>
+            <w:r>
+              <w:rPr>
+                <w:rFonts w:ascii="Wavehaus 42 Light" w:eastAsia="Wavehaus 42 Light" w:hAnsi="Wavehaus 42 Light" w:cs="Wavehaus 42 Light"/>
+                <w:sz w:val="20"/>
+              </w:rPr>
+              <w:t xml:space="preserve">, </w:t>
+            </w:r>
+            <w:proofErr w:type="spellStart"/>
+            <w:r>
+              <w:rPr>
+                <w:rFonts w:ascii="Wavehaus 42 Light" w:eastAsia="Wavehaus 42 Light" w:hAnsi="Wavehaus 42 Light" w:cs="Wavehaus 42 Light"/>
+                <w:sz w:val="20"/>
+              </w:rPr>
+              <w:t>user_id</w:t>
+            </w:r>
+            <w:proofErr w:type="spellEnd"/>
+            <w:r>
+              <w:rPr>
+                <w:rFonts w:ascii="Wavehaus 42 Light" w:eastAsia="Wavehaus 42 Light" w:hAnsi="Wavehaus 42 Light" w:cs="Wavehaus 42 Light"/>
+                <w:sz w:val="20"/>
+              </w:rPr>
+              <w:t>, body</w:t>
             </w:r>
           </w:p>
         </w:tc>
@@ -13392,6 +14853,7 @@
             <w:pPr>
               <w:spacing w:before="20" w:after="20" w:line="252" w:lineRule="auto"/>
             </w:pPr>
+            <w:proofErr w:type="spellStart"/>
             <w:r>
               <w:rPr>
                 <w:rFonts w:ascii="Consolas" w:eastAsia="Consolas" w:hAnsi="Consolas" w:cs="Consolas"/>
@@ -13399,23 +14861,49 @@
               </w:rPr>
               <w:t>ActivityItem</w:t>
             </w:r>
-          </w:p>
-        </w:tc>
-        <w:tc>
-          <w:tcPr>
-            <w:tcW w:w="3009" w:type="dxa"/>
-          </w:tcPr>
-          <w:p>
-            <w:pPr>
-              <w:spacing w:before="20" w:after="20" w:line="252" w:lineRule="auto"/>
-            </w:pPr>
-            <w:r>
-              <w:rPr>
-                <w:rFonts w:ascii="Wavehaus 42 Light" w:eastAsia="Wavehaus 42 Light" w:hAnsi="Wavehaus 42 Light" w:cs="Wavehaus 42 Light"/>
-                <w:sz w:val="20"/>
-              </w:rPr>
-              <w:t>action, detail, user_name, engagement_id</w:t>
-            </w:r>
+            <w:proofErr w:type="spellEnd"/>
+          </w:p>
+        </w:tc>
+        <w:tc>
+          <w:tcPr>
+            <w:tcW w:w="3009" w:type="dxa"/>
+          </w:tcPr>
+          <w:p>
+            <w:pPr>
+              <w:spacing w:before="20" w:after="20" w:line="252" w:lineRule="auto"/>
+            </w:pPr>
+            <w:r>
+              <w:rPr>
+                <w:rFonts w:ascii="Wavehaus 42 Light" w:eastAsia="Wavehaus 42 Light" w:hAnsi="Wavehaus 42 Light" w:cs="Wavehaus 42 Light"/>
+                <w:sz w:val="20"/>
+              </w:rPr>
+              <w:t xml:space="preserve">action, detail, </w:t>
+            </w:r>
+            <w:proofErr w:type="spellStart"/>
+            <w:r>
+              <w:rPr>
+                <w:rFonts w:ascii="Wavehaus 42 Light" w:eastAsia="Wavehaus 42 Light" w:hAnsi="Wavehaus 42 Light" w:cs="Wavehaus 42 Light"/>
+                <w:sz w:val="20"/>
+              </w:rPr>
+              <w:t>user_name</w:t>
+            </w:r>
+            <w:proofErr w:type="spellEnd"/>
+            <w:r>
+              <w:rPr>
+                <w:rFonts w:ascii="Wavehaus 42 Light" w:eastAsia="Wavehaus 42 Light" w:hAnsi="Wavehaus 42 Light" w:cs="Wavehaus 42 Light"/>
+                <w:sz w:val="20"/>
+              </w:rPr>
+              <w:t xml:space="preserve">, </w:t>
+            </w:r>
+            <w:proofErr w:type="spellStart"/>
+            <w:r>
+              <w:rPr>
+                <w:rFonts w:ascii="Wavehaus 42 Light" w:eastAsia="Wavehaus 42 Light" w:hAnsi="Wavehaus 42 Light" w:cs="Wavehaus 42 Light"/>
+                <w:sz w:val="20"/>
+              </w:rPr>
+              <w:t>engagement_id</w:t>
+            </w:r>
+            <w:proofErr w:type="spellEnd"/>
           </w:p>
         </w:tc>
         <w:tc>
@@ -13445,6 +14933,7 @@
             <w:pPr>
               <w:spacing w:before="20" w:after="20" w:line="252" w:lineRule="auto"/>
             </w:pPr>
+            <w:proofErr w:type="spellStart"/>
             <w:r>
               <w:rPr>
                 <w:rFonts w:ascii="Consolas" w:eastAsia="Consolas" w:hAnsi="Consolas" w:cs="Consolas"/>
@@ -13452,23 +14941,58 @@
               </w:rPr>
               <w:t>AuditLog</w:t>
             </w:r>
-          </w:p>
-        </w:tc>
-        <w:tc>
-          <w:tcPr>
-            <w:tcW w:w="3009" w:type="dxa"/>
-          </w:tcPr>
-          <w:p>
-            <w:pPr>
-              <w:spacing w:before="20" w:after="20" w:line="252" w:lineRule="auto"/>
-            </w:pPr>
-            <w:r>
-              <w:rPr>
-                <w:rFonts w:ascii="Wavehaus 42 Light" w:eastAsia="Wavehaus 42 Light" w:hAnsi="Wavehaus 42 Light" w:cs="Wavehaus 42 Light"/>
-                <w:sz w:val="20"/>
-              </w:rPr>
-              <w:t>actor_id, action, resource, resource_id, ip_address</w:t>
-            </w:r>
+            <w:proofErr w:type="spellEnd"/>
+          </w:p>
+        </w:tc>
+        <w:tc>
+          <w:tcPr>
+            <w:tcW w:w="3009" w:type="dxa"/>
+          </w:tcPr>
+          <w:p>
+            <w:pPr>
+              <w:spacing w:before="20" w:after="20" w:line="252" w:lineRule="auto"/>
+            </w:pPr>
+            <w:proofErr w:type="spellStart"/>
+            <w:r>
+              <w:rPr>
+                <w:rFonts w:ascii="Wavehaus 42 Light" w:eastAsia="Wavehaus 42 Light" w:hAnsi="Wavehaus 42 Light" w:cs="Wavehaus 42 Light"/>
+                <w:sz w:val="20"/>
+              </w:rPr>
+              <w:t>actor_id</w:t>
+            </w:r>
+            <w:proofErr w:type="spellEnd"/>
+            <w:r>
+              <w:rPr>
+                <w:rFonts w:ascii="Wavehaus 42 Light" w:eastAsia="Wavehaus 42 Light" w:hAnsi="Wavehaus 42 Light" w:cs="Wavehaus 42 Light"/>
+                <w:sz w:val="20"/>
+              </w:rPr>
+              <w:t xml:space="preserve">, action, resource, </w:t>
+            </w:r>
+            <w:proofErr w:type="spellStart"/>
+            <w:r>
+              <w:rPr>
+                <w:rFonts w:ascii="Wavehaus 42 Light" w:eastAsia="Wavehaus 42 Light" w:hAnsi="Wavehaus 42 Light" w:cs="Wavehaus 42 Light"/>
+                <w:sz w:val="20"/>
+              </w:rPr>
+              <w:t>resource_id</w:t>
+            </w:r>
+            <w:proofErr w:type="spellEnd"/>
+            <w:r>
+              <w:rPr>
+                <w:rFonts w:ascii="Wavehaus 42 Light" w:eastAsia="Wavehaus 42 Light" w:hAnsi="Wavehaus 42 Light" w:cs="Wavehaus 42 Light"/>
+                <w:sz w:val="20"/>
+              </w:rPr>
+              <w:t xml:space="preserve">, </w:t>
+            </w:r>
+            <w:proofErr w:type="spellStart"/>
+            <w:r>
+              <w:rPr>
+                <w:rFonts w:ascii="Wavehaus 42 Light" w:eastAsia="Wavehaus 42 Light" w:hAnsi="Wavehaus 42 Light" w:cs="Wavehaus 42 Light"/>
+                <w:sz w:val="20"/>
+              </w:rPr>
+              <w:t>ip_address</w:t>
+            </w:r>
+            <w:proofErr w:type="spellEnd"/>
           </w:p>
         </w:tc>
         <w:tc>
@@ -13512,6 +15036,7 @@
               </w:rPr>
               <w:t xml:space="preserve"> / </w:t>
             </w:r>
+            <w:proofErr w:type="spellStart"/>
             <w:r>
               <w:rPr>
                 <w:rFonts w:ascii="Consolas" w:eastAsia="Consolas" w:hAnsi="Consolas" w:cs="Consolas"/>
@@ -13519,23 +15044,49 @@
               </w:rPr>
               <w:t>ReportRecord</w:t>
             </w:r>
-          </w:p>
-        </w:tc>
-        <w:tc>
-          <w:tcPr>
-            <w:tcW w:w="3009" w:type="dxa"/>
-          </w:tcPr>
-          <w:p>
-            <w:pPr>
-              <w:spacing w:before="20" w:after="20" w:line="252" w:lineRule="auto"/>
-            </w:pPr>
-            <w:r>
-              <w:rPr>
-                <w:rFonts w:ascii="Wavehaus 42 Light" w:eastAsia="Wavehaus 42 Light" w:hAnsi="Wavehaus 42 Light" w:cs="Wavehaus 42 Light"/>
-                <w:sz w:val="20"/>
-              </w:rPr>
-              <w:t>id, engagement_id, title, template, format, file_path</w:t>
-            </w:r>
+            <w:proofErr w:type="spellEnd"/>
+          </w:p>
+        </w:tc>
+        <w:tc>
+          <w:tcPr>
+            <w:tcW w:w="3009" w:type="dxa"/>
+          </w:tcPr>
+          <w:p>
+            <w:pPr>
+              <w:spacing w:before="20" w:after="20" w:line="252" w:lineRule="auto"/>
+            </w:pPr>
+            <w:r>
+              <w:rPr>
+                <w:rFonts w:ascii="Wavehaus 42 Light" w:eastAsia="Wavehaus 42 Light" w:hAnsi="Wavehaus 42 Light" w:cs="Wavehaus 42 Light"/>
+                <w:sz w:val="20"/>
+              </w:rPr>
+              <w:t xml:space="preserve">id, </w:t>
+            </w:r>
+            <w:proofErr w:type="spellStart"/>
+            <w:r>
+              <w:rPr>
+                <w:rFonts w:ascii="Wavehaus 42 Light" w:eastAsia="Wavehaus 42 Light" w:hAnsi="Wavehaus 42 Light" w:cs="Wavehaus 42 Light"/>
+                <w:sz w:val="20"/>
+              </w:rPr>
+              <w:t>engagement_id</w:t>
+            </w:r>
+            <w:proofErr w:type="spellEnd"/>
+            <w:r>
+              <w:rPr>
+                <w:rFonts w:ascii="Wavehaus 42 Light" w:eastAsia="Wavehaus 42 Light" w:hAnsi="Wavehaus 42 Light" w:cs="Wavehaus 42 Light"/>
+                <w:sz w:val="20"/>
+              </w:rPr>
+              <w:t xml:space="preserve">, title, template, format, </w:t>
+            </w:r>
+            <w:proofErr w:type="spellStart"/>
+            <w:r>
+              <w:rPr>
+                <w:rFonts w:ascii="Wavehaus 42 Light" w:eastAsia="Wavehaus 42 Light" w:hAnsi="Wavehaus 42 Light" w:cs="Wavehaus 42 Light"/>
+                <w:sz w:val="20"/>
+              </w:rPr>
+              <w:t>file_path</w:t>
+            </w:r>
+            <w:proofErr w:type="spellEnd"/>
           </w:p>
         </w:tc>
         <w:tc>
@@ -13706,6 +15257,7 @@
             <w:pPr>
               <w:spacing w:before="20" w:after="20" w:line="252" w:lineRule="auto"/>
             </w:pPr>
+            <w:proofErr w:type="spellStart"/>
             <w:r>
               <w:rPr>
                 <w:rFonts w:ascii="Consolas" w:eastAsia="Consolas" w:hAnsi="Consolas" w:cs="Consolas"/>
@@ -13713,6 +15265,7 @@
               </w:rPr>
               <w:t>cvss_vector</w:t>
             </w:r>
+            <w:proofErr w:type="spellEnd"/>
             <w:r>
               <w:rPr>
                 <w:rFonts w:ascii="Wavehaus 42 Light" w:eastAsia="Wavehaus 42 Light" w:hAnsi="Wavehaus 42 Light" w:cs="Wavehaus 42 Light"/>
@@ -13720,6 +15273,7 @@
               </w:rPr>
               <w:t xml:space="preserve">, </w:t>
             </w:r>
+            <w:proofErr w:type="spellStart"/>
             <w:r>
               <w:rPr>
                 <w:rFonts w:ascii="Consolas" w:eastAsia="Consolas" w:hAnsi="Consolas" w:cs="Consolas"/>
@@ -13727,6 +15281,7 @@
               </w:rPr>
               <w:t>cvss_score</w:t>
             </w:r>
+            <w:proofErr w:type="spellEnd"/>
           </w:p>
         </w:tc>
         <w:tc>
@@ -13792,7 +15347,23 @@
                 <w:rFonts w:ascii="Wavehaus 42 Light" w:eastAsia="Wavehaus 42 Light" w:hAnsi="Wavehaus 42 Light" w:cs="Wavehaus 42 Light"/>
                 <w:sz w:val="20"/>
               </w:rPr>
-              <w:t xml:space="preserve">The assessment area the finding is reported under. </w:t>
+              <w:t xml:space="preserve">The assessment area the finding is reported </w:t>
+            </w:r>
+            <w:proofErr w:type="gramStart"/>
+            <w:r>
+              <w:rPr>
+                <w:rFonts w:ascii="Wavehaus 42 Light" w:eastAsia="Wavehaus 42 Light" w:hAnsi="Wavehaus 42 Light" w:cs="Wavehaus 42 Light"/>
+                <w:sz w:val="20"/>
+              </w:rPr>
+              <w:t>under</w:t>
+            </w:r>
+            <w:proofErr w:type="gramEnd"/>
+            <w:r>
+              <w:rPr>
+                <w:rFonts w:ascii="Wavehaus 42 Light" w:eastAsia="Wavehaus 42 Light" w:hAnsi="Wavehaus 42 Light" w:cs="Wavehaus 42 Light"/>
+                <w:sz w:val="20"/>
+              </w:rPr>
+              <w:t xml:space="preserve">. </w:t>
             </w:r>
             <w:r>
               <w:rPr>
@@ -13856,8 +15427,17 @@
                 <w:rFonts w:ascii="Wavehaus 42 Light" w:eastAsia="Wavehaus 42 Light" w:hAnsi="Wavehaus 42 Light" w:cs="Wavehaus 42 Light"/>
                 <w:sz w:val="20"/>
               </w:rPr>
-              <w:t>draft, open or in_progress</w:t>
-            </w:r>
+              <w:t xml:space="preserve">draft, open or </w:t>
+            </w:r>
+            <w:proofErr w:type="spellStart"/>
+            <w:r>
+              <w:rPr>
+                <w:rFonts w:ascii="Wavehaus 42 Light" w:eastAsia="Wavehaus 42 Light" w:hAnsi="Wavehaus 42 Light" w:cs="Wavehaus 42 Light"/>
+                <w:sz w:val="20"/>
+              </w:rPr>
+              <w:t>in_progress</w:t>
+            </w:r>
+            <w:proofErr w:type="spellEnd"/>
           </w:p>
         </w:tc>
       </w:tr>
@@ -13870,6 +15450,7 @@
             <w:pPr>
               <w:spacing w:before="20" w:after="20" w:line="252" w:lineRule="auto"/>
             </w:pPr>
+            <w:proofErr w:type="gramStart"/>
             <w:r>
               <w:rPr>
                 <w:rFonts w:ascii="Consolas" w:eastAsia="Consolas" w:hAnsi="Consolas" w:cs="Consolas"/>
@@ -13877,6 +15458,7 @@
               </w:rPr>
               <w:t>description</w:t>
             </w:r>
+            <w:proofErr w:type="gramEnd"/>
             <w:r>
               <w:rPr>
                 <w:rFonts w:ascii="Wavehaus 42 Light" w:eastAsia="Wavehaus 42 Light" w:hAnsi="Wavehaus 42 Light" w:cs="Wavehaus 42 Light"/>
@@ -13934,13 +15516,16 @@
             <w:pPr>
               <w:spacing w:before="20" w:after="20" w:line="252" w:lineRule="auto"/>
             </w:pPr>
+            <w:proofErr w:type="spellStart"/>
             <w:r>
               <w:rPr>
                 <w:rFonts w:ascii="Consolas" w:eastAsia="Consolas" w:hAnsi="Consolas" w:cs="Consolas"/>
                 <w:sz w:val="20"/>
               </w:rPr>
+              <w:lastRenderedPageBreak/>
               <w:t>poc</w:t>
             </w:r>
+            <w:proofErr w:type="spellEnd"/>
           </w:p>
         </w:tc>
         <w:tc>
@@ -13958,6 +15543,7 @@
               </w:rPr>
               <w:t xml:space="preserve">Proof-of-concept narrative; screenshots come from </w:t>
             </w:r>
+            <w:proofErr w:type="spellStart"/>
             <w:r>
               <w:rPr>
                 <w:rFonts w:ascii="Consolas" w:eastAsia="Consolas" w:hAnsi="Consolas" w:cs="Consolas"/>
@@ -13965,6 +15551,7 @@
               </w:rPr>
               <w:t>evidence_ids</w:t>
             </w:r>
+            <w:proofErr w:type="spellEnd"/>
           </w:p>
         </w:tc>
       </w:tr>
@@ -14013,6 +15600,7 @@
             <w:pPr>
               <w:spacing w:before="20" w:after="20" w:line="252" w:lineRule="auto"/>
             </w:pPr>
+            <w:proofErr w:type="spellStart"/>
             <w:r>
               <w:rPr>
                 <w:rFonts w:ascii="Consolas" w:eastAsia="Consolas" w:hAnsi="Consolas" w:cs="Consolas"/>
@@ -14020,6 +15608,7 @@
               </w:rPr>
               <w:t>cve</w:t>
             </w:r>
+            <w:proofErr w:type="spellEnd"/>
             <w:r>
               <w:rPr>
                 <w:rFonts w:ascii="Wavehaus 42 Light" w:eastAsia="Wavehaus 42 Light" w:hAnsi="Wavehaus 42 Light" w:cs="Wavehaus 42 Light"/>
@@ -14027,6 +15616,7 @@
               </w:rPr>
               <w:t xml:space="preserve">, </w:t>
             </w:r>
+            <w:proofErr w:type="spellStart"/>
             <w:r>
               <w:rPr>
                 <w:rFonts w:ascii="Consolas" w:eastAsia="Consolas" w:hAnsi="Consolas" w:cs="Consolas"/>
@@ -14034,6 +15624,7 @@
               </w:rPr>
               <w:t>cwes</w:t>
             </w:r>
+            <w:proofErr w:type="spellEnd"/>
             <w:r>
               <w:rPr>
                 <w:rFonts w:ascii="Wavehaus 42 Light" w:eastAsia="Wavehaus 42 Light" w:hAnsi="Wavehaus 42 Light" w:cs="Wavehaus 42 Light"/>
@@ -14041,6 +15632,7 @@
               </w:rPr>
               <w:t xml:space="preserve">, </w:t>
             </w:r>
+            <w:proofErr w:type="spellStart"/>
             <w:r>
               <w:rPr>
                 <w:rFonts w:ascii="Consolas" w:eastAsia="Consolas" w:hAnsi="Consolas" w:cs="Consolas"/>
@@ -14048,6 +15640,7 @@
               </w:rPr>
               <w:t>mitre_attack_ids</w:t>
             </w:r>
+            <w:proofErr w:type="spellEnd"/>
           </w:p>
         </w:tc>
         <w:tc>
@@ -14077,6 +15670,7 @@
             <w:pPr>
               <w:spacing w:before="20" w:after="20" w:line="252" w:lineRule="auto"/>
             </w:pPr>
+            <w:proofErr w:type="spellStart"/>
             <w:r>
               <w:rPr>
                 <w:rFonts w:ascii="Consolas" w:eastAsia="Consolas" w:hAnsi="Consolas" w:cs="Consolas"/>
@@ -14084,6 +15678,7 @@
               </w:rPr>
               <w:t>evidence_ids</w:t>
             </w:r>
+            <w:proofErr w:type="spellEnd"/>
           </w:p>
         </w:tc>
         <w:tc>
@@ -14113,6 +15708,7 @@
             <w:pPr>
               <w:spacing w:before="20" w:after="20" w:line="252" w:lineRule="auto"/>
             </w:pPr>
+            <w:proofErr w:type="spellStart"/>
             <w:r>
               <w:rPr>
                 <w:rFonts w:ascii="Consolas" w:eastAsia="Consolas" w:hAnsi="Consolas" w:cs="Consolas"/>
@@ -14120,6 +15716,7 @@
               </w:rPr>
               <w:t>assigned_to</w:t>
             </w:r>
+            <w:proofErr w:type="spellEnd"/>
             <w:r>
               <w:rPr>
                 <w:rFonts w:ascii="Wavehaus 42 Light" w:eastAsia="Wavehaus 42 Light" w:hAnsi="Wavehaus 42 Light" w:cs="Wavehaus 42 Light"/>
@@ -14127,6 +15724,7 @@
               </w:rPr>
               <w:t xml:space="preserve">, </w:t>
             </w:r>
+            <w:proofErr w:type="spellStart"/>
             <w:r>
               <w:rPr>
                 <w:rFonts w:ascii="Consolas" w:eastAsia="Consolas" w:hAnsi="Consolas" w:cs="Consolas"/>
@@ -14134,6 +15732,7 @@
               </w:rPr>
               <w:t>created_by</w:t>
             </w:r>
+            <w:proofErr w:type="spellEnd"/>
             <w:r>
               <w:rPr>
                 <w:rFonts w:ascii="Wavehaus 42 Light" w:eastAsia="Wavehaus 42 Light" w:hAnsi="Wavehaus 42 Light" w:cs="Wavehaus 42 Light"/>
@@ -14199,6 +15798,8 @@
         </w:rPr>
         <w:t xml:space="preserve">One list, defined in </w:t>
       </w:r>
+      <w:proofErr w:type="spellStart"/>
+      <w:proofErr w:type="gramStart"/>
       <w:r>
         <w:rPr>
           <w:rFonts w:ascii="Consolas" w:eastAsia="Consolas" w:hAnsi="Consolas" w:cs="Consolas"/>
@@ -14206,6 +15807,8 @@
         </w:rPr>
         <w:t>docxmcollab.go</w:t>
       </w:r>
+      <w:proofErr w:type="spellEnd"/>
+      <w:proofErr w:type="gramEnd"/>
       <w:r>
         <w:rPr>
           <w:rFonts w:ascii="Wavehaus 42 Light" w:eastAsia="Wavehaus 42 Light" w:hAnsi="Wavehaus 42 Light" w:cs="Wavehaus 42 Light"/>
@@ -15119,9 +16722,19 @@
           <w:rFonts w:ascii="Wavehaus 128 Bold" w:eastAsia="Wavehaus 128 Bold" w:hAnsi="Wavehaus 128 Bold" w:cs="Wavehaus 128 Bold"/>
           <w:sz w:val="24"/>
         </w:rPr>
-        <w:t>Severity colours</w:t>
+        <w:lastRenderedPageBreak/>
+        <w:t xml:space="preserve">Severity </w:t>
+      </w:r>
+      <w:proofErr w:type="spellStart"/>
+      <w:r>
+        <w:rPr>
+          <w:rFonts w:ascii="Wavehaus 128 Bold" w:eastAsia="Wavehaus 128 Bold" w:hAnsi="Wavehaus 128 Bold" w:cs="Wavehaus 128 Bold"/>
+          <w:sz w:val="24"/>
+        </w:rPr>
+        <w:t>colours</w:t>
       </w:r>
       <w:bookmarkEnd w:id="28"/>
+      <w:proofErr w:type="spellEnd"/>
     </w:p>
     <w:p>
       <w:pPr>
@@ -15132,7 +16745,55 @@
           <w:rFonts w:ascii="Wavehaus 42 Light" w:eastAsia="Wavehaus 42 Light" w:hAnsi="Wavehaus 42 Light" w:cs="Wavehaus 42 Light"/>
           <w:sz w:val="24"/>
         </w:rPr>
-        <w:t>The criticality word itself is coloured; the cell keeps the template's own background, so a rating reads as a coloured word rather than a block of colour with white text knocked out of it.</w:t>
+        <w:t xml:space="preserve">The criticality word itself is </w:t>
+      </w:r>
+      <w:proofErr w:type="spellStart"/>
+      <w:r>
+        <w:rPr>
+          <w:rFonts w:ascii="Wavehaus 42 Light" w:eastAsia="Wavehaus 42 Light" w:hAnsi="Wavehaus 42 Light" w:cs="Wavehaus 42 Light"/>
+          <w:sz w:val="24"/>
+        </w:rPr>
+        <w:t>coloured</w:t>
+      </w:r>
+      <w:proofErr w:type="spellEnd"/>
+      <w:r>
+        <w:rPr>
+          <w:rFonts w:ascii="Wavehaus 42 Light" w:eastAsia="Wavehaus 42 Light" w:hAnsi="Wavehaus 42 Light" w:cs="Wavehaus 42 Light"/>
+          <w:sz w:val="24"/>
+        </w:rPr>
+        <w:t xml:space="preserve">; the cell keeps the template's own background, so a rating reads as a </w:t>
+      </w:r>
+      <w:proofErr w:type="spellStart"/>
+      <w:r>
+        <w:rPr>
+          <w:rFonts w:ascii="Wavehaus 42 Light" w:eastAsia="Wavehaus 42 Light" w:hAnsi="Wavehaus 42 Light" w:cs="Wavehaus 42 Light"/>
+          <w:sz w:val="24"/>
+        </w:rPr>
+        <w:t>coloured</w:t>
+      </w:r>
+      <w:proofErr w:type="spellEnd"/>
+      <w:r>
+        <w:rPr>
+          <w:rFonts w:ascii="Wavehaus 42 Light" w:eastAsia="Wavehaus 42 Light" w:hAnsi="Wavehaus 42 Light" w:cs="Wavehaus 42 Light"/>
+          <w:sz w:val="24"/>
+        </w:rPr>
+        <w:t xml:space="preserve"> word rather than a block of </w:t>
+      </w:r>
+      <w:proofErr w:type="spellStart"/>
+      <w:r>
+        <w:rPr>
+          <w:rFonts w:ascii="Wavehaus 42 Light" w:eastAsia="Wavehaus 42 Light" w:hAnsi="Wavehaus 42 Light" w:cs="Wavehaus 42 Light"/>
+          <w:sz w:val="24"/>
+        </w:rPr>
+        <w:t>colour</w:t>
+      </w:r>
+      <w:proofErr w:type="spellEnd"/>
+      <w:r>
+        <w:rPr>
+          <w:rFonts w:ascii="Wavehaus 42 Light" w:eastAsia="Wavehaus 42 Light" w:hAnsi="Wavehaus 42 Light" w:cs="Wavehaus 42 Light"/>
+          <w:sz w:val="24"/>
+        </w:rPr>
+        <w:t xml:space="preserve"> with white text knocked out of it.</w:t>
       </w:r>
     </w:p>
     <w:tbl>
@@ -15299,12 +16960,21 @@
             <w:pPr>
               <w:spacing w:before="20" w:after="20" w:line="252" w:lineRule="auto"/>
             </w:pPr>
-            <w:r>
-              <w:rPr>
-                <w:rFonts w:ascii="Wavehaus 42 Light" w:eastAsia="Wavehaus 42 Light" w:hAnsi="Wavehaus 42 Light" w:cs="Wavehaus 42 Light"/>
-                <w:sz w:val="20"/>
-              </w:rPr>
-              <w:t>Cyberteq orange</w:t>
+            <w:proofErr w:type="spellStart"/>
+            <w:r>
+              <w:rPr>
+                <w:rFonts w:ascii="Wavehaus 42 Light" w:eastAsia="Wavehaus 42 Light" w:hAnsi="Wavehaus 42 Light" w:cs="Wavehaus 42 Light"/>
+                <w:sz w:val="20"/>
+              </w:rPr>
+              <w:t>Cyberteq</w:t>
+            </w:r>
+            <w:proofErr w:type="spellEnd"/>
+            <w:r>
+              <w:rPr>
+                <w:rFonts w:ascii="Wavehaus 42 Light" w:eastAsia="Wavehaus 42 Light" w:hAnsi="Wavehaus 42 Light" w:cs="Wavehaus 42 Light"/>
+                <w:sz w:val="20"/>
+              </w:rPr>
+              <w:t xml:space="preserve"> orange</w:t>
             </w:r>
           </w:p>
         </w:tc>
@@ -15492,6 +17162,7 @@
           <w:rFonts w:eastAsia="Wavehaus 128 Bold" w:cs="Wavehaus 128 Bold"/>
           <w:sz w:val="28"/>
         </w:rPr>
+        <w:lastRenderedPageBreak/>
         <w:t>Persistence and Storage</w:t>
       </w:r>
       <w:bookmarkEnd w:id="29"/>
@@ -15521,6 +17192,8 @@
         </w:rPr>
         <w:t xml:space="preserve">The store is a set of maps behind one </w:t>
       </w:r>
+      <w:proofErr w:type="spellStart"/>
+      <w:proofErr w:type="gramStart"/>
       <w:r>
         <w:rPr>
           <w:rFonts w:ascii="Consolas" w:eastAsia="Consolas" w:hAnsi="Consolas" w:cs="Consolas"/>
@@ -15528,6 +17201,8 @@
         </w:rPr>
         <w:t>sync.RWMutex</w:t>
       </w:r>
+      <w:proofErr w:type="spellEnd"/>
+      <w:proofErr w:type="gramEnd"/>
       <w:r>
         <w:rPr>
           <w:rFonts w:ascii="Wavehaus 42 Light" w:eastAsia="Wavehaus 42 Light" w:hAnsi="Wavehaus 42 Light" w:cs="Wavehaus 42 Light"/>
@@ -15535,6 +17210,8 @@
         </w:rPr>
         <w:t xml:space="preserve">. Durability is a snapshot: after any mutating request, </w:t>
       </w:r>
+      <w:proofErr w:type="spellStart"/>
+      <w:proofErr w:type="gramStart"/>
       <w:r>
         <w:rPr>
           <w:rFonts w:ascii="Consolas" w:eastAsia="Consolas" w:hAnsi="Consolas" w:cs="Consolas"/>
@@ -15542,12 +17219,62 @@
         </w:rPr>
         <w:t>persistMiddleware</w:t>
       </w:r>
+      <w:proofErr w:type="spellEnd"/>
+      <w:proofErr w:type="gramEnd"/>
       <w:r>
         <w:rPr>
           <w:rFonts w:ascii="Wavehaus 42 Light" w:eastAsia="Wavehaus 42 Light" w:hAnsi="Wavehaus 42 Light" w:cs="Wavehaus 42 Light"/>
           <w:sz w:val="24"/>
         </w:rPr>
-        <w:t xml:space="preserve"> serialises the entire store to JSON and writes it into a single SQLite row. On start-up the snapshot is read back; only when there is none does the application seed the organisation and the bootstrap administrator.</w:t>
+        <w:t xml:space="preserve"> </w:t>
+      </w:r>
+      <w:proofErr w:type="spellStart"/>
+      <w:r>
+        <w:rPr>
+          <w:rFonts w:ascii="Wavehaus 42 Light" w:eastAsia="Wavehaus 42 Light" w:hAnsi="Wavehaus 42 Light" w:cs="Wavehaus 42 Light"/>
+          <w:sz w:val="24"/>
+        </w:rPr>
+        <w:t>serialises</w:t>
+      </w:r>
+      <w:proofErr w:type="spellEnd"/>
+      <w:r>
+        <w:rPr>
+          <w:rFonts w:ascii="Wavehaus 42 Light" w:eastAsia="Wavehaus 42 Light" w:hAnsi="Wavehaus 42 Light" w:cs="Wavehaus 42 Light"/>
+          <w:sz w:val="24"/>
+        </w:rPr>
+        <w:t xml:space="preserve"> the entire store to JSON and writes it into a single SQLite row. On start-up the snapshot is read back; only when there is </w:t>
+      </w:r>
+      <w:proofErr w:type="gramStart"/>
+      <w:r>
+        <w:rPr>
+          <w:rFonts w:ascii="Wavehaus 42 Light" w:eastAsia="Wavehaus 42 Light" w:hAnsi="Wavehaus 42 Light" w:cs="Wavehaus 42 Light"/>
+          <w:sz w:val="24"/>
+        </w:rPr>
+        <w:t>none</w:t>
+      </w:r>
+      <w:proofErr w:type="gramEnd"/>
+      <w:r>
+        <w:rPr>
+          <w:rFonts w:ascii="Wavehaus 42 Light" w:eastAsia="Wavehaus 42 Light" w:hAnsi="Wavehaus 42 Light" w:cs="Wavehaus 42 Light"/>
+          <w:sz w:val="24"/>
+        </w:rPr>
+        <w:t xml:space="preserve"> does the application seed the </w:t>
+      </w:r>
+      <w:proofErr w:type="spellStart"/>
+      <w:r>
+        <w:rPr>
+          <w:rFonts w:ascii="Wavehaus 42 Light" w:eastAsia="Wavehaus 42 Light" w:hAnsi="Wavehaus 42 Light" w:cs="Wavehaus 42 Light"/>
+          <w:sz w:val="24"/>
+        </w:rPr>
+        <w:t>organisation</w:t>
+      </w:r>
+      <w:proofErr w:type="spellEnd"/>
+      <w:r>
+        <w:rPr>
+          <w:rFonts w:ascii="Wavehaus 42 Light" w:eastAsia="Wavehaus 42 Light" w:hAnsi="Wavehaus 42 Light" w:cs="Wavehaus 42 Light"/>
+          <w:sz w:val="24"/>
+        </w:rPr>
+        <w:t xml:space="preserve"> and the bootstrap administrator.</w:t>
       </w:r>
     </w:p>
     <w:tbl>
@@ -15625,12 +17352,53 @@
             <w:pPr>
               <w:spacing w:before="20" w:after="20" w:line="252" w:lineRule="auto"/>
             </w:pPr>
+            <w:proofErr w:type="spellStart"/>
             <w:r>
               <w:rPr>
                 <w:rFonts w:ascii="Consolas" w:eastAsia="Consolas" w:hAnsi="Consolas" w:cs="Consolas"/>
                 <w:sz w:val="20"/>
               </w:rPr>
-              <w:t>store_snapshot(key TEXT PRIMARY KEY, value TEXT, updated_at TEXT)</w:t>
+              <w:t>store_</w:t>
+            </w:r>
+            <w:proofErr w:type="gramStart"/>
+            <w:r>
+              <w:rPr>
+                <w:rFonts w:ascii="Consolas" w:eastAsia="Consolas" w:hAnsi="Consolas" w:cs="Consolas"/>
+                <w:sz w:val="20"/>
+              </w:rPr>
+              <w:t>snapshot</w:t>
+            </w:r>
+            <w:proofErr w:type="spellEnd"/>
+            <w:r>
+              <w:rPr>
+                <w:rFonts w:ascii="Consolas" w:eastAsia="Consolas" w:hAnsi="Consolas" w:cs="Consolas"/>
+                <w:sz w:val="20"/>
+              </w:rPr>
+              <w:t>(</w:t>
+            </w:r>
+            <w:proofErr w:type="gramEnd"/>
+            <w:r>
+              <w:rPr>
+                <w:rFonts w:ascii="Consolas" w:eastAsia="Consolas" w:hAnsi="Consolas" w:cs="Consolas"/>
+                <w:sz w:val="20"/>
+              </w:rPr>
+              <w:t xml:space="preserve">key TEXT PRIMARY KEY, value TEXT, </w:t>
+            </w:r>
+            <w:proofErr w:type="spellStart"/>
+            <w:r>
+              <w:rPr>
+                <w:rFonts w:ascii="Consolas" w:eastAsia="Consolas" w:hAnsi="Consolas" w:cs="Consolas"/>
+                <w:sz w:val="20"/>
+              </w:rPr>
+              <w:t>updated_at</w:t>
+            </w:r>
+            <w:proofErr w:type="spellEnd"/>
+            <w:r>
+              <w:rPr>
+                <w:rFonts w:ascii="Consolas" w:eastAsia="Consolas" w:hAnsi="Consolas" w:cs="Consolas"/>
+                <w:sz w:val="20"/>
+              </w:rPr>
+              <w:t xml:space="preserve"> TEXT)</w:t>
             </w:r>
             <w:r>
               <w:rPr>
@@ -15682,12 +17450,21 @@
               </w:rPr>
               <w:t xml:space="preserve">WAL, with </w:t>
             </w:r>
+            <w:proofErr w:type="spellStart"/>
             <w:r>
               <w:rPr>
                 <w:rFonts w:ascii="Consolas" w:eastAsia="Consolas" w:hAnsi="Consolas" w:cs="Consolas"/>
                 <w:sz w:val="20"/>
               </w:rPr>
-              <w:t>busy_timeout=5000</w:t>
+              <w:t>busy_timeout</w:t>
+            </w:r>
+            <w:proofErr w:type="spellEnd"/>
+            <w:r>
+              <w:rPr>
+                <w:rFonts w:ascii="Consolas" w:eastAsia="Consolas" w:hAnsi="Consolas" w:cs="Consolas"/>
+                <w:sz w:val="20"/>
+              </w:rPr>
+              <w:t>=5000</w:t>
             </w:r>
             <w:r>
               <w:rPr>
@@ -15775,6 +17552,7 @@
               </w:rPr>
               <w:t xml:space="preserve">Persisted through a dedicated </w:t>
             </w:r>
+            <w:proofErr w:type="spellStart"/>
             <w:r>
               <w:rPr>
                 <w:rFonts w:ascii="Consolas" w:eastAsia="Consolas" w:hAnsi="Consolas" w:cs="Consolas"/>
@@ -15782,6 +17560,7 @@
               </w:rPr>
               <w:t>userSnapshot</w:t>
             </w:r>
+            <w:proofErr w:type="spellEnd"/>
             <w:r>
               <w:rPr>
                 <w:rFonts w:ascii="Wavehaus 42 Light" w:eastAsia="Wavehaus 42 Light" w:hAnsi="Wavehaus 42 Light" w:cs="Wavehaus 42 Light"/>
@@ -15803,12 +17582,21 @@
               </w:rPr>
               <w:t xml:space="preserve"> marks the hash </w:t>
             </w:r>
+            <w:proofErr w:type="spellStart"/>
             <w:r>
               <w:rPr>
                 <w:rFonts w:ascii="Consolas" w:eastAsia="Consolas" w:hAnsi="Consolas" w:cs="Consolas"/>
                 <w:sz w:val="20"/>
               </w:rPr>
-              <w:t>json:"-"</w:t>
+              <w:t>json</w:t>
+            </w:r>
+            <w:proofErr w:type="spellEnd"/>
+            <w:r>
+              <w:rPr>
+                <w:rFonts w:ascii="Consolas" w:eastAsia="Consolas" w:hAnsi="Consolas" w:cs="Consolas"/>
+                <w:sz w:val="20"/>
+              </w:rPr>
+              <w:t>:"-"</w:t>
             </w:r>
             <w:r>
               <w:rPr>
@@ -15851,7 +17639,23 @@
                 <w:rFonts w:ascii="Wavehaus 42 Light" w:eastAsia="Wavehaus 42 Light" w:hAnsi="Wavehaus 42 Light" w:cs="Wavehaus 42 Light"/>
                 <w:sz w:val="20"/>
               </w:rPr>
-              <w:t>The whole store is rewritten per mutation. Comfortable for a team's engagements; not a design for tens of thousands of findings</w:t>
+              <w:t xml:space="preserve">The whole store is rewritten </w:t>
+            </w:r>
+            <w:proofErr w:type="gramStart"/>
+            <w:r>
+              <w:rPr>
+                <w:rFonts w:ascii="Wavehaus 42 Light" w:eastAsia="Wavehaus 42 Light" w:hAnsi="Wavehaus 42 Light" w:cs="Wavehaus 42 Light"/>
+                <w:sz w:val="20"/>
+              </w:rPr>
+              <w:t>per</w:t>
+            </w:r>
+            <w:proofErr w:type="gramEnd"/>
+            <w:r>
+              <w:rPr>
+                <w:rFonts w:ascii="Wavehaus 42 Light" w:eastAsia="Wavehaus 42 Light" w:hAnsi="Wavehaus 42 Light" w:cs="Wavehaus 42 Light"/>
+                <w:sz w:val="20"/>
+              </w:rPr>
+              <w:t xml:space="preserve"> mutation. Comfortable for a team's engagements; not a design for tens of thousands of findings</w:t>
             </w:r>
           </w:p>
         </w:tc>
@@ -15914,7 +17718,39 @@
           <w:rFonts w:ascii="Consolas" w:eastAsia="Consolas" w:hAnsi="Consolas" w:cs="Consolas"/>
           <w:sz w:val="20"/>
         </w:rPr>
-        <w:t>data/uploads/&lt;uuid&gt;_&lt;sanitised name&gt;</w:t>
+        <w:t>data/uploads/&lt;</w:t>
+      </w:r>
+      <w:proofErr w:type="spellStart"/>
+      <w:r>
+        <w:rPr>
+          <w:rFonts w:ascii="Consolas" w:eastAsia="Consolas" w:hAnsi="Consolas" w:cs="Consolas"/>
+          <w:sz w:val="20"/>
+        </w:rPr>
+        <w:t>uuid</w:t>
+      </w:r>
+      <w:proofErr w:type="spellEnd"/>
+      <w:r>
+        <w:rPr>
+          <w:rFonts w:ascii="Consolas" w:eastAsia="Consolas" w:hAnsi="Consolas" w:cs="Consolas"/>
+          <w:sz w:val="20"/>
+        </w:rPr>
+        <w:t>&gt;_&lt;</w:t>
+      </w:r>
+      <w:proofErr w:type="spellStart"/>
+      <w:r>
+        <w:rPr>
+          <w:rFonts w:ascii="Consolas" w:eastAsia="Consolas" w:hAnsi="Consolas" w:cs="Consolas"/>
+          <w:sz w:val="20"/>
+        </w:rPr>
+        <w:t>sanitised</w:t>
+      </w:r>
+      <w:proofErr w:type="spellEnd"/>
+      <w:r>
+        <w:rPr>
+          <w:rFonts w:ascii="Consolas" w:eastAsia="Consolas" w:hAnsi="Consolas" w:cs="Consolas"/>
+          <w:sz w:val="20"/>
+        </w:rPr>
+        <w:t xml:space="preserve"> name&gt;</w:t>
       </w:r>
       <w:r>
         <w:rPr>
@@ -15938,7 +17774,39 @@
           <w:rFonts w:ascii="Consolas" w:eastAsia="Consolas" w:hAnsi="Consolas" w:cs="Consolas"/>
           <w:sz w:val="20"/>
         </w:rPr>
-        <w:t>GET /api/v1/evidence/{id}/file</w:t>
+        <w:t>GET /</w:t>
+      </w:r>
+      <w:proofErr w:type="spellStart"/>
+      <w:r>
+        <w:rPr>
+          <w:rFonts w:ascii="Consolas" w:eastAsia="Consolas" w:hAnsi="Consolas" w:cs="Consolas"/>
+          <w:sz w:val="20"/>
+        </w:rPr>
+        <w:t>api</w:t>
+      </w:r>
+      <w:proofErr w:type="spellEnd"/>
+      <w:r>
+        <w:rPr>
+          <w:rFonts w:ascii="Consolas" w:eastAsia="Consolas" w:hAnsi="Consolas" w:cs="Consolas"/>
+          <w:sz w:val="20"/>
+        </w:rPr>
+        <w:t>/v1/</w:t>
+      </w:r>
+      <w:proofErr w:type="gramStart"/>
+      <w:r>
+        <w:rPr>
+          <w:rFonts w:ascii="Consolas" w:eastAsia="Consolas" w:hAnsi="Consolas" w:cs="Consolas"/>
+          <w:sz w:val="20"/>
+        </w:rPr>
+        <w:t>evidence/{id}/</w:t>
+      </w:r>
+      <w:proofErr w:type="gramEnd"/>
+      <w:r>
+        <w:rPr>
+          <w:rFonts w:ascii="Consolas" w:eastAsia="Consolas" w:hAnsi="Consolas" w:cs="Consolas"/>
+          <w:sz w:val="20"/>
+        </w:rPr>
+        <w:t>file</w:t>
       </w:r>
       <w:r>
         <w:rPr>
@@ -15988,7 +17856,23 @@
           <w:rFonts w:ascii="Consolas" w:eastAsia="Consolas" w:hAnsi="Consolas" w:cs="Consolas"/>
           <w:sz w:val="18"/>
         </w:rPr>
-        <w:t># stop the server first: the WAL should be checkpointed cleanly</w:t>
+        <w:t xml:space="preserve"># </w:t>
+      </w:r>
+      <w:proofErr w:type="gramStart"/>
+      <w:r>
+        <w:rPr>
+          <w:rFonts w:ascii="Consolas" w:eastAsia="Consolas" w:hAnsi="Consolas" w:cs="Consolas"/>
+          <w:sz w:val="18"/>
+        </w:rPr>
+        <w:t>stop</w:t>
+      </w:r>
+      <w:proofErr w:type="gramEnd"/>
+      <w:r>
+        <w:rPr>
+          <w:rFonts w:ascii="Consolas" w:eastAsia="Consolas" w:hAnsi="Consolas" w:cs="Consolas"/>
+          <w:sz w:val="18"/>
+        </w:rPr>
+        <w:t xml:space="preserve"> the server first: the WAL should be checkpointed cleanly</w:t>
       </w:r>
     </w:p>
     <w:p>
@@ -16000,8 +17884,17 @@
           <w:rFonts w:ascii="Consolas" w:eastAsia="Consolas" w:hAnsi="Consolas" w:cs="Consolas"/>
           <w:sz w:val="18"/>
         </w:rPr>
-        <w:t>Copy-Item -Recurse backend\data  \\backup-server\mcollaborator\data-2026-08-26</w:t>
-      </w:r>
+        <w:t>Copy-Item -Recurse backend\</w:t>
+      </w:r>
+      <w:proofErr w:type="gramStart"/>
+      <w:r>
+        <w:rPr>
+          <w:rFonts w:ascii="Consolas" w:eastAsia="Consolas" w:hAnsi="Consolas" w:cs="Consolas"/>
+          <w:sz w:val="18"/>
+        </w:rPr>
+        <w:t>data  \\backup-server\mcollaborator\data-2026-08-26</w:t>
+      </w:r>
+      <w:proofErr w:type="gramEnd"/>
     </w:p>
     <w:p>
       <w:pPr>
@@ -16012,6 +17905,7 @@
           <w:rFonts w:ascii="Wavehaus 42 Light" w:eastAsia="Wavehaus 42 Light" w:hAnsi="Wavehaus 42 Light" w:cs="Wavehaus 42 Light"/>
           <w:sz w:val="24"/>
         </w:rPr>
+        <w:lastRenderedPageBreak/>
         <w:t xml:space="preserve">Copying </w:t>
       </w:r>
       <w:r>
@@ -16047,6 +17941,7 @@
           <w:rFonts w:eastAsia="Wavehaus 128 Bold" w:cs="Wavehaus 128 Bold"/>
           <w:sz w:val="28"/>
         </w:rPr>
+        <w:lastRenderedPageBreak/>
         <w:t>HTTP API Reference</w:t>
       </w:r>
       <w:bookmarkEnd w:id="33"/>
@@ -16067,42 +17962,138 @@
           <w:rFonts w:ascii="Consolas" w:eastAsia="Consolas" w:hAnsi="Consolas" w:cs="Consolas"/>
           <w:sz w:val="20"/>
         </w:rPr>
-        <w:t>/api/v1</w:t>
+        <w:t>/</w:t>
+      </w:r>
+      <w:proofErr w:type="spellStart"/>
+      <w:r>
+        <w:rPr>
+          <w:rFonts w:ascii="Consolas" w:eastAsia="Consolas" w:hAnsi="Consolas" w:cs="Consolas"/>
+          <w:sz w:val="20"/>
+        </w:rPr>
+        <w:t>api</w:t>
+      </w:r>
+      <w:proofErr w:type="spellEnd"/>
+      <w:r>
+        <w:rPr>
+          <w:rFonts w:ascii="Consolas" w:eastAsia="Consolas" w:hAnsi="Consolas" w:cs="Consolas"/>
+          <w:sz w:val="20"/>
+        </w:rPr>
+        <w:t>/v1</w:t>
       </w:r>
       <w:r>
         <w:rPr>
           <w:rFonts w:ascii="Wavehaus 42 Light" w:eastAsia="Wavehaus 42 Light" w:hAnsi="Wavehaus 42 Light" w:cs="Wavehaus 42 Light"/>
           <w:sz w:val="24"/>
         </w:rPr>
-        <w:t xml:space="preserve">. Responses are wrapped: a success carries </w:t>
+        <w:t xml:space="preserve">. Responses are wrapped: </w:t>
+      </w:r>
+      <w:proofErr w:type="gramStart"/>
+      <w:r>
+        <w:rPr>
+          <w:rFonts w:ascii="Wavehaus 42 Light" w:eastAsia="Wavehaus 42 Light" w:hAnsi="Wavehaus 42 Light" w:cs="Wavehaus 42 Light"/>
+          <w:sz w:val="24"/>
+        </w:rPr>
+        <w:t>a success</w:t>
+      </w:r>
+      <w:proofErr w:type="gramEnd"/>
+      <w:r>
+        <w:rPr>
+          <w:rFonts w:ascii="Wavehaus 42 Light" w:eastAsia="Wavehaus 42 Light" w:hAnsi="Wavehaus 42 Light" w:cs="Wavehaus 42 Light"/>
+          <w:sz w:val="24"/>
+        </w:rPr>
+        <w:t xml:space="preserve"> </w:t>
+      </w:r>
+      <w:proofErr w:type="gramStart"/>
+      <w:r>
+        <w:rPr>
+          <w:rFonts w:ascii="Wavehaus 42 Light" w:eastAsia="Wavehaus 42 Light" w:hAnsi="Wavehaus 42 Light" w:cs="Wavehaus 42 Light"/>
+          <w:sz w:val="24"/>
+        </w:rPr>
+        <w:t xml:space="preserve">carries </w:t>
       </w:r>
       <w:r>
         <w:rPr>
           <w:rFonts w:ascii="Consolas" w:eastAsia="Consolas" w:hAnsi="Consolas" w:cs="Consolas"/>
           <w:sz w:val="20"/>
         </w:rPr>
-        <w:t>{"data": ...}</w:t>
+        <w:t>{"</w:t>
+      </w:r>
+      <w:proofErr w:type="gramEnd"/>
+      <w:r>
+        <w:rPr>
+          <w:rFonts w:ascii="Consolas" w:eastAsia="Consolas" w:hAnsi="Consolas" w:cs="Consolas"/>
+          <w:sz w:val="20"/>
+        </w:rPr>
+        <w:t>data": ...}</w:t>
       </w:r>
       <w:r>
         <w:rPr>
           <w:rFonts w:ascii="Wavehaus 42 Light" w:eastAsia="Wavehaus 42 Light" w:hAnsi="Wavehaus 42 Light" w:cs="Wavehaus 42 Light"/>
           <w:sz w:val="24"/>
         </w:rPr>
-        <w:t xml:space="preserve"> and a failure </w:t>
+        <w:t xml:space="preserve"> and a </w:t>
+      </w:r>
+      <w:proofErr w:type="gramStart"/>
+      <w:r>
+        <w:rPr>
+          <w:rFonts w:ascii="Wavehaus 42 Light" w:eastAsia="Wavehaus 42 Light" w:hAnsi="Wavehaus 42 Light" w:cs="Wavehaus 42 Light"/>
+          <w:sz w:val="24"/>
+        </w:rPr>
+        <w:t xml:space="preserve">failure </w:t>
       </w:r>
       <w:r>
         <w:rPr>
           <w:rFonts w:ascii="Consolas" w:eastAsia="Consolas" w:hAnsi="Consolas" w:cs="Consolas"/>
           <w:sz w:val="20"/>
         </w:rPr>
-        <w:t>{"error": {"code": ..., "message": ...}}</w:t>
+        <w:t>{"</w:t>
+      </w:r>
+      <w:proofErr w:type="gramEnd"/>
+      <w:r>
+        <w:rPr>
+          <w:rFonts w:ascii="Consolas" w:eastAsia="Consolas" w:hAnsi="Consolas" w:cs="Consolas"/>
+          <w:sz w:val="20"/>
+        </w:rPr>
+        <w:t>error</w:t>
+      </w:r>
+      <w:proofErr w:type="gramStart"/>
+      <w:r>
+        <w:rPr>
+          <w:rFonts w:ascii="Consolas" w:eastAsia="Consolas" w:hAnsi="Consolas" w:cs="Consolas"/>
+          <w:sz w:val="20"/>
+        </w:rPr>
+        <w:t>": {</w:t>
+      </w:r>
+      <w:proofErr w:type="gramEnd"/>
+      <w:r>
+        <w:rPr>
+          <w:rFonts w:ascii="Consolas" w:eastAsia="Consolas" w:hAnsi="Consolas" w:cs="Consolas"/>
+          <w:sz w:val="20"/>
+        </w:rPr>
+        <w:t xml:space="preserve">"code": ..., "message": </w:t>
+      </w:r>
+      <w:proofErr w:type="gramStart"/>
+      <w:r>
+        <w:rPr>
+          <w:rFonts w:ascii="Consolas" w:eastAsia="Consolas" w:hAnsi="Consolas" w:cs="Consolas"/>
+          <w:sz w:val="20"/>
+        </w:rPr>
+        <w:t>...}}</w:t>
       </w:r>
       <w:r>
         <w:rPr>
           <w:rFonts w:ascii="Wavehaus 42 Light" w:eastAsia="Wavehaus 42 Light" w:hAnsi="Wavehaus 42 Light" w:cs="Wavehaus 42 Light"/>
           <w:sz w:val="24"/>
         </w:rPr>
-        <w:t xml:space="preserve">. Protected endpoints need </w:t>
+        <w:t>.</w:t>
+      </w:r>
+      <w:proofErr w:type="gramEnd"/>
+      <w:r>
+        <w:rPr>
+          <w:rFonts w:ascii="Wavehaus 42 Light" w:eastAsia="Wavehaus 42 Light" w:hAnsi="Wavehaus 42 Light" w:cs="Wavehaus 42 Light"/>
+          <w:sz w:val="24"/>
+        </w:rPr>
+        <w:t xml:space="preserve"> Protected endpoints need </w:t>
       </w:r>
       <w:r>
         <w:rPr>
@@ -16439,6 +18430,8 @@
             <w:pPr>
               <w:spacing w:before="20" w:after="20" w:line="252" w:lineRule="auto"/>
             </w:pPr>
+            <w:proofErr w:type="spellStart"/>
+            <w:proofErr w:type="gramStart"/>
             <w:r>
               <w:rPr>
                 <w:rFonts w:ascii="Consolas" w:eastAsia="Consolas" w:hAnsi="Consolas" w:cs="Consolas"/>
@@ -16446,22 +18439,40 @@
               </w:rPr>
               <w:t>admin:users</w:t>
             </w:r>
-          </w:p>
-        </w:tc>
-        <w:tc>
-          <w:tcPr>
-            <w:tcW w:w="3009" w:type="dxa"/>
-          </w:tcPr>
-          <w:p>
-            <w:pPr>
-              <w:spacing w:before="20" w:after="20" w:line="252" w:lineRule="auto"/>
-            </w:pPr>
-            <w:r>
-              <w:rPr>
-                <w:rFonts w:ascii="Wavehaus 42 Light" w:eastAsia="Wavehaus 42 Light" w:hAnsi="Wavehaus 42 Light" w:cs="Wavehaus 42 Light"/>
-                <w:sz w:val="20"/>
-              </w:rPr>
-              <w:t>List the organisation's users</w:t>
+            <w:proofErr w:type="spellEnd"/>
+            <w:proofErr w:type="gramEnd"/>
+          </w:p>
+        </w:tc>
+        <w:tc>
+          <w:tcPr>
+            <w:tcW w:w="3009" w:type="dxa"/>
+          </w:tcPr>
+          <w:p>
+            <w:pPr>
+              <w:spacing w:before="20" w:after="20" w:line="252" w:lineRule="auto"/>
+            </w:pPr>
+            <w:r>
+              <w:rPr>
+                <w:rFonts w:ascii="Wavehaus 42 Light" w:eastAsia="Wavehaus 42 Light" w:hAnsi="Wavehaus 42 Light" w:cs="Wavehaus 42 Light"/>
+                <w:sz w:val="20"/>
+              </w:rPr>
+              <w:t xml:space="preserve">List the </w:t>
+            </w:r>
+            <w:proofErr w:type="spellStart"/>
+            <w:r>
+              <w:rPr>
+                <w:rFonts w:ascii="Wavehaus 42 Light" w:eastAsia="Wavehaus 42 Light" w:hAnsi="Wavehaus 42 Light" w:cs="Wavehaus 42 Light"/>
+                <w:sz w:val="20"/>
+              </w:rPr>
+              <w:t>organisation's</w:t>
+            </w:r>
+            <w:proofErr w:type="spellEnd"/>
+            <w:r>
+              <w:rPr>
+                <w:rFonts w:ascii="Wavehaus 42 Light" w:eastAsia="Wavehaus 42 Light" w:hAnsi="Wavehaus 42 Light" w:cs="Wavehaus 42 Light"/>
+                <w:sz w:val="20"/>
+              </w:rPr>
+              <w:t xml:space="preserve"> users</w:t>
             </w:r>
           </w:p>
         </w:tc>
@@ -16492,6 +18503,8 @@
             <w:pPr>
               <w:spacing w:before="20" w:after="20" w:line="252" w:lineRule="auto"/>
             </w:pPr>
+            <w:proofErr w:type="spellStart"/>
+            <w:proofErr w:type="gramStart"/>
             <w:r>
               <w:rPr>
                 <w:rFonts w:ascii="Consolas" w:eastAsia="Consolas" w:hAnsi="Consolas" w:cs="Consolas"/>
@@ -16499,6 +18512,8 @@
               </w:rPr>
               <w:t>admin:users</w:t>
             </w:r>
+            <w:proofErr w:type="spellEnd"/>
+            <w:proofErr w:type="gramEnd"/>
           </w:p>
         </w:tc>
         <w:tc>
@@ -16533,25 +18548,45 @@
                 <w:rFonts w:ascii="Consolas" w:eastAsia="Consolas" w:hAnsi="Consolas" w:cs="Consolas"/>
                 <w:sz w:val="20"/>
               </w:rPr>
-              <w:t>DELETE /users/{id}</w:t>
-            </w:r>
-          </w:p>
-        </w:tc>
-        <w:tc>
-          <w:tcPr>
-            <w:tcW w:w="3009" w:type="dxa"/>
-          </w:tcPr>
-          <w:p>
-            <w:pPr>
-              <w:spacing w:before="20" w:after="20" w:line="252" w:lineRule="auto"/>
-            </w:pPr>
+              <w:t>DELETE /</w:t>
+            </w:r>
+            <w:proofErr w:type="gramStart"/>
             <w:r>
               <w:rPr>
                 <w:rFonts w:ascii="Consolas" w:eastAsia="Consolas" w:hAnsi="Consolas" w:cs="Consolas"/>
                 <w:sz w:val="20"/>
               </w:rPr>
+              <w:t>users/{</w:t>
+            </w:r>
+            <w:proofErr w:type="gramEnd"/>
+            <w:r>
+              <w:rPr>
+                <w:rFonts w:ascii="Consolas" w:eastAsia="Consolas" w:hAnsi="Consolas" w:cs="Consolas"/>
+                <w:sz w:val="20"/>
+              </w:rPr>
+              <w:t>id}</w:t>
+            </w:r>
+          </w:p>
+        </w:tc>
+        <w:tc>
+          <w:tcPr>
+            <w:tcW w:w="3009" w:type="dxa"/>
+          </w:tcPr>
+          <w:p>
+            <w:pPr>
+              <w:spacing w:before="20" w:after="20" w:line="252" w:lineRule="auto"/>
+            </w:pPr>
+            <w:proofErr w:type="spellStart"/>
+            <w:proofErr w:type="gramStart"/>
+            <w:r>
+              <w:rPr>
+                <w:rFonts w:ascii="Consolas" w:eastAsia="Consolas" w:hAnsi="Consolas" w:cs="Consolas"/>
+                <w:sz w:val="20"/>
+              </w:rPr>
               <w:t>admin:users</w:t>
             </w:r>
+            <w:proofErr w:type="spellEnd"/>
+            <w:proofErr w:type="gramEnd"/>
           </w:p>
         </w:tc>
         <w:tc>
@@ -16739,6 +18774,8 @@
             <w:pPr>
               <w:spacing w:before="20" w:after="20" w:line="252" w:lineRule="auto"/>
             </w:pPr>
+            <w:proofErr w:type="spellStart"/>
+            <w:proofErr w:type="gramStart"/>
             <w:r>
               <w:rPr>
                 <w:rFonts w:ascii="Consolas" w:eastAsia="Consolas" w:hAnsi="Consolas" w:cs="Consolas"/>
@@ -16746,6 +18783,8 @@
               </w:rPr>
               <w:t>engagements:write</w:t>
             </w:r>
+            <w:proofErr w:type="spellEnd"/>
+            <w:proofErr w:type="gramEnd"/>
           </w:p>
         </w:tc>
         <w:tc>
@@ -16780,7 +18819,23 @@
                 <w:rFonts w:ascii="Consolas" w:eastAsia="Consolas" w:hAnsi="Consolas" w:cs="Consolas"/>
                 <w:sz w:val="20"/>
               </w:rPr>
-              <w:t>GET /engagements/{id}</w:t>
+              <w:t>GET /</w:t>
+            </w:r>
+            <w:proofErr w:type="gramStart"/>
+            <w:r>
+              <w:rPr>
+                <w:rFonts w:ascii="Consolas" w:eastAsia="Consolas" w:hAnsi="Consolas" w:cs="Consolas"/>
+                <w:sz w:val="20"/>
+              </w:rPr>
+              <w:t>engagements/{</w:t>
+            </w:r>
+            <w:proofErr w:type="gramEnd"/>
+            <w:r>
+              <w:rPr>
+                <w:rFonts w:ascii="Consolas" w:eastAsia="Consolas" w:hAnsi="Consolas" w:cs="Consolas"/>
+                <w:sz w:val="20"/>
+              </w:rPr>
+              <w:t>id}</w:t>
             </w:r>
           </w:p>
         </w:tc>
@@ -16833,25 +18888,45 @@
                 <w:rFonts w:ascii="Consolas" w:eastAsia="Consolas" w:hAnsi="Consolas" w:cs="Consolas"/>
                 <w:sz w:val="20"/>
               </w:rPr>
-              <w:t>PUT /engagements/{id}</w:t>
-            </w:r>
-          </w:p>
-        </w:tc>
-        <w:tc>
-          <w:tcPr>
-            <w:tcW w:w="3009" w:type="dxa"/>
-          </w:tcPr>
-          <w:p>
-            <w:pPr>
-              <w:spacing w:before="20" w:after="20" w:line="252" w:lineRule="auto"/>
-            </w:pPr>
+              <w:t>PUT /</w:t>
+            </w:r>
+            <w:proofErr w:type="gramStart"/>
             <w:r>
               <w:rPr>
                 <w:rFonts w:ascii="Consolas" w:eastAsia="Consolas" w:hAnsi="Consolas" w:cs="Consolas"/>
                 <w:sz w:val="20"/>
               </w:rPr>
+              <w:t>engagements/{</w:t>
+            </w:r>
+            <w:proofErr w:type="gramEnd"/>
+            <w:r>
+              <w:rPr>
+                <w:rFonts w:ascii="Consolas" w:eastAsia="Consolas" w:hAnsi="Consolas" w:cs="Consolas"/>
+                <w:sz w:val="20"/>
+              </w:rPr>
+              <w:t>id}</w:t>
+            </w:r>
+          </w:p>
+        </w:tc>
+        <w:tc>
+          <w:tcPr>
+            <w:tcW w:w="3009" w:type="dxa"/>
+          </w:tcPr>
+          <w:p>
+            <w:pPr>
+              <w:spacing w:before="20" w:after="20" w:line="252" w:lineRule="auto"/>
+            </w:pPr>
+            <w:proofErr w:type="spellStart"/>
+            <w:proofErr w:type="gramStart"/>
+            <w:r>
+              <w:rPr>
+                <w:rFonts w:ascii="Consolas" w:eastAsia="Consolas" w:hAnsi="Consolas" w:cs="Consolas"/>
+                <w:sz w:val="20"/>
+              </w:rPr>
               <w:t>engagements:write</w:t>
             </w:r>
+            <w:proofErr w:type="spellEnd"/>
+            <w:proofErr w:type="gramEnd"/>
           </w:p>
         </w:tc>
         <w:tc>
@@ -16886,25 +18961,45 @@
                 <w:rFonts w:ascii="Consolas" w:eastAsia="Consolas" w:hAnsi="Consolas" w:cs="Consolas"/>
                 <w:sz w:val="20"/>
               </w:rPr>
-              <w:t>DELETE /engagements/{id}</w:t>
-            </w:r>
-          </w:p>
-        </w:tc>
-        <w:tc>
-          <w:tcPr>
-            <w:tcW w:w="3009" w:type="dxa"/>
-          </w:tcPr>
-          <w:p>
-            <w:pPr>
-              <w:spacing w:before="20" w:after="20" w:line="252" w:lineRule="auto"/>
-            </w:pPr>
+              <w:t>DELETE /</w:t>
+            </w:r>
+            <w:proofErr w:type="gramStart"/>
             <w:r>
               <w:rPr>
                 <w:rFonts w:ascii="Consolas" w:eastAsia="Consolas" w:hAnsi="Consolas" w:cs="Consolas"/>
                 <w:sz w:val="20"/>
               </w:rPr>
+              <w:t>engagements/{</w:t>
+            </w:r>
+            <w:proofErr w:type="gramEnd"/>
+            <w:r>
+              <w:rPr>
+                <w:rFonts w:ascii="Consolas" w:eastAsia="Consolas" w:hAnsi="Consolas" w:cs="Consolas"/>
+                <w:sz w:val="20"/>
+              </w:rPr>
+              <w:t>id}</w:t>
+            </w:r>
+          </w:p>
+        </w:tc>
+        <w:tc>
+          <w:tcPr>
+            <w:tcW w:w="3009" w:type="dxa"/>
+          </w:tcPr>
+          <w:p>
+            <w:pPr>
+              <w:spacing w:before="20" w:after="20" w:line="252" w:lineRule="auto"/>
+            </w:pPr>
+            <w:proofErr w:type="spellStart"/>
+            <w:proofErr w:type="gramStart"/>
+            <w:r>
+              <w:rPr>
+                <w:rFonts w:ascii="Consolas" w:eastAsia="Consolas" w:hAnsi="Consolas" w:cs="Consolas"/>
+                <w:sz w:val="20"/>
+              </w:rPr>
               <w:t>engagements:write</w:t>
             </w:r>
+            <w:proofErr w:type="spellEnd"/>
+            <w:proofErr w:type="gramEnd"/>
           </w:p>
         </w:tc>
         <w:tc>
@@ -16939,7 +19034,23 @@
                 <w:rFonts w:ascii="Consolas" w:eastAsia="Consolas" w:hAnsi="Consolas" w:cs="Consolas"/>
                 <w:sz w:val="20"/>
               </w:rPr>
-              <w:t>GET /engagements/{id}/nodes</w:t>
+              <w:t>GET /</w:t>
+            </w:r>
+            <w:proofErr w:type="gramStart"/>
+            <w:r>
+              <w:rPr>
+                <w:rFonts w:ascii="Consolas" w:eastAsia="Consolas" w:hAnsi="Consolas" w:cs="Consolas"/>
+                <w:sz w:val="20"/>
+              </w:rPr>
+              <w:t>engagements/{id}/</w:t>
+            </w:r>
+            <w:proofErr w:type="gramEnd"/>
+            <w:r>
+              <w:rPr>
+                <w:rFonts w:ascii="Consolas" w:eastAsia="Consolas" w:hAnsi="Consolas" w:cs="Consolas"/>
+                <w:sz w:val="20"/>
+              </w:rPr>
+              <w:t>nodes</w:t>
             </w:r>
           </w:p>
         </w:tc>
@@ -16992,25 +19103,45 @@
                 <w:rFonts w:ascii="Consolas" w:eastAsia="Consolas" w:hAnsi="Consolas" w:cs="Consolas"/>
                 <w:sz w:val="20"/>
               </w:rPr>
-              <w:t>POST /engagements/{id}/nodes</w:t>
-            </w:r>
-          </w:p>
-        </w:tc>
-        <w:tc>
-          <w:tcPr>
-            <w:tcW w:w="3009" w:type="dxa"/>
-          </w:tcPr>
-          <w:p>
-            <w:pPr>
-              <w:spacing w:before="20" w:after="20" w:line="252" w:lineRule="auto"/>
-            </w:pPr>
+              <w:t>POST /</w:t>
+            </w:r>
+            <w:proofErr w:type="gramStart"/>
             <w:r>
               <w:rPr>
                 <w:rFonts w:ascii="Consolas" w:eastAsia="Consolas" w:hAnsi="Consolas" w:cs="Consolas"/>
                 <w:sz w:val="20"/>
               </w:rPr>
+              <w:t>engagements/{id}/</w:t>
+            </w:r>
+            <w:proofErr w:type="gramEnd"/>
+            <w:r>
+              <w:rPr>
+                <w:rFonts w:ascii="Consolas" w:eastAsia="Consolas" w:hAnsi="Consolas" w:cs="Consolas"/>
+                <w:sz w:val="20"/>
+              </w:rPr>
+              <w:t>nodes</w:t>
+            </w:r>
+          </w:p>
+        </w:tc>
+        <w:tc>
+          <w:tcPr>
+            <w:tcW w:w="3009" w:type="dxa"/>
+          </w:tcPr>
+          <w:p>
+            <w:pPr>
+              <w:spacing w:before="20" w:after="20" w:line="252" w:lineRule="auto"/>
+            </w:pPr>
+            <w:proofErr w:type="spellStart"/>
+            <w:proofErr w:type="gramStart"/>
+            <w:r>
+              <w:rPr>
+                <w:rFonts w:ascii="Consolas" w:eastAsia="Consolas" w:hAnsi="Consolas" w:cs="Consolas"/>
+                <w:sz w:val="20"/>
+              </w:rPr>
               <w:t>engagements:write</w:t>
             </w:r>
+            <w:proofErr w:type="spellEnd"/>
+            <w:proofErr w:type="gramEnd"/>
           </w:p>
         </w:tc>
         <w:tc>
@@ -17045,7 +19176,23 @@
                 <w:rFonts w:ascii="Consolas" w:eastAsia="Consolas" w:hAnsi="Consolas" w:cs="Consolas"/>
                 <w:sz w:val="20"/>
               </w:rPr>
-              <w:t>GET /engagements/{id}/findings</w:t>
+              <w:t>GET /</w:t>
+            </w:r>
+            <w:proofErr w:type="gramStart"/>
+            <w:r>
+              <w:rPr>
+                <w:rFonts w:ascii="Consolas" w:eastAsia="Consolas" w:hAnsi="Consolas" w:cs="Consolas"/>
+                <w:sz w:val="20"/>
+              </w:rPr>
+              <w:t>engagements/{id}/</w:t>
+            </w:r>
+            <w:proofErr w:type="gramEnd"/>
+            <w:r>
+              <w:rPr>
+                <w:rFonts w:ascii="Consolas" w:eastAsia="Consolas" w:hAnsi="Consolas" w:cs="Consolas"/>
+                <w:sz w:val="20"/>
+              </w:rPr>
+              <w:t>findings</w:t>
             </w:r>
           </w:p>
         </w:tc>
@@ -17098,25 +19245,45 @@
                 <w:rFonts w:ascii="Consolas" w:eastAsia="Consolas" w:hAnsi="Consolas" w:cs="Consolas"/>
                 <w:sz w:val="20"/>
               </w:rPr>
-              <w:t>POST /engagements/{id}/findings</w:t>
-            </w:r>
-          </w:p>
-        </w:tc>
-        <w:tc>
-          <w:tcPr>
-            <w:tcW w:w="3009" w:type="dxa"/>
-          </w:tcPr>
-          <w:p>
-            <w:pPr>
-              <w:spacing w:before="20" w:after="20" w:line="252" w:lineRule="auto"/>
-            </w:pPr>
+              <w:t>POST /</w:t>
+            </w:r>
+            <w:proofErr w:type="gramStart"/>
             <w:r>
               <w:rPr>
                 <w:rFonts w:ascii="Consolas" w:eastAsia="Consolas" w:hAnsi="Consolas" w:cs="Consolas"/>
                 <w:sz w:val="20"/>
               </w:rPr>
+              <w:t>engagements/{id}/</w:t>
+            </w:r>
+            <w:proofErr w:type="gramEnd"/>
+            <w:r>
+              <w:rPr>
+                <w:rFonts w:ascii="Consolas" w:eastAsia="Consolas" w:hAnsi="Consolas" w:cs="Consolas"/>
+                <w:sz w:val="20"/>
+              </w:rPr>
+              <w:t>findings</w:t>
+            </w:r>
+          </w:p>
+        </w:tc>
+        <w:tc>
+          <w:tcPr>
+            <w:tcW w:w="3009" w:type="dxa"/>
+          </w:tcPr>
+          <w:p>
+            <w:pPr>
+              <w:spacing w:before="20" w:after="20" w:line="252" w:lineRule="auto"/>
+            </w:pPr>
+            <w:proofErr w:type="spellStart"/>
+            <w:proofErr w:type="gramStart"/>
+            <w:r>
+              <w:rPr>
+                <w:rFonts w:ascii="Consolas" w:eastAsia="Consolas" w:hAnsi="Consolas" w:cs="Consolas"/>
+                <w:sz w:val="20"/>
+              </w:rPr>
               <w:t>finding:write</w:t>
             </w:r>
+            <w:proofErr w:type="spellEnd"/>
+            <w:proofErr w:type="gramEnd"/>
           </w:p>
         </w:tc>
         <w:tc>
@@ -17151,25 +19318,45 @@
                 <w:rFonts w:ascii="Consolas" w:eastAsia="Consolas" w:hAnsi="Consolas" w:cs="Consolas"/>
                 <w:sz w:val="20"/>
               </w:rPr>
-              <w:t>POST /engagements/{id}/findings/bulk</w:t>
-            </w:r>
-          </w:p>
-        </w:tc>
-        <w:tc>
-          <w:tcPr>
-            <w:tcW w:w="3009" w:type="dxa"/>
-          </w:tcPr>
-          <w:p>
-            <w:pPr>
-              <w:spacing w:before="20" w:after="20" w:line="252" w:lineRule="auto"/>
-            </w:pPr>
+              <w:t>POST /</w:t>
+            </w:r>
+            <w:proofErr w:type="gramStart"/>
             <w:r>
               <w:rPr>
                 <w:rFonts w:ascii="Consolas" w:eastAsia="Consolas" w:hAnsi="Consolas" w:cs="Consolas"/>
                 <w:sz w:val="20"/>
               </w:rPr>
+              <w:t>engagements/{id}/</w:t>
+            </w:r>
+            <w:proofErr w:type="gramEnd"/>
+            <w:r>
+              <w:rPr>
+                <w:rFonts w:ascii="Consolas" w:eastAsia="Consolas" w:hAnsi="Consolas" w:cs="Consolas"/>
+                <w:sz w:val="20"/>
+              </w:rPr>
+              <w:t>findings/bulk</w:t>
+            </w:r>
+          </w:p>
+        </w:tc>
+        <w:tc>
+          <w:tcPr>
+            <w:tcW w:w="3009" w:type="dxa"/>
+          </w:tcPr>
+          <w:p>
+            <w:pPr>
+              <w:spacing w:before="20" w:after="20" w:line="252" w:lineRule="auto"/>
+            </w:pPr>
+            <w:proofErr w:type="spellStart"/>
+            <w:proofErr w:type="gramStart"/>
+            <w:r>
+              <w:rPr>
+                <w:rFonts w:ascii="Consolas" w:eastAsia="Consolas" w:hAnsi="Consolas" w:cs="Consolas"/>
+                <w:sz w:val="20"/>
+              </w:rPr>
               <w:t>finding:write</w:t>
             </w:r>
+            <w:proofErr w:type="spellEnd"/>
+            <w:proofErr w:type="gramEnd"/>
           </w:p>
         </w:tc>
         <w:tc>
@@ -17204,7 +19391,23 @@
                 <w:rFonts w:ascii="Consolas" w:eastAsia="Consolas" w:hAnsi="Consolas" w:cs="Consolas"/>
                 <w:sz w:val="20"/>
               </w:rPr>
-              <w:t>GET /engagements/{id}/findings/changes</w:t>
+              <w:t>GET /</w:t>
+            </w:r>
+            <w:proofErr w:type="gramStart"/>
+            <w:r>
+              <w:rPr>
+                <w:rFonts w:ascii="Consolas" w:eastAsia="Consolas" w:hAnsi="Consolas" w:cs="Consolas"/>
+                <w:sz w:val="20"/>
+              </w:rPr>
+              <w:t>engagements/{id}/</w:t>
+            </w:r>
+            <w:proofErr w:type="gramEnd"/>
+            <w:r>
+              <w:rPr>
+                <w:rFonts w:ascii="Consolas" w:eastAsia="Consolas" w:hAnsi="Consolas" w:cs="Consolas"/>
+                <w:sz w:val="20"/>
+              </w:rPr>
+              <w:t>findings/changes</w:t>
             </w:r>
           </w:p>
         </w:tc>
@@ -17257,7 +19460,23 @@
                 <w:rFonts w:ascii="Consolas" w:eastAsia="Consolas" w:hAnsi="Consolas" w:cs="Consolas"/>
                 <w:sz w:val="20"/>
               </w:rPr>
-              <w:t>GET /findings/{id}</w:t>
+              <w:t>GET /</w:t>
+            </w:r>
+            <w:proofErr w:type="gramStart"/>
+            <w:r>
+              <w:rPr>
+                <w:rFonts w:ascii="Consolas" w:eastAsia="Consolas" w:hAnsi="Consolas" w:cs="Consolas"/>
+                <w:sz w:val="20"/>
+              </w:rPr>
+              <w:t>findings/{</w:t>
+            </w:r>
+            <w:proofErr w:type="gramEnd"/>
+            <w:r>
+              <w:rPr>
+                <w:rFonts w:ascii="Consolas" w:eastAsia="Consolas" w:hAnsi="Consolas" w:cs="Consolas"/>
+                <w:sz w:val="20"/>
+              </w:rPr>
+              <w:t>id}</w:t>
             </w:r>
           </w:p>
         </w:tc>
@@ -17310,25 +19529,46 @@
                 <w:rFonts w:ascii="Consolas" w:eastAsia="Consolas" w:hAnsi="Consolas" w:cs="Consolas"/>
                 <w:sz w:val="20"/>
               </w:rPr>
-              <w:t>PUT /findings/{id}</w:t>
-            </w:r>
-          </w:p>
-        </w:tc>
-        <w:tc>
-          <w:tcPr>
-            <w:tcW w:w="3009" w:type="dxa"/>
-          </w:tcPr>
-          <w:p>
-            <w:pPr>
-              <w:spacing w:before="20" w:after="20" w:line="252" w:lineRule="auto"/>
-            </w:pPr>
+              <w:lastRenderedPageBreak/>
+              <w:t>PUT /</w:t>
+            </w:r>
+            <w:proofErr w:type="gramStart"/>
             <w:r>
               <w:rPr>
                 <w:rFonts w:ascii="Consolas" w:eastAsia="Consolas" w:hAnsi="Consolas" w:cs="Consolas"/>
                 <w:sz w:val="20"/>
               </w:rPr>
+              <w:t>findings/{</w:t>
+            </w:r>
+            <w:proofErr w:type="gramEnd"/>
+            <w:r>
+              <w:rPr>
+                <w:rFonts w:ascii="Consolas" w:eastAsia="Consolas" w:hAnsi="Consolas" w:cs="Consolas"/>
+                <w:sz w:val="20"/>
+              </w:rPr>
+              <w:t>id}</w:t>
+            </w:r>
+          </w:p>
+        </w:tc>
+        <w:tc>
+          <w:tcPr>
+            <w:tcW w:w="3009" w:type="dxa"/>
+          </w:tcPr>
+          <w:p>
+            <w:pPr>
+              <w:spacing w:before="20" w:after="20" w:line="252" w:lineRule="auto"/>
+            </w:pPr>
+            <w:proofErr w:type="spellStart"/>
+            <w:proofErr w:type="gramStart"/>
+            <w:r>
+              <w:rPr>
+                <w:rFonts w:ascii="Consolas" w:eastAsia="Consolas" w:hAnsi="Consolas" w:cs="Consolas"/>
+                <w:sz w:val="20"/>
+              </w:rPr>
               <w:t>finding:write</w:t>
             </w:r>
+            <w:proofErr w:type="spellEnd"/>
+            <w:proofErr w:type="gramEnd"/>
           </w:p>
         </w:tc>
         <w:tc>
@@ -17363,25 +19603,45 @@
                 <w:rFonts w:ascii="Consolas" w:eastAsia="Consolas" w:hAnsi="Consolas" w:cs="Consolas"/>
                 <w:sz w:val="20"/>
               </w:rPr>
-              <w:t>PATCH /findings/{id}/status</w:t>
-            </w:r>
-          </w:p>
-        </w:tc>
-        <w:tc>
-          <w:tcPr>
-            <w:tcW w:w="3009" w:type="dxa"/>
-          </w:tcPr>
-          <w:p>
-            <w:pPr>
-              <w:spacing w:before="20" w:after="20" w:line="252" w:lineRule="auto"/>
-            </w:pPr>
+              <w:t>PATCH /</w:t>
+            </w:r>
+            <w:proofErr w:type="gramStart"/>
             <w:r>
               <w:rPr>
                 <w:rFonts w:ascii="Consolas" w:eastAsia="Consolas" w:hAnsi="Consolas" w:cs="Consolas"/>
                 <w:sz w:val="20"/>
               </w:rPr>
+              <w:t>findings/{id}/</w:t>
+            </w:r>
+            <w:proofErr w:type="gramEnd"/>
+            <w:r>
+              <w:rPr>
+                <w:rFonts w:ascii="Consolas" w:eastAsia="Consolas" w:hAnsi="Consolas" w:cs="Consolas"/>
+                <w:sz w:val="20"/>
+              </w:rPr>
+              <w:t>status</w:t>
+            </w:r>
+          </w:p>
+        </w:tc>
+        <w:tc>
+          <w:tcPr>
+            <w:tcW w:w="3009" w:type="dxa"/>
+          </w:tcPr>
+          <w:p>
+            <w:pPr>
+              <w:spacing w:before="20" w:after="20" w:line="252" w:lineRule="auto"/>
+            </w:pPr>
+            <w:proofErr w:type="spellStart"/>
+            <w:proofErr w:type="gramStart"/>
+            <w:r>
+              <w:rPr>
+                <w:rFonts w:ascii="Consolas" w:eastAsia="Consolas" w:hAnsi="Consolas" w:cs="Consolas"/>
+                <w:sz w:val="20"/>
+              </w:rPr>
               <w:t>finding:write</w:t>
             </w:r>
+            <w:proofErr w:type="spellEnd"/>
+            <w:proofErr w:type="gramEnd"/>
           </w:p>
         </w:tc>
         <w:tc>
@@ -17416,41 +19676,70 @@
                 <w:rFonts w:ascii="Consolas" w:eastAsia="Consolas" w:hAnsi="Consolas" w:cs="Consolas"/>
                 <w:sz w:val="20"/>
               </w:rPr>
-              <w:t>POST /findings/{id}/assign</w:t>
-            </w:r>
-          </w:p>
-        </w:tc>
-        <w:tc>
-          <w:tcPr>
-            <w:tcW w:w="3009" w:type="dxa"/>
-          </w:tcPr>
-          <w:p>
-            <w:pPr>
-              <w:spacing w:before="20" w:after="20" w:line="252" w:lineRule="auto"/>
-            </w:pPr>
+              <w:t>POST /</w:t>
+            </w:r>
+            <w:proofErr w:type="gramStart"/>
             <w:r>
               <w:rPr>
                 <w:rFonts w:ascii="Consolas" w:eastAsia="Consolas" w:hAnsi="Consolas" w:cs="Consolas"/>
                 <w:sz w:val="20"/>
               </w:rPr>
+              <w:t>findings/{id}/</w:t>
+            </w:r>
+            <w:proofErr w:type="gramEnd"/>
+            <w:r>
+              <w:rPr>
+                <w:rFonts w:ascii="Consolas" w:eastAsia="Consolas" w:hAnsi="Consolas" w:cs="Consolas"/>
+                <w:sz w:val="20"/>
+              </w:rPr>
+              <w:t>assign</w:t>
+            </w:r>
+          </w:p>
+        </w:tc>
+        <w:tc>
+          <w:tcPr>
+            <w:tcW w:w="3009" w:type="dxa"/>
+          </w:tcPr>
+          <w:p>
+            <w:pPr>
+              <w:spacing w:before="20" w:after="20" w:line="252" w:lineRule="auto"/>
+            </w:pPr>
+            <w:proofErr w:type="spellStart"/>
+            <w:proofErr w:type="gramStart"/>
+            <w:r>
+              <w:rPr>
+                <w:rFonts w:ascii="Consolas" w:eastAsia="Consolas" w:hAnsi="Consolas" w:cs="Consolas"/>
+                <w:sz w:val="20"/>
+              </w:rPr>
               <w:t>finding:write</w:t>
             </w:r>
-          </w:p>
-        </w:tc>
-        <w:tc>
-          <w:tcPr>
-            <w:tcW w:w="3009" w:type="dxa"/>
-          </w:tcPr>
-          <w:p>
-            <w:pPr>
-              <w:spacing w:before="20" w:after="20" w:line="252" w:lineRule="auto"/>
-            </w:pPr>
-            <w:r>
-              <w:rPr>
-                <w:rFonts w:ascii="Wavehaus 42 Light" w:eastAsia="Wavehaus 42 Light" w:hAnsi="Wavehaus 42 Light" w:cs="Wavehaus 42 Light"/>
-                <w:sz w:val="20"/>
-              </w:rPr>
-              <w:t>Assign to a user</w:t>
+            <w:proofErr w:type="spellEnd"/>
+            <w:proofErr w:type="gramEnd"/>
+          </w:p>
+        </w:tc>
+        <w:tc>
+          <w:tcPr>
+            <w:tcW w:w="3009" w:type="dxa"/>
+          </w:tcPr>
+          <w:p>
+            <w:pPr>
+              <w:spacing w:before="20" w:after="20" w:line="252" w:lineRule="auto"/>
+            </w:pPr>
+            <w:proofErr w:type="gramStart"/>
+            <w:r>
+              <w:rPr>
+                <w:rFonts w:ascii="Wavehaus 42 Light" w:eastAsia="Wavehaus 42 Light" w:hAnsi="Wavehaus 42 Light" w:cs="Wavehaus 42 Light"/>
+                <w:sz w:val="20"/>
+              </w:rPr>
+              <w:t>Assign to</w:t>
+            </w:r>
+            <w:proofErr w:type="gramEnd"/>
+            <w:r>
+              <w:rPr>
+                <w:rFonts w:ascii="Wavehaus 42 Light" w:eastAsia="Wavehaus 42 Light" w:hAnsi="Wavehaus 42 Light" w:cs="Wavehaus 42 Light"/>
+                <w:sz w:val="20"/>
+              </w:rPr>
+              <w:t xml:space="preserve"> a user</w:t>
             </w:r>
           </w:p>
         </w:tc>
@@ -17469,25 +19758,45 @@
                 <w:rFonts w:ascii="Consolas" w:eastAsia="Consolas" w:hAnsi="Consolas" w:cs="Consolas"/>
                 <w:sz w:val="20"/>
               </w:rPr>
-              <w:t>DELETE /findings/{id}</w:t>
-            </w:r>
-          </w:p>
-        </w:tc>
-        <w:tc>
-          <w:tcPr>
-            <w:tcW w:w="3009" w:type="dxa"/>
-          </w:tcPr>
-          <w:p>
-            <w:pPr>
-              <w:spacing w:before="20" w:after="20" w:line="252" w:lineRule="auto"/>
-            </w:pPr>
+              <w:t>DELETE /</w:t>
+            </w:r>
+            <w:proofErr w:type="gramStart"/>
             <w:r>
               <w:rPr>
                 <w:rFonts w:ascii="Consolas" w:eastAsia="Consolas" w:hAnsi="Consolas" w:cs="Consolas"/>
                 <w:sz w:val="20"/>
               </w:rPr>
+              <w:t>findings/{</w:t>
+            </w:r>
+            <w:proofErr w:type="gramEnd"/>
+            <w:r>
+              <w:rPr>
+                <w:rFonts w:ascii="Consolas" w:eastAsia="Consolas" w:hAnsi="Consolas" w:cs="Consolas"/>
+                <w:sz w:val="20"/>
+              </w:rPr>
+              <w:t>id}</w:t>
+            </w:r>
+          </w:p>
+        </w:tc>
+        <w:tc>
+          <w:tcPr>
+            <w:tcW w:w="3009" w:type="dxa"/>
+          </w:tcPr>
+          <w:p>
+            <w:pPr>
+              <w:spacing w:before="20" w:after="20" w:line="252" w:lineRule="auto"/>
+            </w:pPr>
+            <w:proofErr w:type="spellStart"/>
+            <w:proofErr w:type="gramStart"/>
+            <w:r>
+              <w:rPr>
+                <w:rFonts w:ascii="Consolas" w:eastAsia="Consolas" w:hAnsi="Consolas" w:cs="Consolas"/>
+                <w:sz w:val="20"/>
+              </w:rPr>
               <w:t>admin:findings</w:t>
             </w:r>
+            <w:proofErr w:type="spellEnd"/>
+            <w:proofErr w:type="gramEnd"/>
           </w:p>
         </w:tc>
         <w:tc>
@@ -17522,7 +19831,23 @@
                 <w:rFonts w:ascii="Consolas" w:eastAsia="Consolas" w:hAnsi="Consolas" w:cs="Consolas"/>
                 <w:sz w:val="20"/>
               </w:rPr>
-              <w:t>GET /findings/{id}/comments</w:t>
+              <w:t>GET /</w:t>
+            </w:r>
+            <w:proofErr w:type="gramStart"/>
+            <w:r>
+              <w:rPr>
+                <w:rFonts w:ascii="Consolas" w:eastAsia="Consolas" w:hAnsi="Consolas" w:cs="Consolas"/>
+                <w:sz w:val="20"/>
+              </w:rPr>
+              <w:t>findings/{id}/</w:t>
+            </w:r>
+            <w:proofErr w:type="gramEnd"/>
+            <w:r>
+              <w:rPr>
+                <w:rFonts w:ascii="Consolas" w:eastAsia="Consolas" w:hAnsi="Consolas" w:cs="Consolas"/>
+                <w:sz w:val="20"/>
+              </w:rPr>
+              <w:t>comments</w:t>
             </w:r>
           </w:p>
         </w:tc>
@@ -17575,7 +19900,23 @@
                 <w:rFonts w:ascii="Consolas" w:eastAsia="Consolas" w:hAnsi="Consolas" w:cs="Consolas"/>
                 <w:sz w:val="20"/>
               </w:rPr>
-              <w:t>POST /findings/{id}/comments</w:t>
+              <w:t>POST /</w:t>
+            </w:r>
+            <w:proofErr w:type="gramStart"/>
+            <w:r>
+              <w:rPr>
+                <w:rFonts w:ascii="Consolas" w:eastAsia="Consolas" w:hAnsi="Consolas" w:cs="Consolas"/>
+                <w:sz w:val="20"/>
+              </w:rPr>
+              <w:t>findings/{id}/</w:t>
+            </w:r>
+            <w:proofErr w:type="gramEnd"/>
+            <w:r>
+              <w:rPr>
+                <w:rFonts w:ascii="Consolas" w:eastAsia="Consolas" w:hAnsi="Consolas" w:cs="Consolas"/>
+                <w:sz w:val="20"/>
+              </w:rPr>
+              <w:t>comments</w:t>
             </w:r>
           </w:p>
         </w:tc>
@@ -17781,6 +20122,8 @@
             <w:pPr>
               <w:spacing w:before="20" w:after="20" w:line="252" w:lineRule="auto"/>
             </w:pPr>
+            <w:proofErr w:type="spellStart"/>
+            <w:proofErr w:type="gramStart"/>
             <w:r>
               <w:rPr>
                 <w:rFonts w:ascii="Consolas" w:eastAsia="Consolas" w:hAnsi="Consolas" w:cs="Consolas"/>
@@ -17788,6 +20131,8 @@
               </w:rPr>
               <w:t>vault:write</w:t>
             </w:r>
+            <w:proofErr w:type="spellEnd"/>
+            <w:proofErr w:type="gramEnd"/>
           </w:p>
         </w:tc>
         <w:tc>
@@ -17822,7 +20167,23 @@
                 <w:rFonts w:ascii="Consolas" w:eastAsia="Consolas" w:hAnsi="Consolas" w:cs="Consolas"/>
                 <w:sz w:val="20"/>
               </w:rPr>
-              <w:t>GET /evidence/{id}</w:t>
+              <w:t>GET /</w:t>
+            </w:r>
+            <w:proofErr w:type="gramStart"/>
+            <w:r>
+              <w:rPr>
+                <w:rFonts w:ascii="Consolas" w:eastAsia="Consolas" w:hAnsi="Consolas" w:cs="Consolas"/>
+                <w:sz w:val="20"/>
+              </w:rPr>
+              <w:t>evidence/{</w:t>
+            </w:r>
+            <w:proofErr w:type="gramEnd"/>
+            <w:r>
+              <w:rPr>
+                <w:rFonts w:ascii="Consolas" w:eastAsia="Consolas" w:hAnsi="Consolas" w:cs="Consolas"/>
+                <w:sz w:val="20"/>
+              </w:rPr>
+              <w:t>id}</w:t>
             </w:r>
           </w:p>
         </w:tc>
@@ -17875,7 +20236,23 @@
                 <w:rFonts w:ascii="Consolas" w:eastAsia="Consolas" w:hAnsi="Consolas" w:cs="Consolas"/>
                 <w:sz w:val="20"/>
               </w:rPr>
-              <w:t>GET /evidence/{id}/file</w:t>
+              <w:t>GET /</w:t>
+            </w:r>
+            <w:proofErr w:type="gramStart"/>
+            <w:r>
+              <w:rPr>
+                <w:rFonts w:ascii="Consolas" w:eastAsia="Consolas" w:hAnsi="Consolas" w:cs="Consolas"/>
+                <w:sz w:val="20"/>
+              </w:rPr>
+              <w:t>evidence/{id}/</w:t>
+            </w:r>
+            <w:proofErr w:type="gramEnd"/>
+            <w:r>
+              <w:rPr>
+                <w:rFonts w:ascii="Consolas" w:eastAsia="Consolas" w:hAnsi="Consolas" w:cs="Consolas"/>
+                <w:sz w:val="20"/>
+              </w:rPr>
+              <w:t>file</w:t>
             </w:r>
           </w:p>
         </w:tc>
@@ -17928,25 +20305,45 @@
                 <w:rFonts w:ascii="Consolas" w:eastAsia="Consolas" w:hAnsi="Consolas" w:cs="Consolas"/>
                 <w:sz w:val="20"/>
               </w:rPr>
-              <w:t>DELETE /evidence/{id}</w:t>
-            </w:r>
-          </w:p>
-        </w:tc>
-        <w:tc>
-          <w:tcPr>
-            <w:tcW w:w="3009" w:type="dxa"/>
-          </w:tcPr>
-          <w:p>
-            <w:pPr>
-              <w:spacing w:before="20" w:after="20" w:line="252" w:lineRule="auto"/>
-            </w:pPr>
+              <w:t>DELETE /</w:t>
+            </w:r>
+            <w:proofErr w:type="gramStart"/>
             <w:r>
               <w:rPr>
                 <w:rFonts w:ascii="Consolas" w:eastAsia="Consolas" w:hAnsi="Consolas" w:cs="Consolas"/>
                 <w:sz w:val="20"/>
               </w:rPr>
+              <w:t>evidence/{</w:t>
+            </w:r>
+            <w:proofErr w:type="gramEnd"/>
+            <w:r>
+              <w:rPr>
+                <w:rFonts w:ascii="Consolas" w:eastAsia="Consolas" w:hAnsi="Consolas" w:cs="Consolas"/>
+                <w:sz w:val="20"/>
+              </w:rPr>
+              <w:t>id}</w:t>
+            </w:r>
+          </w:p>
+        </w:tc>
+        <w:tc>
+          <w:tcPr>
+            <w:tcW w:w="3009" w:type="dxa"/>
+          </w:tcPr>
+          <w:p>
+            <w:pPr>
+              <w:spacing w:before="20" w:after="20" w:line="252" w:lineRule="auto"/>
+            </w:pPr>
+            <w:proofErr w:type="spellStart"/>
+            <w:proofErr w:type="gramStart"/>
+            <w:r>
+              <w:rPr>
+                <w:rFonts w:ascii="Consolas" w:eastAsia="Consolas" w:hAnsi="Consolas" w:cs="Consolas"/>
+                <w:sz w:val="20"/>
+              </w:rPr>
               <w:t>vault:write</w:t>
             </w:r>
+            <w:proofErr w:type="spellEnd"/>
+            <w:proofErr w:type="gramEnd"/>
           </w:p>
         </w:tc>
         <w:tc>
@@ -18105,6 +20502,7 @@
               </w:rPr>
               <w:t xml:space="preserve">Generate the DOCX and PDF from a </w:t>
             </w:r>
+            <w:proofErr w:type="spellStart"/>
             <w:r>
               <w:rPr>
                 <w:rFonts w:ascii="Consolas" w:eastAsia="Consolas" w:hAnsi="Consolas" w:cs="Consolas"/>
@@ -18112,6 +20510,7 @@
               </w:rPr>
               <w:t>ReportConfig</w:t>
             </w:r>
+            <w:proofErr w:type="spellEnd"/>
           </w:p>
         </w:tc>
       </w:tr>
@@ -18182,7 +20581,23 @@
                 <w:rFonts w:ascii="Consolas" w:eastAsia="Consolas" w:hAnsi="Consolas" w:cs="Consolas"/>
                 <w:sz w:val="20"/>
               </w:rPr>
-              <w:t>GET /reports/download/{type}/{name}</w:t>
+              <w:t>GET /reports/</w:t>
+            </w:r>
+            <w:proofErr w:type="gramStart"/>
+            <w:r>
+              <w:rPr>
+                <w:rFonts w:ascii="Consolas" w:eastAsia="Consolas" w:hAnsi="Consolas" w:cs="Consolas"/>
+                <w:sz w:val="20"/>
+              </w:rPr>
+              <w:t>download/{type}/{</w:t>
+            </w:r>
+            <w:proofErr w:type="gramEnd"/>
+            <w:r>
+              <w:rPr>
+                <w:rFonts w:ascii="Consolas" w:eastAsia="Consolas" w:hAnsi="Consolas" w:cs="Consolas"/>
+                <w:sz w:val="20"/>
+              </w:rPr>
+              <w:t>name}</w:t>
             </w:r>
           </w:p>
         </w:tc>
@@ -18335,6 +20750,8 @@
             <w:pPr>
               <w:spacing w:before="20" w:after="20" w:line="252" w:lineRule="auto"/>
             </w:pPr>
+            <w:proofErr w:type="spellStart"/>
+            <w:proofErr w:type="gramStart"/>
             <w:r>
               <w:rPr>
                 <w:rFonts w:ascii="Consolas" w:eastAsia="Consolas" w:hAnsi="Consolas" w:cs="Consolas"/>
@@ -18342,6 +20759,8 @@
               </w:rPr>
               <w:t>report:export</w:t>
             </w:r>
+            <w:proofErr w:type="spellEnd"/>
+            <w:proofErr w:type="gramEnd"/>
           </w:p>
         </w:tc>
         <w:tc>
@@ -18376,7 +20795,23 @@
                 <w:rFonts w:ascii="Consolas" w:eastAsia="Consolas" w:hAnsi="Consolas" w:cs="Consolas"/>
                 <w:sz w:val="20"/>
               </w:rPr>
-              <w:t>GET /reports/{id}</w:t>
+              <w:t>GET /</w:t>
+            </w:r>
+            <w:proofErr w:type="gramStart"/>
+            <w:r>
+              <w:rPr>
+                <w:rFonts w:ascii="Consolas" w:eastAsia="Consolas" w:hAnsi="Consolas" w:cs="Consolas"/>
+                <w:sz w:val="20"/>
+              </w:rPr>
+              <w:t>reports/{</w:t>
+            </w:r>
+            <w:proofErr w:type="gramEnd"/>
+            <w:r>
+              <w:rPr>
+                <w:rFonts w:ascii="Consolas" w:eastAsia="Consolas" w:hAnsi="Consolas" w:cs="Consolas"/>
+                <w:sz w:val="20"/>
+              </w:rPr>
+              <w:t>id}</w:t>
             </w:r>
           </w:p>
         </w:tc>
@@ -18429,25 +20864,45 @@
                 <w:rFonts w:ascii="Consolas" w:eastAsia="Consolas" w:hAnsi="Consolas" w:cs="Consolas"/>
                 <w:sz w:val="20"/>
               </w:rPr>
-              <w:t>POST /reports/{id}/export</w:t>
-            </w:r>
-          </w:p>
-        </w:tc>
-        <w:tc>
-          <w:tcPr>
-            <w:tcW w:w="3009" w:type="dxa"/>
-          </w:tcPr>
-          <w:p>
-            <w:pPr>
-              <w:spacing w:before="20" w:after="20" w:line="252" w:lineRule="auto"/>
-            </w:pPr>
+              <w:t>POST /</w:t>
+            </w:r>
+            <w:proofErr w:type="gramStart"/>
             <w:r>
               <w:rPr>
                 <w:rFonts w:ascii="Consolas" w:eastAsia="Consolas" w:hAnsi="Consolas" w:cs="Consolas"/>
                 <w:sz w:val="20"/>
               </w:rPr>
+              <w:t>reports/{id}/</w:t>
+            </w:r>
+            <w:proofErr w:type="gramEnd"/>
+            <w:r>
+              <w:rPr>
+                <w:rFonts w:ascii="Consolas" w:eastAsia="Consolas" w:hAnsi="Consolas" w:cs="Consolas"/>
+                <w:sz w:val="20"/>
+              </w:rPr>
+              <w:t>export</w:t>
+            </w:r>
+          </w:p>
+        </w:tc>
+        <w:tc>
+          <w:tcPr>
+            <w:tcW w:w="3009" w:type="dxa"/>
+          </w:tcPr>
+          <w:p>
+            <w:pPr>
+              <w:spacing w:before="20" w:after="20" w:line="252" w:lineRule="auto"/>
+            </w:pPr>
+            <w:proofErr w:type="spellStart"/>
+            <w:proofErr w:type="gramStart"/>
+            <w:r>
+              <w:rPr>
+                <w:rFonts w:ascii="Consolas" w:eastAsia="Consolas" w:hAnsi="Consolas" w:cs="Consolas"/>
+                <w:sz w:val="20"/>
+              </w:rPr>
               <w:t>report:export</w:t>
             </w:r>
+            <w:proofErr w:type="spellEnd"/>
+            <w:proofErr w:type="gramEnd"/>
           </w:p>
         </w:tc>
         <w:tc>
@@ -18747,8 +21202,17 @@
                 <w:rFonts w:ascii="Consolas" w:eastAsia="Consolas" w:hAnsi="Consolas" w:cs="Consolas"/>
                 <w:sz w:val="20"/>
               </w:rPr>
-              <w:t>GET /analytics/recurring-cwes</w:t>
-            </w:r>
+              <w:t>GET /analytics/recurring-</w:t>
+            </w:r>
+            <w:proofErr w:type="spellStart"/>
+            <w:r>
+              <w:rPr>
+                <w:rFonts w:ascii="Consolas" w:eastAsia="Consolas" w:hAnsi="Consolas" w:cs="Consolas"/>
+                <w:sz w:val="20"/>
+              </w:rPr>
+              <w:t>cwes</w:t>
+            </w:r>
+            <w:proofErr w:type="spellEnd"/>
           </w:p>
         </w:tc>
         <w:tc>
@@ -18800,8 +21264,18 @@
                 <w:rFonts w:ascii="Consolas" w:eastAsia="Consolas" w:hAnsi="Consolas" w:cs="Consolas"/>
                 <w:sz w:val="20"/>
               </w:rPr>
-              <w:t>GET /analytics/global-severity</w:t>
-            </w:r>
+              <w:lastRenderedPageBreak/>
+              <w:t>GET /analytics/</w:t>
+            </w:r>
+            <w:proofErr w:type="gramStart"/>
+            <w:r>
+              <w:rPr>
+                <w:rFonts w:ascii="Consolas" w:eastAsia="Consolas" w:hAnsi="Consolas" w:cs="Consolas"/>
+                <w:sz w:val="20"/>
+              </w:rPr>
+              <w:t>global-severity</w:t>
+            </w:r>
+            <w:proofErr w:type="gramEnd"/>
           </w:p>
         </w:tc>
         <w:tc>
@@ -18834,7 +21308,23 @@
                 <w:rFonts w:ascii="Wavehaus 42 Light" w:eastAsia="Wavehaus 42 Light" w:hAnsi="Wavehaus 42 Light" w:cs="Wavehaus 42 Light"/>
                 <w:sz w:val="20"/>
               </w:rPr>
-              <w:t>Severity mix across engagements</w:t>
+              <w:t xml:space="preserve">Severity </w:t>
+            </w:r>
+            <w:proofErr w:type="gramStart"/>
+            <w:r>
+              <w:rPr>
+                <w:rFonts w:ascii="Wavehaus 42 Light" w:eastAsia="Wavehaus 42 Light" w:hAnsi="Wavehaus 42 Light" w:cs="Wavehaus 42 Light"/>
+                <w:sz w:val="20"/>
+              </w:rPr>
+              <w:t>mix</w:t>
+            </w:r>
+            <w:proofErr w:type="gramEnd"/>
+            <w:r>
+              <w:rPr>
+                <w:rFonts w:ascii="Wavehaus 42 Light" w:eastAsia="Wavehaus 42 Light" w:hAnsi="Wavehaus 42 Light" w:cs="Wavehaus 42 Light"/>
+                <w:sz w:val="20"/>
+              </w:rPr>
+              <w:t xml:space="preserve"> across engagements</w:t>
             </w:r>
           </w:p>
         </w:tc>
@@ -18942,6 +21432,7 @@
           <w:rFonts w:eastAsia="Wavehaus 128 Bold" w:cs="Wavehaus 128 Bold"/>
           <w:sz w:val="28"/>
         </w:rPr>
+        <w:lastRenderedPageBreak/>
         <w:t>Web Application</w:t>
       </w:r>
       <w:bookmarkEnd w:id="38"/>
@@ -18955,7 +21446,55 @@
           <w:rFonts w:ascii="Wavehaus 42 Light" w:eastAsia="Wavehaus 42 Light" w:hAnsi="Wavehaus 42 Light" w:cs="Wavehaus 42 Light"/>
           <w:sz w:val="24"/>
         </w:rPr>
-        <w:t xml:space="preserve">The interface is three JavaScript files and a stylesheet, served from inside the binary. There is no framework and no build step: </w:t>
+        <w:t xml:space="preserve">The interface </w:t>
+      </w:r>
+      <w:proofErr w:type="gramStart"/>
+      <w:r>
+        <w:rPr>
+          <w:rFonts w:ascii="Wavehaus 42 Light" w:eastAsia="Wavehaus 42 Light" w:hAnsi="Wavehaus 42 Light" w:cs="Wavehaus 42 Light"/>
+          <w:sz w:val="24"/>
+        </w:rPr>
+        <w:t>is</w:t>
+      </w:r>
+      <w:proofErr w:type="gramEnd"/>
+      <w:r>
+        <w:rPr>
+          <w:rFonts w:ascii="Wavehaus 42 Light" w:eastAsia="Wavehaus 42 Light" w:hAnsi="Wavehaus 42 Light" w:cs="Wavehaus 42 Light"/>
+          <w:sz w:val="24"/>
+        </w:rPr>
+        <w:t xml:space="preserve"> three JavaScript files and a </w:t>
+      </w:r>
+      <w:proofErr w:type="gramStart"/>
+      <w:r>
+        <w:rPr>
+          <w:rFonts w:ascii="Wavehaus 42 Light" w:eastAsia="Wavehaus 42 Light" w:hAnsi="Wavehaus 42 Light" w:cs="Wavehaus 42 Light"/>
+          <w:sz w:val="24"/>
+        </w:rPr>
+        <w:t>stylesheet</w:t>
+      </w:r>
+      <w:proofErr w:type="gramEnd"/>
+      <w:r>
+        <w:rPr>
+          <w:rFonts w:ascii="Wavehaus 42 Light" w:eastAsia="Wavehaus 42 Light" w:hAnsi="Wavehaus 42 Light" w:cs="Wavehaus 42 Light"/>
+          <w:sz w:val="24"/>
+        </w:rPr>
+        <w:t xml:space="preserve">, served from inside the binary. There </w:t>
+      </w:r>
+      <w:proofErr w:type="gramStart"/>
+      <w:r>
+        <w:rPr>
+          <w:rFonts w:ascii="Wavehaus 42 Light" w:eastAsia="Wavehaus 42 Light" w:hAnsi="Wavehaus 42 Light" w:cs="Wavehaus 42 Light"/>
+          <w:sz w:val="24"/>
+        </w:rPr>
+        <w:t>is</w:t>
+      </w:r>
+      <w:proofErr w:type="gramEnd"/>
+      <w:r>
+        <w:rPr>
+          <w:rFonts w:ascii="Wavehaus 42 Light" w:eastAsia="Wavehaus 42 Light" w:hAnsi="Wavehaus 42 Light" w:cs="Wavehaus 42 Light"/>
+          <w:sz w:val="24"/>
+        </w:rPr>
+        <w:t xml:space="preserve"> no framework and no build step: </w:t>
       </w:r>
       <w:r>
         <w:rPr>
@@ -19361,8 +21900,17 @@
                 <w:rFonts w:ascii="Consolas" w:eastAsia="Consolas" w:hAnsi="Consolas" w:cs="Consolas"/>
                 <w:sz w:val="20"/>
               </w:rPr>
-              <w:t>#/finding-detail</w:t>
-            </w:r>
+              <w:t>#/</w:t>
+            </w:r>
+            <w:proofErr w:type="gramStart"/>
+            <w:r>
+              <w:rPr>
+                <w:rFonts w:ascii="Consolas" w:eastAsia="Consolas" w:hAnsi="Consolas" w:cs="Consolas"/>
+                <w:sz w:val="20"/>
+              </w:rPr>
+              <w:t>finding-detail</w:t>
+            </w:r>
+            <w:proofErr w:type="gramEnd"/>
           </w:p>
         </w:tc>
         <w:tc>
@@ -19626,7 +22174,15 @@
                 <w:rFonts w:ascii="Consolas" w:eastAsia="Consolas" w:hAnsi="Consolas" w:cs="Consolas"/>
                 <w:sz w:val="20"/>
               </w:rPr>
-              <w:t>#/command/engagements</w:t>
+              <w:t>#/command/</w:t>
+            </w:r>
+            <w:proofErr w:type="gramStart"/>
+            <w:r>
+              <w:rPr>
+                <w:rFonts w:ascii="Consolas" w:eastAsia="Consolas" w:hAnsi="Consolas" w:cs="Consolas"/>
+                <w:sz w:val="20"/>
+              </w:rPr>
+              <w:t>engagements</w:t>
             </w:r>
             <w:r>
               <w:rPr>
@@ -19640,7 +22196,23 @@
                 <w:rFonts w:ascii="Consolas" w:eastAsia="Consolas" w:hAnsi="Consolas" w:cs="Consolas"/>
                 <w:sz w:val="20"/>
               </w:rPr>
-              <w:t>#/command/feed</w:t>
+              <w:t>#</w:t>
+            </w:r>
+            <w:proofErr w:type="gramEnd"/>
+            <w:r>
+              <w:rPr>
+                <w:rFonts w:ascii="Consolas" w:eastAsia="Consolas" w:hAnsi="Consolas" w:cs="Consolas"/>
+                <w:sz w:val="20"/>
+              </w:rPr>
+              <w:t>/command/</w:t>
+            </w:r>
+            <w:proofErr w:type="gramStart"/>
+            <w:r>
+              <w:rPr>
+                <w:rFonts w:ascii="Consolas" w:eastAsia="Consolas" w:hAnsi="Consolas" w:cs="Consolas"/>
+                <w:sz w:val="20"/>
+              </w:rPr>
+              <w:t>feed</w:t>
             </w:r>
             <w:r>
               <w:rPr>
@@ -19654,7 +22226,15 @@
                 <w:rFonts w:ascii="Consolas" w:eastAsia="Consolas" w:hAnsi="Consolas" w:cs="Consolas"/>
                 <w:sz w:val="20"/>
               </w:rPr>
-              <w:t>#/command/report-builder</w:t>
+              <w:t>#</w:t>
+            </w:r>
+            <w:proofErr w:type="gramEnd"/>
+            <w:r>
+              <w:rPr>
+                <w:rFonts w:ascii="Consolas" w:eastAsia="Consolas" w:hAnsi="Consolas" w:cs="Consolas"/>
+                <w:sz w:val="20"/>
+              </w:rPr>
+              <w:t>/command/report-builder</w:t>
             </w:r>
           </w:p>
         </w:tc>
@@ -19704,12 +22284,21 @@
         <w:pStyle w:val="Heading3"/>
       </w:pPr>
       <w:bookmarkStart w:id="40" w:name="_Toc238651013"/>
+      <w:proofErr w:type="spellStart"/>
       <w:r>
         <w:rPr>
           <w:rFonts w:ascii="Wavehaus 128 Bold" w:eastAsia="Wavehaus 128 Bold" w:hAnsi="Wavehaus 128 Bold" w:cs="Wavehaus 128 Bold"/>
           <w:sz w:val="24"/>
         </w:rPr>
-        <w:t>Behaviour worth knowing</w:t>
+        <w:t>Behaviour</w:t>
+      </w:r>
+      <w:proofErr w:type="spellEnd"/>
+      <w:r>
+        <w:rPr>
+          <w:rFonts w:ascii="Wavehaus 128 Bold" w:eastAsia="Wavehaus 128 Bold" w:hAnsi="Wavehaus 128 Bold" w:cs="Wavehaus 128 Bold"/>
+          <w:sz w:val="24"/>
+        </w:rPr>
+        <w:t xml:space="preserve"> worth knowing</w:t>
       </w:r>
       <w:bookmarkEnd w:id="40"/>
     </w:p>
@@ -19736,6 +22325,8 @@
         </w:rPr>
         <w:t xml:space="preserve"> Three: Cyberpunk, Ledger and Slate. The choice is kept in </w:t>
       </w:r>
+      <w:proofErr w:type="spellStart"/>
+      <w:proofErr w:type="gramStart"/>
       <w:r>
         <w:rPr>
           <w:rFonts w:ascii="Consolas" w:eastAsia="Consolas" w:hAnsi="Consolas" w:cs="Consolas"/>
@@ -19743,6 +22334,8 @@
         </w:rPr>
         <w:t>localStorage</w:t>
       </w:r>
+      <w:proofErr w:type="spellEnd"/>
+      <w:proofErr w:type="gramEnd"/>
       <w:r>
         <w:rPr>
           <w:rFonts w:ascii="Wavehaus 42 Light" w:eastAsia="Wavehaus 42 Light" w:hAnsi="Wavehaus 42 Light" w:cs="Wavehaus 42 Light"/>
@@ -19779,7 +22372,23 @@
           <w:rFonts w:ascii="Wavehaus 128 Bold" w:eastAsia="Wavehaus 128 Bold" w:hAnsi="Wavehaus 128 Bold" w:cs="Wavehaus 128 Bold"/>
           <w:sz w:val="24"/>
         </w:rPr>
-        <w:t>Session restore.</w:t>
+        <w:t xml:space="preserve">Session </w:t>
+      </w:r>
+      <w:proofErr w:type="gramStart"/>
+      <w:r>
+        <w:rPr>
+          <w:rFonts w:ascii="Wavehaus 128 Bold" w:eastAsia="Wavehaus 128 Bold" w:hAnsi="Wavehaus 128 Bold" w:cs="Wavehaus 128 Bold"/>
+          <w:sz w:val="24"/>
+        </w:rPr>
+        <w:t>restore</w:t>
+      </w:r>
+      <w:proofErr w:type="gramEnd"/>
+      <w:r>
+        <w:rPr>
+          <w:rFonts w:ascii="Wavehaus 128 Bold" w:eastAsia="Wavehaus 128 Bold" w:hAnsi="Wavehaus 128 Bold" w:cs="Wavehaus 128 Bold"/>
+          <w:sz w:val="24"/>
+        </w:rPr>
+        <w:t>.</w:t>
       </w:r>
       <w:r>
         <w:rPr>
@@ -19788,6 +22397,7 @@
         </w:rPr>
         <w:t xml:space="preserve"> The token is read from </w:t>
       </w:r>
+      <w:proofErr w:type="spellStart"/>
       <w:r>
         <w:rPr>
           <w:rFonts w:ascii="Consolas" w:eastAsia="Consolas" w:hAnsi="Consolas" w:cs="Consolas"/>
@@ -19795,6 +22405,7 @@
         </w:rPr>
         <w:t>localStorage</w:t>
       </w:r>
+      <w:proofErr w:type="spellEnd"/>
       <w:r>
         <w:rPr>
           <w:rFonts w:ascii="Wavehaus 42 Light" w:eastAsia="Wavehaus 42 Light" w:hAnsi="Wavehaus 42 Light" w:cs="Wavehaus 42 Light"/>
@@ -19852,7 +22463,23 @@
           <w:rFonts w:ascii="Wavehaus 42 Light" w:eastAsia="Wavehaus 42 Light" w:hAnsi="Wavehaus 42 Light" w:cs="Wavehaus 42 Light"/>
           <w:sz w:val="24"/>
         </w:rPr>
-        <w:t xml:space="preserve"> every 15 seconds so another analyst's work appears without a refresh.</w:t>
+        <w:t xml:space="preserve"> every 15 </w:t>
+      </w:r>
+      <w:proofErr w:type="gramStart"/>
+      <w:r>
+        <w:rPr>
+          <w:rFonts w:ascii="Wavehaus 42 Light" w:eastAsia="Wavehaus 42 Light" w:hAnsi="Wavehaus 42 Light" w:cs="Wavehaus 42 Light"/>
+          <w:sz w:val="24"/>
+        </w:rPr>
+        <w:t>seconds</w:t>
+      </w:r>
+      <w:proofErr w:type="gramEnd"/>
+      <w:r>
+        <w:rPr>
+          <w:rFonts w:ascii="Wavehaus 42 Light" w:eastAsia="Wavehaus 42 Light" w:hAnsi="Wavehaus 42 Light" w:cs="Wavehaus 42 Light"/>
+          <w:sz w:val="24"/>
+        </w:rPr>
+        <w:t xml:space="preserve"> so another analyst's work appears without a refresh.</w:t>
       </w:r>
     </w:p>
     <w:p>
@@ -19935,6 +22562,7 @@
           <w:rFonts w:ascii="Wavehaus 128 Bold" w:eastAsia="Wavehaus 128 Bold" w:hAnsi="Wavehaus 128 Bold" w:cs="Wavehaus 128 Bold"/>
           <w:sz w:val="24"/>
         </w:rPr>
+        <w:lastRenderedPageBreak/>
         <w:t>Role-aware navigation.</w:t>
       </w:r>
       <w:r>
@@ -19970,6 +22598,7 @@
         </w:rPr>
         <w:t xml:space="preserve">Five steps, held in one client-side state object and sent as a single </w:t>
       </w:r>
+      <w:proofErr w:type="spellStart"/>
       <w:r>
         <w:rPr>
           <w:rFonts w:ascii="Consolas" w:eastAsia="Consolas" w:hAnsi="Consolas" w:cs="Consolas"/>
@@ -19977,6 +22606,7 @@
         </w:rPr>
         <w:t>ReportConfig</w:t>
       </w:r>
+      <w:proofErr w:type="spellEnd"/>
       <w:r>
         <w:rPr>
           <w:rFonts w:ascii="Wavehaus 42 Light" w:eastAsia="Wavehaus 42 Light" w:hAnsi="Wavehaus 42 Light" w:cs="Wavehaus 42 Light"/>
@@ -20207,7 +22837,23 @@
                 <w:rFonts w:ascii="Wavehaus 42 Light" w:eastAsia="Wavehaus 42 Light" w:hAnsi="Wavehaus 42 Light" w:cs="Wavehaus 42 Light"/>
                 <w:sz w:val="20"/>
               </w:rPr>
-              <w:t>Chapter 3 detail, the vulnerability register and both charts</w:t>
+              <w:t xml:space="preserve">Chapter 3 detail, the vulnerability </w:t>
+            </w:r>
+            <w:proofErr w:type="gramStart"/>
+            <w:r>
+              <w:rPr>
+                <w:rFonts w:ascii="Wavehaus 42 Light" w:eastAsia="Wavehaus 42 Light" w:hAnsi="Wavehaus 42 Light" w:cs="Wavehaus 42 Light"/>
+                <w:sz w:val="20"/>
+              </w:rPr>
+              <w:t>register</w:t>
+            </w:r>
+            <w:proofErr w:type="gramEnd"/>
+            <w:r>
+              <w:rPr>
+                <w:rFonts w:ascii="Wavehaus 42 Light" w:eastAsia="Wavehaus 42 Light" w:hAnsi="Wavehaus 42 Light" w:cs="Wavehaus 42 Light"/>
+                <w:sz w:val="20"/>
+              </w:rPr>
+              <w:t xml:space="preserve"> and both charts</w:t>
             </w:r>
           </w:p>
         </w:tc>
@@ -20349,12 +22995,22 @@
         <w:pStyle w:val="Heading2"/>
       </w:pPr>
       <w:bookmarkStart w:id="42" w:name="_Toc238651015"/>
+      <w:proofErr w:type="gramStart"/>
       <w:r>
         <w:rPr>
           <w:rFonts w:eastAsia="Wavehaus 128 Bold" w:cs="Wavehaus 128 Bold"/>
           <w:sz w:val="28"/>
         </w:rPr>
-        <w:t>Report Generation Pipeline</w:t>
+        <w:lastRenderedPageBreak/>
+        <w:t>Report</w:t>
+      </w:r>
+      <w:proofErr w:type="gramEnd"/>
+      <w:r>
+        <w:rPr>
+          <w:rFonts w:eastAsia="Wavehaus 128 Bold" w:cs="Wavehaus 128 Bold"/>
+          <w:sz w:val="28"/>
+        </w:rPr>
+        <w:t xml:space="preserve"> Generation Pipeline</w:t>
       </w:r>
       <w:bookmarkEnd w:id="42"/>
     </w:p>
@@ -20369,6 +23025,7 @@
         </w:rPr>
         <w:t xml:space="preserve">This is the heart of the application. A </w:t>
       </w:r>
+      <w:proofErr w:type="spellStart"/>
       <w:r>
         <w:rPr>
           <w:rFonts w:ascii="Consolas" w:eastAsia="Consolas" w:hAnsi="Consolas" w:cs="Consolas"/>
@@ -20376,12 +23033,29 @@
         </w:rPr>
         <w:t>ReportConfig</w:t>
       </w:r>
+      <w:proofErr w:type="spellEnd"/>
       <w:r>
         <w:rPr>
           <w:rFonts w:ascii="Wavehaus 42 Light" w:eastAsia="Wavehaus 42 Light" w:hAnsi="Wavehaus 42 Light" w:cs="Wavehaus 42 Light"/>
           <w:sz w:val="24"/>
         </w:rPr>
-        <w:t xml:space="preserve"> goes in; a DOCX that is the Cyberteq template with this engagement's content in it comes out, followed by a PDF laid out by a real Word engine.</w:t>
+        <w:t xml:space="preserve"> goes in; a DOCX that is the </w:t>
+      </w:r>
+      <w:proofErr w:type="spellStart"/>
+      <w:r>
+        <w:rPr>
+          <w:rFonts w:ascii="Wavehaus 42 Light" w:eastAsia="Wavehaus 42 Light" w:hAnsi="Wavehaus 42 Light" w:cs="Wavehaus 42 Light"/>
+          <w:sz w:val="24"/>
+        </w:rPr>
+        <w:t>Cyberteq</w:t>
+      </w:r>
+      <w:proofErr w:type="spellEnd"/>
+      <w:r>
+        <w:rPr>
+          <w:rFonts w:ascii="Wavehaus 42 Light" w:eastAsia="Wavehaus 42 Light" w:hAnsi="Wavehaus 42 Light" w:cs="Wavehaus 42 Light"/>
+          <w:sz w:val="24"/>
+        </w:rPr>
+        <w:t xml:space="preserve"> template with this engagement's content in it comes out, followed by a PDF laid out by a real Word engine.</w:t>
       </w:r>
     </w:p>
     <w:p>
@@ -20487,6 +23161,7 @@
               </w:rPr>
               <w:t xml:space="preserve"> decodes the wizard's payload into </w:t>
             </w:r>
+            <w:proofErr w:type="spellStart"/>
             <w:r>
               <w:rPr>
                 <w:rFonts w:ascii="Consolas" w:eastAsia="Consolas" w:hAnsi="Consolas" w:cs="Consolas"/>
@@ -20494,6 +23169,7 @@
               </w:rPr>
               <w:t>ReportConfig</w:t>
             </w:r>
+            <w:proofErr w:type="spellEnd"/>
           </w:p>
         </w:tc>
       </w:tr>
@@ -20511,7 +23187,23 @@
                 <w:rFonts w:ascii="Wavehaus 42 Light" w:eastAsia="Wavehaus 42 Light" w:hAnsi="Wavehaus 42 Light" w:cs="Wavehaus 42 Light"/>
                 <w:sz w:val="20"/>
               </w:rPr>
-              <w:t>2. Normalise areas</w:t>
+              <w:t xml:space="preserve">2. </w:t>
+            </w:r>
+            <w:proofErr w:type="spellStart"/>
+            <w:r>
+              <w:rPr>
+                <w:rFonts w:ascii="Wavehaus 42 Light" w:eastAsia="Wavehaus 42 Light" w:hAnsi="Wavehaus 42 Light" w:cs="Wavehaus 42 Light"/>
+                <w:sz w:val="20"/>
+              </w:rPr>
+              <w:t>Normalise</w:t>
+            </w:r>
+            <w:proofErr w:type="spellEnd"/>
+            <w:r>
+              <w:rPr>
+                <w:rFonts w:ascii="Wavehaus 42 Light" w:eastAsia="Wavehaus 42 Light" w:hAnsi="Wavehaus 42 Light" w:cs="Wavehaus 42 Light"/>
+                <w:sz w:val="20"/>
+              </w:rPr>
+              <w:t xml:space="preserve"> areas</w:t>
             </w:r>
           </w:p>
         </w:tc>
@@ -20528,7 +23220,23 @@
                 <w:rFonts w:ascii="Wavehaus 42 Light" w:eastAsia="Wavehaus 42 Light" w:hAnsi="Wavehaus 42 Light" w:cs="Wavehaus 42 Light"/>
                 <w:sz w:val="20"/>
               </w:rPr>
-              <w:t>Legacy section names are mapped onto area codes and the selection is put into template order</w:t>
+              <w:t xml:space="preserve">Legacy section names are mapped onto area </w:t>
+            </w:r>
+            <w:proofErr w:type="gramStart"/>
+            <w:r>
+              <w:rPr>
+                <w:rFonts w:ascii="Wavehaus 42 Light" w:eastAsia="Wavehaus 42 Light" w:hAnsi="Wavehaus 42 Light" w:cs="Wavehaus 42 Light"/>
+                <w:sz w:val="20"/>
+              </w:rPr>
+              <w:t>codes</w:t>
+            </w:r>
+            <w:proofErr w:type="gramEnd"/>
+            <w:r>
+              <w:rPr>
+                <w:rFonts w:ascii="Wavehaus 42 Light" w:eastAsia="Wavehaus 42 Light" w:hAnsi="Wavehaus 42 Light" w:cs="Wavehaus 42 Light"/>
+                <w:sz w:val="20"/>
+              </w:rPr>
+              <w:t xml:space="preserve"> and the selection is put into template order</w:t>
             </w:r>
           </w:p>
         </w:tc>
@@ -20566,6 +23274,7 @@
               </w:rPr>
               <w:t xml:space="preserve">Each finding's </w:t>
             </w:r>
+            <w:proofErr w:type="spellStart"/>
             <w:r>
               <w:rPr>
                 <w:rFonts w:ascii="Consolas" w:eastAsia="Consolas" w:hAnsi="Consolas" w:cs="Consolas"/>
@@ -20573,6 +23282,7 @@
               </w:rPr>
               <w:t>poc_evidence_ids</w:t>
             </w:r>
+            <w:proofErr w:type="spellEnd"/>
             <w:r>
               <w:rPr>
                 <w:rFonts w:ascii="Wavehaus 42 Light" w:eastAsia="Wavehaus 42 Light" w:hAnsi="Wavehaus 42 Light" w:cs="Wavehaus 42 Light"/>
@@ -20621,7 +23331,23 @@
                 <w:rFonts w:ascii="Wavehaus 42 Light" w:eastAsia="Wavehaus 42 Light" w:hAnsi="Wavehaus 42 Light" w:cs="Wavehaus 42 Light"/>
                 <w:sz w:val="20"/>
               </w:rPr>
-              <w:t>, sanitised; regenerating for the same reference replaces the file rather than leaving near-duplicates</w:t>
+              <w:t xml:space="preserve">, </w:t>
+            </w:r>
+            <w:proofErr w:type="spellStart"/>
+            <w:r>
+              <w:rPr>
+                <w:rFonts w:ascii="Wavehaus 42 Light" w:eastAsia="Wavehaus 42 Light" w:hAnsi="Wavehaus 42 Light" w:cs="Wavehaus 42 Light"/>
+                <w:sz w:val="20"/>
+              </w:rPr>
+              <w:t>sanitised</w:t>
+            </w:r>
+            <w:proofErr w:type="spellEnd"/>
+            <w:r>
+              <w:rPr>
+                <w:rFonts w:ascii="Wavehaus 42 Light" w:eastAsia="Wavehaus 42 Light" w:hAnsi="Wavehaus 42 Light" w:cs="Wavehaus 42 Light"/>
+                <w:sz w:val="20"/>
+              </w:rPr>
+              <w:t>; regenerating for the same reference replaces the file rather than leaving near-duplicates</w:t>
             </w:r>
           </w:p>
         </w:tc>
@@ -20652,6 +23378,7 @@
             <w:pPr>
               <w:spacing w:before="20" w:after="20" w:line="252" w:lineRule="auto"/>
             </w:pPr>
+            <w:proofErr w:type="spellStart"/>
             <w:r>
               <w:rPr>
                 <w:rFonts w:ascii="Consolas" w:eastAsia="Consolas" w:hAnsi="Consolas" w:cs="Consolas"/>
@@ -20659,6 +23386,7 @@
               </w:rPr>
               <w:t>mergeMCollaboratorDocx</w:t>
             </w:r>
+            <w:proofErr w:type="spellEnd"/>
             <w:r>
               <w:rPr>
                 <w:rFonts w:ascii="Wavehaus 42 Light" w:eastAsia="Wavehaus 42 Light" w:hAnsi="Wavehaus 42 Light" w:cs="Wavehaus 42 Light"/>
@@ -20851,7 +23579,23 @@
                 <w:rFonts w:ascii="Wavehaus 42 Light" w:eastAsia="Wavehaus 42 Light" w:hAnsi="Wavehaus 42 Light" w:cs="Wavehaus 42 Light"/>
                 <w:sz w:val="20"/>
               </w:rPr>
-              <w:t>Download URLs plus every warning worth a person's attention</w:t>
+              <w:t xml:space="preserve">Download URLs plus every warning </w:t>
+            </w:r>
+            <w:proofErr w:type="gramStart"/>
+            <w:r>
+              <w:rPr>
+                <w:rFonts w:ascii="Wavehaus 42 Light" w:eastAsia="Wavehaus 42 Light" w:hAnsi="Wavehaus 42 Light" w:cs="Wavehaus 42 Light"/>
+                <w:sz w:val="20"/>
+              </w:rPr>
+              <w:t>worth</w:t>
+            </w:r>
+            <w:proofErr w:type="gramEnd"/>
+            <w:r>
+              <w:rPr>
+                <w:rFonts w:ascii="Wavehaus 42 Light" w:eastAsia="Wavehaus 42 Light" w:hAnsi="Wavehaus 42 Light" w:cs="Wavehaus 42 Light"/>
+                <w:sz w:val="20"/>
+              </w:rPr>
+              <w:t xml:space="preserve"> a person's attention</w:t>
             </w:r>
           </w:p>
         </w:tc>
@@ -20982,6 +23726,7 @@
             <w:pPr>
               <w:spacing w:before="20" w:after="20" w:line="252" w:lineRule="auto"/>
             </w:pPr>
+            <w:proofErr w:type="spellStart"/>
             <w:r>
               <w:rPr>
                 <w:rFonts w:ascii="Consolas" w:eastAsia="Consolas" w:hAnsi="Consolas" w:cs="Consolas"/>
@@ -20989,6 +23734,7 @@
               </w:rPr>
               <w:t>healPlaceholderRuns</w:t>
             </w:r>
+            <w:proofErr w:type="spellEnd"/>
           </w:p>
         </w:tc>
         <w:tc>
@@ -21049,6 +23795,7 @@
             <w:pPr>
               <w:spacing w:before="20" w:after="20" w:line="252" w:lineRule="auto"/>
             </w:pPr>
+            <w:proofErr w:type="spellStart"/>
             <w:r>
               <w:rPr>
                 <w:rFonts w:ascii="Consolas" w:eastAsia="Consolas" w:hAnsi="Consolas" w:cs="Consolas"/>
@@ -21056,6 +23803,7 @@
               </w:rPr>
               <w:t>fixClientCompanyBookmark</w:t>
             </w:r>
+            <w:proofErr w:type="spellEnd"/>
           </w:p>
         </w:tc>
         <w:tc>
@@ -21090,6 +23838,7 @@
                 <w:rFonts w:ascii="Wavehaus 42 Light" w:eastAsia="Wavehaus 42 Light" w:hAnsi="Wavehaus 42 Light" w:cs="Wavehaus 42 Light"/>
                 <w:sz w:val="20"/>
               </w:rPr>
+              <w:lastRenderedPageBreak/>
               <w:t>3</w:t>
             </w:r>
           </w:p>
@@ -21102,6 +23851,7 @@
             <w:pPr>
               <w:spacing w:before="20" w:after="20" w:line="252" w:lineRule="auto"/>
             </w:pPr>
+            <w:proofErr w:type="spellStart"/>
             <w:r>
               <w:rPr>
                 <w:rFonts w:ascii="Consolas" w:eastAsia="Consolas" w:hAnsi="Consolas" w:cs="Consolas"/>
@@ -21109,6 +23859,7 @@
               </w:rPr>
               <w:t>renderCoverTable</w:t>
             </w:r>
+            <w:proofErr w:type="spellEnd"/>
           </w:p>
         </w:tc>
         <w:tc>
@@ -21155,6 +23906,7 @@
             <w:pPr>
               <w:spacing w:before="20" w:after="20" w:line="252" w:lineRule="auto"/>
             </w:pPr>
+            <w:proofErr w:type="spellStart"/>
             <w:r>
               <w:rPr>
                 <w:rFonts w:ascii="Consolas" w:eastAsia="Consolas" w:hAnsi="Consolas" w:cs="Consolas"/>
@@ -21162,23 +23914,33 @@
               </w:rPr>
               <w:t>renderTableOfContents</w:t>
             </w:r>
-          </w:p>
-        </w:tc>
-        <w:tc>
-          <w:tcPr>
-            <w:tcW w:w="3009" w:type="dxa"/>
-          </w:tcPr>
-          <w:p>
-            <w:pPr>
-              <w:spacing w:before="20" w:after="20" w:line="252" w:lineRule="auto"/>
-            </w:pPr>
-            <w:r>
-              <w:rPr>
-                <w:rFonts w:ascii="Wavehaus 42 Light" w:eastAsia="Wavehaus 42 Light" w:hAnsi="Wavehaus 42 Light" w:cs="Wavehaus 42 Light"/>
-                <w:sz w:val="20"/>
-              </w:rPr>
-              <w:t>Rebuilds the contents list to match the sections this report will actually contain</w:t>
-            </w:r>
+            <w:proofErr w:type="spellEnd"/>
+          </w:p>
+        </w:tc>
+        <w:tc>
+          <w:tcPr>
+            <w:tcW w:w="3009" w:type="dxa"/>
+          </w:tcPr>
+          <w:p>
+            <w:pPr>
+              <w:spacing w:before="20" w:after="20" w:line="252" w:lineRule="auto"/>
+            </w:pPr>
+            <w:r>
+              <w:rPr>
+                <w:rFonts w:ascii="Wavehaus 42 Light" w:eastAsia="Wavehaus 42 Light" w:hAnsi="Wavehaus 42 Light" w:cs="Wavehaus 42 Light"/>
+                <w:sz w:val="20"/>
+              </w:rPr>
+              <w:t xml:space="preserve">Rebuilds the contents list to match the sections this report will </w:t>
+            </w:r>
+            <w:proofErr w:type="gramStart"/>
+            <w:r>
+              <w:rPr>
+                <w:rFonts w:ascii="Wavehaus 42 Light" w:eastAsia="Wavehaus 42 Light" w:hAnsi="Wavehaus 42 Light" w:cs="Wavehaus 42 Light"/>
+                <w:sz w:val="20"/>
+              </w:rPr>
+              <w:t>actually contain</w:t>
+            </w:r>
+            <w:proofErr w:type="gramEnd"/>
           </w:p>
         </w:tc>
       </w:tr>
@@ -21208,6 +23970,7 @@
             <w:pPr>
               <w:spacing w:before="20" w:after="20" w:line="252" w:lineRule="auto"/>
             </w:pPr>
+            <w:proofErr w:type="spellStart"/>
             <w:r>
               <w:rPr>
                 <w:rFonts w:ascii="Consolas" w:eastAsia="Consolas" w:hAnsi="Consolas" w:cs="Consolas"/>
@@ -21215,6 +23978,7 @@
               </w:rPr>
               <w:t>renderScopeTable</w:t>
             </w:r>
+            <w:proofErr w:type="spellEnd"/>
           </w:p>
         </w:tc>
         <w:tc>
@@ -21261,6 +24025,7 @@
             <w:pPr>
               <w:spacing w:before="20" w:after="20" w:line="252" w:lineRule="auto"/>
             </w:pPr>
+            <w:proofErr w:type="spellStart"/>
             <w:r>
               <w:rPr>
                 <w:rFonts w:ascii="Consolas" w:eastAsia="Consolas" w:hAnsi="Consolas" w:cs="Consolas"/>
@@ -21268,6 +24033,7 @@
               </w:rPr>
               <w:t>renderMethodologySections</w:t>
             </w:r>
+            <w:proofErr w:type="spellEnd"/>
           </w:p>
         </w:tc>
         <w:tc>
@@ -21314,6 +24080,7 @@
             <w:pPr>
               <w:spacing w:before="20" w:after="20" w:line="252" w:lineRule="auto"/>
             </w:pPr>
+            <w:proofErr w:type="spellStart"/>
             <w:r>
               <w:rPr>
                 <w:rFonts w:ascii="Consolas" w:eastAsia="Consolas" w:hAnsi="Consolas" w:cs="Consolas"/>
@@ -21321,22 +24088,39 @@
               </w:rPr>
               <w:t>renderNamingConvention</w:t>
             </w:r>
-          </w:p>
-        </w:tc>
-        <w:tc>
-          <w:tcPr>
-            <w:tcW w:w="3009" w:type="dxa"/>
-          </w:tcPr>
-          <w:p>
-            <w:pPr>
-              <w:spacing w:before="20" w:after="20" w:line="252" w:lineRule="auto"/>
-            </w:pPr>
-            <w:r>
-              <w:rPr>
-                <w:rFonts w:ascii="Wavehaus 42 Light" w:eastAsia="Wavehaus 42 Light" w:hAnsi="Wavehaus 42 Light" w:cs="Wavehaus 42 Light"/>
-                <w:sz w:val="20"/>
-              </w:rPr>
-              <w:t>The vulnerability id key, limited to the areas in scope</w:t>
+            <w:proofErr w:type="spellEnd"/>
+          </w:p>
+        </w:tc>
+        <w:tc>
+          <w:tcPr>
+            <w:tcW w:w="3009" w:type="dxa"/>
+          </w:tcPr>
+          <w:p>
+            <w:pPr>
+              <w:spacing w:before="20" w:after="20" w:line="252" w:lineRule="auto"/>
+            </w:pPr>
+            <w:r>
+              <w:rPr>
+                <w:rFonts w:ascii="Wavehaus 42 Light" w:eastAsia="Wavehaus 42 Light" w:hAnsi="Wavehaus 42 Light" w:cs="Wavehaus 42 Light"/>
+                <w:sz w:val="20"/>
+              </w:rPr>
+              <w:t xml:space="preserve">The vulnerability </w:t>
+            </w:r>
+            <w:proofErr w:type="gramStart"/>
+            <w:r>
+              <w:rPr>
+                <w:rFonts w:ascii="Wavehaus 42 Light" w:eastAsia="Wavehaus 42 Light" w:hAnsi="Wavehaus 42 Light" w:cs="Wavehaus 42 Light"/>
+                <w:sz w:val="20"/>
+              </w:rPr>
+              <w:t>id</w:t>
+            </w:r>
+            <w:proofErr w:type="gramEnd"/>
+            <w:r>
+              <w:rPr>
+                <w:rFonts w:ascii="Wavehaus 42 Light" w:eastAsia="Wavehaus 42 Light" w:hAnsi="Wavehaus 42 Light" w:cs="Wavehaus 42 Light"/>
+                <w:sz w:val="20"/>
+              </w:rPr>
+              <w:t xml:space="preserve"> key, limited to the areas in scope</w:t>
             </w:r>
           </w:p>
         </w:tc>
@@ -21367,6 +24151,7 @@
             <w:pPr>
               <w:spacing w:before="20" w:after="20" w:line="252" w:lineRule="auto"/>
             </w:pPr>
+            <w:proofErr w:type="spellStart"/>
             <w:r>
               <w:rPr>
                 <w:rFonts w:ascii="Consolas" w:eastAsia="Consolas" w:hAnsi="Consolas" w:cs="Consolas"/>
@@ -21374,22 +24159,39 @@
               </w:rPr>
               <w:t>renderAreaSections</w:t>
             </w:r>
-          </w:p>
-        </w:tc>
-        <w:tc>
-          <w:tcPr>
-            <w:tcW w:w="3009" w:type="dxa"/>
-          </w:tcPr>
-          <w:p>
-            <w:pPr>
-              <w:spacing w:before="20" w:after="20" w:line="252" w:lineRule="auto"/>
-            </w:pPr>
-            <w:r>
-              <w:rPr>
-                <w:rFonts w:ascii="Wavehaus 42 Light" w:eastAsia="Wavehaus 42 Light" w:hAnsi="Wavehaus 42 Light" w:cs="Wavehaus 42 Light"/>
-                <w:sz w:val="20"/>
-              </w:rPr>
-              <w:t>Rebuilds chapter 3: one section per area, its checklist, and every finding's detail table</w:t>
+            <w:proofErr w:type="spellEnd"/>
+          </w:p>
+        </w:tc>
+        <w:tc>
+          <w:tcPr>
+            <w:tcW w:w="3009" w:type="dxa"/>
+          </w:tcPr>
+          <w:p>
+            <w:pPr>
+              <w:spacing w:before="20" w:after="20" w:line="252" w:lineRule="auto"/>
+            </w:pPr>
+            <w:r>
+              <w:rPr>
+                <w:rFonts w:ascii="Wavehaus 42 Light" w:eastAsia="Wavehaus 42 Light" w:hAnsi="Wavehaus 42 Light" w:cs="Wavehaus 42 Light"/>
+                <w:sz w:val="20"/>
+              </w:rPr>
+              <w:t xml:space="preserve">Rebuilds chapter 3: one section per area, its checklist, and every </w:t>
+            </w:r>
+            <w:proofErr w:type="gramStart"/>
+            <w:r>
+              <w:rPr>
+                <w:rFonts w:ascii="Wavehaus 42 Light" w:eastAsia="Wavehaus 42 Light" w:hAnsi="Wavehaus 42 Light" w:cs="Wavehaus 42 Light"/>
+                <w:sz w:val="20"/>
+              </w:rPr>
+              <w:t>finding's</w:t>
+            </w:r>
+            <w:proofErr w:type="gramEnd"/>
+            <w:r>
+              <w:rPr>
+                <w:rFonts w:ascii="Wavehaus 42 Light" w:eastAsia="Wavehaus 42 Light" w:hAnsi="Wavehaus 42 Light" w:cs="Wavehaus 42 Light"/>
+                <w:sz w:val="20"/>
+              </w:rPr>
+              <w:t xml:space="preserve"> detail table</w:t>
             </w:r>
           </w:p>
         </w:tc>
@@ -21420,6 +24222,7 @@
             <w:pPr>
               <w:spacing w:before="20" w:after="20" w:line="252" w:lineRule="auto"/>
             </w:pPr>
+            <w:proofErr w:type="spellStart"/>
             <w:r>
               <w:rPr>
                 <w:rFonts w:ascii="Consolas" w:eastAsia="Consolas" w:hAnsi="Consolas" w:cs="Consolas"/>
@@ -21427,6 +24230,7 @@
               </w:rPr>
               <w:t>renderVulnerabilityRegister</w:t>
             </w:r>
+            <w:proofErr w:type="spellEnd"/>
           </w:p>
         </w:tc>
         <w:tc>
@@ -21473,6 +24277,7 @@
             <w:pPr>
               <w:spacing w:before="20" w:after="20" w:line="252" w:lineRule="auto"/>
             </w:pPr>
+            <w:proofErr w:type="spellStart"/>
             <w:r>
               <w:rPr>
                 <w:rFonts w:ascii="Consolas" w:eastAsia="Consolas" w:hAnsi="Consolas" w:cs="Consolas"/>
@@ -21480,23 +24285,33 @@
               </w:rPr>
               <w:t>renderToolsTable</w:t>
             </w:r>
-          </w:p>
-        </w:tc>
-        <w:tc>
-          <w:tcPr>
-            <w:tcW w:w="3009" w:type="dxa"/>
-          </w:tcPr>
-          <w:p>
-            <w:pPr>
-              <w:spacing w:before="20" w:after="20" w:line="252" w:lineRule="auto"/>
-            </w:pPr>
-            <w:r>
-              <w:rPr>
-                <w:rFonts w:ascii="Wavehaus 42 Light" w:eastAsia="Wavehaus 42 Light" w:hAnsi="Wavehaus 42 Light" w:cs="Wavehaus 42 Light"/>
-                <w:sz w:val="20"/>
-              </w:rPr>
-              <w:t>Replaces the template's example tools with the ones actually used</w:t>
-            </w:r>
+            <w:proofErr w:type="spellEnd"/>
+          </w:p>
+        </w:tc>
+        <w:tc>
+          <w:tcPr>
+            <w:tcW w:w="3009" w:type="dxa"/>
+          </w:tcPr>
+          <w:p>
+            <w:pPr>
+              <w:spacing w:before="20" w:after="20" w:line="252" w:lineRule="auto"/>
+            </w:pPr>
+            <w:r>
+              <w:rPr>
+                <w:rFonts w:ascii="Wavehaus 42 Light" w:eastAsia="Wavehaus 42 Light" w:hAnsi="Wavehaus 42 Light" w:cs="Wavehaus 42 Light"/>
+                <w:sz w:val="20"/>
+              </w:rPr>
+              <w:t xml:space="preserve">Replaces the template's example tools with the ones </w:t>
+            </w:r>
+            <w:proofErr w:type="gramStart"/>
+            <w:r>
+              <w:rPr>
+                <w:rFonts w:ascii="Wavehaus 42 Light" w:eastAsia="Wavehaus 42 Light" w:hAnsi="Wavehaus 42 Light" w:cs="Wavehaus 42 Light"/>
+                <w:sz w:val="20"/>
+              </w:rPr>
+              <w:t>actually used</w:t>
+            </w:r>
+            <w:proofErr w:type="gramEnd"/>
           </w:p>
         </w:tc>
       </w:tr>
@@ -21526,6 +24341,7 @@
             <w:pPr>
               <w:spacing w:before="20" w:after="20" w:line="252" w:lineRule="auto"/>
             </w:pPr>
+            <w:proofErr w:type="spellStart"/>
             <w:r>
               <w:rPr>
                 <w:rFonts w:ascii="Consolas" w:eastAsia="Consolas" w:hAnsi="Consolas" w:cs="Consolas"/>
@@ -21533,6 +24349,7 @@
               </w:rPr>
               <w:t>renderAppendix</w:t>
             </w:r>
+            <w:proofErr w:type="spellEnd"/>
           </w:p>
         </w:tc>
         <w:tc>
@@ -21579,6 +24396,7 @@
             <w:pPr>
               <w:spacing w:before="20" w:after="20" w:line="252" w:lineRule="auto"/>
             </w:pPr>
+            <w:proofErr w:type="spellStart"/>
             <w:r>
               <w:rPr>
                 <w:rFonts w:ascii="Consolas" w:eastAsia="Consolas" w:hAnsi="Consolas" w:cs="Consolas"/>
@@ -21586,22 +24404,39 @@
               </w:rPr>
               <w:t>applySummaryPlaceholders</w:t>
             </w:r>
-          </w:p>
-        </w:tc>
-        <w:tc>
-          <w:tcPr>
-            <w:tcW w:w="3009" w:type="dxa"/>
-          </w:tcPr>
-          <w:p>
-            <w:pPr>
-              <w:spacing w:before="20" w:after="20" w:line="252" w:lineRule="auto"/>
-            </w:pPr>
-            <w:r>
-              <w:rPr>
-                <w:rFonts w:ascii="Wavehaus 42 Light" w:eastAsia="Wavehaus 42 Light" w:hAnsi="Wavehaus 42 Light" w:cs="Wavehaus 42 Light"/>
-                <w:sz w:val="20"/>
-              </w:rPr>
-              <w:t>Totals and severity counts in the executive summary</w:t>
+            <w:proofErr w:type="spellEnd"/>
+          </w:p>
+        </w:tc>
+        <w:tc>
+          <w:tcPr>
+            <w:tcW w:w="3009" w:type="dxa"/>
+          </w:tcPr>
+          <w:p>
+            <w:pPr>
+              <w:spacing w:before="20" w:after="20" w:line="252" w:lineRule="auto"/>
+            </w:pPr>
+            <w:r>
+              <w:rPr>
+                <w:rFonts w:ascii="Wavehaus 42 Light" w:eastAsia="Wavehaus 42 Light" w:hAnsi="Wavehaus 42 Light" w:cs="Wavehaus 42 Light"/>
+                <w:sz w:val="20"/>
+              </w:rPr>
+              <w:t xml:space="preserve">Totals and severity </w:t>
+            </w:r>
+            <w:proofErr w:type="gramStart"/>
+            <w:r>
+              <w:rPr>
+                <w:rFonts w:ascii="Wavehaus 42 Light" w:eastAsia="Wavehaus 42 Light" w:hAnsi="Wavehaus 42 Light" w:cs="Wavehaus 42 Light"/>
+                <w:sz w:val="20"/>
+              </w:rPr>
+              <w:t>counts</w:t>
+            </w:r>
+            <w:proofErr w:type="gramEnd"/>
+            <w:r>
+              <w:rPr>
+                <w:rFonts w:ascii="Wavehaus 42 Light" w:eastAsia="Wavehaus 42 Light" w:hAnsi="Wavehaus 42 Light" w:cs="Wavehaus 42 Light"/>
+                <w:sz w:val="20"/>
+              </w:rPr>
+              <w:t xml:space="preserve"> in the executive summary</w:t>
             </w:r>
           </w:p>
         </w:tc>
@@ -21632,6 +24467,7 @@
             <w:pPr>
               <w:spacing w:before="20" w:after="20" w:line="252" w:lineRule="auto"/>
             </w:pPr>
+            <w:proofErr w:type="spellStart"/>
             <w:r>
               <w:rPr>
                 <w:rFonts w:ascii="Consolas" w:eastAsia="Consolas" w:hAnsi="Consolas" w:cs="Consolas"/>
@@ -21639,6 +24475,7 @@
               </w:rPr>
               <w:t>applyScalarPlaceholders</w:t>
             </w:r>
+            <w:proofErr w:type="spellEnd"/>
           </w:p>
         </w:tc>
         <w:tc>
@@ -21727,6 +24564,7 @@
             <w:pPr>
               <w:spacing w:before="20" w:after="20" w:line="252" w:lineRule="auto"/>
             </w:pPr>
+            <w:proofErr w:type="spellStart"/>
             <w:r>
               <w:rPr>
                 <w:rFonts w:ascii="Consolas" w:eastAsia="Consolas" w:hAnsi="Consolas" w:cs="Consolas"/>
@@ -21734,6 +24572,7 @@
               </w:rPr>
               <w:t>addCoverLogo</w:t>
             </w:r>
+            <w:proofErr w:type="spellEnd"/>
           </w:p>
         </w:tc>
         <w:tc>
@@ -21851,7 +24690,15 @@
           <w:rFonts w:ascii="Wavehaus 42 Light" w:eastAsia="Wavehaus 42 Light" w:hAnsi="Wavehaus 42 Light" w:cs="Wavehaus 42 Light"/>
           <w:sz w:val="24"/>
         </w:rPr>
-        <w:t>. The same identifier is used in chapter 3, in the register and on the deck's scenario slides, so a finding can be followed from one document to the other.</w:t>
+        <w:t xml:space="preserve">. </w:t>
+      </w:r>
+      <w:r>
+        <w:rPr>
+          <w:rFonts w:ascii="Wavehaus 42 Light" w:eastAsia="Wavehaus 42 Light" w:hAnsi="Wavehaus 42 Light" w:cs="Wavehaus 42 Light"/>
+          <w:sz w:val="24"/>
+        </w:rPr>
+        <w:lastRenderedPageBreak/>
+        <w:t>The same identifier is used in chapter 3, in the register and on the deck's scenario slides, so a finding can be followed from one document to the other.</w:t>
       </w:r>
     </w:p>
     <w:p>
@@ -21877,7 +24724,23 @@
           <w:rFonts w:ascii="Wavehaus 42 Light" w:eastAsia="Wavehaus 42 Light" w:hAnsi="Wavehaus 42 Light" w:cs="Wavehaus 42 Light"/>
           <w:sz w:val="24"/>
         </w:rPr>
-        <w:t>Every chapter 3 area section opens with a Test Type / Status checklist. The template ships those statuses filled in from whatever engagement it was last used for, and nothing used to rewrite them - so a delivered report asserted results for one client that were really another's.</w:t>
+        <w:t xml:space="preserve">Every chapter 3 area section opens with a Test Type / Status checklist. The template ships those statuses filled in from whatever engagement it was last used for, and nothing </w:t>
+      </w:r>
+      <w:proofErr w:type="gramStart"/>
+      <w:r>
+        <w:rPr>
+          <w:rFonts w:ascii="Wavehaus 42 Light" w:eastAsia="Wavehaus 42 Light" w:hAnsi="Wavehaus 42 Light" w:cs="Wavehaus 42 Light"/>
+          <w:sz w:val="24"/>
+        </w:rPr>
+        <w:t>used</w:t>
+      </w:r>
+      <w:proofErr w:type="gramEnd"/>
+      <w:r>
+        <w:rPr>
+          <w:rFonts w:ascii="Wavehaus 42 Light" w:eastAsia="Wavehaus 42 Light" w:hAnsi="Wavehaus 42 Light" w:cs="Wavehaus 42 Light"/>
+          <w:sz w:val="24"/>
+        </w:rPr>
+        <w:t xml:space="preserve"> to rewrite them - so a delivered report asserted results for one client that were really another's.</w:t>
       </w:r>
     </w:p>
     <w:p>
@@ -21894,7 +24757,39 @@
           <w:rFonts w:ascii="Wavehaus 42 Light" w:eastAsia="Wavehaus 42 Light" w:hAnsi="Wavehaus 42 Light" w:cs="Wavehaus 42 Light"/>
           <w:sz w:val="24"/>
         </w:rPr>
-        <w:t xml:space="preserve">The statuses are now derived from the findings: a group whose subject a finding names is marked </w:t>
+        <w:t xml:space="preserve">The statuses are now derived from the findings: a group whose subject </w:t>
+      </w:r>
+      <w:proofErr w:type="gramStart"/>
+      <w:r>
+        <w:rPr>
+          <w:rFonts w:ascii="Wavehaus 42 Light" w:eastAsia="Wavehaus 42 Light" w:hAnsi="Wavehaus 42 Light" w:cs="Wavehaus 42 Light"/>
+          <w:sz w:val="24"/>
+        </w:rPr>
+        <w:t>a finding</w:t>
+      </w:r>
+      <w:proofErr w:type="gramEnd"/>
+      <w:r>
+        <w:rPr>
+          <w:rFonts w:ascii="Wavehaus 42 Light" w:eastAsia="Wavehaus 42 Light" w:hAnsi="Wavehaus 42 Light" w:cs="Wavehaus 42 Light"/>
+          <w:sz w:val="24"/>
+        </w:rPr>
+        <w:t xml:space="preserve"> names </w:t>
+      </w:r>
+      <w:proofErr w:type="gramStart"/>
+      <w:r>
+        <w:rPr>
+          <w:rFonts w:ascii="Wavehaus 42 Light" w:eastAsia="Wavehaus 42 Light" w:hAnsi="Wavehaus 42 Light" w:cs="Wavehaus 42 Light"/>
+          <w:sz w:val="24"/>
+        </w:rPr>
+        <w:t>is</w:t>
+      </w:r>
+      <w:proofErr w:type="gramEnd"/>
+      <w:r>
+        <w:rPr>
+          <w:rFonts w:ascii="Wavehaus 42 Light" w:eastAsia="Wavehaus 42 Light" w:hAnsi="Wavehaus 42 Light" w:cs="Wavehaus 42 Light"/>
+          <w:sz w:val="24"/>
+        </w:rPr>
+        <w:t xml:space="preserve"> marked </w:t>
       </w:r>
       <w:r>
         <w:rPr>
@@ -22116,6 +25011,7 @@
               <w:spacing w:before="20" w:after="20" w:line="252" w:lineRule="auto"/>
               <w:jc w:val="center"/>
             </w:pPr>
+            <w:proofErr w:type="spellStart"/>
             <w:r>
               <w:rPr>
                 <w:rFonts w:ascii="Wavehaus 128 Bold" w:eastAsia="Wavehaus 128 Bold" w:hAnsi="Wavehaus 128 Bold" w:cs="Wavehaus 128 Bold"/>
@@ -22123,6 +25019,7 @@
               </w:rPr>
               <w:t>Behaviour</w:t>
             </w:r>
+            <w:proofErr w:type="spellEnd"/>
           </w:p>
         </w:tc>
       </w:tr>
@@ -22193,6 +25090,7 @@
                 <w:rFonts w:ascii="Wavehaus 42 Light" w:eastAsia="Wavehaus 42 Light" w:hAnsi="Wavehaus 42 Light" w:cs="Wavehaus 42 Light"/>
                 <w:sz w:val="20"/>
               </w:rPr>
+              <w:lastRenderedPageBreak/>
               <w:t>Title page banner</w:t>
             </w:r>
           </w:p>
@@ -22210,8 +25108,33 @@
                 <w:rFonts w:ascii="Wavehaus 42 Light" w:eastAsia="Wavehaus 42 Light" w:hAnsi="Wavehaus 42 Light" w:cs="Wavehaus 42 Light"/>
                 <w:sz w:val="20"/>
               </w:rPr>
-              <w:t>Fitted inside a 2.02 x 1.73 in box, centred</w:t>
-            </w:r>
+              <w:t xml:space="preserve">Fitted inside a 2.02 x </w:t>
+            </w:r>
+            <w:proofErr w:type="gramStart"/>
+            <w:r>
+              <w:rPr>
+                <w:rFonts w:ascii="Wavehaus 42 Light" w:eastAsia="Wavehaus 42 Light" w:hAnsi="Wavehaus 42 Light" w:cs="Wavehaus 42 Light"/>
+                <w:sz w:val="20"/>
+              </w:rPr>
+              <w:t>1.73 in</w:t>
+            </w:r>
+            <w:proofErr w:type="gramEnd"/>
+            <w:r>
+              <w:rPr>
+                <w:rFonts w:ascii="Wavehaus 42 Light" w:eastAsia="Wavehaus 42 Light" w:hAnsi="Wavehaus 42 Light" w:cs="Wavehaus 42 Light"/>
+                <w:sz w:val="20"/>
+              </w:rPr>
+              <w:t xml:space="preserve"> box, </w:t>
+            </w:r>
+            <w:proofErr w:type="spellStart"/>
+            <w:r>
+              <w:rPr>
+                <w:rFonts w:ascii="Wavehaus 42 Light" w:eastAsia="Wavehaus 42 Light" w:hAnsi="Wavehaus 42 Light" w:cs="Wavehaus 42 Light"/>
+                <w:sz w:val="20"/>
+              </w:rPr>
+              <w:t>centred</w:t>
+            </w:r>
+            <w:proofErr w:type="spellEnd"/>
           </w:p>
         </w:tc>
         <w:tc>
@@ -22333,7 +25256,48 @@
           <w:rFonts w:ascii="Wavehaus 42 Light" w:eastAsia="Wavehaus 42 Light" w:hAnsi="Wavehaus 42 Light" w:cs="Wavehaus 42 Light"/>
           <w:sz w:val="24"/>
         </w:rPr>
-        <w:t xml:space="preserve"> are all accepted, because all of them are what a client sends when asked for their logo - a bank's press kit is usually SVG. SVG is rasterised at eight times its printed height so it stays sharp when the PDF is zoomed.</w:t>
+        <w:t xml:space="preserve"> are all accepted, because all of them are what a client sends when asked for their logo - a bank's press kit is usually SVG. SVG is </w:t>
+      </w:r>
+      <w:proofErr w:type="spellStart"/>
+      <w:proofErr w:type="gramStart"/>
+      <w:r>
+        <w:rPr>
+          <w:rFonts w:ascii="Wavehaus 42 Light" w:eastAsia="Wavehaus 42 Light" w:hAnsi="Wavehaus 42 Light" w:cs="Wavehaus 42 Light"/>
+          <w:sz w:val="24"/>
+        </w:rPr>
+        <w:t>rasterised</w:t>
+      </w:r>
+      <w:proofErr w:type="spellEnd"/>
+      <w:r>
+        <w:rPr>
+          <w:rFonts w:ascii="Wavehaus 42 Light" w:eastAsia="Wavehaus 42 Light" w:hAnsi="Wavehaus 42 Light" w:cs="Wavehaus 42 Light"/>
+          <w:sz w:val="24"/>
+        </w:rPr>
+        <w:t xml:space="preserve"> at</w:t>
+      </w:r>
+      <w:proofErr w:type="gramEnd"/>
+      <w:r>
+        <w:rPr>
+          <w:rFonts w:ascii="Wavehaus 42 Light" w:eastAsia="Wavehaus 42 Light" w:hAnsi="Wavehaus 42 Light" w:cs="Wavehaus 42 Light"/>
+          <w:sz w:val="24"/>
+        </w:rPr>
+        <w:t xml:space="preserve"> eight times its printed </w:t>
+      </w:r>
+      <w:proofErr w:type="gramStart"/>
+      <w:r>
+        <w:rPr>
+          <w:rFonts w:ascii="Wavehaus 42 Light" w:eastAsia="Wavehaus 42 Light" w:hAnsi="Wavehaus 42 Light" w:cs="Wavehaus 42 Light"/>
+          <w:sz w:val="24"/>
+        </w:rPr>
+        <w:t>height</w:t>
+      </w:r>
+      <w:proofErr w:type="gramEnd"/>
+      <w:r>
+        <w:rPr>
+          <w:rFonts w:ascii="Wavehaus 42 Light" w:eastAsia="Wavehaus 42 Light" w:hAnsi="Wavehaus 42 Light" w:cs="Wavehaus 42 Light"/>
+          <w:sz w:val="24"/>
+        </w:rPr>
+        <w:t xml:space="preserve"> so it stays sharp when the PDF is zoomed.</w:t>
       </w:r>
     </w:p>
     <w:p>
@@ -22350,7 +25314,23 @@
           <w:rFonts w:ascii="Wavehaus 42 Light" w:eastAsia="Wavehaus 42 Light" w:hAnsi="Wavehaus 42 Light" w:cs="Wavehaus 42 Light"/>
           <w:sz w:val="24"/>
         </w:rPr>
-        <w:t>A logo that will not decode does not vanish silently: the report is still produced, and the wizard shows a warning saying why the header carries Cyberteq's mark alone.</w:t>
+        <w:t xml:space="preserve">A logo that will not decode does not vanish silently: the report is still produced, and the wizard shows a warning saying why the header carries </w:t>
+      </w:r>
+      <w:proofErr w:type="spellStart"/>
+      <w:r>
+        <w:rPr>
+          <w:rFonts w:ascii="Wavehaus 42 Light" w:eastAsia="Wavehaus 42 Light" w:hAnsi="Wavehaus 42 Light" w:cs="Wavehaus 42 Light"/>
+          <w:sz w:val="24"/>
+        </w:rPr>
+        <w:t>Cyberteq's</w:t>
+      </w:r>
+      <w:proofErr w:type="spellEnd"/>
+      <w:r>
+        <w:rPr>
+          <w:rFonts w:ascii="Wavehaus 42 Light" w:eastAsia="Wavehaus 42 Light" w:hAnsi="Wavehaus 42 Light" w:cs="Wavehaus 42 Light"/>
+          <w:sz w:val="24"/>
+        </w:rPr>
+        <w:t xml:space="preserve"> mark alone.</w:t>
       </w:r>
     </w:p>
     <w:p>
@@ -22367,7 +25347,23 @@
           <w:rFonts w:ascii="Wavehaus 42 Light" w:eastAsia="Wavehaus 42 Light" w:hAnsi="Wavehaus 42 Light" w:cs="Wavehaus 42 Light"/>
           <w:sz w:val="24"/>
         </w:rPr>
-        <w:t>A near-square logo comes out narrow in the header, which is correct but small beside Cyberteq's wide mark. The title page's box is far more generous, which is where such a logo reads properly.</w:t>
+        <w:t xml:space="preserve">A near-square logo comes out narrow in the header, which is correct but small beside </w:t>
+      </w:r>
+      <w:proofErr w:type="spellStart"/>
+      <w:r>
+        <w:rPr>
+          <w:rFonts w:ascii="Wavehaus 42 Light" w:eastAsia="Wavehaus 42 Light" w:hAnsi="Wavehaus 42 Light" w:cs="Wavehaus 42 Light"/>
+          <w:sz w:val="24"/>
+        </w:rPr>
+        <w:t>Cyberteq's</w:t>
+      </w:r>
+      <w:proofErr w:type="spellEnd"/>
+      <w:r>
+        <w:rPr>
+          <w:rFonts w:ascii="Wavehaus 42 Light" w:eastAsia="Wavehaus 42 Light" w:hAnsi="Wavehaus 42 Light" w:cs="Wavehaus 42 Light"/>
+          <w:sz w:val="24"/>
+        </w:rPr>
+        <w:t xml:space="preserve"> wide mark. The title page's box is far more generous, which is where such a logo reads properly.</w:t>
       </w:r>
     </w:p>
     <w:p>
@@ -22393,8 +25389,57 @@
           <w:rFonts w:ascii="Wavehaus 42 Light" w:eastAsia="Wavehaus 42 Light" w:hAnsi="Wavehaus 42 Light" w:cs="Wavehaus 42 Light"/>
           <w:sz w:val="24"/>
         </w:rPr>
-        <w:t xml:space="preserve">Each footer is one tabbed line - the Cyberteq entity left, "VAPT Report - &lt;client&gt;" centred, the page number right - with tab stops sized for that section's page. A long client name makes the centred string reach back past the left item, and Word cannot move a tab backwards, so it gives up on the stop and butts the two strings together. </w:t>
-      </w:r>
+        <w:t xml:space="preserve">Each footer is one tabbed line - the </w:t>
+      </w:r>
+      <w:proofErr w:type="spellStart"/>
+      <w:r>
+        <w:rPr>
+          <w:rFonts w:ascii="Wavehaus 42 Light" w:eastAsia="Wavehaus 42 Light" w:hAnsi="Wavehaus 42 Light" w:cs="Wavehaus 42 Light"/>
+          <w:sz w:val="24"/>
+        </w:rPr>
+        <w:t>Cyberteq</w:t>
+      </w:r>
+      <w:proofErr w:type="spellEnd"/>
+      <w:r>
+        <w:rPr>
+          <w:rFonts w:ascii="Wavehaus 42 Light" w:eastAsia="Wavehaus 42 Light" w:hAnsi="Wavehaus 42 Light" w:cs="Wavehaus 42 Light"/>
+          <w:sz w:val="24"/>
+        </w:rPr>
+        <w:t xml:space="preserve"> entity left, "VAPT Report - &lt;client&gt;" </w:t>
+      </w:r>
+      <w:proofErr w:type="spellStart"/>
+      <w:r>
+        <w:rPr>
+          <w:rFonts w:ascii="Wavehaus 42 Light" w:eastAsia="Wavehaus 42 Light" w:hAnsi="Wavehaus 42 Light" w:cs="Wavehaus 42 Light"/>
+          <w:sz w:val="24"/>
+        </w:rPr>
+        <w:t>centred</w:t>
+      </w:r>
+      <w:proofErr w:type="spellEnd"/>
+      <w:r>
+        <w:rPr>
+          <w:rFonts w:ascii="Wavehaus 42 Light" w:eastAsia="Wavehaus 42 Light" w:hAnsi="Wavehaus 42 Light" w:cs="Wavehaus 42 Light"/>
+          <w:sz w:val="24"/>
+        </w:rPr>
+        <w:t xml:space="preserve">, the page number right - with tab stops sized for that section's page. A long client name makes the </w:t>
+      </w:r>
+      <w:proofErr w:type="spellStart"/>
+      <w:r>
+        <w:rPr>
+          <w:rFonts w:ascii="Wavehaus 42 Light" w:eastAsia="Wavehaus 42 Light" w:hAnsi="Wavehaus 42 Light" w:cs="Wavehaus 42 Light"/>
+          <w:sz w:val="24"/>
+        </w:rPr>
+        <w:t>centred</w:t>
+      </w:r>
+      <w:proofErr w:type="spellEnd"/>
+      <w:r>
+        <w:rPr>
+          <w:rFonts w:ascii="Wavehaus 42 Light" w:eastAsia="Wavehaus 42 Light" w:hAnsi="Wavehaus 42 Light" w:cs="Wavehaus 42 Light"/>
+          <w:sz w:val="24"/>
+        </w:rPr>
+        <w:t xml:space="preserve"> string reach back past the left item, and Word cannot move a tab backwards, so it gives up on the stop and butts the two strings together. </w:t>
+      </w:r>
+      <w:proofErr w:type="spellStart"/>
       <w:r>
         <w:rPr>
           <w:rFonts w:ascii="Consolas" w:eastAsia="Consolas" w:hAnsi="Consolas" w:cs="Consolas"/>
@@ -22402,6 +25447,7 @@
         </w:rPr>
         <w:t>fitFooterSpacing</w:t>
       </w:r>
+      <w:proofErr w:type="spellEnd"/>
       <w:r>
         <w:rPr>
           <w:rFonts w:ascii="Wavehaus 42 Light" w:eastAsia="Wavehaus 42 Light" w:hAnsi="Wavehaus 42 Light" w:cs="Wavehaus 42 Light"/>
@@ -22445,7 +25491,15 @@
           <w:rFonts w:ascii="Wavehaus 42 Light" w:eastAsia="Wavehaus 42 Light" w:hAnsi="Wavehaus 42 Light" w:cs="Wavehaus 42 Light"/>
           <w:sz w:val="24"/>
         </w:rPr>
-        <w:t xml:space="preserve"> is preferred on Windows. It is the highest fidelity and the only engine that also rebuilds the table of contents and the footer's cross-reference, saving the refreshed result back into the DOCX the user downloads.</w:t>
+        <w:t xml:space="preserve"> is preferred on Windows. It is the highest fidelity and the only engine that also rebuilds the table of contents and the footer's </w:t>
+      </w:r>
+      <w:r>
+        <w:rPr>
+          <w:rFonts w:ascii="Wavehaus 42 Light" w:eastAsia="Wavehaus 42 Light" w:hAnsi="Wavehaus 42 Light" w:cs="Wavehaus 42 Light"/>
+          <w:sz w:val="24"/>
+        </w:rPr>
+        <w:lastRenderedPageBreak/>
+        <w:t>cross-reference, saving the refreshed result back into the DOCX the user downloads.</w:t>
       </w:r>
     </w:p>
     <w:p>
@@ -22471,6 +25525,7 @@
         </w:rPr>
         <w:t xml:space="preserve"> (</w:t>
       </w:r>
+      <w:proofErr w:type="spellStart"/>
       <w:r>
         <w:rPr>
           <w:rFonts w:ascii="Consolas" w:eastAsia="Consolas" w:hAnsi="Consolas" w:cs="Consolas"/>
@@ -22478,6 +25533,7 @@
         </w:rPr>
         <w:t>soffice</w:t>
       </w:r>
+      <w:proofErr w:type="spellEnd"/>
       <w:r>
         <w:rPr>
           <w:rFonts w:ascii="Wavehaus 42 Light" w:eastAsia="Wavehaus 42 Light" w:hAnsi="Wavehaus 42 Light" w:cs="Wavehaus 42 Light"/>
@@ -22507,7 +25563,23 @@
           <w:rFonts w:ascii="Wavehaus 42 Light" w:eastAsia="Wavehaus 42 Light" w:hAnsi="Wavehaus 42 Light" w:cs="Wavehaus 42 Light"/>
           <w:sz w:val="24"/>
         </w:rPr>
-        <w:t xml:space="preserve"> When neither engine is present the export returns the DOCX alone and says why there is no PDF.</w:t>
+        <w:t xml:space="preserve"> When neither engine is present the export </w:t>
+      </w:r>
+      <w:proofErr w:type="gramStart"/>
+      <w:r>
+        <w:rPr>
+          <w:rFonts w:ascii="Wavehaus 42 Light" w:eastAsia="Wavehaus 42 Light" w:hAnsi="Wavehaus 42 Light" w:cs="Wavehaus 42 Light"/>
+          <w:sz w:val="24"/>
+        </w:rPr>
+        <w:t>returns</w:t>
+      </w:r>
+      <w:proofErr w:type="gramEnd"/>
+      <w:r>
+        <w:rPr>
+          <w:rFonts w:ascii="Wavehaus 42 Light" w:eastAsia="Wavehaus 42 Light" w:hAnsi="Wavehaus 42 Light" w:cs="Wavehaus 42 Light"/>
+          <w:sz w:val="24"/>
+        </w:rPr>
+        <w:t xml:space="preserve"> the DOCX alone and says why there is no PDF.</w:t>
       </w:r>
     </w:p>
     <w:p>
@@ -22582,6 +25654,7 @@
             <w:pPr>
               <w:spacing w:before="20" w:after="20" w:line="252" w:lineRule="auto"/>
             </w:pPr>
+            <w:proofErr w:type="spellStart"/>
             <w:r>
               <w:rPr>
                 <w:rFonts w:ascii="Consolas" w:eastAsia="Consolas" w:hAnsi="Consolas" w:cs="Consolas"/>
@@ -22589,6 +25662,7 @@
               </w:rPr>
               <w:t>docx_url</w:t>
             </w:r>
+            <w:proofErr w:type="spellEnd"/>
             <w:r>
               <w:rPr>
                 <w:rFonts w:ascii="Wavehaus 42 Light" w:eastAsia="Wavehaus 42 Light" w:hAnsi="Wavehaus 42 Light" w:cs="Wavehaus 42 Light"/>
@@ -22596,6 +25670,7 @@
               </w:rPr>
               <w:t xml:space="preserve">, </w:t>
             </w:r>
+            <w:proofErr w:type="spellStart"/>
             <w:r>
               <w:rPr>
                 <w:rFonts w:ascii="Consolas" w:eastAsia="Consolas" w:hAnsi="Consolas" w:cs="Consolas"/>
@@ -22603,6 +25678,7 @@
               </w:rPr>
               <w:t>pdf_url</w:t>
             </w:r>
+            <w:proofErr w:type="spellEnd"/>
           </w:p>
         </w:tc>
         <w:tc>
@@ -22632,6 +25708,7 @@
             <w:pPr>
               <w:spacing w:before="20" w:after="20" w:line="252" w:lineRule="auto"/>
             </w:pPr>
+            <w:proofErr w:type="spellStart"/>
             <w:r>
               <w:rPr>
                 <w:rFonts w:ascii="Consolas" w:eastAsia="Consolas" w:hAnsi="Consolas" w:cs="Consolas"/>
@@ -22639,6 +25716,7 @@
               </w:rPr>
               <w:t>pdf_error</w:t>
             </w:r>
+            <w:proofErr w:type="spellEnd"/>
           </w:p>
         </w:tc>
         <w:tc>
@@ -22668,6 +25746,7 @@
             <w:pPr>
               <w:spacing w:before="20" w:after="20" w:line="252" w:lineRule="auto"/>
             </w:pPr>
+            <w:proofErr w:type="spellStart"/>
             <w:r>
               <w:rPr>
                 <w:rFonts w:ascii="Consolas" w:eastAsia="Consolas" w:hAnsi="Consolas" w:cs="Consolas"/>
@@ -22675,6 +25754,7 @@
               </w:rPr>
               <w:t>unmatched_findings</w:t>
             </w:r>
+            <w:proofErr w:type="spellEnd"/>
           </w:p>
         </w:tc>
         <w:tc>
@@ -22704,6 +25784,7 @@
             <w:pPr>
               <w:spacing w:before="20" w:after="20" w:line="252" w:lineRule="auto"/>
             </w:pPr>
+            <w:proofErr w:type="spellStart"/>
             <w:r>
               <w:rPr>
                 <w:rFonts w:ascii="Consolas" w:eastAsia="Consolas" w:hAnsi="Consolas" w:cs="Consolas"/>
@@ -22711,6 +25792,7 @@
               </w:rPr>
               <w:t>logo_error</w:t>
             </w:r>
+            <w:proofErr w:type="spellEnd"/>
           </w:p>
         </w:tc>
         <w:tc>
@@ -22740,6 +25822,7 @@
             <w:pPr>
               <w:spacing w:before="20" w:after="20" w:line="252" w:lineRule="auto"/>
             </w:pPr>
+            <w:proofErr w:type="spellStart"/>
             <w:r>
               <w:rPr>
                 <w:rFonts w:ascii="Consolas" w:eastAsia="Consolas" w:hAnsi="Consolas" w:cs="Consolas"/>
@@ -22747,6 +25830,7 @@
               </w:rPr>
               <w:t>od_status</w:t>
             </w:r>
+            <w:proofErr w:type="spellEnd"/>
             <w:r>
               <w:rPr>
                 <w:rFonts w:ascii="Wavehaus 42 Light" w:eastAsia="Wavehaus 42 Light" w:hAnsi="Wavehaus 42 Light" w:cs="Wavehaus 42 Light"/>
@@ -22754,6 +25838,7 @@
               </w:rPr>
               <w:t xml:space="preserve">, </w:t>
             </w:r>
+            <w:proofErr w:type="spellStart"/>
             <w:r>
               <w:rPr>
                 <w:rFonts w:ascii="Consolas" w:eastAsia="Consolas" w:hAnsi="Consolas" w:cs="Consolas"/>
@@ -22761,6 +25846,7 @@
               </w:rPr>
               <w:t>od_docx_link</w:t>
             </w:r>
+            <w:proofErr w:type="spellEnd"/>
             <w:r>
               <w:rPr>
                 <w:rFonts w:ascii="Wavehaus 42 Light" w:eastAsia="Wavehaus 42 Light" w:hAnsi="Wavehaus 42 Light" w:cs="Wavehaus 42 Light"/>
@@ -22768,6 +25854,7 @@
               </w:rPr>
               <w:t xml:space="preserve">, </w:t>
             </w:r>
+            <w:proofErr w:type="spellStart"/>
             <w:r>
               <w:rPr>
                 <w:rFonts w:ascii="Consolas" w:eastAsia="Consolas" w:hAnsi="Consolas" w:cs="Consolas"/>
@@ -22775,6 +25862,7 @@
               </w:rPr>
               <w:t>od_pdf_link</w:t>
             </w:r>
+            <w:proofErr w:type="spellEnd"/>
             <w:r>
               <w:rPr>
                 <w:rFonts w:ascii="Wavehaus 42 Light" w:eastAsia="Wavehaus 42 Light" w:hAnsi="Wavehaus 42 Light" w:cs="Wavehaus 42 Light"/>
@@ -22782,6 +25870,7 @@
               </w:rPr>
               <w:t xml:space="preserve">, </w:t>
             </w:r>
+            <w:proofErr w:type="spellStart"/>
             <w:r>
               <w:rPr>
                 <w:rFonts w:ascii="Consolas" w:eastAsia="Consolas" w:hAnsi="Consolas" w:cs="Consolas"/>
@@ -22789,6 +25878,7 @@
               </w:rPr>
               <w:t>od_folder</w:t>
             </w:r>
+            <w:proofErr w:type="spellEnd"/>
             <w:r>
               <w:rPr>
                 <w:rFonts w:ascii="Wavehaus 42 Light" w:eastAsia="Wavehaus 42 Light" w:hAnsi="Wavehaus 42 Light" w:cs="Wavehaus 42 Light"/>
@@ -22796,6 +25886,7 @@
               </w:rPr>
               <w:t xml:space="preserve">, </w:t>
             </w:r>
+            <w:proofErr w:type="spellStart"/>
             <w:r>
               <w:rPr>
                 <w:rFonts w:ascii="Consolas" w:eastAsia="Consolas" w:hAnsi="Consolas" w:cs="Consolas"/>
@@ -22803,6 +25894,7 @@
               </w:rPr>
               <w:t>od_error</w:t>
             </w:r>
+            <w:proofErr w:type="spellEnd"/>
           </w:p>
         </w:tc>
         <w:tc>
@@ -22848,6 +25940,7 @@
               </w:rPr>
               <w:t xml:space="preserve"> or </w:t>
             </w:r>
+            <w:proofErr w:type="spellStart"/>
             <w:r>
               <w:rPr>
                 <w:rFonts w:ascii="Consolas" w:eastAsia="Consolas" w:hAnsi="Consolas" w:cs="Consolas"/>
@@ -22855,6 +25948,7 @@
               </w:rPr>
               <w:t>not_configured</w:t>
             </w:r>
+            <w:proofErr w:type="spellEnd"/>
           </w:p>
         </w:tc>
       </w:tr>
@@ -22882,6 +25976,7 @@
           <w:rFonts w:eastAsia="Wavehaus 128 Bold" w:cs="Wavehaus 128 Bold"/>
           <w:sz w:val="28"/>
         </w:rPr>
+        <w:lastRenderedPageBreak/>
         <w:t>Closing-Meeting Deck</w:t>
       </w:r>
       <w:bookmarkEnd w:id="52"/>
@@ -22895,7 +25990,23 @@
           <w:rFonts w:ascii="Wavehaus 42 Light" w:eastAsia="Wavehaus 42 Light" w:hAnsi="Wavehaus 42 Light" w:cs="Wavehaus 42 Light"/>
           <w:sz w:val="24"/>
         </w:rPr>
-        <w:t xml:space="preserve">The closing meeting is presented from a deck that used to be rebuilt by hand from the report every time. </w:t>
+        <w:t xml:space="preserve">The closing meeting is presented </w:t>
+      </w:r>
+      <w:proofErr w:type="gramStart"/>
+      <w:r>
+        <w:rPr>
+          <w:rFonts w:ascii="Wavehaus 42 Light" w:eastAsia="Wavehaus 42 Light" w:hAnsi="Wavehaus 42 Light" w:cs="Wavehaus 42 Light"/>
+          <w:sz w:val="24"/>
+        </w:rPr>
+        <w:t>from</w:t>
+      </w:r>
+      <w:proofErr w:type="gramEnd"/>
+      <w:r>
+        <w:rPr>
+          <w:rFonts w:ascii="Wavehaus 42 Light" w:eastAsia="Wavehaus 42 Light" w:hAnsi="Wavehaus 42 Light" w:cs="Wavehaus 42 Light"/>
+          <w:sz w:val="24"/>
+        </w:rPr>
+        <w:t xml:space="preserve"> a deck that used to be rebuilt by hand from the report every time. </w:t>
       </w:r>
       <w:r>
         <w:rPr>
@@ -22909,7 +26020,23 @@
           <w:rFonts w:ascii="Wavehaus 42 Light" w:eastAsia="Wavehaus 42 Light" w:hAnsi="Wavehaus 42 Light" w:cs="Wavehaus 42 Light"/>
           <w:sz w:val="24"/>
         </w:rPr>
-        <w:t xml:space="preserve"> takes the same payload the report export takes and renders it, so the two documents cannot disagree about what was found.</w:t>
+        <w:t xml:space="preserve"> takes the same payload the </w:t>
+      </w:r>
+      <w:proofErr w:type="gramStart"/>
+      <w:r>
+        <w:rPr>
+          <w:rFonts w:ascii="Wavehaus 42 Light" w:eastAsia="Wavehaus 42 Light" w:hAnsi="Wavehaus 42 Light" w:cs="Wavehaus 42 Light"/>
+          <w:sz w:val="24"/>
+        </w:rPr>
+        <w:t>report export</w:t>
+      </w:r>
+      <w:proofErr w:type="gramEnd"/>
+      <w:r>
+        <w:rPr>
+          <w:rFonts w:ascii="Wavehaus 42 Light" w:eastAsia="Wavehaus 42 Light" w:hAnsi="Wavehaus 42 Light" w:cs="Wavehaus 42 Light"/>
+          <w:sz w:val="24"/>
+        </w:rPr>
+        <w:t xml:space="preserve"> takes and renders it, so the two documents cannot disagree about what was found.</w:t>
       </w:r>
     </w:p>
     <w:p>
@@ -22935,8 +26062,17 @@
           <w:rFonts w:ascii="Consolas" w:eastAsia="Consolas" w:hAnsi="Consolas" w:cs="Consolas"/>
           <w:sz w:val="20"/>
         </w:rPr>
-        <w:t>tools/mkclosuretemplate</w:t>
-      </w:r>
+        <w:t>tools/</w:t>
+      </w:r>
+      <w:proofErr w:type="spellStart"/>
+      <w:r>
+        <w:rPr>
+          <w:rFonts w:ascii="Consolas" w:eastAsia="Consolas" w:hAnsi="Consolas" w:cs="Consolas"/>
+          <w:sz w:val="20"/>
+        </w:rPr>
+        <w:t>mkclosuretemplate</w:t>
+      </w:r>
+      <w:proofErr w:type="spellEnd"/>
       <w:r>
         <w:rPr>
           <w:rFonts w:ascii="Wavehaus 42 Light" w:eastAsia="Wavehaus 42 Light" w:hAnsi="Wavehaus 42 Light" w:cs="Wavehaus 42 Light"/>
@@ -23360,7 +26496,23 @@
           <w:rFonts w:ascii="Wavehaus 42 Light" w:eastAsia="Wavehaus 42 Light" w:hAnsi="Wavehaus 42 Light" w:cs="Wavehaus 42 Light"/>
           <w:sz w:val="24"/>
         </w:rPr>
-        <w:t>A slide is its own package part, and four other things have to agree that it exists: the presentation's slide list, the presentation's relationships, the slide's own relationships and the content-type table. Every clone updates all four, and the template slides are dropped once their clones have been taken.</w:t>
+        <w:t xml:space="preserve">A slide is its own package part, and four other things </w:t>
+      </w:r>
+      <w:proofErr w:type="gramStart"/>
+      <w:r>
+        <w:rPr>
+          <w:rFonts w:ascii="Wavehaus 42 Light" w:eastAsia="Wavehaus 42 Light" w:hAnsi="Wavehaus 42 Light" w:cs="Wavehaus 42 Light"/>
+          <w:sz w:val="24"/>
+        </w:rPr>
+        <w:t>have to</w:t>
+      </w:r>
+      <w:proofErr w:type="gramEnd"/>
+      <w:r>
+        <w:rPr>
+          <w:rFonts w:ascii="Wavehaus 42 Light" w:eastAsia="Wavehaus 42 Light" w:hAnsi="Wavehaus 42 Light" w:cs="Wavehaus 42 Light"/>
+          <w:sz w:val="24"/>
+        </w:rPr>
+        <w:t xml:space="preserve"> agree that it exists: the presentation's slide list, the presentation's relationships, the slide's own relationships and the content-type table. Every clone updates all four, and the template slides are dropped once their clones have been taken.</w:t>
       </w:r>
     </w:p>
     <w:p>
@@ -23565,6 +26717,7 @@
                 <w:rFonts w:ascii="Wavehaus 42 Light" w:eastAsia="Wavehaus 42 Light" w:hAnsi="Wavehaus 42 Light" w:cs="Wavehaus 42 Light"/>
                 <w:sz w:val="20"/>
               </w:rPr>
+              <w:lastRenderedPageBreak/>
               <w:t>Table cells inherit hyperlinks</w:t>
             </w:r>
           </w:p>
@@ -23799,7 +26952,23 @@
           <w:rFonts w:ascii="Wavehaus 128 Bold" w:eastAsia="Wavehaus 128 Bold" w:hAnsi="Wavehaus 128 Bold" w:cs="Wavehaus 128 Bold"/>
           <w:sz w:val="24"/>
         </w:rPr>
-        <w:t>Pass and Issues are coloured as text</w:t>
+        <w:t xml:space="preserve">Pass and Issues are </w:t>
+      </w:r>
+      <w:proofErr w:type="spellStart"/>
+      <w:r>
+        <w:rPr>
+          <w:rFonts w:ascii="Wavehaus 128 Bold" w:eastAsia="Wavehaus 128 Bold" w:hAnsi="Wavehaus 128 Bold" w:cs="Wavehaus 128 Bold"/>
+          <w:sz w:val="24"/>
+        </w:rPr>
+        <w:t>coloured</w:t>
+      </w:r>
+      <w:proofErr w:type="spellEnd"/>
+      <w:r>
+        <w:rPr>
+          <w:rFonts w:ascii="Wavehaus 128 Bold" w:eastAsia="Wavehaus 128 Bold" w:hAnsi="Wavehaus 128 Bold" w:cs="Wavehaus 128 Bold"/>
+          <w:sz w:val="24"/>
+        </w:rPr>
+        <w:t xml:space="preserve"> as text</w:t>
       </w:r>
       <w:r>
         <w:rPr>
@@ -23891,6 +27060,7 @@
           <w:rFonts w:eastAsia="Wavehaus 128 Bold" w:cs="Wavehaus 128 Bold"/>
           <w:sz w:val="28"/>
         </w:rPr>
+        <w:lastRenderedPageBreak/>
         <w:t>OneDrive Sync</w:t>
       </w:r>
       <w:bookmarkEnd w:id="57"/>
@@ -23904,7 +27074,23 @@
           <w:rFonts w:ascii="Wavehaus 42 Light" w:eastAsia="Wavehaus 42 Light" w:hAnsi="Wavehaus 42 Light" w:cs="Wavehaus 42 Light"/>
           <w:sz w:val="24"/>
         </w:rPr>
-        <w:t>The wizard's last step can push a finished report straight into the Cyberteq OneDrive for Business, so it lands where it is filed rather than in the server's reports directory.</w:t>
+        <w:t xml:space="preserve">The wizard's last step can push a finished report straight into the </w:t>
+      </w:r>
+      <w:proofErr w:type="spellStart"/>
+      <w:r>
+        <w:rPr>
+          <w:rFonts w:ascii="Wavehaus 42 Light" w:eastAsia="Wavehaus 42 Light" w:hAnsi="Wavehaus 42 Light" w:cs="Wavehaus 42 Light"/>
+          <w:sz w:val="24"/>
+        </w:rPr>
+        <w:t>Cyberteq</w:t>
+      </w:r>
+      <w:proofErr w:type="spellEnd"/>
+      <w:r>
+        <w:rPr>
+          <w:rFonts w:ascii="Wavehaus 42 Light" w:eastAsia="Wavehaus 42 Light" w:hAnsi="Wavehaus 42 Light" w:cs="Wavehaus 42 Light"/>
+          <w:sz w:val="24"/>
+        </w:rPr>
+        <w:t xml:space="preserve"> OneDrive for Business, so it lands where it is filed rather than in the server's reports directory.</w:t>
       </w:r>
     </w:p>
     <w:p>
@@ -23982,12 +27168,30 @@
         </w:rPr>
         <w:t xml:space="preserve">The app registration needs the </w:t>
       </w:r>
+      <w:proofErr w:type="gramStart"/>
       <w:r>
         <w:rPr>
           <w:rFonts w:ascii="Wavehaus 128 Bold" w:eastAsia="Wavehaus 128 Bold" w:hAnsi="Wavehaus 128 Bold" w:cs="Wavehaus 128 Bold"/>
           <w:sz w:val="24"/>
         </w:rPr>
-        <w:t>`Files.ReadWrite.All` application permission</w:t>
+        <w:t>`</w:t>
+      </w:r>
+      <w:proofErr w:type="spellStart"/>
+      <w:r>
+        <w:rPr>
+          <w:rFonts w:ascii="Wavehaus 128 Bold" w:eastAsia="Wavehaus 128 Bold" w:hAnsi="Wavehaus 128 Bold" w:cs="Wavehaus 128 Bold"/>
+          <w:sz w:val="24"/>
+        </w:rPr>
+        <w:t>Files.ReadWrite.All</w:t>
+      </w:r>
+      <w:proofErr w:type="spellEnd"/>
+      <w:proofErr w:type="gramEnd"/>
+      <w:r>
+        <w:rPr>
+          <w:rFonts w:ascii="Wavehaus 128 Bold" w:eastAsia="Wavehaus 128 Bold" w:hAnsi="Wavehaus 128 Bold" w:cs="Wavehaus 128 Bold"/>
+          <w:sz w:val="24"/>
+        </w:rPr>
+        <w:t>` application permission</w:t>
       </w:r>
       <w:r>
         <w:rPr>
@@ -24011,7 +27215,23 @@
           <w:rFonts w:ascii="Wavehaus 42 Light" w:eastAsia="Wavehaus 42 Light" w:hAnsi="Wavehaus 42 Light" w:cs="Wavehaus 42 Light"/>
           <w:sz w:val="24"/>
         </w:rPr>
-        <w:t>Tokens are cached in the process until shortly before they expire.</w:t>
+        <w:t xml:space="preserve">Tokens are </w:t>
+      </w:r>
+      <w:proofErr w:type="gramStart"/>
+      <w:r>
+        <w:rPr>
+          <w:rFonts w:ascii="Wavehaus 42 Light" w:eastAsia="Wavehaus 42 Light" w:hAnsi="Wavehaus 42 Light" w:cs="Wavehaus 42 Light"/>
+          <w:sz w:val="24"/>
+        </w:rPr>
+        <w:t>cached</w:t>
+      </w:r>
+      <w:proofErr w:type="gramEnd"/>
+      <w:r>
+        <w:rPr>
+          <w:rFonts w:ascii="Wavehaus 42 Light" w:eastAsia="Wavehaus 42 Light" w:hAnsi="Wavehaus 42 Light" w:cs="Wavehaus 42 Light"/>
+          <w:sz w:val="24"/>
+        </w:rPr>
+        <w:t xml:space="preserve"> in the process until shortly before they expire.</w:t>
       </w:r>
     </w:p>
     <w:p>
@@ -24140,6 +27360,7 @@
             <w:pPr>
               <w:spacing w:before="20" w:after="20" w:line="252" w:lineRule="auto"/>
             </w:pPr>
+            <w:proofErr w:type="spellStart"/>
             <w:r>
               <w:rPr>
                 <w:rFonts w:ascii="Consolas" w:eastAsia="Consolas" w:hAnsi="Consolas" w:cs="Consolas"/>
@@ -24147,6 +27368,7 @@
               </w:rPr>
               <w:t>not_configured</w:t>
             </w:r>
+            <w:proofErr w:type="spellEnd"/>
           </w:p>
         </w:tc>
         <w:tc>
@@ -24212,7 +27434,23 @@
                 <w:rFonts w:ascii="Wavehaus 42 Light" w:eastAsia="Wavehaus 42 Light" w:hAnsi="Wavehaus 42 Light" w:cs="Wavehaus 42 Light"/>
                 <w:sz w:val="20"/>
               </w:rPr>
-              <w:t>Both files uploaded - or the DOCX uploaded and the PDF did not, which is reported as a partial success with the reason</w:t>
+              <w:t xml:space="preserve">Both files uploaded - or </w:t>
+            </w:r>
+            <w:proofErr w:type="gramStart"/>
+            <w:r>
+              <w:rPr>
+                <w:rFonts w:ascii="Wavehaus 42 Light" w:eastAsia="Wavehaus 42 Light" w:hAnsi="Wavehaus 42 Light" w:cs="Wavehaus 42 Light"/>
+                <w:sz w:val="20"/>
+              </w:rPr>
+              <w:t>the DOCX</w:t>
+            </w:r>
+            <w:proofErr w:type="gramEnd"/>
+            <w:r>
+              <w:rPr>
+                <w:rFonts w:ascii="Wavehaus 42 Light" w:eastAsia="Wavehaus 42 Light" w:hAnsi="Wavehaus 42 Light" w:cs="Wavehaus 42 Light"/>
+                <w:sz w:val="20"/>
+              </w:rPr>
+              <w:t xml:space="preserve"> uploaded and the PDF did not, which is reported as a partial success with the reason</w:t>
             </w:r>
           </w:p>
         </w:tc>
@@ -24268,7 +27506,23 @@
           <w:rFonts w:ascii="Wavehaus 42 Light" w:eastAsia="Wavehaus 42 Light" w:hAnsi="Wavehaus 42 Light" w:cs="Wavehaus 42 Light"/>
           <w:sz w:val="24"/>
         </w:rPr>
-        <w:t>A sync failure never fails the export. The documents are already on disk and their download links are returned either way.</w:t>
+        <w:t xml:space="preserve">A sync failure never fails the export. The documents are already on </w:t>
+      </w:r>
+      <w:proofErr w:type="gramStart"/>
+      <w:r>
+        <w:rPr>
+          <w:rFonts w:ascii="Wavehaus 42 Light" w:eastAsia="Wavehaus 42 Light" w:hAnsi="Wavehaus 42 Light" w:cs="Wavehaus 42 Light"/>
+          <w:sz w:val="24"/>
+        </w:rPr>
+        <w:t>disk</w:t>
+      </w:r>
+      <w:proofErr w:type="gramEnd"/>
+      <w:r>
+        <w:rPr>
+          <w:rFonts w:ascii="Wavehaus 42 Light" w:eastAsia="Wavehaus 42 Light" w:hAnsi="Wavehaus 42 Light" w:cs="Wavehaus 42 Light"/>
+          <w:sz w:val="24"/>
+        </w:rPr>
+        <w:t xml:space="preserve"> and their download links are returned either way.</w:t>
       </w:r>
     </w:p>
     <w:p>
@@ -24289,6 +27543,7 @@
           <w:rFonts w:eastAsia="Wavehaus 128 Bold" w:cs="Wavehaus 128 Bold"/>
           <w:sz w:val="28"/>
         </w:rPr>
+        <w:lastRenderedPageBreak/>
         <w:t>Desktop Application</w:t>
       </w:r>
       <w:bookmarkEnd w:id="61"/>
@@ -24333,7 +27588,23 @@
           <w:rFonts w:ascii="Wavehaus 128 Bold" w:eastAsia="Wavehaus 128 Bold" w:hAnsi="Wavehaus 128 Bold" w:cs="Wavehaus 128 Bold"/>
           <w:sz w:val="24"/>
         </w:rPr>
-        <w:t>The server is a child process, not a library.</w:t>
+        <w:t xml:space="preserve">The server is a </w:t>
+      </w:r>
+      <w:proofErr w:type="gramStart"/>
+      <w:r>
+        <w:rPr>
+          <w:rFonts w:ascii="Wavehaus 128 Bold" w:eastAsia="Wavehaus 128 Bold" w:hAnsi="Wavehaus 128 Bold" w:cs="Wavehaus 128 Bold"/>
+          <w:sz w:val="24"/>
+        </w:rPr>
+        <w:t>child</w:t>
+      </w:r>
+      <w:proofErr w:type="gramEnd"/>
+      <w:r>
+        <w:rPr>
+          <w:rFonts w:ascii="Wavehaus 128 Bold" w:eastAsia="Wavehaus 128 Bold" w:hAnsi="Wavehaus 128 Bold" w:cs="Wavehaus 128 Bold"/>
+          <w:sz w:val="24"/>
+        </w:rPr>
+        <w:t xml:space="preserve"> process, not a library.</w:t>
       </w:r>
       <w:r>
         <w:rPr>
@@ -24395,7 +27666,23 @@
           <w:rFonts w:ascii="Consolas" w:eastAsia="Consolas" w:hAnsi="Consolas" w:cs="Consolas"/>
           <w:sz w:val="20"/>
         </w:rPr>
-        <w:t>%APPDATA%\\mCollaborator\\</w:t>
+        <w:t>%APPDATA%\\</w:t>
+      </w:r>
+      <w:proofErr w:type="spellStart"/>
+      <w:r>
+        <w:rPr>
+          <w:rFonts w:ascii="Consolas" w:eastAsia="Consolas" w:hAnsi="Consolas" w:cs="Consolas"/>
+          <w:sz w:val="20"/>
+        </w:rPr>
+        <w:t>mCollaborator</w:t>
+      </w:r>
+      <w:proofErr w:type="spellEnd"/>
+      <w:r>
+        <w:rPr>
+          <w:rFonts w:ascii="Consolas" w:eastAsia="Consolas" w:hAnsi="Consolas" w:cs="Consolas"/>
+          <w:sz w:val="20"/>
+        </w:rPr>
+        <w:t>\\</w:t>
       </w:r>
       <w:r>
         <w:rPr>
@@ -24466,7 +27753,23 @@
           <w:rFonts w:ascii="Wavehaus 42 Light" w:eastAsia="Wavehaus 42 Light" w:hAnsi="Wavehaus 42 Light" w:cs="Wavehaus 42 Light"/>
           <w:sz w:val="24"/>
         </w:rPr>
-        <w:t xml:space="preserve"> and the browser saves the file. Inside WebView2 that link is a dead end - a </w:t>
+        <w:t xml:space="preserve"> and the browser </w:t>
+      </w:r>
+      <w:proofErr w:type="gramStart"/>
+      <w:r>
+        <w:rPr>
+          <w:rFonts w:ascii="Wavehaus 42 Light" w:eastAsia="Wavehaus 42 Light" w:hAnsi="Wavehaus 42 Light" w:cs="Wavehaus 42 Light"/>
+          <w:sz w:val="24"/>
+        </w:rPr>
+        <w:t>saves</w:t>
+      </w:r>
+      <w:proofErr w:type="gramEnd"/>
+      <w:r>
+        <w:rPr>
+          <w:rFonts w:ascii="Wavehaus 42 Light" w:eastAsia="Wavehaus 42 Light" w:hAnsi="Wavehaus 42 Light" w:cs="Wavehaus 42 Light"/>
+          <w:sz w:val="24"/>
+        </w:rPr>
+        <w:t xml:space="preserve"> the file. Inside WebView2 that link is a dead end - a </w:t>
       </w:r>
       <w:r>
         <w:rPr>
@@ -24482,6 +27785,7 @@
         </w:rPr>
         <w:t xml:space="preserve"> anchor raises a </w:t>
       </w:r>
+      <w:proofErr w:type="spellStart"/>
       <w:r>
         <w:rPr>
           <w:rFonts w:ascii="Consolas" w:eastAsia="Consolas" w:hAnsi="Consolas" w:cs="Consolas"/>
@@ -24489,6 +27793,7 @@
         </w:rPr>
         <w:t>NewWindowRequested</w:t>
       </w:r>
+      <w:proofErr w:type="spellEnd"/>
       <w:r>
         <w:rPr>
           <w:rFonts w:ascii="Wavehaus 42 Light" w:eastAsia="Wavehaus 42 Light" w:hAnsi="Wavehaus 42 Light" w:cs="Wavehaus 42 Light"/>
@@ -24555,6 +27860,7 @@
             <w:pPr>
               <w:spacing w:before="20" w:after="20" w:line="252" w:lineRule="auto"/>
             </w:pPr>
+            <w:proofErr w:type="spellStart"/>
             <w:r>
               <w:rPr>
                 <w:rFonts w:ascii="Consolas" w:eastAsia="Consolas" w:hAnsi="Consolas" w:cs="Consolas"/>
@@ -24562,6 +27868,7 @@
               </w:rPr>
               <w:t>SaveReportAs</w:t>
             </w:r>
+            <w:proofErr w:type="spellEnd"/>
           </w:p>
         </w:tc>
         <w:tc>
@@ -24591,6 +27898,7 @@
             <w:pPr>
               <w:spacing w:before="20" w:after="20" w:line="252" w:lineRule="auto"/>
             </w:pPr>
+            <w:proofErr w:type="spellStart"/>
             <w:r>
               <w:rPr>
                 <w:rFonts w:ascii="Consolas" w:eastAsia="Consolas" w:hAnsi="Consolas" w:cs="Consolas"/>
@@ -24598,6 +27906,7 @@
               </w:rPr>
               <w:t>OpenReport</w:t>
             </w:r>
+            <w:proofErr w:type="spellEnd"/>
           </w:p>
         </w:tc>
         <w:tc>
@@ -24620,7 +27929,23 @@
                 <w:rFonts w:ascii="Consolas" w:eastAsia="Consolas" w:hAnsi="Consolas" w:cs="Consolas"/>
                 <w:sz w:val="20"/>
               </w:rPr>
-              <w:t>%APPDATA%\\mCollaborator\\opened\\</w:t>
+              <w:t>%APPDATA%\\</w:t>
+            </w:r>
+            <w:proofErr w:type="spellStart"/>
+            <w:r>
+              <w:rPr>
+                <w:rFonts w:ascii="Consolas" w:eastAsia="Consolas" w:hAnsi="Consolas" w:cs="Consolas"/>
+                <w:sz w:val="20"/>
+              </w:rPr>
+              <w:t>mCollaborator</w:t>
+            </w:r>
+            <w:proofErr w:type="spellEnd"/>
+            <w:r>
+              <w:rPr>
+                <w:rFonts w:ascii="Consolas" w:eastAsia="Consolas" w:hAnsi="Consolas" w:cs="Consolas"/>
+                <w:sz w:val="20"/>
+              </w:rPr>
+              <w:t>\\opened\\</w:t>
             </w:r>
             <w:r>
               <w:rPr>
@@ -24647,6 +27972,7 @@
           <w:rFonts w:ascii="Wavehaus 42 Light" w:eastAsia="Wavehaus 42 Light" w:hAnsi="Wavehaus 42 Light" w:cs="Wavehaus 42 Light"/>
           <w:sz w:val="24"/>
         </w:rPr>
+        <w:lastRenderedPageBreak/>
         <w:t>The page feature-detects the bound API and falls back to an ordinary download link when it is absent, so one codebase serves both shells. Anything added to the web app that opens a window, downloads a file or follows an external link must be tested in the installed executable, not only in a browser.</w:t>
       </w:r>
     </w:p>
@@ -24697,7 +28023,23 @@
           <w:rFonts w:ascii="Consolas" w:eastAsia="Consolas" w:hAnsi="Consolas" w:cs="Consolas"/>
           <w:sz w:val="18"/>
         </w:rPr>
-        <w:t>.\build.ps1 -SkipServer     # reuse the staged server binary</w:t>
+        <w:t>.\build.ps1 -</w:t>
+      </w:r>
+      <w:proofErr w:type="spellStart"/>
+      <w:r>
+        <w:rPr>
+          <w:rFonts w:ascii="Consolas" w:eastAsia="Consolas" w:hAnsi="Consolas" w:cs="Consolas"/>
+          <w:sz w:val="18"/>
+        </w:rPr>
+        <w:t>SkipServer</w:t>
+      </w:r>
+      <w:proofErr w:type="spellEnd"/>
+      <w:r>
+        <w:rPr>
+          <w:rFonts w:ascii="Consolas" w:eastAsia="Consolas" w:hAnsi="Consolas" w:cs="Consolas"/>
+          <w:sz w:val="18"/>
+        </w:rPr>
+        <w:t xml:space="preserve">     # reuse the staged server binary</w:t>
       </w:r>
     </w:p>
     <w:p>
@@ -24709,7 +28051,23 @@
           <w:rFonts w:ascii="Consolas" w:eastAsia="Consolas" w:hAnsi="Consolas" w:cs="Consolas"/>
           <w:sz w:val="18"/>
         </w:rPr>
-        <w:t>.\build.ps1 -NoInstaller    # skip NSIS</w:t>
+        <w:t>.\build.ps1 -</w:t>
+      </w:r>
+      <w:proofErr w:type="spellStart"/>
+      <w:r>
+        <w:rPr>
+          <w:rFonts w:ascii="Consolas" w:eastAsia="Consolas" w:hAnsi="Consolas" w:cs="Consolas"/>
+          <w:sz w:val="18"/>
+        </w:rPr>
+        <w:t>NoInstaller</w:t>
+      </w:r>
+      <w:proofErr w:type="spellEnd"/>
+      <w:r>
+        <w:rPr>
+          <w:rFonts w:ascii="Consolas" w:eastAsia="Consolas" w:hAnsi="Consolas" w:cs="Consolas"/>
+          <w:sz w:val="18"/>
+        </w:rPr>
+        <w:t xml:space="preserve">    # skip NSIS</w:t>
       </w:r>
     </w:p>
     <w:tbl>
@@ -24842,7 +28200,23 @@
                 <w:rFonts w:ascii="Wavehaus 42 Light" w:eastAsia="Wavehaus 42 Light" w:hAnsi="Wavehaus 42 Light" w:cs="Wavehaus 42 Light"/>
                 <w:sz w:val="20"/>
               </w:rPr>
-              <w:t>The Cyberteq mark, because the default icon was rejected</w:t>
+              <w:t xml:space="preserve">The </w:t>
+            </w:r>
+            <w:proofErr w:type="spellStart"/>
+            <w:r>
+              <w:rPr>
+                <w:rFonts w:ascii="Wavehaus 42 Light" w:eastAsia="Wavehaus 42 Light" w:hAnsi="Wavehaus 42 Light" w:cs="Wavehaus 42 Light"/>
+                <w:sz w:val="20"/>
+              </w:rPr>
+              <w:t>Cyberteq</w:t>
+            </w:r>
+            <w:proofErr w:type="spellEnd"/>
+            <w:r>
+              <w:rPr>
+                <w:rFonts w:ascii="Wavehaus 42 Light" w:eastAsia="Wavehaus 42 Light" w:hAnsi="Wavehaus 42 Light" w:cs="Wavehaus 42 Light"/>
+                <w:sz w:val="20"/>
+              </w:rPr>
+              <w:t xml:space="preserve"> mark, because the default icon was rejected</w:t>
             </w:r>
           </w:p>
         </w:tc>
@@ -24948,7 +28322,23 @@
           <w:rFonts w:ascii="Consolas" w:eastAsia="Consolas" w:hAnsi="Consolas" w:cs="Consolas"/>
           <w:sz w:val="20"/>
         </w:rPr>
-        <w:t>desktop/dist/</w:t>
+        <w:t>desktop/</w:t>
+      </w:r>
+      <w:proofErr w:type="spellStart"/>
+      <w:r>
+        <w:rPr>
+          <w:rFonts w:ascii="Consolas" w:eastAsia="Consolas" w:hAnsi="Consolas" w:cs="Consolas"/>
+          <w:sz w:val="20"/>
+        </w:rPr>
+        <w:t>dist</w:t>
+      </w:r>
+      <w:proofErr w:type="spellEnd"/>
+      <w:r>
+        <w:rPr>
+          <w:rFonts w:ascii="Consolas" w:eastAsia="Consolas" w:hAnsi="Consolas" w:cs="Consolas"/>
+          <w:sz w:val="20"/>
+        </w:rPr>
+        <w:t>/</w:t>
       </w:r>
       <w:r>
         <w:rPr>
@@ -24969,7 +28359,23 @@
           <w:rFonts w:ascii="Wavehaus 42 Light" w:eastAsia="Wavehaus 42 Light" w:hAnsi="Wavehaus 42 Light" w:cs="Wavehaus 42 Light"/>
           <w:sz w:val="24"/>
         </w:rPr>
-        <w:t xml:space="preserve"> is written to. Those three executables are tracked with </w:t>
+        <w:t xml:space="preserve"> is written </w:t>
+      </w:r>
+      <w:proofErr w:type="gramStart"/>
+      <w:r>
+        <w:rPr>
+          <w:rFonts w:ascii="Wavehaus 42 Light" w:eastAsia="Wavehaus 42 Light" w:hAnsi="Wavehaus 42 Light" w:cs="Wavehaus 42 Light"/>
+          <w:sz w:val="24"/>
+        </w:rPr>
+        <w:t>to</w:t>
+      </w:r>
+      <w:proofErr w:type="gramEnd"/>
+      <w:r>
+        <w:rPr>
+          <w:rFonts w:ascii="Wavehaus 42 Light" w:eastAsia="Wavehaus 42 Light" w:hAnsi="Wavehaus 42 Light" w:cs="Wavehaus 42 Light"/>
+          <w:sz w:val="24"/>
+        </w:rPr>
+        <w:t xml:space="preserve">. Those three executables are tracked with </w:t>
       </w:r>
       <w:r>
         <w:rPr>
@@ -24990,7 +28396,23 @@
           <w:rFonts w:ascii="Consolas" w:eastAsia="Consolas" w:hAnsi="Consolas" w:cs="Consolas"/>
           <w:sz w:val="20"/>
         </w:rPr>
-        <w:t>git lfs install</w:t>
+        <w:t xml:space="preserve">git </w:t>
+      </w:r>
+      <w:proofErr w:type="spellStart"/>
+      <w:r>
+        <w:rPr>
+          <w:rFonts w:ascii="Consolas" w:eastAsia="Consolas" w:hAnsi="Consolas" w:cs="Consolas"/>
+          <w:sz w:val="20"/>
+        </w:rPr>
+        <w:t>lfs</w:t>
+      </w:r>
+      <w:proofErr w:type="spellEnd"/>
+      <w:r>
+        <w:rPr>
+          <w:rFonts w:ascii="Consolas" w:eastAsia="Consolas" w:hAnsi="Consolas" w:cs="Consolas"/>
+          <w:sz w:val="20"/>
+        </w:rPr>
+        <w:t xml:space="preserve"> install</w:t>
       </w:r>
       <w:r>
         <w:rPr>
@@ -25018,6 +28440,7 @@
           <w:rFonts w:eastAsia="Wavehaus 128 Bold" w:cs="Wavehaus 128 Bold"/>
           <w:sz w:val="28"/>
         </w:rPr>
+        <w:lastRenderedPageBreak/>
         <w:t>Testing and Quality</w:t>
       </w:r>
       <w:bookmarkEnd w:id="65"/>
@@ -25031,7 +28454,32 @@
           <w:rFonts w:ascii="Consolas" w:eastAsia="Consolas" w:hAnsi="Consolas" w:cs="Consolas"/>
           <w:sz w:val="20"/>
         </w:rPr>
-        <w:t>go test ./...</w:t>
+        <w:t xml:space="preserve">go </w:t>
+      </w:r>
+      <w:proofErr w:type="spellStart"/>
+      <w:proofErr w:type="gramStart"/>
+      <w:r>
+        <w:rPr>
+          <w:rFonts w:ascii="Consolas" w:eastAsia="Consolas" w:hAnsi="Consolas" w:cs="Consolas"/>
+          <w:sz w:val="20"/>
+        </w:rPr>
+        <w:t>test</w:t>
+      </w:r>
+      <w:proofErr w:type="spellEnd"/>
+      <w:r>
+        <w:rPr>
+          <w:rFonts w:ascii="Consolas" w:eastAsia="Consolas" w:hAnsi="Consolas" w:cs="Consolas"/>
+          <w:sz w:val="20"/>
+        </w:rPr>
+        <w:t xml:space="preserve"> .</w:t>
+      </w:r>
+      <w:proofErr w:type="gramEnd"/>
+      <w:r>
+        <w:rPr>
+          <w:rFonts w:ascii="Consolas" w:eastAsia="Consolas" w:hAnsi="Consolas" w:cs="Consolas"/>
+          <w:sz w:val="20"/>
+        </w:rPr>
+        <w:t>/...</w:t>
       </w:r>
       <w:r>
         <w:rPr>
@@ -25329,7 +28777,23 @@
                 <w:rFonts w:ascii="Wavehaus 42 Light" w:eastAsia="Wavehaus 42 Light" w:hAnsi="Wavehaus 42 Light" w:cs="Wavehaus 42 Light"/>
                 <w:sz w:val="20"/>
               </w:rPr>
-              <w:t>The client name resolves; no previous client's name survives; items stay spaced apart; the landscape footer keeps its size</w:t>
+              <w:t xml:space="preserve">The </w:t>
+            </w:r>
+            <w:proofErr w:type="gramStart"/>
+            <w:r>
+              <w:rPr>
+                <w:rFonts w:ascii="Wavehaus 42 Light" w:eastAsia="Wavehaus 42 Light" w:hAnsi="Wavehaus 42 Light" w:cs="Wavehaus 42 Light"/>
+                <w:sz w:val="20"/>
+              </w:rPr>
+              <w:t>client</w:t>
+            </w:r>
+            <w:proofErr w:type="gramEnd"/>
+            <w:r>
+              <w:rPr>
+                <w:rFonts w:ascii="Wavehaus 42 Light" w:eastAsia="Wavehaus 42 Light" w:hAnsi="Wavehaus 42 Light" w:cs="Wavehaus 42 Light"/>
+                <w:sz w:val="20"/>
+              </w:rPr>
+              <w:t xml:space="preserve"> name resolves; no previous client's name survives; items stay spaced apart; the landscape footer keeps its size</w:t>
             </w:r>
           </w:p>
         </w:tc>
@@ -25500,6 +28964,7 @@
           <w:rFonts w:ascii="Wavehaus 128 Bold" w:eastAsia="Wavehaus 128 Bold" w:hAnsi="Wavehaus 128 Bold" w:cs="Wavehaus 128 Bold"/>
           <w:sz w:val="24"/>
         </w:rPr>
+        <w:lastRenderedPageBreak/>
         <w:t>Scratch harnesses are temporary.</w:t>
       </w:r>
       <w:r>
@@ -25509,13 +28974,24 @@
         </w:rPr>
         <w:t xml:space="preserve"> A file like </w:t>
       </w:r>
+      <w:proofErr w:type="spellStart"/>
       <w:r>
         <w:rPr>
           <w:rFonts w:ascii="Consolas" w:eastAsia="Consolas" w:hAnsi="Consolas" w:cs="Consolas"/>
           <w:sz w:val="20"/>
         </w:rPr>
-        <w:t>zenith_scratch_test.go</w:t>
-      </w:r>
+        <w:t>zenith_scratch_</w:t>
+      </w:r>
+      <w:proofErr w:type="gramStart"/>
+      <w:r>
+        <w:rPr>
+          <w:rFonts w:ascii="Consolas" w:eastAsia="Consolas" w:hAnsi="Consolas" w:cs="Consolas"/>
+          <w:sz w:val="20"/>
+        </w:rPr>
+        <w:t>test.go</w:t>
+      </w:r>
+      <w:proofErr w:type="spellEnd"/>
+      <w:proofErr w:type="gramEnd"/>
       <w:r>
         <w:rPr>
           <w:rFonts w:ascii="Wavehaus 42 Light" w:eastAsia="Wavehaus 42 Light" w:hAnsi="Wavehaus 42 Light" w:cs="Wavehaus 42 Light"/>
@@ -25580,6 +29056,7 @@
           <w:rFonts w:eastAsia="Wavehaus 128 Bold" w:cs="Wavehaus 128 Bold"/>
           <w:sz w:val="28"/>
         </w:rPr>
+        <w:lastRenderedPageBreak/>
         <w:t>Operations and Troubleshooting</w:t>
       </w:r>
       <w:bookmarkEnd w:id="68"/>
@@ -25714,7 +29191,23 @@
                 <w:rFonts w:ascii="Consolas" w:eastAsia="Consolas" w:hAnsi="Consolas" w:cs="Consolas"/>
                 <w:sz w:val="20"/>
               </w:rPr>
-              <w:t>%APPDATA%\\mCollaborator\\mCollaborator-desktop.log</w:t>
+              <w:t>%APPDATA%\\</w:t>
+            </w:r>
+            <w:proofErr w:type="spellStart"/>
+            <w:r>
+              <w:rPr>
+                <w:rFonts w:ascii="Consolas" w:eastAsia="Consolas" w:hAnsi="Consolas" w:cs="Consolas"/>
+                <w:sz w:val="20"/>
+              </w:rPr>
+              <w:t>mCollaborator</w:t>
+            </w:r>
+            <w:proofErr w:type="spellEnd"/>
+            <w:r>
+              <w:rPr>
+                <w:rFonts w:ascii="Consolas" w:eastAsia="Consolas" w:hAnsi="Consolas" w:cs="Consolas"/>
+                <w:sz w:val="20"/>
+              </w:rPr>
+              <w:t>\\mCollaborator-desktop.log</w:t>
             </w:r>
           </w:p>
         </w:tc>
@@ -25750,7 +29243,23 @@
                 <w:rFonts w:ascii="Consolas" w:eastAsia="Consolas" w:hAnsi="Consolas" w:cs="Consolas"/>
                 <w:sz w:val="20"/>
               </w:rPr>
-              <w:t>%APPDATA%\\mCollaborator\\mCollaborator-server.log</w:t>
+              <w:t>%APPDATA%\\</w:t>
+            </w:r>
+            <w:proofErr w:type="spellStart"/>
+            <w:r>
+              <w:rPr>
+                <w:rFonts w:ascii="Consolas" w:eastAsia="Consolas" w:hAnsi="Consolas" w:cs="Consolas"/>
+                <w:sz w:val="20"/>
+              </w:rPr>
+              <w:t>mCollaborator</w:t>
+            </w:r>
+            <w:proofErr w:type="spellEnd"/>
+            <w:r>
+              <w:rPr>
+                <w:rFonts w:ascii="Consolas" w:eastAsia="Consolas" w:hAnsi="Consolas" w:cs="Consolas"/>
+                <w:sz w:val="20"/>
+              </w:rPr>
+              <w:t>\\mCollaborator-server.log</w:t>
             </w:r>
           </w:p>
         </w:tc>
@@ -25927,7 +29436,39 @@
                 <w:rFonts w:ascii="Wavehaus 42 Light" w:eastAsia="Wavehaus 42 Light" w:hAnsi="Wavehaus 42 Light" w:cs="Wavehaus 42 Light"/>
                 <w:sz w:val="20"/>
               </w:rPr>
-              <w:t>Install one of them. The DOCX is the template-accurate document and is safe to send</w:t>
+              <w:t xml:space="preserve">Install one of them. </w:t>
+            </w:r>
+            <w:proofErr w:type="gramStart"/>
+            <w:r>
+              <w:rPr>
+                <w:rFonts w:ascii="Wavehaus 42 Light" w:eastAsia="Wavehaus 42 Light" w:hAnsi="Wavehaus 42 Light" w:cs="Wavehaus 42 Light"/>
+                <w:sz w:val="20"/>
+              </w:rPr>
+              <w:t>The DOCX</w:t>
+            </w:r>
+            <w:proofErr w:type="gramEnd"/>
+            <w:r>
+              <w:rPr>
+                <w:rFonts w:ascii="Wavehaus 42 Light" w:eastAsia="Wavehaus 42 Light" w:hAnsi="Wavehaus 42 Light" w:cs="Wavehaus 42 Light"/>
+                <w:sz w:val="20"/>
+              </w:rPr>
+              <w:t xml:space="preserve"> is </w:t>
+            </w:r>
+            <w:proofErr w:type="gramStart"/>
+            <w:r>
+              <w:rPr>
+                <w:rFonts w:ascii="Wavehaus 42 Light" w:eastAsia="Wavehaus 42 Light" w:hAnsi="Wavehaus 42 Light" w:cs="Wavehaus 42 Light"/>
+                <w:sz w:val="20"/>
+              </w:rPr>
+              <w:t>the</w:t>
+            </w:r>
+            <w:proofErr w:type="gramEnd"/>
+            <w:r>
+              <w:rPr>
+                <w:rFonts w:ascii="Wavehaus 42 Light" w:eastAsia="Wavehaus 42 Light" w:hAnsi="Wavehaus 42 Light" w:cs="Wavehaus 42 Light"/>
+                <w:sz w:val="20"/>
+              </w:rPr>
+              <w:t xml:space="preserve"> template-accurate document and is safe to send</w:t>
             </w:r>
           </w:p>
         </w:tc>
@@ -26033,7 +29574,23 @@
                 <w:rFonts w:ascii="Wavehaus 42 Light" w:eastAsia="Wavehaus 42 Light" w:hAnsi="Wavehaus 42 Light" w:cs="Wavehaus 42 Light"/>
                 <w:sz w:val="20"/>
               </w:rPr>
-              <w:t>Regenerate; if it recurs, compare the deck's relationships against the template</w:t>
+              <w:t xml:space="preserve">Regenerate; if it </w:t>
+            </w:r>
+            <w:proofErr w:type="gramStart"/>
+            <w:r>
+              <w:rPr>
+                <w:rFonts w:ascii="Wavehaus 42 Light" w:eastAsia="Wavehaus 42 Light" w:hAnsi="Wavehaus 42 Light" w:cs="Wavehaus 42 Light"/>
+                <w:sz w:val="20"/>
+              </w:rPr>
+              <w:t>recurs</w:t>
+            </w:r>
+            <w:proofErr w:type="gramEnd"/>
+            <w:r>
+              <w:rPr>
+                <w:rFonts w:ascii="Wavehaus 42 Light" w:eastAsia="Wavehaus 42 Light" w:hAnsi="Wavehaus 42 Light" w:cs="Wavehaus 42 Light"/>
+                <w:sz w:val="20"/>
+              </w:rPr>
+              <w:t>, compare the deck's relationships against the template</w:t>
             </w:r>
           </w:p>
         </w:tc>
@@ -26141,13 +29698,24 @@
               </w:rPr>
               <w:t xml:space="preserve">Set </w:t>
             </w:r>
+            <w:proofErr w:type="spellStart"/>
+            <w:proofErr w:type="gramStart"/>
             <w:r>
               <w:rPr>
                 <w:rFonts w:ascii="Consolas" w:eastAsia="Consolas" w:hAnsi="Consolas" w:cs="Consolas"/>
                 <w:sz w:val="20"/>
               </w:rPr>
-              <w:t>window.FINDINGS_REFRESH_MS</w:t>
-            </w:r>
+              <w:t>window.FINDINGS</w:t>
+            </w:r>
+            <w:proofErr w:type="gramEnd"/>
+            <w:r>
+              <w:rPr>
+                <w:rFonts w:ascii="Consolas" w:eastAsia="Consolas" w:hAnsi="Consolas" w:cs="Consolas"/>
+                <w:sz w:val="20"/>
+              </w:rPr>
+              <w:t>_REFRESH_MS</w:t>
+            </w:r>
+            <w:proofErr w:type="spellEnd"/>
             <w:r>
               <w:rPr>
                 <w:rFonts w:ascii="Wavehaus 42 Light" w:eastAsia="Wavehaus 42 Light" w:hAnsi="Wavehaus 42 Light" w:cs="Wavehaus 42 Light"/>
@@ -26206,7 +29774,23 @@
                 <w:rFonts w:ascii="Consolas" w:eastAsia="Consolas" w:hAnsi="Consolas" w:cs="Consolas"/>
                 <w:sz w:val="20"/>
               </w:rPr>
-              <w:t>git lfs install</w:t>
+              <w:t xml:space="preserve">git </w:t>
+            </w:r>
+            <w:proofErr w:type="spellStart"/>
+            <w:r>
+              <w:rPr>
+                <w:rFonts w:ascii="Consolas" w:eastAsia="Consolas" w:hAnsi="Consolas" w:cs="Consolas"/>
+                <w:sz w:val="20"/>
+              </w:rPr>
+              <w:t>lfs</w:t>
+            </w:r>
+            <w:proofErr w:type="spellEnd"/>
+            <w:r>
+              <w:rPr>
+                <w:rFonts w:ascii="Consolas" w:eastAsia="Consolas" w:hAnsi="Consolas" w:cs="Consolas"/>
+                <w:sz w:val="20"/>
+              </w:rPr>
+              <w:t xml:space="preserve"> install</w:t>
             </w:r>
             <w:r>
               <w:rPr>
@@ -26220,7 +29804,23 @@
                 <w:rFonts w:ascii="Consolas" w:eastAsia="Consolas" w:hAnsi="Consolas" w:cs="Consolas"/>
                 <w:sz w:val="20"/>
               </w:rPr>
-              <w:t>git lfs pull</w:t>
+              <w:t xml:space="preserve">git </w:t>
+            </w:r>
+            <w:proofErr w:type="spellStart"/>
+            <w:r>
+              <w:rPr>
+                <w:rFonts w:ascii="Consolas" w:eastAsia="Consolas" w:hAnsi="Consolas" w:cs="Consolas"/>
+                <w:sz w:val="20"/>
+              </w:rPr>
+              <w:t>lfs</w:t>
+            </w:r>
+            <w:proofErr w:type="spellEnd"/>
+            <w:r>
+              <w:rPr>
+                <w:rFonts w:ascii="Consolas" w:eastAsia="Consolas" w:hAnsi="Consolas" w:cs="Consolas"/>
+                <w:sz w:val="20"/>
+              </w:rPr>
+              <w:t xml:space="preserve"> pull</w:t>
             </w:r>
           </w:p>
         </w:tc>
@@ -26239,7 +29839,23 @@
                 <w:rFonts w:ascii="Wavehaus 42 Light" w:eastAsia="Wavehaus 42 Light" w:hAnsi="Wavehaus 42 Light" w:cs="Wavehaus 42 Light"/>
                 <w:sz w:val="20"/>
               </w:rPr>
-              <w:t>Two analysts' edits to one finding overwrite each other</w:t>
+              <w:t xml:space="preserve">Two analysts' edits to one finding </w:t>
+            </w:r>
+            <w:proofErr w:type="gramStart"/>
+            <w:r>
+              <w:rPr>
+                <w:rFonts w:ascii="Wavehaus 42 Light" w:eastAsia="Wavehaus 42 Light" w:hAnsi="Wavehaus 42 Light" w:cs="Wavehaus 42 Light"/>
+                <w:sz w:val="20"/>
+              </w:rPr>
+              <w:t>overwrite</w:t>
+            </w:r>
+            <w:proofErr w:type="gramEnd"/>
+            <w:r>
+              <w:rPr>
+                <w:rFonts w:ascii="Wavehaus 42 Light" w:eastAsia="Wavehaus 42 Light" w:hAnsi="Wavehaus 42 Light" w:cs="Wavehaus 42 Light"/>
+                <w:sz w:val="20"/>
+              </w:rPr>
+              <w:t xml:space="preserve"> each other</w:t>
             </w:r>
           </w:p>
         </w:tc>
@@ -26294,6 +29910,7 @@
               </w:rPr>
               <w:t xml:space="preserve">OneDrive sync says </w:t>
             </w:r>
+            <w:proofErr w:type="spellStart"/>
             <w:r>
               <w:rPr>
                 <w:rFonts w:ascii="Consolas" w:eastAsia="Consolas" w:hAnsi="Consolas" w:cs="Consolas"/>
@@ -26301,6 +29918,7 @@
               </w:rPr>
               <w:t>not_configured</w:t>
             </w:r>
+            <w:proofErr w:type="spellEnd"/>
           </w:p>
         </w:tc>
         <w:tc>
@@ -26366,7 +29984,23 @@
                 <w:rFonts w:ascii="Wavehaus 42 Light" w:eastAsia="Wavehaus 42 Light" w:hAnsi="Wavehaus 42 Light" w:cs="Wavehaus 42 Light"/>
                 <w:sz w:val="20"/>
               </w:rPr>
-              <w:t>The server will not start: address in use</w:t>
+              <w:t xml:space="preserve">The server will not </w:t>
+            </w:r>
+            <w:proofErr w:type="gramStart"/>
+            <w:r>
+              <w:rPr>
+                <w:rFonts w:ascii="Wavehaus 42 Light" w:eastAsia="Wavehaus 42 Light" w:hAnsi="Wavehaus 42 Light" w:cs="Wavehaus 42 Light"/>
+                <w:sz w:val="20"/>
+              </w:rPr>
+              <w:t>start:</w:t>
+            </w:r>
+            <w:proofErr w:type="gramEnd"/>
+            <w:r>
+              <w:rPr>
+                <w:rFonts w:ascii="Wavehaus 42 Light" w:eastAsia="Wavehaus 42 Light" w:hAnsi="Wavehaus 42 Light" w:cs="Wavehaus 42 Light"/>
+                <w:sz w:val="20"/>
+              </w:rPr>
+              <w:t xml:space="preserve"> address in use</w:t>
             </w:r>
           </w:p>
         </w:tc>
@@ -26436,6 +30070,7 @@
           <w:rFonts w:eastAsia="Wavehaus 128 Bold" w:cs="Wavehaus 128 Bold"/>
           <w:sz w:val="28"/>
         </w:rPr>
+        <w:lastRenderedPageBreak/>
         <w:t>Future Improvements</w:t>
       </w:r>
       <w:bookmarkEnd w:id="71"/>
@@ -26624,6 +30259,7 @@
               </w:rPr>
               <w:t xml:space="preserve">The runtime identity holds </w:t>
             </w:r>
+            <w:proofErr w:type="spellStart"/>
             <w:r>
               <w:rPr>
                 <w:rFonts w:ascii="Consolas" w:eastAsia="Consolas" w:hAnsi="Consolas" w:cs="Consolas"/>
@@ -26631,6 +30267,7 @@
               </w:rPr>
               <w:t>Sites.Selected</w:t>
             </w:r>
+            <w:proofErr w:type="spellEnd"/>
             <w:r>
               <w:rPr>
                 <w:rFonts w:ascii="Wavehaus 42 Light" w:eastAsia="Wavehaus 42 Light" w:hAnsi="Wavehaus 42 Light" w:cs="Wavehaus 42 Light"/>
@@ -26722,12 +30359,21 @@
             <w:pPr>
               <w:spacing w:before="20" w:after="20" w:line="252" w:lineRule="auto"/>
             </w:pPr>
-            <w:r>
-              <w:rPr>
-                <w:rFonts w:ascii="Wavehaus 42 Light" w:eastAsia="Wavehaus 42 Light" w:hAnsi="Wavehaus 42 Light" w:cs="Wavehaus 42 Light"/>
-                <w:sz w:val="20"/>
-              </w:rPr>
-              <w:t>Behaviour under failure</w:t>
+            <w:proofErr w:type="spellStart"/>
+            <w:r>
+              <w:rPr>
+                <w:rFonts w:ascii="Wavehaus 42 Light" w:eastAsia="Wavehaus 42 Light" w:hAnsi="Wavehaus 42 Light" w:cs="Wavehaus 42 Light"/>
+                <w:sz w:val="20"/>
+              </w:rPr>
+              <w:t>Behaviour</w:t>
+            </w:r>
+            <w:proofErr w:type="spellEnd"/>
+            <w:r>
+              <w:rPr>
+                <w:rFonts w:ascii="Wavehaus 42 Light" w:eastAsia="Wavehaus 42 Light" w:hAnsi="Wavehaus 42 Light" w:cs="Wavehaus 42 Light"/>
+                <w:sz w:val="20"/>
+              </w:rPr>
+              <w:t xml:space="preserve"> under failure</w:t>
             </w:r>
           </w:p>
         </w:tc>
@@ -26744,7 +30390,23 @@
                 <w:rFonts w:ascii="Wavehaus 42 Light" w:eastAsia="Wavehaus 42 Light" w:hAnsi="Wavehaus 42 Light" w:cs="Wavehaus 42 Light"/>
                 <w:sz w:val="20"/>
               </w:rPr>
-              <w:t>SharePoint is the source of truth and memory is a write-through cache; every path has a defined behaviour when Graph is slow, throttled or down</w:t>
+              <w:t xml:space="preserve">SharePoint is the source of truth and memory is a write-through cache; every path has a defined </w:t>
+            </w:r>
+            <w:proofErr w:type="spellStart"/>
+            <w:r>
+              <w:rPr>
+                <w:rFonts w:ascii="Wavehaus 42 Light" w:eastAsia="Wavehaus 42 Light" w:hAnsi="Wavehaus 42 Light" w:cs="Wavehaus 42 Light"/>
+                <w:sz w:val="20"/>
+              </w:rPr>
+              <w:t>behaviour</w:t>
+            </w:r>
+            <w:proofErr w:type="spellEnd"/>
+            <w:r>
+              <w:rPr>
+                <w:rFonts w:ascii="Wavehaus 42 Light" w:eastAsia="Wavehaus 42 Light" w:hAnsi="Wavehaus 42 Light" w:cs="Wavehaus 42 Light"/>
+                <w:sz w:val="20"/>
+              </w:rPr>
+              <w:t xml:space="preserve"> when Graph is slow, throttled or down</w:t>
             </w:r>
           </w:p>
         </w:tc>
@@ -26855,6 +30517,7 @@
           <w:rFonts w:ascii="Wavehaus 128 Bold" w:eastAsia="Wavehaus 128 Bold" w:hAnsi="Wavehaus 128 Bold" w:cs="Wavehaus 128 Bold"/>
           <w:sz w:val="24"/>
         </w:rPr>
+        <w:lastRenderedPageBreak/>
         <w:t>Correctness and safety</w:t>
       </w:r>
       <w:bookmarkEnd w:id="73"/>
@@ -26882,6 +30545,7 @@
         </w:rPr>
         <w:t xml:space="preserve"> </w:t>
       </w:r>
+      <w:proofErr w:type="spellStart"/>
       <w:r>
         <w:rPr>
           <w:rFonts w:ascii="Consolas" w:eastAsia="Consolas" w:hAnsi="Consolas" w:cs="Consolas"/>
@@ -26889,6 +30553,7 @@
         </w:rPr>
         <w:t>UpdateFindingWithVersion</w:t>
       </w:r>
+      <w:proofErr w:type="spellEnd"/>
       <w:r>
         <w:rPr>
           <w:rFonts w:ascii="Wavehaus 42 Light" w:eastAsia="Wavehaus 42 Light" w:hAnsi="Wavehaus 42 Light" w:cs="Wavehaus 42 Light"/>
@@ -26978,12 +30643,21 @@
         </w:numPr>
         <w:spacing w:line="360" w:lineRule="auto"/>
       </w:pPr>
+      <w:proofErr w:type="gramStart"/>
       <w:r>
         <w:rPr>
           <w:rFonts w:ascii="Wavehaus 128 Bold" w:eastAsia="Wavehaus 128 Bold" w:hAnsi="Wavehaus 128 Bold" w:cs="Wavehaus 128 Bold"/>
           <w:sz w:val="24"/>
         </w:rPr>
-        <w:t>Evidence integrity checks.</w:t>
+        <w:t>Evidence integrity</w:t>
+      </w:r>
+      <w:proofErr w:type="gramEnd"/>
+      <w:r>
+        <w:rPr>
+          <w:rFonts w:ascii="Wavehaus 128 Bold" w:eastAsia="Wavehaus 128 Bold" w:hAnsi="Wavehaus 128 Bold" w:cs="Wavehaus 128 Bold"/>
+          <w:sz w:val="24"/>
+        </w:rPr>
+        <w:t xml:space="preserve"> checks.</w:t>
       </w:r>
       <w:r>
         <w:rPr>
@@ -27028,7 +30702,23 @@
           <w:rFonts w:ascii="Wavehaus 42 Light" w:eastAsia="Wavehaus 42 Light" w:hAnsi="Wavehaus 42 Light" w:cs="Wavehaus 42 Light"/>
           <w:sz w:val="24"/>
         </w:rPr>
-        <w:t xml:space="preserve"> over a websocket, replacing the 15-second poll.</w:t>
+        <w:t xml:space="preserve"> over a </w:t>
+      </w:r>
+      <w:proofErr w:type="spellStart"/>
+      <w:r>
+        <w:rPr>
+          <w:rFonts w:ascii="Wavehaus 42 Light" w:eastAsia="Wavehaus 42 Light" w:hAnsi="Wavehaus 42 Light" w:cs="Wavehaus 42 Light"/>
+          <w:sz w:val="24"/>
+        </w:rPr>
+        <w:t>websocket</w:t>
+      </w:r>
+      <w:proofErr w:type="spellEnd"/>
+      <w:r>
+        <w:rPr>
+          <w:rFonts w:ascii="Wavehaus 42 Light" w:eastAsia="Wavehaus 42 Light" w:hAnsi="Wavehaus 42 Light" w:cs="Wavehaus 42 Light"/>
+          <w:sz w:val="24"/>
+        </w:rPr>
+        <w:t>, replacing the 15-second poll.</w:t>
       </w:r>
     </w:p>
     <w:p>
@@ -27117,14 +30807,46 @@
           <w:rFonts w:ascii="Wavehaus 128 Bold" w:eastAsia="Wavehaus 128 Bold" w:hAnsi="Wavehaus 128 Bold" w:cs="Wavehaus 128 Bold"/>
           <w:sz w:val="24"/>
         </w:rPr>
-        <w:t>Multi-organisation support.</w:t>
+        <w:t>Multi-</w:t>
+      </w:r>
+      <w:proofErr w:type="spellStart"/>
+      <w:r>
+        <w:rPr>
+          <w:rFonts w:ascii="Wavehaus 128 Bold" w:eastAsia="Wavehaus 128 Bold" w:hAnsi="Wavehaus 128 Bold" w:cs="Wavehaus 128 Bold"/>
+          <w:sz w:val="24"/>
+        </w:rPr>
+        <w:t>organisation</w:t>
+      </w:r>
+      <w:proofErr w:type="spellEnd"/>
+      <w:r>
+        <w:rPr>
+          <w:rFonts w:ascii="Wavehaus 128 Bold" w:eastAsia="Wavehaus 128 Bold" w:hAnsi="Wavehaus 128 Bold" w:cs="Wavehaus 128 Bold"/>
+          <w:sz w:val="24"/>
+        </w:rPr>
+        <w:t xml:space="preserve"> support.</w:t>
       </w:r>
       <w:r>
         <w:rPr>
           <w:rFonts w:ascii="Wavehaus 42 Light" w:eastAsia="Wavehaus 42 Light" w:hAnsi="Wavehaus 42 Light" w:cs="Wavehaus 42 Light"/>
           <w:sz w:val="24"/>
         </w:rPr>
-        <w:t xml:space="preserve"> Everything is scoped to one seeded organisation today.</w:t>
+        <w:t xml:space="preserve"> Everything is scoped to one seeded </w:t>
+      </w:r>
+      <w:proofErr w:type="spellStart"/>
+      <w:r>
+        <w:rPr>
+          <w:rFonts w:ascii="Wavehaus 42 Light" w:eastAsia="Wavehaus 42 Light" w:hAnsi="Wavehaus 42 Light" w:cs="Wavehaus 42 Light"/>
+          <w:sz w:val="24"/>
+        </w:rPr>
+        <w:t>organisation</w:t>
+      </w:r>
+      <w:proofErr w:type="spellEnd"/>
+      <w:r>
+        <w:rPr>
+          <w:rFonts w:ascii="Wavehaus 42 Light" w:eastAsia="Wavehaus 42 Light" w:hAnsi="Wavehaus 42 Light" w:cs="Wavehaus 42 Light"/>
+          <w:sz w:val="24"/>
+        </w:rPr>
+        <w:t xml:space="preserve"> today.</w:t>
       </w:r>
     </w:p>
     <w:p>
@@ -27150,12 +30872,46 @@
         </w:rPr>
         <w:t xml:space="preserve"> running </w:t>
       </w:r>
+      <w:proofErr w:type="gramStart"/>
       <w:r>
         <w:rPr>
           <w:rFonts w:ascii="Consolas" w:eastAsia="Consolas" w:hAnsi="Consolas" w:cs="Consolas"/>
           <w:sz w:val="20"/>
         </w:rPr>
-        <w:t>go test ./...</w:t>
+        <w:t>go</w:t>
+      </w:r>
+      <w:proofErr w:type="gramEnd"/>
+      <w:r>
+        <w:rPr>
+          <w:rFonts w:ascii="Consolas" w:eastAsia="Consolas" w:hAnsi="Consolas" w:cs="Consolas"/>
+          <w:sz w:val="20"/>
+        </w:rPr>
+        <w:t xml:space="preserve"> </w:t>
+      </w:r>
+      <w:proofErr w:type="spellStart"/>
+      <w:proofErr w:type="gramStart"/>
+      <w:r>
+        <w:rPr>
+          <w:rFonts w:ascii="Consolas" w:eastAsia="Consolas" w:hAnsi="Consolas" w:cs="Consolas"/>
+          <w:sz w:val="20"/>
+        </w:rPr>
+        <w:t>test</w:t>
+      </w:r>
+      <w:proofErr w:type="spellEnd"/>
+      <w:r>
+        <w:rPr>
+          <w:rFonts w:ascii="Consolas" w:eastAsia="Consolas" w:hAnsi="Consolas" w:cs="Consolas"/>
+          <w:sz w:val="20"/>
+        </w:rPr>
+        <w:t xml:space="preserve"> .</w:t>
+      </w:r>
+      <w:proofErr w:type="gramEnd"/>
+      <w:r>
+        <w:rPr>
+          <w:rFonts w:ascii="Consolas" w:eastAsia="Consolas" w:hAnsi="Consolas" w:cs="Consolas"/>
+          <w:sz w:val="20"/>
+        </w:rPr>
+        <w:t>/...</w:t>
       </w:r>
       <w:r>
         <w:rPr>
@@ -27183,6 +30939,7 @@
           <w:rFonts w:eastAsia="Wavehaus 128 Bold" w:cs="Wavehaus 128 Bold"/>
           <w:sz w:val="28"/>
         </w:rPr>
+        <w:lastRenderedPageBreak/>
         <w:t>Glossary</w:t>
       </w:r>
       <w:bookmarkEnd w:id="75"/>
@@ -38411,12 +42168,11 @@
 </file>
 
 <file path=customXml/item1.xml><?xml version="1.0" encoding="utf-8"?>
-<?mso-contentType ?>
-<FormTemplates xmlns="http://schemas.microsoft.com/sharepoint/v3/contenttype/forms">
-  <Display>DocumentLibraryForm</Display>
-  <Edit>DocumentLibraryForm</Edit>
-  <New>DocumentLibraryForm</New>
-</FormTemplates>
+<p:properties xmlns:p="http://schemas.microsoft.com/office/2006/metadata/properties" xmlns:xsi="http://www.w3.org/2001/XMLSchema-instance" xmlns:pc="http://schemas.microsoft.com/office/infopath/2007/PartnerControls">
+  <documentManagement>
+    <_activity xmlns="291d97ff-b41a-4514-ab65-445aae1d15f4" xsi:nil="true"/>
+  </documentManagement>
+</p:properties>
 </file>
 
 <file path=customXml/item2.xml><?xml version="1.0" encoding="utf-8"?>
@@ -38602,17 +42358,20 @@
 </file>
 
 <file path=customXml/item3.xml><?xml version="1.0" encoding="utf-8"?>
-<p:properties xmlns:p="http://schemas.microsoft.com/office/2006/metadata/properties" xmlns:xsi="http://www.w3.org/2001/XMLSchema-instance" xmlns:pc="http://schemas.microsoft.com/office/infopath/2007/PartnerControls">
-  <documentManagement>
-    <_activity xmlns="291d97ff-b41a-4514-ab65-445aae1d15f4" xsi:nil="true"/>
-  </documentManagement>
-</p:properties>
+<?mso-contentType ?>
+<FormTemplates xmlns="http://schemas.microsoft.com/sharepoint/v3/contenttype/forms">
+  <Display>DocumentLibraryForm</Display>
+  <Edit>DocumentLibraryForm</Edit>
+  <New>DocumentLibraryForm</New>
+</FormTemplates>
 </file>
 
 <file path=customXml/itemProps1.xml><?xml version="1.0" encoding="utf-8"?>
-<ds:datastoreItem xmlns:ds="http://schemas.openxmlformats.org/officeDocument/2006/customXml" ds:itemID="{E9AE7B05-E2FA-4E01-A283-BB92F6C27BC8}">
+<ds:datastoreItem xmlns:ds="http://schemas.openxmlformats.org/officeDocument/2006/customXml" ds:itemID="{E12D8DD3-6FD1-4B0E-AE1B-2FB747E4337B}">
   <ds:schemaRefs>
-    <ds:schemaRef ds:uri="http://schemas.microsoft.com/sharepoint/v3/contenttype/forms"/>
+    <ds:schemaRef ds:uri="http://schemas.microsoft.com/office/2006/metadata/properties"/>
+    <ds:schemaRef ds:uri="http://schemas.microsoft.com/office/infopath/2007/PartnerControls"/>
+    <ds:schemaRef ds:uri="291d97ff-b41a-4514-ab65-445aae1d15f4"/>
   </ds:schemaRefs>
 </ds:datastoreItem>
 </file>
@@ -38636,11 +42395,9 @@
 </file>
 
 <file path=customXml/itemProps3.xml><?xml version="1.0" encoding="utf-8"?>
-<ds:datastoreItem xmlns:ds="http://schemas.openxmlformats.org/officeDocument/2006/customXml" ds:itemID="{E12D8DD3-6FD1-4B0E-AE1B-2FB747E4337B}">
+<ds:datastoreItem xmlns:ds="http://schemas.openxmlformats.org/officeDocument/2006/customXml" ds:itemID="{E9AE7B05-E2FA-4E01-A283-BB92F6C27BC8}">
   <ds:schemaRefs>
-    <ds:schemaRef ds:uri="http://schemas.microsoft.com/office/2006/metadata/properties"/>
-    <ds:schemaRef ds:uri="http://schemas.microsoft.com/office/infopath/2007/PartnerControls"/>
-    <ds:schemaRef ds:uri="291d97ff-b41a-4514-ab65-445aae1d15f4"/>
+    <ds:schemaRef ds:uri="http://schemas.microsoft.com/sharepoint/v3/contenttype/forms"/>
   </ds:schemaRefs>
 </ds:datastoreItem>
 </file>
--- a/docs/mCollaborator Extensive Documentation.docx
+++ b/docs/mCollaborator Extensive Documentation.docx
@@ -194,7 +194,7 @@
           <w:r>
             <w:fldChar w:fldCharType="separate"/>
           </w:r>
-          <w:hyperlink w:anchor="_Toc238982497" w:history="1">
+          <w:hyperlink w:anchor="_Toc238986127" w:history="1">
             <w:r>
               <w:rPr>
                 <w:rStyle w:val="Hyperlink"/>
@@ -237,7 +237,7 @@
                 <w:noProof/>
                 <w:webHidden/>
               </w:rPr>
-              <w:instrText xml:space="preserve"> PAGEREF _Toc238982497 \h </w:instrText>
+              <w:instrText xml:space="preserve"> PAGEREF _Toc238986127 \h </w:instrText>
             </w:r>
             <w:r>
               <w:rPr>
@@ -280,7 +280,7 @@
               <w:sz w:val="24"/>
             </w:rPr>
           </w:pPr>
-          <w:hyperlink w:anchor="_Toc238982498" w:history="1">
+          <w:hyperlink w:anchor="_Toc238986128" w:history="1">
             <w:r>
               <w:rPr>
                 <w:rStyle w:val="Hyperlink"/>
@@ -308,7 +308,7 @@
                 <w:noProof/>
                 <w:webHidden/>
               </w:rPr>
-              <w:instrText xml:space="preserve"> PAGEREF _Toc238982498 \h </w:instrText>
+              <w:instrText xml:space="preserve"> PAGEREF _Toc238986128 \h </w:instrText>
             </w:r>
             <w:r>
               <w:rPr>
@@ -351,7 +351,7 @@
               <w:sz w:val="24"/>
             </w:rPr>
           </w:pPr>
-          <w:hyperlink w:anchor="_Toc238982499" w:history="1">
+          <w:hyperlink w:anchor="_Toc238986129" w:history="1">
             <w:r>
               <w:rPr>
                 <w:rStyle w:val="Hyperlink"/>
@@ -379,7 +379,7 @@
                 <w:noProof/>
                 <w:webHidden/>
               </w:rPr>
-              <w:instrText xml:space="preserve"> PAGEREF _Toc238982499 \h </w:instrText>
+              <w:instrText xml:space="preserve"> PAGEREF _Toc238986129 \h </w:instrText>
             </w:r>
             <w:r>
               <w:rPr>
@@ -422,7 +422,7 @@
               <w:sz w:val="24"/>
             </w:rPr>
           </w:pPr>
-          <w:hyperlink w:anchor="_Toc238982500" w:history="1">
+          <w:hyperlink w:anchor="_Toc238986130" w:history="1">
             <w:r>
               <w:rPr>
                 <w:rStyle w:val="Hyperlink"/>
@@ -450,7 +450,7 @@
                 <w:noProof/>
                 <w:webHidden/>
               </w:rPr>
-              <w:instrText xml:space="preserve"> PAGEREF _Toc238982500 \h </w:instrText>
+              <w:instrText xml:space="preserve"> PAGEREF _Toc238986130 \h </w:instrText>
             </w:r>
             <w:r>
               <w:rPr>
@@ -494,7 +494,7 @@
               <w:sz w:val="24"/>
             </w:rPr>
           </w:pPr>
-          <w:hyperlink w:anchor="_Toc238982501" w:history="1">
+          <w:hyperlink w:anchor="_Toc238986131" w:history="1">
             <w:r>
               <w:rPr>
                 <w:rStyle w:val="Hyperlink"/>
@@ -537,7 +537,7 @@
                 <w:noProof/>
                 <w:webHidden/>
               </w:rPr>
-              <w:instrText xml:space="preserve"> PAGEREF _Toc238982501 \h </w:instrText>
+              <w:instrText xml:space="preserve"> PAGEREF _Toc238986131 \h </w:instrText>
             </w:r>
             <w:r>
               <w:rPr>
@@ -580,7 +580,7 @@
               <w:sz w:val="24"/>
             </w:rPr>
           </w:pPr>
-          <w:hyperlink w:anchor="_Toc238982502" w:history="1">
+          <w:hyperlink w:anchor="_Toc238986132" w:history="1">
             <w:r>
               <w:rPr>
                 <w:rStyle w:val="Hyperlink"/>
@@ -608,7 +608,7 @@
                 <w:noProof/>
                 <w:webHidden/>
               </w:rPr>
-              <w:instrText xml:space="preserve"> PAGEREF _Toc238982502 \h </w:instrText>
+              <w:instrText xml:space="preserve"> PAGEREF _Toc238986132 \h </w:instrText>
             </w:r>
             <w:r>
               <w:rPr>
@@ -651,7 +651,7 @@
               <w:sz w:val="24"/>
             </w:rPr>
           </w:pPr>
-          <w:hyperlink w:anchor="_Toc238982503" w:history="1">
+          <w:hyperlink w:anchor="_Toc238986133" w:history="1">
             <w:r>
               <w:rPr>
                 <w:rStyle w:val="Hyperlink"/>
@@ -679,7 +679,7 @@
                 <w:noProof/>
                 <w:webHidden/>
               </w:rPr>
-              <w:instrText xml:space="preserve"> PAGEREF _Toc238982503 \h </w:instrText>
+              <w:instrText xml:space="preserve"> PAGEREF _Toc238986133 \h </w:instrText>
             </w:r>
             <w:r>
               <w:rPr>
@@ -722,7 +722,7 @@
               <w:sz w:val="24"/>
             </w:rPr>
           </w:pPr>
-          <w:hyperlink w:anchor="_Toc238982504" w:history="1">
+          <w:hyperlink w:anchor="_Toc238986134" w:history="1">
             <w:r>
               <w:rPr>
                 <w:rStyle w:val="Hyperlink"/>
@@ -750,7 +750,7 @@
                 <w:noProof/>
                 <w:webHidden/>
               </w:rPr>
-              <w:instrText xml:space="preserve"> PAGEREF _Toc238982504 \h </w:instrText>
+              <w:instrText xml:space="preserve"> PAGEREF _Toc238986134 \h </w:instrText>
             </w:r>
             <w:r>
               <w:rPr>
@@ -793,7 +793,7 @@
               <w:sz w:val="24"/>
             </w:rPr>
           </w:pPr>
-          <w:hyperlink w:anchor="_Toc238982505" w:history="1">
+          <w:hyperlink w:anchor="_Toc238986135" w:history="1">
             <w:r>
               <w:rPr>
                 <w:rStyle w:val="Hyperlink"/>
@@ -821,7 +821,7 @@
                 <w:noProof/>
                 <w:webHidden/>
               </w:rPr>
-              <w:instrText xml:space="preserve"> PAGEREF _Toc238982505 \h </w:instrText>
+              <w:instrText xml:space="preserve"> PAGEREF _Toc238986135 \h </w:instrText>
             </w:r>
             <w:r>
               <w:rPr>
@@ -865,7 +865,7 @@
               <w:sz w:val="24"/>
             </w:rPr>
           </w:pPr>
-          <w:hyperlink w:anchor="_Toc238982506" w:history="1">
+          <w:hyperlink w:anchor="_Toc238986136" w:history="1">
             <w:r>
               <w:rPr>
                 <w:rStyle w:val="Hyperlink"/>
@@ -908,7 +908,7 @@
                 <w:noProof/>
                 <w:webHidden/>
               </w:rPr>
-              <w:instrText xml:space="preserve"> PAGEREF _Toc238982506 \h </w:instrText>
+              <w:instrText xml:space="preserve"> PAGEREF _Toc238986136 \h </w:instrText>
             </w:r>
             <w:r>
               <w:rPr>
@@ -951,7 +951,7 @@
               <w:sz w:val="24"/>
             </w:rPr>
           </w:pPr>
-          <w:hyperlink w:anchor="_Toc238982507" w:history="1">
+          <w:hyperlink w:anchor="_Toc238986137" w:history="1">
             <w:r>
               <w:rPr>
                 <w:rStyle w:val="Hyperlink"/>
@@ -979,7 +979,7 @@
                 <w:noProof/>
                 <w:webHidden/>
               </w:rPr>
-              <w:instrText xml:space="preserve"> PAGEREF _Toc238982507 \h </w:instrText>
+              <w:instrText xml:space="preserve"> PAGEREF _Toc238986137 \h </w:instrText>
             </w:r>
             <w:r>
               <w:rPr>
@@ -1022,7 +1022,7 @@
               <w:sz w:val="24"/>
             </w:rPr>
           </w:pPr>
-          <w:hyperlink w:anchor="_Toc238982508" w:history="1">
+          <w:hyperlink w:anchor="_Toc238986138" w:history="1">
             <w:r>
               <w:rPr>
                 <w:rStyle w:val="Hyperlink"/>
@@ -1050,7 +1050,7 @@
                 <w:noProof/>
                 <w:webHidden/>
               </w:rPr>
-              <w:instrText xml:space="preserve"> PAGEREF _Toc238982508 \h </w:instrText>
+              <w:instrText xml:space="preserve"> PAGEREF _Toc238986138 \h </w:instrText>
             </w:r>
             <w:r>
               <w:rPr>
@@ -1094,7 +1094,7 @@
               <w:sz w:val="24"/>
             </w:rPr>
           </w:pPr>
-          <w:hyperlink w:anchor="_Toc238982509" w:history="1">
+          <w:hyperlink w:anchor="_Toc238986139" w:history="1">
             <w:r>
               <w:rPr>
                 <w:rStyle w:val="Hyperlink"/>
@@ -1137,7 +1137,7 @@
                 <w:noProof/>
                 <w:webHidden/>
               </w:rPr>
-              <w:instrText xml:space="preserve"> PAGEREF _Toc238982509 \h </w:instrText>
+              <w:instrText xml:space="preserve"> PAGEREF _Toc238986139 \h </w:instrText>
             </w:r>
             <w:r>
               <w:rPr>
@@ -1180,7 +1180,7 @@
               <w:sz w:val="24"/>
             </w:rPr>
           </w:pPr>
-          <w:hyperlink w:anchor="_Toc238982510" w:history="1">
+          <w:hyperlink w:anchor="_Toc238986140" w:history="1">
             <w:r>
               <w:rPr>
                 <w:rStyle w:val="Hyperlink"/>
@@ -1208,7 +1208,7 @@
                 <w:noProof/>
                 <w:webHidden/>
               </w:rPr>
-              <w:instrText xml:space="preserve"> PAGEREF _Toc238982510 \h </w:instrText>
+              <w:instrText xml:space="preserve"> PAGEREF _Toc238986140 \h </w:instrText>
             </w:r>
             <w:r>
               <w:rPr>
@@ -1251,7 +1251,7 @@
               <w:sz w:val="24"/>
             </w:rPr>
           </w:pPr>
-          <w:hyperlink w:anchor="_Toc238982511" w:history="1">
+          <w:hyperlink w:anchor="_Toc238986141" w:history="1">
             <w:r>
               <w:rPr>
                 <w:rStyle w:val="Hyperlink"/>
@@ -1279,7 +1279,7 @@
                 <w:noProof/>
                 <w:webHidden/>
               </w:rPr>
-              <w:instrText xml:space="preserve"> PAGEREF _Toc238982511 \h </w:instrText>
+              <w:instrText xml:space="preserve"> PAGEREF _Toc238986141 \h </w:instrText>
             </w:r>
             <w:r>
               <w:rPr>
@@ -1322,7 +1322,7 @@
               <w:sz w:val="24"/>
             </w:rPr>
           </w:pPr>
-          <w:hyperlink w:anchor="_Toc238982512" w:history="1">
+          <w:hyperlink w:anchor="_Toc238986142" w:history="1">
             <w:r>
               <w:rPr>
                 <w:rStyle w:val="Hyperlink"/>
@@ -1350,7 +1350,7 @@
                 <w:noProof/>
                 <w:webHidden/>
               </w:rPr>
-              <w:instrText xml:space="preserve"> PAGEREF _Toc238982512 \h </w:instrText>
+              <w:instrText xml:space="preserve"> PAGEREF _Toc238986142 \h </w:instrText>
             </w:r>
             <w:r>
               <w:rPr>
@@ -1393,7 +1393,7 @@
               <w:sz w:val="24"/>
             </w:rPr>
           </w:pPr>
-          <w:hyperlink w:anchor="_Toc238982513" w:history="1">
+          <w:hyperlink w:anchor="_Toc238986143" w:history="1">
             <w:r>
               <w:rPr>
                 <w:rStyle w:val="Hyperlink"/>
@@ -1421,7 +1421,7 @@
                 <w:noProof/>
                 <w:webHidden/>
               </w:rPr>
-              <w:instrText xml:space="preserve"> PAGEREF _Toc238982513 \h </w:instrText>
+              <w:instrText xml:space="preserve"> PAGEREF _Toc238986143 \h </w:instrText>
             </w:r>
             <w:r>
               <w:rPr>
@@ -1464,7 +1464,7 @@
               <w:sz w:val="24"/>
             </w:rPr>
           </w:pPr>
-          <w:hyperlink w:anchor="_Toc238982514" w:history="1">
+          <w:hyperlink w:anchor="_Toc238986144" w:history="1">
             <w:r>
               <w:rPr>
                 <w:rStyle w:val="Hyperlink"/>
@@ -1492,7 +1492,7 @@
                 <w:noProof/>
                 <w:webHidden/>
               </w:rPr>
-              <w:instrText xml:space="preserve"> PAGEREF _Toc238982514 \h </w:instrText>
+              <w:instrText xml:space="preserve"> PAGEREF _Toc238986144 \h </w:instrText>
             </w:r>
             <w:r>
               <w:rPr>
@@ -1536,7 +1536,7 @@
               <w:sz w:val="24"/>
             </w:rPr>
           </w:pPr>
-          <w:hyperlink w:anchor="_Toc238982515" w:history="1">
+          <w:hyperlink w:anchor="_Toc238986145" w:history="1">
             <w:r>
               <w:rPr>
                 <w:rStyle w:val="Hyperlink"/>
@@ -1579,7 +1579,7 @@
                 <w:noProof/>
                 <w:webHidden/>
               </w:rPr>
-              <w:instrText xml:space="preserve"> PAGEREF _Toc238982515 \h </w:instrText>
+              <w:instrText xml:space="preserve"> PAGEREF _Toc238986145 \h </w:instrText>
             </w:r>
             <w:r>
               <w:rPr>
@@ -1622,7 +1622,7 @@
               <w:sz w:val="24"/>
             </w:rPr>
           </w:pPr>
-          <w:hyperlink w:anchor="_Toc238982516" w:history="1">
+          <w:hyperlink w:anchor="_Toc238986146" w:history="1">
             <w:r>
               <w:rPr>
                 <w:rStyle w:val="Hyperlink"/>
@@ -1650,7 +1650,7 @@
                 <w:noProof/>
                 <w:webHidden/>
               </w:rPr>
-              <w:instrText xml:space="preserve"> PAGEREF _Toc238982516 \h </w:instrText>
+              <w:instrText xml:space="preserve"> PAGEREF _Toc238986146 \h </w:instrText>
             </w:r>
             <w:r>
               <w:rPr>
@@ -1693,7 +1693,7 @@
               <w:sz w:val="24"/>
             </w:rPr>
           </w:pPr>
-          <w:hyperlink w:anchor="_Toc238982517" w:history="1">
+          <w:hyperlink w:anchor="_Toc238986147" w:history="1">
             <w:r>
               <w:rPr>
                 <w:rStyle w:val="Hyperlink"/>
@@ -1721,7 +1721,7 @@
                 <w:noProof/>
                 <w:webHidden/>
               </w:rPr>
-              <w:instrText xml:space="preserve"> PAGEREF _Toc238982517 \h </w:instrText>
+              <w:instrText xml:space="preserve"> PAGEREF _Toc238986147 \h </w:instrText>
             </w:r>
             <w:r>
               <w:rPr>
@@ -1764,7 +1764,7 @@
               <w:sz w:val="24"/>
             </w:rPr>
           </w:pPr>
-          <w:hyperlink w:anchor="_Toc238982518" w:history="1">
+          <w:hyperlink w:anchor="_Toc238986148" w:history="1">
             <w:r>
               <w:rPr>
                 <w:rStyle w:val="Hyperlink"/>
@@ -1792,7 +1792,7 @@
                 <w:noProof/>
                 <w:webHidden/>
               </w:rPr>
-              <w:instrText xml:space="preserve"> PAGEREF _Toc238982518 \h </w:instrText>
+              <w:instrText xml:space="preserve"> PAGEREF _Toc238986148 \h </w:instrText>
             </w:r>
             <w:r>
               <w:rPr>
@@ -1835,7 +1835,7 @@
               <w:sz w:val="24"/>
             </w:rPr>
           </w:pPr>
-          <w:hyperlink w:anchor="_Toc238982519" w:history="1">
+          <w:hyperlink w:anchor="_Toc238986149" w:history="1">
             <w:r>
               <w:rPr>
                 <w:rStyle w:val="Hyperlink"/>
@@ -1863,7 +1863,7 @@
                 <w:noProof/>
                 <w:webHidden/>
               </w:rPr>
-              <w:instrText xml:space="preserve"> PAGEREF _Toc238982519 \h </w:instrText>
+              <w:instrText xml:space="preserve"> PAGEREF _Toc238986149 \h </w:instrText>
             </w:r>
             <w:r>
               <w:rPr>
@@ -1906,7 +1906,7 @@
               <w:sz w:val="24"/>
             </w:rPr>
           </w:pPr>
-          <w:hyperlink w:anchor="_Toc238982520" w:history="1">
+          <w:hyperlink w:anchor="_Toc238986150" w:history="1">
             <w:r>
               <w:rPr>
                 <w:rStyle w:val="Hyperlink"/>
@@ -1934,7 +1934,7 @@
                 <w:noProof/>
                 <w:webHidden/>
               </w:rPr>
-              <w:instrText xml:space="preserve"> PAGEREF _Toc238982520 \h </w:instrText>
+              <w:instrText xml:space="preserve"> PAGEREF _Toc238986150 \h </w:instrText>
             </w:r>
             <w:r>
               <w:rPr>
@@ -1978,7 +1978,7 @@
               <w:sz w:val="24"/>
             </w:rPr>
           </w:pPr>
-          <w:hyperlink w:anchor="_Toc238982521" w:history="1">
+          <w:hyperlink w:anchor="_Toc238986151" w:history="1">
             <w:r>
               <w:rPr>
                 <w:rStyle w:val="Hyperlink"/>
@@ -2021,7 +2021,7 @@
                 <w:noProof/>
                 <w:webHidden/>
               </w:rPr>
-              <w:instrText xml:space="preserve"> PAGEREF _Toc238982521 \h </w:instrText>
+              <w:instrText xml:space="preserve"> PAGEREF _Toc238986151 \h </w:instrText>
             </w:r>
             <w:r>
               <w:rPr>
@@ -2064,7 +2064,7 @@
               <w:sz w:val="24"/>
             </w:rPr>
           </w:pPr>
-          <w:hyperlink w:anchor="_Toc238982522" w:history="1">
+          <w:hyperlink w:anchor="_Toc238986152" w:history="1">
             <w:r>
               <w:rPr>
                 <w:rStyle w:val="Hyperlink"/>
@@ -2092,7 +2092,7 @@
                 <w:noProof/>
                 <w:webHidden/>
               </w:rPr>
-              <w:instrText xml:space="preserve"> PAGEREF _Toc238982522 \h </w:instrText>
+              <w:instrText xml:space="preserve"> PAGEREF _Toc238986152 \h </w:instrText>
             </w:r>
             <w:r>
               <w:rPr>
@@ -2135,7 +2135,7 @@
               <w:sz w:val="24"/>
             </w:rPr>
           </w:pPr>
-          <w:hyperlink w:anchor="_Toc238982523" w:history="1">
+          <w:hyperlink w:anchor="_Toc238986153" w:history="1">
             <w:r>
               <w:rPr>
                 <w:rStyle w:val="Hyperlink"/>
@@ -2163,7 +2163,7 @@
                 <w:noProof/>
                 <w:webHidden/>
               </w:rPr>
-              <w:instrText xml:space="preserve"> PAGEREF _Toc238982523 \h </w:instrText>
+              <w:instrText xml:space="preserve"> PAGEREF _Toc238986153 \h </w:instrText>
             </w:r>
             <w:r>
               <w:rPr>
@@ -2206,7 +2206,7 @@
               <w:sz w:val="24"/>
             </w:rPr>
           </w:pPr>
-          <w:hyperlink w:anchor="_Toc238982524" w:history="1">
+          <w:hyperlink w:anchor="_Toc238986154" w:history="1">
             <w:r>
               <w:rPr>
                 <w:rStyle w:val="Hyperlink"/>
@@ -2234,7 +2234,7 @@
                 <w:noProof/>
                 <w:webHidden/>
               </w:rPr>
-              <w:instrText xml:space="preserve"> PAGEREF _Toc238982524 \h </w:instrText>
+              <w:instrText xml:space="preserve"> PAGEREF _Toc238986154 \h </w:instrText>
             </w:r>
             <w:r>
               <w:rPr>
@@ -2277,7 +2277,7 @@
               <w:sz w:val="24"/>
             </w:rPr>
           </w:pPr>
-          <w:hyperlink w:anchor="_Toc238982525" w:history="1">
+          <w:hyperlink w:anchor="_Toc238986155" w:history="1">
             <w:r>
               <w:rPr>
                 <w:rStyle w:val="Hyperlink"/>
@@ -2305,7 +2305,7 @@
                 <w:noProof/>
                 <w:webHidden/>
               </w:rPr>
-              <w:instrText xml:space="preserve"> PAGEREF _Toc238982525 \h </w:instrText>
+              <w:instrText xml:space="preserve"> PAGEREF _Toc238986155 \h </w:instrText>
             </w:r>
             <w:r>
               <w:rPr>
@@ -2349,7 +2349,7 @@
               <w:sz w:val="24"/>
             </w:rPr>
           </w:pPr>
-          <w:hyperlink w:anchor="_Toc238982526" w:history="1">
+          <w:hyperlink w:anchor="_Toc238986156" w:history="1">
             <w:r>
               <w:rPr>
                 <w:rStyle w:val="Hyperlink"/>
@@ -2392,7 +2392,7 @@
                 <w:noProof/>
                 <w:webHidden/>
               </w:rPr>
-              <w:instrText xml:space="preserve"> PAGEREF _Toc238982526 \h </w:instrText>
+              <w:instrText xml:space="preserve"> PAGEREF _Toc238986156 \h </w:instrText>
             </w:r>
             <w:r>
               <w:rPr>
@@ -2435,7 +2435,7 @@
               <w:sz w:val="24"/>
             </w:rPr>
           </w:pPr>
-          <w:hyperlink w:anchor="_Toc238982527" w:history="1">
+          <w:hyperlink w:anchor="_Toc238986157" w:history="1">
             <w:r>
               <w:rPr>
                 <w:rStyle w:val="Hyperlink"/>
@@ -2463,7 +2463,7 @@
                 <w:noProof/>
                 <w:webHidden/>
               </w:rPr>
-              <w:instrText xml:space="preserve"> PAGEREF _Toc238982527 \h </w:instrText>
+              <w:instrText xml:space="preserve"> PAGEREF _Toc238986157 \h </w:instrText>
             </w:r>
             <w:r>
               <w:rPr>
@@ -2506,7 +2506,7 @@
               <w:sz w:val="24"/>
             </w:rPr>
           </w:pPr>
-          <w:hyperlink w:anchor="_Toc238982528" w:history="1">
+          <w:hyperlink w:anchor="_Toc238986158" w:history="1">
             <w:r>
               <w:rPr>
                 <w:rStyle w:val="Hyperlink"/>
@@ -2534,7 +2534,7 @@
                 <w:noProof/>
                 <w:webHidden/>
               </w:rPr>
-              <w:instrText xml:space="preserve"> PAGEREF _Toc238982528 \h </w:instrText>
+              <w:instrText xml:space="preserve"> PAGEREF _Toc238986158 \h </w:instrText>
             </w:r>
             <w:r>
               <w:rPr>
@@ -2577,7 +2577,7 @@
               <w:sz w:val="24"/>
             </w:rPr>
           </w:pPr>
-          <w:hyperlink w:anchor="_Toc238982529" w:history="1">
+          <w:hyperlink w:anchor="_Toc238986159" w:history="1">
             <w:r>
               <w:rPr>
                 <w:rStyle w:val="Hyperlink"/>
@@ -2605,7 +2605,7 @@
                 <w:noProof/>
                 <w:webHidden/>
               </w:rPr>
-              <w:instrText xml:space="preserve"> PAGEREF _Toc238982529 \h </w:instrText>
+              <w:instrText xml:space="preserve"> PAGEREF _Toc238986159 \h </w:instrText>
             </w:r>
             <w:r>
               <w:rPr>
@@ -2649,7 +2649,7 @@
               <w:sz w:val="24"/>
             </w:rPr>
           </w:pPr>
-          <w:hyperlink w:anchor="_Toc238982530" w:history="1">
+          <w:hyperlink w:anchor="_Toc238986160" w:history="1">
             <w:r>
               <w:rPr>
                 <w:rStyle w:val="Hyperlink"/>
@@ -2692,7 +2692,7 @@
                 <w:noProof/>
                 <w:webHidden/>
               </w:rPr>
-              <w:instrText xml:space="preserve"> PAGEREF _Toc238982530 \h </w:instrText>
+              <w:instrText xml:space="preserve"> PAGEREF _Toc238986160 \h </w:instrText>
             </w:r>
             <w:r>
               <w:rPr>
@@ -2735,7 +2735,7 @@
               <w:sz w:val="24"/>
             </w:rPr>
           </w:pPr>
-          <w:hyperlink w:anchor="_Toc238982531" w:history="1">
+          <w:hyperlink w:anchor="_Toc238986161" w:history="1">
             <w:r>
               <w:rPr>
                 <w:rStyle w:val="Hyperlink"/>
@@ -2763,7 +2763,7 @@
                 <w:noProof/>
                 <w:webHidden/>
               </w:rPr>
-              <w:instrText xml:space="preserve"> PAGEREF _Toc238982531 \h </w:instrText>
+              <w:instrText xml:space="preserve"> PAGEREF _Toc238986161 \h </w:instrText>
             </w:r>
             <w:r>
               <w:rPr>
@@ -2806,7 +2806,7 @@
               <w:sz w:val="24"/>
             </w:rPr>
           </w:pPr>
-          <w:hyperlink w:anchor="_Toc238982532" w:history="1">
+          <w:hyperlink w:anchor="_Toc238986162" w:history="1">
             <w:r>
               <w:rPr>
                 <w:rStyle w:val="Hyperlink"/>
@@ -2834,7 +2834,7 @@
                 <w:noProof/>
                 <w:webHidden/>
               </w:rPr>
-              <w:instrText xml:space="preserve"> PAGEREF _Toc238982532 \h </w:instrText>
+              <w:instrText xml:space="preserve"> PAGEREF _Toc238986162 \h </w:instrText>
             </w:r>
             <w:r>
               <w:rPr>
@@ -2877,7 +2877,7 @@
               <w:sz w:val="24"/>
             </w:rPr>
           </w:pPr>
-          <w:hyperlink w:anchor="_Toc238982533" w:history="1">
+          <w:hyperlink w:anchor="_Toc238986163" w:history="1">
             <w:r>
               <w:rPr>
                 <w:rStyle w:val="Hyperlink"/>
@@ -2905,7 +2905,7 @@
                 <w:noProof/>
                 <w:webHidden/>
               </w:rPr>
-              <w:instrText xml:space="preserve"> PAGEREF _Toc238982533 \h </w:instrText>
+              <w:instrText xml:space="preserve"> PAGEREF _Toc238986163 \h </w:instrText>
             </w:r>
             <w:r>
               <w:rPr>
@@ -2948,7 +2948,7 @@
               <w:sz w:val="24"/>
             </w:rPr>
           </w:pPr>
-          <w:hyperlink w:anchor="_Toc238982534" w:history="1">
+          <w:hyperlink w:anchor="_Toc238986164" w:history="1">
             <w:r>
               <w:rPr>
                 <w:rStyle w:val="Hyperlink"/>
@@ -2976,7 +2976,7 @@
                 <w:noProof/>
                 <w:webHidden/>
               </w:rPr>
-              <w:instrText xml:space="preserve"> PAGEREF _Toc238982534 \h </w:instrText>
+              <w:instrText xml:space="preserve"> PAGEREF _Toc238986164 \h </w:instrText>
             </w:r>
             <w:r>
               <w:rPr>
@@ -3020,7 +3020,7 @@
               <w:sz w:val="24"/>
             </w:rPr>
           </w:pPr>
-          <w:hyperlink w:anchor="_Toc238982535" w:history="1">
+          <w:hyperlink w:anchor="_Toc238986165" w:history="1">
             <w:r>
               <w:rPr>
                 <w:rStyle w:val="Hyperlink"/>
@@ -3063,7 +3063,7 @@
                 <w:noProof/>
                 <w:webHidden/>
               </w:rPr>
-              <w:instrText xml:space="preserve"> PAGEREF _Toc238982535 \h </w:instrText>
+              <w:instrText xml:space="preserve"> PAGEREF _Toc238986165 \h </w:instrText>
             </w:r>
             <w:r>
               <w:rPr>
@@ -3106,7 +3106,7 @@
               <w:sz w:val="24"/>
             </w:rPr>
           </w:pPr>
-          <w:hyperlink w:anchor="_Toc238982536" w:history="1">
+          <w:hyperlink w:anchor="_Toc238986166" w:history="1">
             <w:r>
               <w:rPr>
                 <w:rStyle w:val="Hyperlink"/>
@@ -3134,7 +3134,7 @@
                 <w:noProof/>
                 <w:webHidden/>
               </w:rPr>
-              <w:instrText xml:space="preserve"> PAGEREF _Toc238982536 \h </w:instrText>
+              <w:instrText xml:space="preserve"> PAGEREF _Toc238986166 \h </w:instrText>
             </w:r>
             <w:r>
               <w:rPr>
@@ -3177,7 +3177,7 @@
               <w:sz w:val="24"/>
             </w:rPr>
           </w:pPr>
-          <w:hyperlink w:anchor="_Toc238982537" w:history="1">
+          <w:hyperlink w:anchor="_Toc238986167" w:history="1">
             <w:r>
               <w:rPr>
                 <w:rStyle w:val="Hyperlink"/>
@@ -3205,7 +3205,7 @@
                 <w:noProof/>
                 <w:webHidden/>
               </w:rPr>
-              <w:instrText xml:space="preserve"> PAGEREF _Toc238982537 \h </w:instrText>
+              <w:instrText xml:space="preserve"> PAGEREF _Toc238986167 \h </w:instrText>
             </w:r>
             <w:r>
               <w:rPr>
@@ -3248,7 +3248,7 @@
               <w:sz w:val="24"/>
             </w:rPr>
           </w:pPr>
-          <w:hyperlink w:anchor="_Toc238982538" w:history="1">
+          <w:hyperlink w:anchor="_Toc238986168" w:history="1">
             <w:r>
               <w:rPr>
                 <w:rStyle w:val="Hyperlink"/>
@@ -3276,7 +3276,7 @@
                 <w:noProof/>
                 <w:webHidden/>
               </w:rPr>
-              <w:instrText xml:space="preserve"> PAGEREF _Toc238982538 \h </w:instrText>
+              <w:instrText xml:space="preserve"> PAGEREF _Toc238986168 \h </w:instrText>
             </w:r>
             <w:r>
               <w:rPr>
@@ -3320,7 +3320,7 @@
               <w:sz w:val="24"/>
             </w:rPr>
           </w:pPr>
-          <w:hyperlink w:anchor="_Toc238982539" w:history="1">
+          <w:hyperlink w:anchor="_Toc238986169" w:history="1">
             <w:r>
               <w:rPr>
                 <w:rStyle w:val="Hyperlink"/>
@@ -3363,7 +3363,7 @@
                 <w:noProof/>
                 <w:webHidden/>
               </w:rPr>
-              <w:instrText xml:space="preserve"> PAGEREF _Toc238982539 \h </w:instrText>
+              <w:instrText xml:space="preserve"> PAGEREF _Toc238986169 \h </w:instrText>
             </w:r>
             <w:r>
               <w:rPr>
@@ -3406,7 +3406,7 @@
               <w:sz w:val="24"/>
             </w:rPr>
           </w:pPr>
-          <w:hyperlink w:anchor="_Toc238982540" w:history="1">
+          <w:hyperlink w:anchor="_Toc238986170" w:history="1">
             <w:r>
               <w:rPr>
                 <w:rStyle w:val="Hyperlink"/>
@@ -3434,7 +3434,7 @@
                 <w:noProof/>
                 <w:webHidden/>
               </w:rPr>
-              <w:instrText xml:space="preserve"> PAGEREF _Toc238982540 \h </w:instrText>
+              <w:instrText xml:space="preserve"> PAGEREF _Toc238986170 \h </w:instrText>
             </w:r>
             <w:r>
               <w:rPr>
@@ -3477,7 +3477,7 @@
               <w:sz w:val="24"/>
             </w:rPr>
           </w:pPr>
-          <w:hyperlink w:anchor="_Toc238982541" w:history="1">
+          <w:hyperlink w:anchor="_Toc238986171" w:history="1">
             <w:r>
               <w:rPr>
                 <w:rStyle w:val="Hyperlink"/>
@@ -3505,7 +3505,7 @@
                 <w:noProof/>
                 <w:webHidden/>
               </w:rPr>
-              <w:instrText xml:space="preserve"> PAGEREF _Toc238982541 \h </w:instrText>
+              <w:instrText xml:space="preserve"> PAGEREF _Toc238986171 \h </w:instrText>
             </w:r>
             <w:r>
               <w:rPr>
@@ -3548,7 +3548,7 @@
               <w:sz w:val="24"/>
             </w:rPr>
           </w:pPr>
-          <w:hyperlink w:anchor="_Toc238982542" w:history="1">
+          <w:hyperlink w:anchor="_Toc238986172" w:history="1">
             <w:r>
               <w:rPr>
                 <w:rStyle w:val="Hyperlink"/>
@@ -3576,7 +3576,7 @@
                 <w:noProof/>
                 <w:webHidden/>
               </w:rPr>
-              <w:instrText xml:space="preserve"> PAGEREF _Toc238982542 \h </w:instrText>
+              <w:instrText xml:space="preserve"> PAGEREF _Toc238986172 \h </w:instrText>
             </w:r>
             <w:r>
               <w:rPr>
@@ -3619,7 +3619,7 @@
               <w:sz w:val="24"/>
             </w:rPr>
           </w:pPr>
-          <w:hyperlink w:anchor="_Toc238982543" w:history="1">
+          <w:hyperlink w:anchor="_Toc238986173" w:history="1">
             <w:r>
               <w:rPr>
                 <w:rStyle w:val="Hyperlink"/>
@@ -3647,7 +3647,7 @@
                 <w:noProof/>
                 <w:webHidden/>
               </w:rPr>
-              <w:instrText xml:space="preserve"> PAGEREF _Toc238982543 \h </w:instrText>
+              <w:instrText xml:space="preserve"> PAGEREF _Toc238986173 \h </w:instrText>
             </w:r>
             <w:r>
               <w:rPr>
@@ -3690,7 +3690,7 @@
               <w:sz w:val="24"/>
             </w:rPr>
           </w:pPr>
-          <w:hyperlink w:anchor="_Toc238982544" w:history="1">
+          <w:hyperlink w:anchor="_Toc238986174" w:history="1">
             <w:r>
               <w:rPr>
                 <w:rStyle w:val="Hyperlink"/>
@@ -3718,7 +3718,7 @@
                 <w:noProof/>
                 <w:webHidden/>
               </w:rPr>
-              <w:instrText xml:space="preserve"> PAGEREF _Toc238982544 \h </w:instrText>
+              <w:instrText xml:space="preserve"> PAGEREF _Toc238986174 \h </w:instrText>
             </w:r>
             <w:r>
               <w:rPr>
@@ -3761,7 +3761,7 @@
               <w:sz w:val="24"/>
             </w:rPr>
           </w:pPr>
-          <w:hyperlink w:anchor="_Toc238982545" w:history="1">
+          <w:hyperlink w:anchor="_Toc238986175" w:history="1">
             <w:r>
               <w:rPr>
                 <w:rStyle w:val="Hyperlink"/>
@@ -3789,7 +3789,7 @@
                 <w:noProof/>
                 <w:webHidden/>
               </w:rPr>
-              <w:instrText xml:space="preserve"> PAGEREF _Toc238982545 \h </w:instrText>
+              <w:instrText xml:space="preserve"> PAGEREF _Toc238986175 \h </w:instrText>
             </w:r>
             <w:r>
               <w:rPr>
@@ -3832,7 +3832,7 @@
               <w:sz w:val="24"/>
             </w:rPr>
           </w:pPr>
-          <w:hyperlink w:anchor="_Toc238982546" w:history="1">
+          <w:hyperlink w:anchor="_Toc238986176" w:history="1">
             <w:r>
               <w:rPr>
                 <w:rStyle w:val="Hyperlink"/>
@@ -3860,7 +3860,7 @@
                 <w:noProof/>
                 <w:webHidden/>
               </w:rPr>
-              <w:instrText xml:space="preserve"> PAGEREF _Toc238982546 \h </w:instrText>
+              <w:instrText xml:space="preserve"> PAGEREF _Toc238986176 \h </w:instrText>
             </w:r>
             <w:r>
               <w:rPr>
@@ -3903,7 +3903,7 @@
               <w:sz w:val="24"/>
             </w:rPr>
           </w:pPr>
-          <w:hyperlink w:anchor="_Toc238982547" w:history="1">
+          <w:hyperlink w:anchor="_Toc238986177" w:history="1">
             <w:r>
               <w:rPr>
                 <w:rStyle w:val="Hyperlink"/>
@@ -3931,7 +3931,7 @@
                 <w:noProof/>
                 <w:webHidden/>
               </w:rPr>
-              <w:instrText xml:space="preserve"> PAGEREF _Toc238982547 \h </w:instrText>
+              <w:instrText xml:space="preserve"> PAGEREF _Toc238986177 \h </w:instrText>
             </w:r>
             <w:r>
               <w:rPr>
@@ -3974,7 +3974,7 @@
               <w:sz w:val="24"/>
             </w:rPr>
           </w:pPr>
-          <w:hyperlink w:anchor="_Toc238982548" w:history="1">
+          <w:hyperlink w:anchor="_Toc238986178" w:history="1">
             <w:r>
               <w:rPr>
                 <w:rStyle w:val="Hyperlink"/>
@@ -4002,7 +4002,7 @@
                 <w:noProof/>
                 <w:webHidden/>
               </w:rPr>
-              <w:instrText xml:space="preserve"> PAGEREF _Toc238982548 \h </w:instrText>
+              <w:instrText xml:space="preserve"> PAGEREF _Toc238986178 \h </w:instrText>
             </w:r>
             <w:r>
               <w:rPr>
@@ -4045,7 +4045,7 @@
               <w:sz w:val="24"/>
             </w:rPr>
           </w:pPr>
-          <w:hyperlink w:anchor="_Toc238982549" w:history="1">
+          <w:hyperlink w:anchor="_Toc238986179" w:history="1">
             <w:r>
               <w:rPr>
                 <w:rStyle w:val="Hyperlink"/>
@@ -4073,7 +4073,7 @@
                 <w:noProof/>
                 <w:webHidden/>
               </w:rPr>
-              <w:instrText xml:space="preserve"> PAGEREF _Toc238982549 \h </w:instrText>
+              <w:instrText xml:space="preserve"> PAGEREF _Toc238986179 \h </w:instrText>
             </w:r>
             <w:r>
               <w:rPr>
@@ -4117,7 +4117,7 @@
               <w:sz w:val="24"/>
             </w:rPr>
           </w:pPr>
-          <w:hyperlink w:anchor="_Toc238982550" w:history="1">
+          <w:hyperlink w:anchor="_Toc238986180" w:history="1">
             <w:r>
               <w:rPr>
                 <w:rStyle w:val="Hyperlink"/>
@@ -4160,7 +4160,7 @@
                 <w:noProof/>
                 <w:webHidden/>
               </w:rPr>
-              <w:instrText xml:space="preserve"> PAGEREF _Toc238982550 \h </w:instrText>
+              <w:instrText xml:space="preserve"> PAGEREF _Toc238986180 \h </w:instrText>
             </w:r>
             <w:r>
               <w:rPr>
@@ -4203,7 +4203,7 @@
               <w:sz w:val="24"/>
             </w:rPr>
           </w:pPr>
-          <w:hyperlink w:anchor="_Toc238982551" w:history="1">
+          <w:hyperlink w:anchor="_Toc238986181" w:history="1">
             <w:r>
               <w:rPr>
                 <w:rStyle w:val="Hyperlink"/>
@@ -4231,7 +4231,7 @@
                 <w:noProof/>
                 <w:webHidden/>
               </w:rPr>
-              <w:instrText xml:space="preserve"> PAGEREF _Toc238982551 \h </w:instrText>
+              <w:instrText xml:space="preserve"> PAGEREF _Toc238986181 \h </w:instrText>
             </w:r>
             <w:r>
               <w:rPr>
@@ -4274,7 +4274,7 @@
               <w:sz w:val="24"/>
             </w:rPr>
           </w:pPr>
-          <w:hyperlink w:anchor="_Toc238982552" w:history="1">
+          <w:hyperlink w:anchor="_Toc238986182" w:history="1">
             <w:r>
               <w:rPr>
                 <w:rStyle w:val="Hyperlink"/>
@@ -4302,7 +4302,7 @@
                 <w:noProof/>
                 <w:webHidden/>
               </w:rPr>
-              <w:instrText xml:space="preserve"> PAGEREF _Toc238982552 \h </w:instrText>
+              <w:instrText xml:space="preserve"> PAGEREF _Toc238986182 \h </w:instrText>
             </w:r>
             <w:r>
               <w:rPr>
@@ -4345,7 +4345,7 @@
               <w:sz w:val="24"/>
             </w:rPr>
           </w:pPr>
-          <w:hyperlink w:anchor="_Toc238982553" w:history="1">
+          <w:hyperlink w:anchor="_Toc238986183" w:history="1">
             <w:r>
               <w:rPr>
                 <w:rStyle w:val="Hyperlink"/>
@@ -4373,7 +4373,7 @@
                 <w:noProof/>
                 <w:webHidden/>
               </w:rPr>
-              <w:instrText xml:space="preserve"> PAGEREF _Toc238982553 \h </w:instrText>
+              <w:instrText xml:space="preserve"> PAGEREF _Toc238986183 \h </w:instrText>
             </w:r>
             <w:r>
               <w:rPr>
@@ -4416,7 +4416,7 @@
               <w:sz w:val="24"/>
             </w:rPr>
           </w:pPr>
-          <w:hyperlink w:anchor="_Toc238982554" w:history="1">
+          <w:hyperlink w:anchor="_Toc238986184" w:history="1">
             <w:r>
               <w:rPr>
                 <w:rStyle w:val="Hyperlink"/>
@@ -4444,7 +4444,7 @@
                 <w:noProof/>
                 <w:webHidden/>
               </w:rPr>
-              <w:instrText xml:space="preserve"> PAGEREF _Toc238982554 \h </w:instrText>
+              <w:instrText xml:space="preserve"> PAGEREF _Toc238986184 \h </w:instrText>
             </w:r>
             <w:r>
               <w:rPr>
@@ -4487,7 +4487,7 @@
               <w:sz w:val="24"/>
             </w:rPr>
           </w:pPr>
-          <w:hyperlink w:anchor="_Toc238982555" w:history="1">
+          <w:hyperlink w:anchor="_Toc238986185" w:history="1">
             <w:r>
               <w:rPr>
                 <w:rStyle w:val="Hyperlink"/>
@@ -4515,7 +4515,7 @@
                 <w:noProof/>
                 <w:webHidden/>
               </w:rPr>
-              <w:instrText xml:space="preserve"> PAGEREF _Toc238982555 \h </w:instrText>
+              <w:instrText xml:space="preserve"> PAGEREF _Toc238986185 \h </w:instrText>
             </w:r>
             <w:r>
               <w:rPr>
@@ -4558,7 +4558,7 @@
               <w:sz w:val="24"/>
             </w:rPr>
           </w:pPr>
-          <w:hyperlink w:anchor="_Toc238982556" w:history="1">
+          <w:hyperlink w:anchor="_Toc238986186" w:history="1">
             <w:r>
               <w:rPr>
                 <w:rStyle w:val="Hyperlink"/>
@@ -4586,7 +4586,7 @@
                 <w:noProof/>
                 <w:webHidden/>
               </w:rPr>
-              <w:instrText xml:space="preserve"> PAGEREF _Toc238982556 \h </w:instrText>
+              <w:instrText xml:space="preserve"> PAGEREF _Toc238986186 \h </w:instrText>
             </w:r>
             <w:r>
               <w:rPr>
@@ -4630,7 +4630,7 @@
               <w:sz w:val="24"/>
             </w:rPr>
           </w:pPr>
-          <w:hyperlink w:anchor="_Toc238982557" w:history="1">
+          <w:hyperlink w:anchor="_Toc238986187" w:history="1">
             <w:r>
               <w:rPr>
                 <w:rStyle w:val="Hyperlink"/>
@@ -4673,7 +4673,7 @@
                 <w:noProof/>
                 <w:webHidden/>
               </w:rPr>
-              <w:instrText xml:space="preserve"> PAGEREF _Toc238982557 \h </w:instrText>
+              <w:instrText xml:space="preserve"> PAGEREF _Toc238986187 \h </w:instrText>
             </w:r>
             <w:r>
               <w:rPr>
@@ -4716,7 +4716,7 @@
               <w:sz w:val="24"/>
             </w:rPr>
           </w:pPr>
-          <w:hyperlink w:anchor="_Toc238982558" w:history="1">
+          <w:hyperlink w:anchor="_Toc238986188" w:history="1">
             <w:r>
               <w:rPr>
                 <w:rStyle w:val="Hyperlink"/>
@@ -4744,7 +4744,7 @@
                 <w:noProof/>
                 <w:webHidden/>
               </w:rPr>
-              <w:instrText xml:space="preserve"> PAGEREF _Toc238982558 \h </w:instrText>
+              <w:instrText xml:space="preserve"> PAGEREF _Toc238986188 \h </w:instrText>
             </w:r>
             <w:r>
               <w:rPr>
@@ -4787,7 +4787,7 @@
               <w:sz w:val="24"/>
             </w:rPr>
           </w:pPr>
-          <w:hyperlink w:anchor="_Toc238982559" w:history="1">
+          <w:hyperlink w:anchor="_Toc238986189" w:history="1">
             <w:r>
               <w:rPr>
                 <w:rStyle w:val="Hyperlink"/>
@@ -4815,7 +4815,7 @@
                 <w:noProof/>
                 <w:webHidden/>
               </w:rPr>
-              <w:instrText xml:space="preserve"> PAGEREF _Toc238982559 \h </w:instrText>
+              <w:instrText xml:space="preserve"> PAGEREF _Toc238986189 \h </w:instrText>
             </w:r>
             <w:r>
               <w:rPr>
@@ -4858,7 +4858,7 @@
               <w:sz w:val="24"/>
             </w:rPr>
           </w:pPr>
-          <w:hyperlink w:anchor="_Toc238982560" w:history="1">
+          <w:hyperlink w:anchor="_Toc238986190" w:history="1">
             <w:r>
               <w:rPr>
                 <w:rStyle w:val="Hyperlink"/>
@@ -4886,7 +4886,7 @@
                 <w:noProof/>
                 <w:webHidden/>
               </w:rPr>
-              <w:instrText xml:space="preserve"> PAGEREF _Toc238982560 \h </w:instrText>
+              <w:instrText xml:space="preserve"> PAGEREF _Toc238986190 \h </w:instrText>
             </w:r>
             <w:r>
               <w:rPr>
@@ -4930,7 +4930,7 @@
               <w:sz w:val="24"/>
             </w:rPr>
           </w:pPr>
-          <w:hyperlink w:anchor="_Toc238982561" w:history="1">
+          <w:hyperlink w:anchor="_Toc238986191" w:history="1">
             <w:r>
               <w:rPr>
                 <w:rStyle w:val="Hyperlink"/>
@@ -4973,7 +4973,7 @@
                 <w:noProof/>
                 <w:webHidden/>
               </w:rPr>
-              <w:instrText xml:space="preserve"> PAGEREF _Toc238982561 \h </w:instrText>
+              <w:instrText xml:space="preserve"> PAGEREF _Toc238986191 \h </w:instrText>
             </w:r>
             <w:r>
               <w:rPr>
@@ -5016,7 +5016,7 @@
               <w:sz w:val="24"/>
             </w:rPr>
           </w:pPr>
-          <w:hyperlink w:anchor="_Toc238982562" w:history="1">
+          <w:hyperlink w:anchor="_Toc238986192" w:history="1">
             <w:r>
               <w:rPr>
                 <w:rStyle w:val="Hyperlink"/>
@@ -5044,7 +5044,7 @@
                 <w:noProof/>
                 <w:webHidden/>
               </w:rPr>
-              <w:instrText xml:space="preserve"> PAGEREF _Toc238982562 \h </w:instrText>
+              <w:instrText xml:space="preserve"> PAGEREF _Toc238986192 \h </w:instrText>
             </w:r>
             <w:r>
               <w:rPr>
@@ -5087,7 +5087,7 @@
               <w:sz w:val="24"/>
             </w:rPr>
           </w:pPr>
-          <w:hyperlink w:anchor="_Toc238982563" w:history="1">
+          <w:hyperlink w:anchor="_Toc238986193" w:history="1">
             <w:r>
               <w:rPr>
                 <w:rStyle w:val="Hyperlink"/>
@@ -5115,7 +5115,7 @@
                 <w:noProof/>
                 <w:webHidden/>
               </w:rPr>
-              <w:instrText xml:space="preserve"> PAGEREF _Toc238982563 \h </w:instrText>
+              <w:instrText xml:space="preserve"> PAGEREF _Toc238986193 \h </w:instrText>
             </w:r>
             <w:r>
               <w:rPr>
@@ -5158,7 +5158,7 @@
               <w:sz w:val="24"/>
             </w:rPr>
           </w:pPr>
-          <w:hyperlink w:anchor="_Toc238982564" w:history="1">
+          <w:hyperlink w:anchor="_Toc238986194" w:history="1">
             <w:r>
               <w:rPr>
                 <w:rStyle w:val="Hyperlink"/>
@@ -5186,7 +5186,7 @@
                 <w:noProof/>
                 <w:webHidden/>
               </w:rPr>
-              <w:instrText xml:space="preserve"> PAGEREF _Toc238982564 \h </w:instrText>
+              <w:instrText xml:space="preserve"> PAGEREF _Toc238986194 \h </w:instrText>
             </w:r>
             <w:r>
               <w:rPr>
@@ -5229,7 +5229,7 @@
               <w:sz w:val="24"/>
             </w:rPr>
           </w:pPr>
-          <w:hyperlink w:anchor="_Toc238982565" w:history="1">
+          <w:hyperlink w:anchor="_Toc238986195" w:history="1">
             <w:r>
               <w:rPr>
                 <w:rStyle w:val="Hyperlink"/>
@@ -5257,7 +5257,7 @@
                 <w:noProof/>
                 <w:webHidden/>
               </w:rPr>
-              <w:instrText xml:space="preserve"> PAGEREF _Toc238982565 \h </w:instrText>
+              <w:instrText xml:space="preserve"> PAGEREF _Toc238986195 \h </w:instrText>
             </w:r>
             <w:r>
               <w:rPr>
@@ -5300,7 +5300,7 @@
               <w:sz w:val="24"/>
             </w:rPr>
           </w:pPr>
-          <w:hyperlink w:anchor="_Toc238982566" w:history="1">
+          <w:hyperlink w:anchor="_Toc238986196" w:history="1">
             <w:r>
               <w:rPr>
                 <w:rStyle w:val="Hyperlink"/>
@@ -5328,7 +5328,7 @@
                 <w:noProof/>
                 <w:webHidden/>
               </w:rPr>
-              <w:instrText xml:space="preserve"> PAGEREF _Toc238982566 \h </w:instrText>
+              <w:instrText xml:space="preserve"> PAGEREF _Toc238986196 \h </w:instrText>
             </w:r>
             <w:r>
               <w:rPr>
@@ -5371,7 +5371,7 @@
               <w:sz w:val="24"/>
             </w:rPr>
           </w:pPr>
-          <w:hyperlink w:anchor="_Toc238982567" w:history="1">
+          <w:hyperlink w:anchor="_Toc238986197" w:history="1">
             <w:r>
               <w:rPr>
                 <w:rStyle w:val="Hyperlink"/>
@@ -5399,7 +5399,7 @@
                 <w:noProof/>
                 <w:webHidden/>
               </w:rPr>
-              <w:instrText xml:space="preserve"> PAGEREF _Toc238982567 \h </w:instrText>
+              <w:instrText xml:space="preserve"> PAGEREF _Toc238986197 \h </w:instrText>
             </w:r>
             <w:r>
               <w:rPr>
@@ -5443,7 +5443,7 @@
               <w:sz w:val="24"/>
             </w:rPr>
           </w:pPr>
-          <w:hyperlink w:anchor="_Toc238982568" w:history="1">
+          <w:hyperlink w:anchor="_Toc238986198" w:history="1">
             <w:r>
               <w:rPr>
                 <w:rStyle w:val="Hyperlink"/>
@@ -5486,7 +5486,7 @@
                 <w:noProof/>
                 <w:webHidden/>
               </w:rPr>
-              <w:instrText xml:space="preserve"> PAGEREF _Toc238982568 \h </w:instrText>
+              <w:instrText xml:space="preserve"> PAGEREF _Toc238986198 \h </w:instrText>
             </w:r>
             <w:r>
               <w:rPr>
@@ -5529,7 +5529,7 @@
               <w:sz w:val="24"/>
             </w:rPr>
           </w:pPr>
-          <w:hyperlink w:anchor="_Toc238982569" w:history="1">
+          <w:hyperlink w:anchor="_Toc238986199" w:history="1">
             <w:r>
               <w:rPr>
                 <w:rStyle w:val="Hyperlink"/>
@@ -5557,7 +5557,7 @@
                 <w:noProof/>
                 <w:webHidden/>
               </w:rPr>
-              <w:instrText xml:space="preserve"> PAGEREF _Toc238982569 \h </w:instrText>
+              <w:instrText xml:space="preserve"> PAGEREF _Toc238986199 \h </w:instrText>
             </w:r>
             <w:r>
               <w:rPr>
@@ -5600,7 +5600,7 @@
               <w:sz w:val="24"/>
             </w:rPr>
           </w:pPr>
-          <w:hyperlink w:anchor="_Toc238982570" w:history="1">
+          <w:hyperlink w:anchor="_Toc238986200" w:history="1">
             <w:r>
               <w:rPr>
                 <w:rStyle w:val="Hyperlink"/>
@@ -5628,7 +5628,7 @@
                 <w:noProof/>
                 <w:webHidden/>
               </w:rPr>
-              <w:instrText xml:space="preserve"> PAGEREF _Toc238982570 \h </w:instrText>
+              <w:instrText xml:space="preserve"> PAGEREF _Toc238986200 \h </w:instrText>
             </w:r>
             <w:r>
               <w:rPr>
@@ -5672,7 +5672,7 @@
               <w:sz w:val="24"/>
             </w:rPr>
           </w:pPr>
-          <w:hyperlink w:anchor="_Toc238982571" w:history="1">
+          <w:hyperlink w:anchor="_Toc238986201" w:history="1">
             <w:r>
               <w:rPr>
                 <w:rStyle w:val="Hyperlink"/>
@@ -5715,7 +5715,7 @@
                 <w:noProof/>
                 <w:webHidden/>
               </w:rPr>
-              <w:instrText xml:space="preserve"> PAGEREF _Toc238982571 \h </w:instrText>
+              <w:instrText xml:space="preserve"> PAGEREF _Toc238986201 \h </w:instrText>
             </w:r>
             <w:r>
               <w:rPr>
@@ -5758,7 +5758,7 @@
               <w:sz w:val="24"/>
             </w:rPr>
           </w:pPr>
-          <w:hyperlink w:anchor="_Toc238982572" w:history="1">
+          <w:hyperlink w:anchor="_Toc238986202" w:history="1">
             <w:r>
               <w:rPr>
                 <w:rStyle w:val="Hyperlink"/>
@@ -5786,7 +5786,7 @@
                 <w:noProof/>
                 <w:webHidden/>
               </w:rPr>
-              <w:instrText xml:space="preserve"> PAGEREF _Toc238982572 \h </w:instrText>
+              <w:instrText xml:space="preserve"> PAGEREF _Toc238986202 \h </w:instrText>
             </w:r>
             <w:r>
               <w:rPr>
@@ -5829,7 +5829,7 @@
               <w:sz w:val="24"/>
             </w:rPr>
           </w:pPr>
-          <w:hyperlink w:anchor="_Toc238982573" w:history="1">
+          <w:hyperlink w:anchor="_Toc238986203" w:history="1">
             <w:r>
               <w:rPr>
                 <w:rStyle w:val="Hyperlink"/>
@@ -5857,7 +5857,7 @@
                 <w:noProof/>
                 <w:webHidden/>
               </w:rPr>
-              <w:instrText xml:space="preserve"> PAGEREF _Toc238982573 \h </w:instrText>
+              <w:instrText xml:space="preserve"> PAGEREF _Toc238986203 \h </w:instrText>
             </w:r>
             <w:r>
               <w:rPr>
@@ -5901,7 +5901,7 @@
               <w:sz w:val="24"/>
             </w:rPr>
           </w:pPr>
-          <w:hyperlink w:anchor="_Toc238982574" w:history="1">
+          <w:hyperlink w:anchor="_Toc238986204" w:history="1">
             <w:r>
               <w:rPr>
                 <w:rStyle w:val="Hyperlink"/>
@@ -5944,7 +5944,7 @@
                 <w:noProof/>
                 <w:webHidden/>
               </w:rPr>
-              <w:instrText xml:space="preserve"> PAGEREF _Toc238982574 \h </w:instrText>
+              <w:instrText xml:space="preserve"> PAGEREF _Toc238986204 \h </w:instrText>
             </w:r>
             <w:r>
               <w:rPr>
@@ -5987,7 +5987,7 @@
               <w:sz w:val="24"/>
             </w:rPr>
           </w:pPr>
-          <w:hyperlink w:anchor="_Toc238982575" w:history="1">
+          <w:hyperlink w:anchor="_Toc238986205" w:history="1">
             <w:r>
               <w:rPr>
                 <w:rStyle w:val="Hyperlink"/>
@@ -6015,7 +6015,7 @@
                 <w:noProof/>
                 <w:webHidden/>
               </w:rPr>
-              <w:instrText xml:space="preserve"> PAGEREF _Toc238982575 \h </w:instrText>
+              <w:instrText xml:space="preserve"> PAGEREF _Toc238986205 \h </w:instrText>
             </w:r>
             <w:r>
               <w:rPr>
@@ -6058,7 +6058,7 @@
               <w:sz w:val="24"/>
             </w:rPr>
           </w:pPr>
-          <w:hyperlink w:anchor="_Toc238982576" w:history="1">
+          <w:hyperlink w:anchor="_Toc238986206" w:history="1">
             <w:r>
               <w:rPr>
                 <w:rStyle w:val="Hyperlink"/>
@@ -6086,7 +6086,7 @@
                 <w:noProof/>
                 <w:webHidden/>
               </w:rPr>
-              <w:instrText xml:space="preserve"> PAGEREF _Toc238982576 \h </w:instrText>
+              <w:instrText xml:space="preserve"> PAGEREF _Toc238986206 \h </w:instrText>
             </w:r>
             <w:r>
               <w:rPr>
@@ -6129,7 +6129,7 @@
               <w:sz w:val="24"/>
             </w:rPr>
           </w:pPr>
-          <w:hyperlink w:anchor="_Toc238982577" w:history="1">
+          <w:hyperlink w:anchor="_Toc238986207" w:history="1">
             <w:r>
               <w:rPr>
                 <w:rStyle w:val="Hyperlink"/>
@@ -6157,7 +6157,7 @@
                 <w:noProof/>
                 <w:webHidden/>
               </w:rPr>
-              <w:instrText xml:space="preserve"> PAGEREF _Toc238982577 \h </w:instrText>
+              <w:instrText xml:space="preserve"> PAGEREF _Toc238986207 \h </w:instrText>
             </w:r>
             <w:r>
               <w:rPr>
@@ -6201,7 +6201,7 @@
               <w:sz w:val="24"/>
             </w:rPr>
           </w:pPr>
-          <w:hyperlink w:anchor="_Toc238982578" w:history="1">
+          <w:hyperlink w:anchor="_Toc238986208" w:history="1">
             <w:r>
               <w:rPr>
                 <w:rStyle w:val="Hyperlink"/>
@@ -6244,7 +6244,7 @@
                 <w:noProof/>
                 <w:webHidden/>
               </w:rPr>
-              <w:instrText xml:space="preserve"> PAGEREF _Toc238982578 \h </w:instrText>
+              <w:instrText xml:space="preserve"> PAGEREF _Toc238986208 \h </w:instrText>
             </w:r>
             <w:r>
               <w:rPr>
@@ -6297,7 +6297,7 @@
       <w:pPr>
         <w:pStyle w:val="Heading2"/>
       </w:pPr>
-      <w:bookmarkStart w:id="0" w:name="_Toc238982497"/>
+      <w:bookmarkStart w:id="0" w:name="_Toc238986127"/>
       <w:r>
         <w:rPr>
           <w:rFonts w:eastAsia="Wavehaus 128 Bold" w:cs="Wavehaus 128 Bold"/>
@@ -6342,7 +6342,7 @@
       <w:pPr>
         <w:pStyle w:val="Heading3"/>
       </w:pPr>
-      <w:bookmarkStart w:id="1" w:name="_Toc238982498"/>
+      <w:bookmarkStart w:id="1" w:name="_Toc238986128"/>
       <w:r>
         <w:rPr>
           <w:rFonts w:ascii="Wavehaus 128 Bold" w:eastAsia="Wavehaus 128 Bold" w:hAnsi="Wavehaus 128 Bold" w:cs="Wavehaus 128 Bold"/>
@@ -6589,7 +6589,7 @@
       <w:pPr>
         <w:pStyle w:val="Heading3"/>
       </w:pPr>
-      <w:bookmarkStart w:id="2" w:name="_Toc238982499"/>
+      <w:bookmarkStart w:id="2" w:name="_Toc238986129"/>
       <w:r>
         <w:rPr>
           <w:rFonts w:ascii="Wavehaus 128 Bold" w:eastAsia="Wavehaus 128 Bold" w:hAnsi="Wavehaus 128 Bold" w:cs="Wavehaus 128 Bold"/>
@@ -6723,7 +6723,7 @@
       <w:pPr>
         <w:pStyle w:val="Heading3"/>
       </w:pPr>
-      <w:bookmarkStart w:id="3" w:name="_Toc238982500"/>
+      <w:bookmarkStart w:id="3" w:name="_Toc238986130"/>
       <w:r>
         <w:rPr>
           <w:rFonts w:ascii="Wavehaus 128 Bold" w:eastAsia="Wavehaus 128 Bold" w:hAnsi="Wavehaus 128 Bold" w:cs="Wavehaus 128 Bold"/>
@@ -6990,7 +6990,7 @@
       <w:pPr>
         <w:pStyle w:val="Heading2"/>
       </w:pPr>
-      <w:bookmarkStart w:id="4" w:name="_Toc238982501"/>
+      <w:bookmarkStart w:id="4" w:name="_Toc238986131"/>
       <w:r>
         <w:rPr>
           <w:rFonts w:eastAsia="Wavehaus 128 Bold" w:cs="Wavehaus 128 Bold"/>
@@ -7016,7 +7016,7 @@
       <w:pPr>
         <w:pStyle w:val="Heading3"/>
       </w:pPr>
-      <w:bookmarkStart w:id="5" w:name="_Toc238982502"/>
+      <w:bookmarkStart w:id="5" w:name="_Toc238986132"/>
       <w:r>
         <w:rPr>
           <w:rFonts w:ascii="Wavehaus 128 Bold" w:eastAsia="Wavehaus 128 Bold" w:hAnsi="Wavehaus 128 Bold" w:cs="Wavehaus 128 Bold"/>
@@ -7234,7 +7234,7 @@
       <w:pPr>
         <w:pStyle w:val="Heading3"/>
       </w:pPr>
-      <w:bookmarkStart w:id="6" w:name="_Toc238982503"/>
+      <w:bookmarkStart w:id="6" w:name="_Toc238986133"/>
       <w:r>
         <w:rPr>
           <w:rFonts w:ascii="Wavehaus 128 Bold" w:eastAsia="Wavehaus 128 Bold" w:hAnsi="Wavehaus 128 Bold" w:cs="Wavehaus 128 Bold"/>
@@ -7809,7 +7809,7 @@
       <w:pPr>
         <w:pStyle w:val="Heading3"/>
       </w:pPr>
-      <w:bookmarkStart w:id="7" w:name="_Toc238982504"/>
+      <w:bookmarkStart w:id="7" w:name="_Toc238986134"/>
       <w:r>
         <w:rPr>
           <w:rFonts w:ascii="Wavehaus 128 Bold" w:eastAsia="Wavehaus 128 Bold" w:hAnsi="Wavehaus 128 Bold" w:cs="Wavehaus 128 Bold"/>
@@ -8248,7 +8248,7 @@
       <w:pPr>
         <w:pStyle w:val="Heading3"/>
       </w:pPr>
-      <w:bookmarkStart w:id="8" w:name="_Toc238982505"/>
+      <w:bookmarkStart w:id="8" w:name="_Toc238986135"/>
       <w:r>
         <w:rPr>
           <w:rFonts w:ascii="Wavehaus 128 Bold" w:eastAsia="Wavehaus 128 Bold" w:hAnsi="Wavehaus 128 Bold" w:cs="Wavehaus 128 Bold"/>
@@ -8426,7 +8426,7 @@
       <w:pPr>
         <w:pStyle w:val="Heading2"/>
       </w:pPr>
-      <w:bookmarkStart w:id="9" w:name="_Toc238982506"/>
+      <w:bookmarkStart w:id="9" w:name="_Toc238986136"/>
       <w:r>
         <w:rPr>
           <w:rFonts w:eastAsia="Wavehaus 128 Bold" w:cs="Wavehaus 128 Bold"/>
@@ -8466,7 +8466,7 @@
       <w:pPr>
         <w:pStyle w:val="Heading3"/>
       </w:pPr>
-      <w:bookmarkStart w:id="10" w:name="_Toc238982507"/>
+      <w:bookmarkStart w:id="10" w:name="_Toc238986137"/>
       <w:r>
         <w:rPr>
           <w:rFonts w:ascii="Wavehaus 128 Bold" w:eastAsia="Wavehaus 128 Bold" w:hAnsi="Wavehaus 128 Bold" w:cs="Wavehaus 128 Bold"/>
@@ -9621,7 +9621,7 @@
       <w:pPr>
         <w:pStyle w:val="Heading3"/>
       </w:pPr>
-      <w:bookmarkStart w:id="11" w:name="_Toc238982508"/>
+      <w:bookmarkStart w:id="11" w:name="_Toc238986138"/>
       <w:r>
         <w:rPr>
           <w:rFonts w:ascii="Wavehaus 128 Bold" w:eastAsia="Wavehaus 128 Bold" w:hAnsi="Wavehaus 128 Bold" w:cs="Wavehaus 128 Bold"/>
@@ -10162,31 +10162,59 @@
                 <w:rFonts w:ascii="Consolas" w:eastAsia="Consolas" w:hAnsi="Consolas" w:cs="Consolas"/>
                 <w:sz w:val="20"/>
               </w:rPr>
+              <w:t>desktop/ci/</w:t>
+            </w:r>
+          </w:p>
+        </w:tc>
+        <w:tc>
+          <w:tcPr>
+            <w:tcW w:w="4513" w:type="dxa"/>
+          </w:tcPr>
+          <w:p>
+            <w:pPr>
+              <w:spacing w:before="20" w:after="20" w:line="252" w:lineRule="auto"/>
+            </w:pPr>
+            <w:r>
+              <w:rPr>
+                <w:rFonts w:ascii="Consolas" w:eastAsia="Consolas" w:hAnsi="Consolas" w:cs="Consolas"/>
+                <w:sz w:val="20"/>
+              </w:rPr>
+              <w:t>desktop-release.yml</w:t>
+            </w:r>
+            <w:r>
+              <w:rPr>
+                <w:rFonts w:ascii="Wavehaus 42 Light" w:eastAsia="Wavehaus 42 Light" w:hAnsi="Wavehaus 42 Light" w:cs="Wavehaus 42 Light"/>
+                <w:sz w:val="20"/>
+              </w:rPr>
+              <w:t xml:space="preserve">, which builds the Windows, macOS and Linux packages on their own runners - the only place the last two can be built at all. Parked here rather than in </w:t>
+            </w:r>
+            <w:r>
+              <w:rPr>
+                <w:rFonts w:ascii="Consolas" w:eastAsia="Consolas" w:hAnsi="Consolas" w:cs="Consolas"/>
+                <w:sz w:val="20"/>
+              </w:rPr>
               <w:t>.github/workflows/</w:t>
             </w:r>
-          </w:p>
-        </w:tc>
-        <w:tc>
-          <w:tcPr>
-            <w:tcW w:w="4513" w:type="dxa"/>
-          </w:tcPr>
-          <w:p>
-            <w:pPr>
-              <w:spacing w:before="20" w:after="20" w:line="252" w:lineRule="auto"/>
-            </w:pPr>
+            <w:r>
+              <w:rPr>
+                <w:rFonts w:ascii="Wavehaus 42 Light" w:eastAsia="Wavehaus 42 Light" w:hAnsi="Wavehaus 42 Light" w:cs="Wavehaus 42 Light"/>
+                <w:sz w:val="20"/>
+              </w:rPr>
+              <w:t xml:space="preserve">; </w:t>
+            </w:r>
             <w:r>
               <w:rPr>
                 <w:rFonts w:ascii="Consolas" w:eastAsia="Consolas" w:hAnsi="Consolas" w:cs="Consolas"/>
                 <w:sz w:val="20"/>
               </w:rPr>
-              <w:t>desktop-release.yml</w:t>
-            </w:r>
-            <w:r>
-              <w:rPr>
-                <w:rFonts w:ascii="Wavehaus 42 Light" w:eastAsia="Wavehaus 42 Light" w:hAnsi="Wavehaus 42 Light" w:cs="Wavehaus 42 Light"/>
-                <w:sz w:val="20"/>
-              </w:rPr>
-              <w:t>, which builds the Windows, macOS and Linux packages on their own runners - the only place the last two can be built at all</w:t>
+              <w:t>ci/README.md</w:t>
+            </w:r>
+            <w:r>
+              <w:rPr>
+                <w:rFonts w:ascii="Wavehaus 42 Light" w:eastAsia="Wavehaus 42 Light" w:hAnsi="Wavehaus 42 Light" w:cs="Wavehaus 42 Light"/>
+                <w:sz w:val="20"/>
+              </w:rPr>
+              <w:t xml:space="preserve"> says why and how to activate it</w:t>
             </w:r>
           </w:p>
         </w:tc>
@@ -10245,7 +10273,7 @@
       <w:pPr>
         <w:pStyle w:val="Heading2"/>
       </w:pPr>
-      <w:bookmarkStart w:id="12" w:name="_Toc238982509"/>
+      <w:bookmarkStart w:id="12" w:name="_Toc238986139"/>
       <w:r>
         <w:rPr>
           <w:rFonts w:eastAsia="Wavehaus 128 Bold" w:cs="Wavehaus 128 Bold"/>
@@ -10259,7 +10287,7 @@
       <w:pPr>
         <w:pStyle w:val="Heading3"/>
       </w:pPr>
-      <w:bookmarkStart w:id="13" w:name="_Toc238982510"/>
+      <w:bookmarkStart w:id="13" w:name="_Toc238986140"/>
       <w:r>
         <w:rPr>
           <w:rFonts w:ascii="Wavehaus 128 Bold" w:eastAsia="Wavehaus 128 Bold" w:hAnsi="Wavehaus 128 Bold" w:cs="Wavehaus 128 Bold"/>
@@ -10714,7 +10742,7 @@
       <w:pPr>
         <w:pStyle w:val="Heading3"/>
       </w:pPr>
-      <w:bookmarkStart w:id="14" w:name="_Toc238982511"/>
+      <w:bookmarkStart w:id="14" w:name="_Toc238986141"/>
       <w:r>
         <w:rPr>
           <w:rFonts w:ascii="Wavehaus 128 Bold" w:eastAsia="Wavehaus 128 Bold" w:hAnsi="Wavehaus 128 Bold" w:cs="Wavehaus 128 Bold"/>
@@ -10864,7 +10892,7 @@
       <w:pPr>
         <w:pStyle w:val="Heading3"/>
       </w:pPr>
-      <w:bookmarkStart w:id="15" w:name="_Toc238982512"/>
+      <w:bookmarkStart w:id="15" w:name="_Toc238986142"/>
       <w:r>
         <w:rPr>
           <w:rFonts w:ascii="Wavehaus 128 Bold" w:eastAsia="Wavehaus 128 Bold" w:hAnsi="Wavehaus 128 Bold" w:cs="Wavehaus 128 Bold"/>
@@ -11409,7 +11437,7 @@
       <w:pPr>
         <w:pStyle w:val="Heading3"/>
       </w:pPr>
-      <w:bookmarkStart w:id="16" w:name="_Toc238982513"/>
+      <w:bookmarkStart w:id="16" w:name="_Toc238986143"/>
       <w:r>
         <w:rPr>
           <w:rFonts w:ascii="Wavehaus 128 Bold" w:eastAsia="Wavehaus 128 Bold" w:hAnsi="Wavehaus 128 Bold" w:cs="Wavehaus 128 Bold"/>
@@ -11716,7 +11744,7 @@
       <w:pPr>
         <w:pStyle w:val="Heading3"/>
       </w:pPr>
-      <w:bookmarkStart w:id="17" w:name="_Toc238982514"/>
+      <w:bookmarkStart w:id="17" w:name="_Toc238986144"/>
       <w:r>
         <w:rPr>
           <w:rFonts w:ascii="Wavehaus 128 Bold" w:eastAsia="Wavehaus 128 Bold" w:hAnsi="Wavehaus 128 Bold" w:cs="Wavehaus 128 Bold"/>
@@ -11851,7 +11879,7 @@
       <w:pPr>
         <w:pStyle w:val="Heading2"/>
       </w:pPr>
-      <w:bookmarkStart w:id="18" w:name="_Toc238982515"/>
+      <w:bookmarkStart w:id="18" w:name="_Toc238986145"/>
       <w:r>
         <w:rPr>
           <w:rFonts w:eastAsia="Wavehaus 128 Bold" w:cs="Wavehaus 128 Bold"/>
@@ -11865,7 +11893,7 @@
       <w:pPr>
         <w:pStyle w:val="Heading3"/>
       </w:pPr>
-      <w:bookmarkStart w:id="19" w:name="_Toc238982516"/>
+      <w:bookmarkStart w:id="19" w:name="_Toc238986146"/>
       <w:r>
         <w:rPr>
           <w:rFonts w:ascii="Wavehaus 128 Bold" w:eastAsia="Wavehaus 128 Bold" w:hAnsi="Wavehaus 128 Bold" w:cs="Wavehaus 128 Bold"/>
@@ -12045,7 +12073,7 @@
       <w:pPr>
         <w:pStyle w:val="Heading3"/>
       </w:pPr>
-      <w:bookmarkStart w:id="20" w:name="_Toc238982517"/>
+      <w:bookmarkStart w:id="20" w:name="_Toc238986147"/>
       <w:r>
         <w:rPr>
           <w:rFonts w:ascii="Wavehaus 128 Bold" w:eastAsia="Wavehaus 128 Bold" w:hAnsi="Wavehaus 128 Bold" w:cs="Wavehaus 128 Bold"/>
@@ -12792,7 +12820,7 @@
       <w:pPr>
         <w:pStyle w:val="Heading3"/>
       </w:pPr>
-      <w:bookmarkStart w:id="21" w:name="_Toc238982518"/>
+      <w:bookmarkStart w:id="21" w:name="_Toc238986148"/>
       <w:r>
         <w:rPr>
           <w:rFonts w:ascii="Wavehaus 128 Bold" w:eastAsia="Wavehaus 128 Bold" w:hAnsi="Wavehaus 128 Bold" w:cs="Wavehaus 128 Bold"/>
@@ -12934,7 +12962,7 @@
       <w:pPr>
         <w:pStyle w:val="Heading3"/>
       </w:pPr>
-      <w:bookmarkStart w:id="22" w:name="_Toc238982519"/>
+      <w:bookmarkStart w:id="22" w:name="_Toc238986149"/>
       <w:r>
         <w:rPr>
           <w:rFonts w:ascii="Wavehaus 128 Bold" w:eastAsia="Wavehaus 128 Bold" w:hAnsi="Wavehaus 128 Bold" w:cs="Wavehaus 128 Bold"/>
@@ -12999,7 +13027,7 @@
       <w:pPr>
         <w:pStyle w:val="Heading3"/>
       </w:pPr>
-      <w:bookmarkStart w:id="23" w:name="_Toc238982520"/>
+      <w:bookmarkStart w:id="23" w:name="_Toc238986150"/>
       <w:r>
         <w:rPr>
           <w:rFonts w:ascii="Wavehaus 128 Bold" w:eastAsia="Wavehaus 128 Bold" w:hAnsi="Wavehaus 128 Bold" w:cs="Wavehaus 128 Bold"/>
@@ -13317,7 +13345,7 @@
       <w:pPr>
         <w:pStyle w:val="Heading2"/>
       </w:pPr>
-      <w:bookmarkStart w:id="24" w:name="_Toc238982521"/>
+      <w:bookmarkStart w:id="24" w:name="_Toc238986151"/>
       <w:r>
         <w:rPr>
           <w:rFonts w:eastAsia="Wavehaus 128 Bold" w:cs="Wavehaus 128 Bold"/>
@@ -13357,7 +13385,7 @@
       <w:pPr>
         <w:pStyle w:val="Heading3"/>
       </w:pPr>
-      <w:bookmarkStart w:id="25" w:name="_Toc238982522"/>
+      <w:bookmarkStart w:id="25" w:name="_Toc238986152"/>
       <w:r>
         <w:rPr>
           <w:rFonts w:ascii="Wavehaus 128 Bold" w:eastAsia="Wavehaus 128 Bold" w:hAnsi="Wavehaus 128 Bold" w:cs="Wavehaus 128 Bold"/>
@@ -14063,7 +14091,7 @@
       <w:pPr>
         <w:pStyle w:val="Heading3"/>
       </w:pPr>
-      <w:bookmarkStart w:id="26" w:name="_Toc238982523"/>
+      <w:bookmarkStart w:id="26" w:name="_Toc238986153"/>
       <w:r>
         <w:rPr>
           <w:rFonts w:ascii="Wavehaus 128 Bold" w:eastAsia="Wavehaus 128 Bold" w:hAnsi="Wavehaus 128 Bold" w:cs="Wavehaus 128 Bold"/>
@@ -14675,7 +14703,7 @@
       <w:pPr>
         <w:pStyle w:val="Heading3"/>
       </w:pPr>
-      <w:bookmarkStart w:id="27" w:name="_Toc238982524"/>
+      <w:bookmarkStart w:id="27" w:name="_Toc238986154"/>
       <w:r>
         <w:rPr>
           <w:rFonts w:ascii="Wavehaus 128 Bold" w:eastAsia="Wavehaus 128 Bold" w:hAnsi="Wavehaus 128 Bold" w:cs="Wavehaus 128 Bold"/>
@@ -15610,7 +15638,7 @@
       <w:pPr>
         <w:pStyle w:val="Heading3"/>
       </w:pPr>
-      <w:bookmarkStart w:id="28" w:name="_Toc238982525"/>
+      <w:bookmarkStart w:id="28" w:name="_Toc238986155"/>
       <w:r>
         <w:rPr>
           <w:rFonts w:ascii="Wavehaus 128 Bold" w:eastAsia="Wavehaus 128 Bold" w:hAnsi="Wavehaus 128 Bold" w:cs="Wavehaus 128 Bold"/>
@@ -16035,7 +16063,7 @@
       <w:pPr>
         <w:pStyle w:val="Heading2"/>
       </w:pPr>
-      <w:bookmarkStart w:id="29" w:name="_Toc238982526"/>
+      <w:bookmarkStart w:id="29" w:name="_Toc238986156"/>
       <w:r>
         <w:rPr>
           <w:rFonts w:eastAsia="Wavehaus 128 Bold" w:cs="Wavehaus 128 Bold"/>
@@ -16049,7 +16077,7 @@
       <w:pPr>
         <w:pStyle w:val="Heading3"/>
       </w:pPr>
-      <w:bookmarkStart w:id="30" w:name="_Toc238982527"/>
+      <w:bookmarkStart w:id="30" w:name="_Toc238986157"/>
       <w:r>
         <w:rPr>
           <w:rFonts w:ascii="Wavehaus 128 Bold" w:eastAsia="Wavehaus 128 Bold" w:hAnsi="Wavehaus 128 Bold" w:cs="Wavehaus 128 Bold"/>
@@ -16415,7 +16443,7 @@
       <w:pPr>
         <w:pStyle w:val="Heading3"/>
       </w:pPr>
-      <w:bookmarkStart w:id="31" w:name="_Toc238982528"/>
+      <w:bookmarkStart w:id="31" w:name="_Toc238986158"/>
       <w:r>
         <w:rPr>
           <w:rFonts w:ascii="Wavehaus 128 Bold" w:eastAsia="Wavehaus 128 Bold" w:hAnsi="Wavehaus 128 Bold" w:cs="Wavehaus 128 Bold"/>
@@ -16518,7 +16546,7 @@
       <w:pPr>
         <w:pStyle w:val="Heading3"/>
       </w:pPr>
-      <w:bookmarkStart w:id="32" w:name="_Toc238982529"/>
+      <w:bookmarkStart w:id="32" w:name="_Toc238986159"/>
       <w:r>
         <w:rPr>
           <w:rFonts w:ascii="Wavehaus 128 Bold" w:eastAsia="Wavehaus 128 Bold" w:hAnsi="Wavehaus 128 Bold" w:cs="Wavehaus 128 Bold"/>
@@ -16590,7 +16618,7 @@
       <w:pPr>
         <w:pStyle w:val="Heading2"/>
       </w:pPr>
-      <w:bookmarkStart w:id="33" w:name="_Toc238982530"/>
+      <w:bookmarkStart w:id="33" w:name="_Toc238986160"/>
       <w:r>
         <w:rPr>
           <w:rFonts w:eastAsia="Wavehaus 128 Bold" w:cs="Wavehaus 128 Bold"/>
@@ -16672,7 +16700,7 @@
       <w:pPr>
         <w:pStyle w:val="Heading3"/>
       </w:pPr>
-      <w:bookmarkStart w:id="34" w:name="_Toc238982531"/>
+      <w:bookmarkStart w:id="34" w:name="_Toc238986161"/>
       <w:r>
         <w:rPr>
           <w:rFonts w:ascii="Wavehaus 128 Bold" w:eastAsia="Wavehaus 128 Bold" w:hAnsi="Wavehaus 128 Bold" w:cs="Wavehaus 128 Bold"/>
@@ -17131,7 +17159,7 @@
       <w:pPr>
         <w:pStyle w:val="Heading3"/>
       </w:pPr>
-      <w:bookmarkStart w:id="35" w:name="_Toc238982532"/>
+      <w:bookmarkStart w:id="35" w:name="_Toc238986162"/>
       <w:r>
         <w:rPr>
           <w:rFonts w:ascii="Wavehaus 128 Bold" w:eastAsia="Wavehaus 128 Bold" w:hAnsi="Wavehaus 128 Bold" w:cs="Wavehaus 128 Bold"/>
@@ -18173,7 +18201,7 @@
       <w:pPr>
         <w:pStyle w:val="Heading3"/>
       </w:pPr>
-      <w:bookmarkStart w:id="36" w:name="_Toc238982533"/>
+      <w:bookmarkStart w:id="36" w:name="_Toc238986163"/>
       <w:r>
         <w:rPr>
           <w:rFonts w:ascii="Wavehaus 128 Bold" w:eastAsia="Wavehaus 128 Bold" w:hAnsi="Wavehaus 128 Bold" w:cs="Wavehaus 128 Bold"/>
@@ -18526,7 +18554,7 @@
       <w:pPr>
         <w:pStyle w:val="Heading3"/>
       </w:pPr>
-      <w:bookmarkStart w:id="37" w:name="_Toc238982534"/>
+      <w:bookmarkStart w:id="37" w:name="_Toc238986164"/>
       <w:r>
         <w:rPr>
           <w:rFonts w:ascii="Wavehaus 128 Bold" w:eastAsia="Wavehaus 128 Bold" w:hAnsi="Wavehaus 128 Bold" w:cs="Wavehaus 128 Bold"/>
@@ -19485,7 +19513,7 @@
       <w:pPr>
         <w:pStyle w:val="Heading2"/>
       </w:pPr>
-      <w:bookmarkStart w:id="38" w:name="_Toc238982535"/>
+      <w:bookmarkStart w:id="38" w:name="_Toc238986165"/>
       <w:r>
         <w:rPr>
           <w:rFonts w:eastAsia="Wavehaus 128 Bold" w:cs="Wavehaus 128 Bold"/>
@@ -19553,7 +19581,7 @@
       <w:pPr>
         <w:pStyle w:val="Heading3"/>
       </w:pPr>
-      <w:bookmarkStart w:id="39" w:name="_Toc238982536"/>
+      <w:bookmarkStart w:id="39" w:name="_Toc238986166"/>
       <w:r>
         <w:rPr>
           <w:rFonts w:ascii="Wavehaus 128 Bold" w:eastAsia="Wavehaus 128 Bold" w:hAnsi="Wavehaus 128 Bold" w:cs="Wavehaus 128 Bold"/>
@@ -20252,7 +20280,7 @@
       <w:pPr>
         <w:pStyle w:val="Heading3"/>
       </w:pPr>
-      <w:bookmarkStart w:id="40" w:name="_Toc238982537"/>
+      <w:bookmarkStart w:id="40" w:name="_Toc238986167"/>
       <w:r>
         <w:rPr>
           <w:rFonts w:ascii="Wavehaus 128 Bold" w:eastAsia="Wavehaus 128 Bold" w:hAnsi="Wavehaus 128 Bold" w:cs="Wavehaus 128 Bold"/>
@@ -20498,7 +20526,7 @@
       <w:pPr>
         <w:pStyle w:val="Heading3"/>
       </w:pPr>
-      <w:bookmarkStart w:id="41" w:name="_Toc238982538"/>
+      <w:bookmarkStart w:id="41" w:name="_Toc238986168"/>
       <w:r>
         <w:rPr>
           <w:rFonts w:ascii="Wavehaus 128 Bold" w:eastAsia="Wavehaus 128 Bold" w:hAnsi="Wavehaus 128 Bold" w:cs="Wavehaus 128 Bold"/>
@@ -20897,7 +20925,7 @@
       <w:pPr>
         <w:pStyle w:val="Heading2"/>
       </w:pPr>
-      <w:bookmarkStart w:id="42" w:name="_Toc238982539"/>
+      <w:bookmarkStart w:id="42" w:name="_Toc238986169"/>
       <w:r>
         <w:rPr>
           <w:rFonts w:eastAsia="Wavehaus 128 Bold" w:cs="Wavehaus 128 Bold"/>
@@ -20937,7 +20965,7 @@
       <w:pPr>
         <w:pStyle w:val="Heading3"/>
       </w:pPr>
-      <w:bookmarkStart w:id="43" w:name="_Toc238982540"/>
+      <w:bookmarkStart w:id="43" w:name="_Toc238986170"/>
       <w:r>
         <w:rPr>
           <w:rFonts w:ascii="Wavehaus 128 Bold" w:eastAsia="Wavehaus 128 Bold" w:hAnsi="Wavehaus 128 Bold" w:cs="Wavehaus 128 Bold"/>
@@ -21415,7 +21443,7 @@
       <w:pPr>
         <w:pStyle w:val="Heading3"/>
       </w:pPr>
-      <w:bookmarkStart w:id="44" w:name="_Toc238982541"/>
+      <w:bookmarkStart w:id="44" w:name="_Toc238986171"/>
       <w:r>
         <w:rPr>
           <w:rFonts w:ascii="Wavehaus 128 Bold" w:eastAsia="Wavehaus 128 Bold" w:hAnsi="Wavehaus 128 Bold" w:cs="Wavehaus 128 Bold"/>
@@ -22339,7 +22367,7 @@
       <w:pPr>
         <w:pStyle w:val="Heading3"/>
       </w:pPr>
-      <w:bookmarkStart w:id="45" w:name="_Toc238982542"/>
+      <w:bookmarkStart w:id="45" w:name="_Toc238986172"/>
       <w:r>
         <w:rPr>
           <w:rFonts w:ascii="Wavehaus 128 Bold" w:eastAsia="Wavehaus 128 Bold" w:hAnsi="Wavehaus 128 Bold" w:cs="Wavehaus 128 Bold"/>
@@ -22407,7 +22435,7 @@
       <w:pPr>
         <w:pStyle w:val="Heading3"/>
       </w:pPr>
-      <w:bookmarkStart w:id="46" w:name="_Toc238982543"/>
+      <w:bookmarkStart w:id="46" w:name="_Toc238986173"/>
       <w:r>
         <w:rPr>
           <w:rFonts w:ascii="Wavehaus 128 Bold" w:eastAsia="Wavehaus 128 Bold" w:hAnsi="Wavehaus 128 Bold" w:cs="Wavehaus 128 Bold"/>
@@ -22543,7 +22571,7 @@
       <w:pPr>
         <w:pStyle w:val="Heading3"/>
       </w:pPr>
-      <w:bookmarkStart w:id="47" w:name="_Toc238982544"/>
+      <w:bookmarkStart w:id="47" w:name="_Toc238986174"/>
       <w:r>
         <w:rPr>
           <w:rFonts w:ascii="Wavehaus 128 Bold" w:eastAsia="Wavehaus 128 Bold" w:hAnsi="Wavehaus 128 Bold" w:cs="Wavehaus 128 Bold"/>
@@ -22659,7 +22687,7 @@
       <w:pPr>
         <w:pStyle w:val="Heading3"/>
       </w:pPr>
-      <w:bookmarkStart w:id="48" w:name="_Toc238982545"/>
+      <w:bookmarkStart w:id="48" w:name="_Toc238986175"/>
       <w:r>
         <w:rPr>
           <w:rFonts w:ascii="Wavehaus 128 Bold" w:eastAsia="Wavehaus 128 Bold" w:hAnsi="Wavehaus 128 Bold" w:cs="Wavehaus 128 Bold"/>
@@ -22713,7 +22741,7 @@
       <w:pPr>
         <w:pStyle w:val="Heading3"/>
       </w:pPr>
-      <w:bookmarkStart w:id="49" w:name="_Toc238982546"/>
+      <w:bookmarkStart w:id="49" w:name="_Toc238986176"/>
       <w:r>
         <w:rPr>
           <w:rFonts w:ascii="Wavehaus 128 Bold" w:eastAsia="Wavehaus 128 Bold" w:hAnsi="Wavehaus 128 Bold" w:cs="Wavehaus 128 Bold"/>
@@ -23039,7 +23067,7 @@
       <w:pPr>
         <w:pStyle w:val="Heading3"/>
       </w:pPr>
-      <w:bookmarkStart w:id="50" w:name="_Toc238982547"/>
+      <w:bookmarkStart w:id="50" w:name="_Toc238986177"/>
       <w:r>
         <w:rPr>
           <w:rFonts w:ascii="Wavehaus 128 Bold" w:eastAsia="Wavehaus 128 Bold" w:hAnsi="Wavehaus 128 Bold" w:cs="Wavehaus 128 Bold"/>
@@ -23079,7 +23107,7 @@
       <w:pPr>
         <w:pStyle w:val="Heading3"/>
       </w:pPr>
-      <w:bookmarkStart w:id="51" w:name="_Toc238982548"/>
+      <w:bookmarkStart w:id="51" w:name="_Toc238986178"/>
       <w:r>
         <w:rPr>
           <w:rFonts w:ascii="Wavehaus 128 Bold" w:eastAsia="Wavehaus 128 Bold" w:hAnsi="Wavehaus 128 Bold" w:cs="Wavehaus 128 Bold"/>
@@ -23179,7 +23207,7 @@
       <w:pPr>
         <w:pStyle w:val="Heading3"/>
       </w:pPr>
-      <w:bookmarkStart w:id="52" w:name="_Toc238982549"/>
+      <w:bookmarkStart w:id="52" w:name="_Toc238986179"/>
       <w:r>
         <w:rPr>
           <w:rFonts w:ascii="Wavehaus 128 Bold" w:eastAsia="Wavehaus 128 Bold" w:hAnsi="Wavehaus 128 Bold" w:cs="Wavehaus 128 Bold"/>
@@ -23541,7 +23569,7 @@
       <w:pPr>
         <w:pStyle w:val="Heading2"/>
       </w:pPr>
-      <w:bookmarkStart w:id="53" w:name="_Toc238982550"/>
+      <w:bookmarkStart w:id="53" w:name="_Toc238986180"/>
       <w:r>
         <w:rPr>
           <w:rFonts w:eastAsia="Wavehaus 128 Bold" w:cs="Wavehaus 128 Bold"/>
@@ -23581,7 +23609,7 @@
       <w:pPr>
         <w:pStyle w:val="Heading3"/>
       </w:pPr>
-      <w:bookmarkStart w:id="54" w:name="_Toc238982551"/>
+      <w:bookmarkStart w:id="54" w:name="_Toc238986181"/>
       <w:r>
         <w:rPr>
           <w:rFonts w:ascii="Wavehaus 128 Bold" w:eastAsia="Wavehaus 128 Bold" w:hAnsi="Wavehaus 128 Bold" w:cs="Wavehaus 128 Bold"/>
@@ -24006,7 +24034,7 @@
       <w:pPr>
         <w:pStyle w:val="Heading3"/>
       </w:pPr>
-      <w:bookmarkStart w:id="55" w:name="_Toc238982552"/>
+      <w:bookmarkStart w:id="55" w:name="_Toc238986182"/>
       <w:r>
         <w:rPr>
           <w:rFonts w:ascii="Wavehaus 128 Bold" w:eastAsia="Wavehaus 128 Bold" w:hAnsi="Wavehaus 128 Bold" w:cs="Wavehaus 128 Bold"/>
@@ -24032,7 +24060,7 @@
       <w:pPr>
         <w:pStyle w:val="Heading3"/>
       </w:pPr>
-      <w:bookmarkStart w:id="56" w:name="_Toc238982553"/>
+      <w:bookmarkStart w:id="56" w:name="_Toc238986183"/>
       <w:r>
         <w:rPr>
           <w:rFonts w:ascii="Wavehaus 128 Bold" w:eastAsia="Wavehaus 128 Bold" w:hAnsi="Wavehaus 128 Bold" w:cs="Wavehaus 128 Bold"/>
@@ -24653,7 +24681,7 @@
       <w:pPr>
         <w:pStyle w:val="Heading3"/>
       </w:pPr>
-      <w:bookmarkStart w:id="57" w:name="_Toc238982554"/>
+      <w:bookmarkStart w:id="57" w:name="_Toc238986184"/>
       <w:r>
         <w:rPr>
           <w:rFonts w:ascii="Wavehaus 128 Bold" w:eastAsia="Wavehaus 128 Bold" w:hAnsi="Wavehaus 128 Bold" w:cs="Wavehaus 128 Bold"/>
@@ -24928,7 +24956,7 @@
       <w:pPr>
         <w:pStyle w:val="Heading3"/>
       </w:pPr>
-      <w:bookmarkStart w:id="58" w:name="_Toc238982555"/>
+      <w:bookmarkStart w:id="58" w:name="_Toc238986185"/>
       <w:r>
         <w:rPr>
           <w:rFonts w:ascii="Wavehaus 128 Bold" w:eastAsia="Wavehaus 128 Bold" w:hAnsi="Wavehaus 128 Bold" w:cs="Wavehaus 128 Bold"/>
@@ -25159,7 +25187,7 @@
       <w:pPr>
         <w:pStyle w:val="Heading3"/>
       </w:pPr>
-      <w:bookmarkStart w:id="59" w:name="_Toc238982556"/>
+      <w:bookmarkStart w:id="59" w:name="_Toc238986186"/>
       <w:r>
         <w:rPr>
           <w:rFonts w:ascii="Wavehaus 128 Bold" w:eastAsia="Wavehaus 128 Bold" w:hAnsi="Wavehaus 128 Bold" w:cs="Wavehaus 128 Bold"/>
@@ -25331,7 +25359,7 @@
       <w:pPr>
         <w:pStyle w:val="Heading2"/>
       </w:pPr>
-      <w:bookmarkStart w:id="60" w:name="_Toc238982557"/>
+      <w:bookmarkStart w:id="60" w:name="_Toc238986187"/>
       <w:r>
         <w:rPr>
           <w:rFonts w:eastAsia="Wavehaus 128 Bold" w:cs="Wavehaus 128 Bold"/>
@@ -25357,7 +25385,7 @@
       <w:pPr>
         <w:pStyle w:val="Heading3"/>
       </w:pPr>
-      <w:bookmarkStart w:id="61" w:name="_Toc238982558"/>
+      <w:bookmarkStart w:id="61" w:name="_Toc238986188"/>
       <w:r>
         <w:rPr>
           <w:rFonts w:ascii="Wavehaus 128 Bold" w:eastAsia="Wavehaus 128 Bold" w:hAnsi="Wavehaus 128 Bold" w:cs="Wavehaus 128 Bold"/>
@@ -25464,7 +25492,7 @@
       <w:pPr>
         <w:pStyle w:val="Heading3"/>
       </w:pPr>
-      <w:bookmarkStart w:id="62" w:name="_Toc238982559"/>
+      <w:bookmarkStart w:id="62" w:name="_Toc238986189"/>
       <w:r>
         <w:rPr>
           <w:rFonts w:ascii="Wavehaus 128 Bold" w:eastAsia="Wavehaus 128 Bold" w:hAnsi="Wavehaus 128 Bold" w:cs="Wavehaus 128 Bold"/>
@@ -25518,7 +25546,7 @@
       <w:pPr>
         <w:pStyle w:val="Heading3"/>
       </w:pPr>
-      <w:bookmarkStart w:id="63" w:name="_Toc238982560"/>
+      <w:bookmarkStart w:id="63" w:name="_Toc238986190"/>
       <w:r>
         <w:rPr>
           <w:rFonts w:ascii="Wavehaus 128 Bold" w:eastAsia="Wavehaus 128 Bold" w:hAnsi="Wavehaus 128 Bold" w:cs="Wavehaus 128 Bold"/>
@@ -25729,7 +25757,7 @@
       <w:pPr>
         <w:pStyle w:val="Heading2"/>
       </w:pPr>
-      <w:bookmarkStart w:id="64" w:name="_Toc238982561"/>
+      <w:bookmarkStart w:id="64" w:name="_Toc238986191"/>
       <w:r>
         <w:rPr>
           <w:rFonts w:eastAsia="Wavehaus 128 Bold" w:cs="Wavehaus 128 Bold"/>
@@ -25755,7 +25783,7 @@
       <w:pPr>
         <w:pStyle w:val="Heading3"/>
       </w:pPr>
-      <w:bookmarkStart w:id="65" w:name="_Toc238982562"/>
+      <w:bookmarkStart w:id="65" w:name="_Toc238986192"/>
       <w:r>
         <w:rPr>
           <w:rFonts w:ascii="Wavehaus 128 Bold" w:eastAsia="Wavehaus 128 Bold" w:hAnsi="Wavehaus 128 Bold" w:cs="Wavehaus 128 Bold"/>
@@ -25879,7 +25907,7 @@
       <w:pPr>
         <w:pStyle w:val="Heading3"/>
       </w:pPr>
-      <w:bookmarkStart w:id="66" w:name="_Toc238982563"/>
+      <w:bookmarkStart w:id="66" w:name="_Toc238986193"/>
       <w:r>
         <w:rPr>
           <w:rFonts w:ascii="Wavehaus 128 Bold" w:eastAsia="Wavehaus 128 Bold" w:hAnsi="Wavehaus 128 Bold" w:cs="Wavehaus 128 Bold"/>
@@ -26100,7 +26128,7 @@
       <w:pPr>
         <w:pStyle w:val="Heading3"/>
       </w:pPr>
-      <w:bookmarkStart w:id="67" w:name="_Toc238982564"/>
+      <w:bookmarkStart w:id="67" w:name="_Toc238986194"/>
       <w:r>
         <w:rPr>
           <w:rFonts w:ascii="Wavehaus 128 Bold" w:eastAsia="Wavehaus 128 Bold" w:hAnsi="Wavehaus 128 Bold" w:cs="Wavehaus 128 Bold"/>
@@ -26532,7 +26560,7 @@
       <w:pPr>
         <w:pStyle w:val="Heading3"/>
       </w:pPr>
-      <w:bookmarkStart w:id="68" w:name="_Toc238982565"/>
+      <w:bookmarkStart w:id="68" w:name="_Toc238986195"/>
       <w:r>
         <w:rPr>
           <w:rFonts w:ascii="Wavehaus 128 Bold" w:eastAsia="Wavehaus 128 Bold" w:hAnsi="Wavehaus 128 Bold" w:cs="Wavehaus 128 Bold"/>
@@ -26700,7 +26728,7 @@
           <w:rFonts w:ascii="Consolas" w:eastAsia="Consolas" w:hAnsi="Consolas" w:cs="Consolas"/>
           <w:sz w:val="20"/>
         </w:rPr>
-        <w:t>.github/workflows/desktop-release.yml</w:t>
+        <w:t>desktop/ci/desktop-release.yml</w:t>
       </w:r>
       <w:r>
         <w:rPr>
@@ -26768,9 +26796,91 @@
     </w:p>
     <w:p>
       <w:pPr>
+        <w:spacing w:line="360" w:lineRule="auto"/>
+      </w:pPr>
+      <w:r>
+        <w:rPr>
+          <w:rFonts w:ascii="Wavehaus 42 Light" w:eastAsia="Wavehaus 42 Light" w:hAnsi="Wavehaus 42 Light" w:cs="Wavehaus 42 Light"/>
+          <w:sz w:val="24"/>
+        </w:rPr>
+        <w:t xml:space="preserve">The workflow currently sits in </w:t>
+      </w:r>
+      <w:r>
+        <w:rPr>
+          <w:rFonts w:ascii="Consolas" w:eastAsia="Consolas" w:hAnsi="Consolas" w:cs="Consolas"/>
+          <w:sz w:val="20"/>
+        </w:rPr>
+        <w:t>desktop/ci/</w:t>
+      </w:r>
+      <w:r>
+        <w:rPr>
+          <w:rFonts w:ascii="Wavehaus 42 Light" w:eastAsia="Wavehaus 42 Light" w:hAnsi="Wavehaus 42 Light" w:cs="Wavehaus 42 Light"/>
+          <w:sz w:val="24"/>
+        </w:rPr>
+        <w:t xml:space="preserve"> rather than </w:t>
+      </w:r>
+      <w:r>
+        <w:rPr>
+          <w:rFonts w:ascii="Consolas" w:eastAsia="Consolas" w:hAnsi="Consolas" w:cs="Consolas"/>
+          <w:sz w:val="20"/>
+        </w:rPr>
+        <w:t>.github/workflows/</w:t>
+      </w:r>
+      <w:r>
+        <w:rPr>
+          <w:rFonts w:ascii="Wavehaus 42 Light" w:eastAsia="Wavehaus 42 Light" w:hAnsi="Wavehaus 42 Light" w:cs="Wavehaus 42 Light"/>
+          <w:sz w:val="24"/>
+        </w:rPr>
+        <w:t xml:space="preserve">, so it is committed but not yet live. GitHub refuses a push from an OAuth app that creates or updates anything under </w:t>
+      </w:r>
+      <w:r>
+        <w:rPr>
+          <w:rFonts w:ascii="Consolas" w:eastAsia="Consolas" w:hAnsi="Consolas" w:cs="Consolas"/>
+          <w:sz w:val="20"/>
+        </w:rPr>
+        <w:t>.github/workflows/</w:t>
+      </w:r>
+      <w:r>
+        <w:rPr>
+          <w:rFonts w:ascii="Wavehaus 42 Light" w:eastAsia="Wavehaus 42 Light" w:hAnsi="Wavehaus 42 Light" w:cs="Wavehaus 42 Light"/>
+          <w:sz w:val="24"/>
+        </w:rPr>
+        <w:t xml:space="preserve"> unless the token carries the </w:t>
+      </w:r>
+      <w:r>
+        <w:rPr>
+          <w:rFonts w:ascii="Consolas" w:eastAsia="Consolas" w:hAnsi="Consolas" w:cs="Consolas"/>
+          <w:sz w:val="20"/>
+        </w:rPr>
+        <w:t>workflow</w:t>
+      </w:r>
+      <w:r>
+        <w:rPr>
+          <w:rFonts w:ascii="Wavehaus 42 Light" w:eastAsia="Wavehaus 42 Light" w:hAnsi="Wavehaus 42 Light" w:cs="Wavehaus 42 Light"/>
+          <w:sz w:val="24"/>
+        </w:rPr>
+        <w:t xml:space="preserve"> scope, and the token this repository pushes with does not. </w:t>
+      </w:r>
+      <w:r>
+        <w:rPr>
+          <w:rFonts w:ascii="Consolas" w:eastAsia="Consolas" w:hAnsi="Consolas" w:cs="Consolas"/>
+          <w:sz w:val="20"/>
+        </w:rPr>
+        <w:t>desktop/ci/README.md</w:t>
+      </w:r>
+      <w:r>
+        <w:rPr>
+          <w:rFonts w:ascii="Wavehaus 42 Light" w:eastAsia="Wavehaus 42 Light" w:hAnsi="Wavehaus 42 Light" w:cs="Wavehaus 42 Light"/>
+          <w:sz w:val="24"/>
+        </w:rPr>
+        <w:t xml:space="preserve"> carries the two commands that put it in place - one to grant the scope, one to move the file.</w:t>
+      </w:r>
+    </w:p>
+    <w:p>
+      <w:pPr>
         <w:pStyle w:val="Heading3"/>
       </w:pPr>
-      <w:bookmarkStart w:id="69" w:name="_Toc238982566"/>
+      <w:bookmarkStart w:id="69" w:name="_Toc238986196"/>
       <w:r>
         <w:rPr>
           <w:rFonts w:ascii="Wavehaus 128 Bold" w:eastAsia="Wavehaus 128 Bold" w:hAnsi="Wavehaus 128 Bold" w:cs="Wavehaus 128 Bold"/>
@@ -26954,7 +27064,7 @@
       <w:pPr>
         <w:pStyle w:val="Heading3"/>
       </w:pPr>
-      <w:bookmarkStart w:id="70" w:name="_Toc238982567"/>
+      <w:bookmarkStart w:id="70" w:name="_Toc238986197"/>
       <w:r>
         <w:rPr>
           <w:rFonts w:ascii="Wavehaus 128 Bold" w:eastAsia="Wavehaus 128 Bold" w:hAnsi="Wavehaus 128 Bold" w:cs="Wavehaus 128 Bold"/>
@@ -27440,7 +27550,7 @@
       <w:pPr>
         <w:pStyle w:val="Heading2"/>
       </w:pPr>
-      <w:bookmarkStart w:id="71" w:name="_Toc238982568"/>
+      <w:bookmarkStart w:id="71" w:name="_Toc238986198"/>
       <w:r>
         <w:rPr>
           <w:rFonts w:eastAsia="Wavehaus 128 Bold" w:cs="Wavehaus 128 Bold"/>
@@ -27527,7 +27637,7 @@
       <w:pPr>
         <w:pStyle w:val="Heading3"/>
       </w:pPr>
-      <w:bookmarkStart w:id="72" w:name="_Toc238982569"/>
+      <w:bookmarkStart w:id="72" w:name="_Toc238986199"/>
       <w:r>
         <w:rPr>
           <w:rFonts w:ascii="Wavehaus 128 Bold" w:eastAsia="Wavehaus 128 Bold" w:hAnsi="Wavehaus 128 Bold" w:cs="Wavehaus 128 Bold"/>
@@ -27963,7 +28073,7 @@
       <w:pPr>
         <w:pStyle w:val="Heading3"/>
       </w:pPr>
-      <w:bookmarkStart w:id="73" w:name="_Toc238982570"/>
+      <w:bookmarkStart w:id="73" w:name="_Toc238986200"/>
       <w:r>
         <w:rPr>
           <w:rFonts w:ascii="Wavehaus 128 Bold" w:eastAsia="Wavehaus 128 Bold" w:hAnsi="Wavehaus 128 Bold" w:cs="Wavehaus 128 Bold"/>
@@ -28085,7 +28195,7 @@
       <w:pPr>
         <w:pStyle w:val="Heading2"/>
       </w:pPr>
-      <w:bookmarkStart w:id="74" w:name="_Toc238982571"/>
+      <w:bookmarkStart w:id="74" w:name="_Toc238986201"/>
       <w:r>
         <w:rPr>
           <w:rFonts w:eastAsia="Wavehaus 128 Bold" w:cs="Wavehaus 128 Bold"/>
@@ -28099,7 +28209,7 @@
       <w:pPr>
         <w:pStyle w:val="Heading3"/>
       </w:pPr>
-      <w:bookmarkStart w:id="75" w:name="_Toc238982572"/>
+      <w:bookmarkStart w:id="75" w:name="_Toc238986202"/>
       <w:r>
         <w:rPr>
           <w:rFonts w:ascii="Wavehaus 128 Bold" w:eastAsia="Wavehaus 128 Bold" w:hAnsi="Wavehaus 128 Bold" w:cs="Wavehaus 128 Bold"/>
@@ -28312,7 +28422,7 @@
       <w:pPr>
         <w:pStyle w:val="Heading3"/>
       </w:pPr>
-      <w:bookmarkStart w:id="76" w:name="_Toc238982573"/>
+      <w:bookmarkStart w:id="76" w:name="_Toc238986203"/>
       <w:r>
         <w:rPr>
           <w:rFonts w:ascii="Wavehaus 128 Bold" w:eastAsia="Wavehaus 128 Bold" w:hAnsi="Wavehaus 128 Bold" w:cs="Wavehaus 128 Bold"/>
@@ -29184,7 +29294,7 @@
       <w:pPr>
         <w:pStyle w:val="Heading2"/>
       </w:pPr>
-      <w:bookmarkStart w:id="77" w:name="_Toc238982574"/>
+      <w:bookmarkStart w:id="77" w:name="_Toc238986204"/>
       <w:r>
         <w:rPr>
           <w:rFonts w:eastAsia="Wavehaus 128 Bold" w:cs="Wavehaus 128 Bold"/>
@@ -29210,7 +29320,7 @@
       <w:pPr>
         <w:pStyle w:val="Heading3"/>
       </w:pPr>
-      <w:bookmarkStart w:id="78" w:name="_Toc238982575"/>
+      <w:bookmarkStart w:id="78" w:name="_Toc238986205"/>
       <w:r>
         <w:rPr>
           <w:rFonts w:ascii="Wavehaus 128 Bold" w:eastAsia="Wavehaus 128 Bold" w:hAnsi="Wavehaus 128 Bold" w:cs="Wavehaus 128 Bold"/>
@@ -29603,7 +29713,7 @@
       <w:pPr>
         <w:pStyle w:val="Heading3"/>
       </w:pPr>
-      <w:bookmarkStart w:id="79" w:name="_Toc238982576"/>
+      <w:bookmarkStart w:id="79" w:name="_Toc238986206"/>
       <w:r>
         <w:rPr>
           <w:rFonts w:ascii="Wavehaus 128 Bold" w:eastAsia="Wavehaus 128 Bold" w:hAnsi="Wavehaus 128 Bold" w:cs="Wavehaus 128 Bold"/>
@@ -29751,7 +29861,7 @@
       <w:pPr>
         <w:pStyle w:val="Heading3"/>
       </w:pPr>
-      <w:bookmarkStart w:id="80" w:name="_Toc238982577"/>
+      <w:bookmarkStart w:id="80" w:name="_Toc238986207"/>
       <w:r>
         <w:rPr>
           <w:rFonts w:ascii="Wavehaus 128 Bold" w:eastAsia="Wavehaus 128 Bold" w:hAnsi="Wavehaus 128 Bold" w:cs="Wavehaus 128 Bold"/>
@@ -29969,7 +30079,7 @@
       <w:pPr>
         <w:pStyle w:val="Heading2"/>
       </w:pPr>
-      <w:bookmarkStart w:id="81" w:name="_Toc238982578"/>
+      <w:bookmarkStart w:id="81" w:name="_Toc238986208"/>
       <w:r>
         <w:rPr>
           <w:rFonts w:eastAsia="Wavehaus 128 Bold" w:cs="Wavehaus 128 Bold"/>
